--- a/tools/report_metodologi/bab_3/Metodologi_Bab3_Beban_Kesehatan.docx
+++ b/tools/report_metodologi/bab_3/Metodologi_Bab3_Beban_Kesehatan.docx
@@ -8918,434 +8918,6 @@
     </w:p>
     <w:p>
       <w:pPr>
-        <w:spacing w:before="120" w:after="40"/>
-      </w:pPr>
-      <w:r>
-        <w:rPr>
-          <w:b/>
-          <w:i/>
-          <w:color w:val="2E7D32"/>
-          <w:sz w:val="17"/>
-        </w:rPr>
-        <w:t>Tabel 3.4a: Konfigurasi Variabel Analisis Zoonosis (Sub-bab 3.4)</w:t>
-      </w:r>
-    </w:p>
-    <w:tbl>
-      <w:tblPr>
-        <w:tblStyle w:val="TableGrid"/>
-        <w:tblW w:type="auto" w:w="0"/>
-        <w:jc w:val="center"/>
-        <w:tblLayout w:type="fixed"/>
-        <w:tblLook w:firstColumn="1" w:firstRow="1" w:lastColumn="0" w:lastRow="0" w:noHBand="0" w:noVBand="1" w:val="04A0"/>
-      </w:tblPr>
-      <w:tblGrid>
-        <w:gridCol w:w="4819"/>
-        <w:gridCol w:w="4819"/>
-      </w:tblGrid>
-      <w:tr>
-        <w:tc>
-          <w:tcPr>
-            <w:tcW w:type="dxa" w:w="2551"/>
-            <w:shd w:val="clear" w:color="auto" w:fill="2E7D32"/>
-            <w:tcMar>
-              <w:top w:w="70" w:type="dxa"/>
-              <w:bottom w:w="70" w:type="dxa"/>
-              <w:left w:w="100" w:type="dxa"/>
-              <w:right w:w="100" w:type="dxa"/>
-            </w:tcMar>
-            <w:tcBorders>
-              <w:top w:val="single" w:sz="4" w:color="D0D0D0" w:space="0"/>
-              <w:left w:val="single" w:sz="4" w:color="D0D0D0" w:space="0"/>
-              <w:bottom w:val="single" w:sz="8" w:color="1B5E20" w:space="0"/>
-              <w:right w:val="single" w:sz="4" w:color="D0D0D0" w:space="0"/>
-            </w:tcBorders>
-          </w:tcPr>
-          <w:p>
-            <w:pPr>
-              <w:jc w:val="left"/>
-            </w:pPr>
-            <w:r>
-              <w:rPr>
-                <w:b/>
-                <w:i w:val="0"/>
-                <w:color w:val="FFFFFF"/>
-                <w:sz w:val="17"/>
-              </w:rPr>
-              <w:t>Komponen Analisis</w:t>
-            </w:r>
-          </w:p>
-        </w:tc>
-        <w:tc>
-          <w:tcPr>
-            <w:tcW w:type="dxa" w:w="6236"/>
-            <w:shd w:val="clear" w:color="auto" w:fill="2E7D32"/>
-            <w:tcMar>
-              <w:top w:w="70" w:type="dxa"/>
-              <w:bottom w:w="70" w:type="dxa"/>
-              <w:left w:w="100" w:type="dxa"/>
-              <w:right w:w="100" w:type="dxa"/>
-            </w:tcMar>
-            <w:tcBorders>
-              <w:top w:val="single" w:sz="4" w:color="D0D0D0" w:space="0"/>
-              <w:left w:val="single" w:sz="4" w:color="D0D0D0" w:space="0"/>
-              <w:bottom w:val="single" w:sz="8" w:color="1B5E20" w:space="0"/>
-              <w:right w:val="single" w:sz="4" w:color="D0D0D0" w:space="0"/>
-            </w:tcBorders>
-          </w:tcPr>
-          <w:p>
-            <w:pPr>
-              <w:jc w:val="left"/>
-            </w:pPr>
-            <w:r>
-              <w:rPr>
-                <w:b/>
-                <w:i w:val="0"/>
-                <w:color w:val="FFFFFF"/>
-                <w:sz w:val="17"/>
-              </w:rPr>
-              <w:t>Definisi Variabel (Sub-bab 3.4)</w:t>
-            </w:r>
-          </w:p>
-        </w:tc>
-      </w:tr>
-      <w:tr>
-        <w:tc>
-          <w:tcPr>
-            <w:tcW w:type="dxa" w:w="2551"/>
-            <w:shd w:val="clear" w:color="auto" w:fill="F5FBF5"/>
-            <w:tcMar>
-              <w:top w:w="50" w:type="dxa"/>
-              <w:bottom w:w="50" w:type="dxa"/>
-              <w:left w:w="100" w:type="dxa"/>
-              <w:right w:w="100" w:type="dxa"/>
-            </w:tcMar>
-            <w:tcBorders>
-              <w:top w:val="single" w:sz="4" w:color="D0D0D0" w:space="0"/>
-              <w:left w:val="single" w:sz="4" w:color="D0D0D0" w:space="0"/>
-              <w:bottom w:val="single" w:sz="4" w:color="D0D0D0" w:space="0"/>
-              <w:right w:val="single" w:sz="4" w:color="D0D0D0" w:space="0"/>
-            </w:tcBorders>
-          </w:tcPr>
-          <w:p>
-            <w:pPr>
-              <w:jc w:val="left"/>
-            </w:pPr>
-            <w:r>
-              <w:rPr>
-                <w:b w:val="0"/>
-                <w:i w:val="0"/>
-                <w:color w:val="222222"/>
-                <w:sz w:val="17"/>
-              </w:rPr>
-              <w:t>Kategori Wilayah Distrik</w:t>
-            </w:r>
-          </w:p>
-        </w:tc>
-        <w:tc>
-          <w:tcPr>
-            <w:tcW w:type="dxa" w:w="6236"/>
-            <w:shd w:val="clear" w:color="auto" w:fill="F5FBF5"/>
-            <w:tcMar>
-              <w:top w:w="50" w:type="dxa"/>
-              <w:bottom w:w="50" w:type="dxa"/>
-              <w:left w:w="100" w:type="dxa"/>
-              <w:right w:w="100" w:type="dxa"/>
-            </w:tcMar>
-            <w:tcBorders>
-              <w:top w:val="single" w:sz="4" w:color="D0D0D0" w:space="0"/>
-              <w:left w:val="single" w:sz="4" w:color="D0D0D0" w:space="0"/>
-              <w:bottom w:val="single" w:sz="4" w:color="D0D0D0" w:space="0"/>
-              <w:right w:val="single" w:sz="4" w:color="D0D0D0" w:space="0"/>
-            </w:tcBorders>
-          </w:tcPr>
-          <w:p>
-            <w:pPr>
-              <w:jc w:val="left"/>
-            </w:pPr>
-            <w:r>
-              <w:rPr>
-                <w:b w:val="0"/>
-                <w:i w:val="0"/>
-                <w:color w:val="222222"/>
-                <w:sz w:val="17"/>
-              </w:rPr>
-              <w:t>Label dikotomi daerah ring 1 tambang/smelter aktif vs daerah penyangga luar ring.</w:t>
-            </w:r>
-          </w:p>
-        </w:tc>
-      </w:tr>
-      <w:tr>
-        <w:tc>
-          <w:tcPr>
-            <w:tcW w:type="dxa" w:w="2551"/>
-            <w:shd w:val="clear" w:color="auto" w:fill="FFFFFF"/>
-            <w:tcMar>
-              <w:top w:w="50" w:type="dxa"/>
-              <w:bottom w:w="50" w:type="dxa"/>
-              <w:left w:w="100" w:type="dxa"/>
-              <w:right w:w="100" w:type="dxa"/>
-            </w:tcMar>
-            <w:tcBorders>
-              <w:top w:val="single" w:sz="4" w:color="D0D0D0" w:space="0"/>
-              <w:left w:val="single" w:sz="4" w:color="D0D0D0" w:space="0"/>
-              <w:bottom w:val="single" w:sz="4" w:color="D0D0D0" w:space="0"/>
-              <w:right w:val="single" w:sz="4" w:color="D0D0D0" w:space="0"/>
-            </w:tcBorders>
-          </w:tcPr>
-          <w:p>
-            <w:pPr>
-              <w:jc w:val="left"/>
-            </w:pPr>
-            <w:r>
-              <w:rPr>
-                <w:b w:val="0"/>
-                <w:i w:val="0"/>
-                <w:color w:val="222222"/>
-                <w:sz w:val="17"/>
-              </w:rPr>
-              <w:t>Total Kasus Penyakit</w:t>
-            </w:r>
-          </w:p>
-        </w:tc>
-        <w:tc>
-          <w:tcPr>
-            <w:tcW w:type="dxa" w:w="6236"/>
-            <w:shd w:val="clear" w:color="auto" w:fill="FFFFFF"/>
-            <w:tcMar>
-              <w:top w:w="50" w:type="dxa"/>
-              <w:bottom w:w="50" w:type="dxa"/>
-              <w:left w:w="100" w:type="dxa"/>
-              <w:right w:w="100" w:type="dxa"/>
-            </w:tcMar>
-            <w:tcBorders>
-              <w:top w:val="single" w:sz="4" w:color="D0D0D0" w:space="0"/>
-              <w:left w:val="single" w:sz="4" w:color="D0D0D0" w:space="0"/>
-              <w:bottom w:val="single" w:sz="4" w:color="D0D0D0" w:space="0"/>
-              <w:right w:val="single" w:sz="4" w:color="D0D0D0" w:space="0"/>
-            </w:tcBorders>
-          </w:tcPr>
-          <w:p>
-            <w:pPr>
-              <w:jc w:val="left"/>
-            </w:pPr>
-            <w:r>
-              <w:rPr>
-                <w:b w:val="0"/>
-                <w:i w:val="0"/>
-                <w:color w:val="222222"/>
-                <w:sz w:val="17"/>
-              </w:rPr>
-              <w:t>Angka infeksi yang ditransmisikan vektor, seperti Malaria, DBD, Rabies, dan Gigitan Hewan.</w:t>
-            </w:r>
-          </w:p>
-        </w:tc>
-      </w:tr>
-      <w:tr>
-        <w:tc>
-          <w:tcPr>
-            <w:tcW w:type="dxa" w:w="2551"/>
-            <w:shd w:val="clear" w:color="auto" w:fill="F5FBF5"/>
-            <w:tcMar>
-              <w:top w:w="50" w:type="dxa"/>
-              <w:bottom w:w="50" w:type="dxa"/>
-              <w:left w:w="100" w:type="dxa"/>
-              <w:right w:w="100" w:type="dxa"/>
-            </w:tcMar>
-            <w:tcBorders>
-              <w:top w:val="single" w:sz="4" w:color="D0D0D0" w:space="0"/>
-              <w:left w:val="single" w:sz="4" w:color="D0D0D0" w:space="0"/>
-              <w:bottom w:val="single" w:sz="4" w:color="D0D0D0" w:space="0"/>
-              <w:right w:val="single" w:sz="4" w:color="D0D0D0" w:space="0"/>
-            </w:tcBorders>
-          </w:tcPr>
-          <w:p>
-            <w:pPr>
-              <w:jc w:val="left"/>
-            </w:pPr>
-            <w:r>
-              <w:rPr>
-                <w:b w:val="0"/>
-                <w:i w:val="0"/>
-                <w:color w:val="222222"/>
-                <w:sz w:val="17"/>
-              </w:rPr>
-              <w:t>Model Analisis</w:t>
-            </w:r>
-          </w:p>
-        </w:tc>
-        <w:tc>
-          <w:tcPr>
-            <w:tcW w:type="dxa" w:w="6236"/>
-            <w:shd w:val="clear" w:color="auto" w:fill="F5FBF5"/>
-            <w:tcMar>
-              <w:top w:w="50" w:type="dxa"/>
-              <w:bottom w:w="50" w:type="dxa"/>
-              <w:left w:w="100" w:type="dxa"/>
-              <w:right w:w="100" w:type="dxa"/>
-            </w:tcMar>
-            <w:tcBorders>
-              <w:top w:val="single" w:sz="4" w:color="D0D0D0" w:space="0"/>
-              <w:left w:val="single" w:sz="4" w:color="D0D0D0" w:space="0"/>
-              <w:bottom w:val="single" w:sz="4" w:color="D0D0D0" w:space="0"/>
-              <w:right w:val="single" w:sz="4" w:color="D0D0D0" w:space="0"/>
-            </w:tcBorders>
-          </w:tcPr>
-          <w:p>
-            <w:pPr>
-              <w:jc w:val="left"/>
-            </w:pPr>
-            <w:r>
-              <w:rPr>
-                <w:b w:val="0"/>
-                <w:i w:val="0"/>
-                <w:color w:val="222222"/>
-                <w:sz w:val="17"/>
-              </w:rPr>
-              <w:t>Deep Dive Case Study berbasis deret waktu tingkat kabupaten/kota khusus Sulawesi Tengah.</w:t>
-            </w:r>
-          </w:p>
-        </w:tc>
-      </w:tr>
-      <w:tr>
-        <w:tc>
-          <w:tcPr>
-            <w:tcW w:type="dxa" w:w="2551"/>
-            <w:shd w:val="clear" w:color="auto" w:fill="FFFFFF"/>
-            <w:tcMar>
-              <w:top w:w="50" w:type="dxa"/>
-              <w:bottom w:w="50" w:type="dxa"/>
-              <w:left w:w="100" w:type="dxa"/>
-              <w:right w:w="100" w:type="dxa"/>
-            </w:tcMar>
-            <w:tcBorders>
-              <w:top w:val="single" w:sz="4" w:color="D0D0D0" w:space="0"/>
-              <w:left w:val="single" w:sz="4" w:color="D0D0D0" w:space="0"/>
-              <w:bottom w:val="single" w:sz="4" w:color="D0D0D0" w:space="0"/>
-              <w:right w:val="single" w:sz="4" w:color="D0D0D0" w:space="0"/>
-            </w:tcBorders>
-          </w:tcPr>
-          <w:p>
-            <w:pPr>
-              <w:jc w:val="left"/>
-            </w:pPr>
-            <w:r>
-              <w:rPr>
-                <w:b w:val="0"/>
-                <w:i w:val="0"/>
-                <w:color w:val="222222"/>
-                <w:sz w:val="17"/>
-              </w:rPr>
-              <w:t>Episentrum Ekstraktif</w:t>
-            </w:r>
-          </w:p>
-        </w:tc>
-        <w:tc>
-          <w:tcPr>
-            <w:tcW w:type="dxa" w:w="6236"/>
-            <w:shd w:val="clear" w:color="auto" w:fill="FFFFFF"/>
-            <w:tcMar>
-              <w:top w:w="50" w:type="dxa"/>
-              <w:bottom w:w="50" w:type="dxa"/>
-              <w:left w:w="100" w:type="dxa"/>
-              <w:right w:w="100" w:type="dxa"/>
-            </w:tcMar>
-            <w:tcBorders>
-              <w:top w:val="single" w:sz="4" w:color="D0D0D0" w:space="0"/>
-              <w:left w:val="single" w:sz="4" w:color="D0D0D0" w:space="0"/>
-              <w:bottom w:val="single" w:sz="4" w:color="D0D0D0" w:space="0"/>
-              <w:right w:val="single" w:sz="4" w:color="D0D0D0" w:space="0"/>
-            </w:tcBorders>
-          </w:tcPr>
-          <w:p>
-            <w:pPr>
-              <w:jc w:val="left"/>
-            </w:pPr>
-            <w:r>
-              <w:rPr>
-                <w:b w:val="0"/>
-                <w:i w:val="0"/>
-                <w:color w:val="222222"/>
-                <w:sz w:val="17"/>
-              </w:rPr>
-              <w:t>Morowali, Morowali Utara, dan Banggai.</w:t>
-            </w:r>
-          </w:p>
-        </w:tc>
-      </w:tr>
-      <w:tr>
-        <w:tc>
-          <w:tcPr>
-            <w:tcW w:type="dxa" w:w="2551"/>
-            <w:shd w:val="clear" w:color="auto" w:fill="F5FBF5"/>
-            <w:tcMar>
-              <w:top w:w="50" w:type="dxa"/>
-              <w:bottom w:w="50" w:type="dxa"/>
-              <w:left w:w="100" w:type="dxa"/>
-              <w:right w:w="100" w:type="dxa"/>
-            </w:tcMar>
-            <w:tcBorders>
-              <w:top w:val="single" w:sz="4" w:color="D0D0D0" w:space="0"/>
-              <w:left w:val="single" w:sz="4" w:color="D0D0D0" w:space="0"/>
-              <w:bottom w:val="single" w:sz="4" w:color="D0D0D0" w:space="0"/>
-              <w:right w:val="single" w:sz="4" w:color="D0D0D0" w:space="0"/>
-            </w:tcBorders>
-          </w:tcPr>
-          <w:p>
-            <w:pPr>
-              <w:jc w:val="left"/>
-            </w:pPr>
-            <w:r>
-              <w:rPr>
-                <w:b w:val="0"/>
-                <w:i w:val="0"/>
-                <w:color w:val="222222"/>
-                <w:sz w:val="17"/>
-              </w:rPr>
-              <w:t>Dataset &amp; File</w:t>
-            </w:r>
-          </w:p>
-        </w:tc>
-        <w:tc>
-          <w:tcPr>
-            <w:tcW w:type="dxa" w:w="6236"/>
-            <w:shd w:val="clear" w:color="auto" w:fill="F5FBF5"/>
-            <w:tcMar>
-              <w:top w:w="50" w:type="dxa"/>
-              <w:bottom w:w="50" w:type="dxa"/>
-              <w:left w:w="100" w:type="dxa"/>
-              <w:right w:w="100" w:type="dxa"/>
-            </w:tcMar>
-            <w:tcBorders>
-              <w:top w:val="single" w:sz="4" w:color="D0D0D0" w:space="0"/>
-              <w:left w:val="single" w:sz="4" w:color="D0D0D0" w:space="0"/>
-              <w:bottom w:val="single" w:sz="4" w:color="D0D0D0" w:space="0"/>
-              <w:right w:val="single" w:sz="4" w:color="D0D0D0" w:space="0"/>
-            </w:tcBorders>
-          </w:tcPr>
-          <w:p>
-            <w:pPr>
-              <w:jc w:val="left"/>
-            </w:pPr>
-            <w:r>
-              <w:rPr>
-                <w:b w:val="0"/>
-                <w:i w:val="0"/>
-                <w:color w:val="222222"/>
-                <w:sz w:val="17"/>
-              </w:rPr>
-              <w:t>data/processed/zoonosis_kab_kota_2015_2024.csv</w:t>
-            </w:r>
-          </w:p>
-        </w:tc>
-      </w:tr>
-    </w:tbl>
-    <w:p>
-      <w:pPr>
-        <w:spacing w:after="80"/>
-      </w:pPr>
-    </w:p>
-    <w:p>
-      <w:pPr>
         <w:spacing w:before="160" w:after="40"/>
       </w:pPr>
       <w:r>

--- a/tools/report_metodologi/bab_3/Metodologi_Bab3_Beban_Kesehatan.docx
+++ b/tools/report_metodologi/bab_3/Metodologi_Bab3_Beban_Kesehatan.docx
@@ -5648,7 +5648,7 @@
           <w:color w:val="222222"/>
           <w:sz w:val="19"/>
         </w:rPr>
-        <w:t xml:space="preserve">Kerangka penelusuran runtut waktu insiden penyakit sejalan dengan akumulasi polusi tahunan, beserta tahapan uji silang statistiknya, diilustrasikan pada </w:t>
+        <w:t xml:space="preserve">Pendekatan penelusuran runtut waktu insiden penyakit sejalan dengan akumulasi polusi tahunan diilustrasikan pada </w:t>
       </w:r>
       <w:r>
         <w:rPr>
@@ -5666,7 +5666,7 @@
           <w:color w:val="222222"/>
           <w:sz w:val="19"/>
         </w:rPr>
-        <w:t xml:space="preserve"> berikut, dengan konfigurasi variabel pengujian dirinci pada Tabel 3.3a di bawah gambar.</w:t>
+        <w:t xml:space="preserve"> berikut. Adapun untuk tahapan analisis inferensial (Uji Chi-Square), alur logikanya diringkas melalui tabel konfigurasi variabel di bawah gambar.</w:t>
       </w:r>
     </w:p>
     <w:p>
@@ -5680,7 +5680,7 @@
           <w:color w:val="2E7D32"/>
           <w:sz w:val="17"/>
         </w:rPr>
-        <w:t>Bagan Alur 3.3: Alur Logika Metodologis Time-Series Line Chart &amp; Crosstabulation Beban Kesehatan</w:t>
+        <w:t>Bagan Alur 3.3: Alur Logika Analisis Time-Series Beban Kesehatan</w:t>
       </w:r>
     </w:p>
     <w:p>
@@ -5690,7 +5690,7 @@
       <w:r>
         <w:drawing>
           <wp:inline xmlns:a="http://schemas.openxmlformats.org/drawingml/2006/main" xmlns:pic="http://schemas.openxmlformats.org/drawingml/2006/picture">
-            <wp:extent cx="5400000" cy="1415231"/>
+            <wp:extent cx="5400000" cy="1516927"/>
             <wp:docPr id="3" name="Picture 3"/>
             <wp:cNvGraphicFramePr>
               <a:graphicFrameLocks noChangeAspect="1"/>
@@ -5711,7 +5711,7 @@
                   <pic:spPr>
                     <a:xfrm>
                       <a:off x="0" y="0"/>
-                      <a:ext cx="5400000" cy="1415231"/>
+                      <a:ext cx="5400000" cy="1516927"/>
                     </a:xfrm>
                     <a:prstGeom prst="rect"/>
                   </pic:spPr>
@@ -11619,6 +11619,3606 @@
         <w:t>Pola ini memberikan sinyal bahwa perubahan ekologis di sekitar kawasan industri perlu dibaca sampai level tapak, karena data agregat provinsi dapat mengaburkan lonjakan penyakit pada kabupaten episentrum ekstraktif.</w:t>
       </w:r>
     </w:p>
+    <w:p>
+      <w:pPr>
+        <w:spacing w:before="240" w:after="80"/>
+        <w:pBdr>
+          <w:bottom w:val="single" w:sz="6" w:space="2" w:color="2E7D32"/>
+        </w:pBdr>
+      </w:pPr>
+      <w:r>
+        <w:rPr>
+          <w:b/>
+          <w:i w:val="0"/>
+          <w:color w:val="2E7D32"/>
+          <w:sz w:val="22"/>
+        </w:rPr>
+        <w:t>3.5 PEMETAAN GEOSPASIAL: DISTRIBUSI SPASIAL BEBAN PENYAKIT</w:t>
+      </w:r>
+    </w:p>
+    <w:p>
+      <w:pPr>
+        <w:spacing w:before="120" w:after="120"/>
+        <w:ind w:left="200"/>
+        <w:pBdr>
+          <w:left w:val="single" w:sz="16" w:space="6" w:color="2E7D32"/>
+        </w:pBdr>
+        <w:shd w:val="clear" w:color="auto" w:fill="F1F8E9"/>
+      </w:pPr>
+      <w:r>
+        <w:rPr>
+          <w:b/>
+          <w:i w:val="0"/>
+          <w:color w:val="1B5E20"/>
+          <w:sz w:val="17"/>
+        </w:rPr>
+        <w:t xml:space="preserve">SUMBER DATA RESMI &amp; DESKRIPSI VISUALISASI: </w:t>
+      </w:r>
+      <w:r>
+        <w:rPr>
+          <w:b w:val="0"/>
+          <w:i/>
+          <w:color w:val="333333"/>
+          <w:sz w:val="17"/>
+        </w:rPr>
+        <w:t>Data Spasial: data/raw/indonesia-prov.geojson; Data Penyakit: data/processed/sulawesi_kesehatan_detail_2014_2024.csv. Visualisasi dashboard menggunakan Choropleth &amp; Bubble Map (GeoJSON/Folium) untuk membandingkan beban ISPA dan Diare antara 2015 dan 2024.</w:t>
+      </w:r>
+    </w:p>
+    <w:p>
+      <w:pPr>
+        <w:spacing w:before="160" w:after="40"/>
+      </w:pPr>
+      <w:r>
+        <w:rPr>
+          <w:b/>
+          <w:i w:val="0"/>
+          <w:color w:val="2E7D32"/>
+          <w:sz w:val="19"/>
+        </w:rPr>
+        <w:t>A. Pengantar &amp; Kerangka Narasi</w:t>
+      </w:r>
+    </w:p>
+    <w:p>
+      <w:pPr>
+        <w:spacing w:after="100"/>
+        <w:jc w:val="both"/>
+      </w:pPr>
+      <w:r>
+        <w:rPr>
+          <w:b w:val="0"/>
+          <w:i w:val="0"/>
+          <w:color w:val="222222"/>
+          <w:sz w:val="19"/>
+        </w:rPr>
+        <w:t xml:space="preserve">Peta interaktif pada dashboard memproyeksikan secara spasial perbandingan absolut beban kesehatan (ISPA dan Diare) antara Awal Ekstraksi (2015) dan Kondisi Terkini (2024). </w:t>
+      </w:r>
+      <w:r>
+        <w:rPr>
+          <w:b w:val="0"/>
+          <w:i w:val="0"/>
+          <w:color w:val="222222"/>
+          <w:sz w:val="19"/>
+        </w:rPr>
+        <w:t>Sesuai framework Before-After Analysis, sub-bab ini membaca bagaimana distribusi beban penyakit berkembang seiring perluasan kawasan industri.</w:t>
+      </w:r>
+    </w:p>
+    <w:p>
+      <w:pPr>
+        <w:spacing w:before="160" w:after="40"/>
+      </w:pPr>
+      <w:r>
+        <w:rPr>
+          <w:b/>
+          <w:i w:val="0"/>
+          <w:color w:val="2E7D32"/>
+          <w:sz w:val="19"/>
+        </w:rPr>
+        <w:t>B. Alur Logika Metodologis Choropleth &amp; Bubble Map</w:t>
+      </w:r>
+    </w:p>
+    <w:p>
+      <w:pPr>
+        <w:spacing w:after="100"/>
+        <w:jc w:val="both"/>
+      </w:pPr>
+      <w:r>
+        <w:rPr>
+          <w:b w:val="0"/>
+          <w:i w:val="0"/>
+          <w:color w:val="222222"/>
+          <w:sz w:val="19"/>
+        </w:rPr>
+        <w:t xml:space="preserve">Kerangka WebGIS berbasis Choropleth dan Point/Bubble Mapping untuk membaca pergeseran geospasial beban penyakit diilustrasikan pada </w:t>
+      </w:r>
+      <w:r>
+        <w:rPr>
+          <w:b/>
+          <w:i w:val="0"/>
+          <w:color w:val="222222"/>
+          <w:sz w:val="19"/>
+        </w:rPr>
+        <w:t>Bagan Alur 3.5</w:t>
+      </w:r>
+      <w:r>
+        <w:rPr>
+          <w:b w:val="0"/>
+          <w:i w:val="0"/>
+          <w:color w:val="222222"/>
+          <w:sz w:val="19"/>
+        </w:rPr>
+        <w:t xml:space="preserve"> berikut. Sub-bab ini tidak menggunakan uji inferensial Chi-Square, melainkan pemetaan spasial komparatif Before-After.</w:t>
+      </w:r>
+    </w:p>
+    <w:p>
+      <w:pPr>
+        <w:spacing w:before="120" w:after="40"/>
+      </w:pPr>
+      <w:r>
+        <w:rPr>
+          <w:b/>
+          <w:i/>
+          <w:color w:val="2E7D32"/>
+          <w:sz w:val="17"/>
+        </w:rPr>
+        <w:t>Bagan Alur 3.5: Alur Logika Metodologis Choropleth &amp; Bubble Map Beban Penyakit</w:t>
+      </w:r>
+    </w:p>
+    <w:p>
+      <w:pPr>
+        <w:jc w:val="center"/>
+      </w:pPr>
+      <w:r>
+        <w:drawing>
+          <wp:inline xmlns:a="http://schemas.openxmlformats.org/drawingml/2006/main" xmlns:pic="http://schemas.openxmlformats.org/drawingml/2006/picture">
+            <wp:extent cx="5400000" cy="1836505"/>
+            <wp:docPr id="5" name="Picture 5"/>
+            <wp:cNvGraphicFramePr>
+              <a:graphicFrameLocks noChangeAspect="1"/>
+            </wp:cNvGraphicFramePr>
+            <a:graphic>
+              <a:graphicData uri="http://schemas.openxmlformats.org/drawingml/2006/picture">
+                <pic:pic>
+                  <pic:nvPicPr>
+                    <pic:cNvPr id="0" name="mermaid_flowchart_3_5.png"/>
+                    <pic:cNvPicPr/>
+                  </pic:nvPicPr>
+                  <pic:blipFill>
+                    <a:blip r:embed="rId13"/>
+                    <a:stretch>
+                      <a:fillRect/>
+                    </a:stretch>
+                  </pic:blipFill>
+                  <pic:spPr>
+                    <a:xfrm>
+                      <a:off x="0" y="0"/>
+                      <a:ext cx="5400000" cy="1836505"/>
+                    </a:xfrm>
+                    <a:prstGeom prst="rect"/>
+                  </pic:spPr>
+                </pic:pic>
+              </a:graphicData>
+            </a:graphic>
+          </wp:inline>
+        </w:drawing>
+      </w:r>
+    </w:p>
+    <w:p>
+      <w:pPr>
+        <w:spacing w:before="160" w:after="40"/>
+      </w:pPr>
+      <w:r>
+        <w:rPr>
+          <w:b/>
+          <w:i w:val="0"/>
+          <w:color w:val="2E7D32"/>
+          <w:sz w:val="19"/>
+        </w:rPr>
+        <w:t>C. Formulasi Matematis: Radius Bubble dan Pertumbuhan Before-After</w:t>
+      </w:r>
+    </w:p>
+    <w:p>
+      <w:pPr>
+        <w:spacing w:after="100"/>
+        <w:jc w:val="both"/>
+      </w:pPr>
+      <w:r>
+        <w:rPr>
+          <w:b w:val="0"/>
+          <w:i w:val="0"/>
+          <w:color w:val="222222"/>
+          <w:sz w:val="19"/>
+        </w:rPr>
+        <w:t>Komparasi absolut lintas tahun dan standarisasi radius bubble dihitung menggunakan sistem formulasi matematis berikut:</w:t>
+      </w:r>
+    </w:p>
+    <w:p>
+      <w:pPr>
+        <w:spacing w:before="120" w:after="20"/>
+      </w:pPr>
+      <w:r>
+        <w:rPr>
+          <w:b/>
+          <w:i/>
+          <w:color w:val="2E7D32"/>
+          <w:sz w:val="17"/>
+        </w:rPr>
+        <w:t>Persamaan: Radius Bubble Kasus Diare</w:t>
+      </w:r>
+    </w:p>
+    <w:p>
+      <w:pPr>
+        <w:spacing w:before="0" w:after="40"/>
+        <w:ind w:left="240"/>
+        <w:shd w:val="clear" w:color="auto" w:fill="EDF7EE"/>
+        <w:pBdr>
+          <w:top w:val="single" w:sz="4" w:space="4" w:color="A5D6A7"/>
+          <w:left w:val="single" w:sz="4" w:space="4" w:color="A5D6A7"/>
+          <w:bottom w:val="single" w:sz="4" w:space="4" w:color="A5D6A7"/>
+          <w:right w:val="single" w:sz="4" w:space="4" w:color="A5D6A7"/>
+        </w:pBdr>
+      </w:pPr>
+      <w:r>
+        <w:rPr>
+          <w:rFonts w:ascii="Courier New" w:hAnsi="Courier New"/>
+          <w:b w:val="0"/>
+          <w:i w:val="0"/>
+          <w:color w:val="1B5E20"/>
+          <w:sz w:val="17"/>
+        </w:rPr>
+        <w:t>r_{p,t} = √D_{p,t} / K</w:t>
+      </w:r>
+    </w:p>
+    <w:p>
+      <w:pPr>
+        <w:spacing w:before="40" w:after="120"/>
+        <w:ind w:left="280"/>
+      </w:pPr>
+      <w:r>
+        <w:rPr>
+          <w:b/>
+          <w:i/>
+          <w:color w:val="333333"/>
+          <w:sz w:val="16"/>
+        </w:rPr>
+        <w:t>Keterangan Variabel:</w:t>
+        <w:br/>
+      </w:r>
+      <w:r>
+        <w:rPr>
+          <w:b/>
+          <w:i w:val="0"/>
+          <w:color w:val="1B5E20"/>
+          <w:sz w:val="16"/>
+        </w:rPr>
+        <w:t xml:space="preserve">- r_{p,t}: </w:t>
+      </w:r>
+      <w:r>
+        <w:rPr>
+          <w:b w:val="0"/>
+          <w:i w:val="0"/>
+          <w:color w:val="444444"/>
+          <w:sz w:val="16"/>
+        </w:rPr>
+        <w:t>Radius lingkaran bubble pada provinsi p dan tahun t.</w:t>
+        <w:br/>
+      </w:r>
+      <w:r>
+        <w:rPr>
+          <w:b/>
+          <w:i w:val="0"/>
+          <w:color w:val="1B5E20"/>
+          <w:sz w:val="16"/>
+        </w:rPr>
+        <w:t xml:space="preserve">- D_{p,t}: </w:t>
+      </w:r>
+      <w:r>
+        <w:rPr>
+          <w:b w:val="0"/>
+          <w:i w:val="0"/>
+          <w:color w:val="444444"/>
+          <w:sz w:val="16"/>
+        </w:rPr>
+        <w:t>Jumlah kasus Diare pada provinsi p dan tahun t.</w:t>
+        <w:br/>
+      </w:r>
+      <w:r>
+        <w:rPr>
+          <w:b/>
+          <w:i w:val="0"/>
+          <w:color w:val="1B5E20"/>
+          <w:sz w:val="16"/>
+        </w:rPr>
+        <w:t xml:space="preserve">- K: </w:t>
+      </w:r>
+      <w:r>
+        <w:rPr>
+          <w:b w:val="0"/>
+          <w:i w:val="0"/>
+          <w:color w:val="444444"/>
+          <w:sz w:val="16"/>
+        </w:rPr>
+        <w:t>Konstanta penyesuaian visual; pada dashboard K = 15.</w:t>
+      </w:r>
+    </w:p>
+    <w:p>
+      <w:pPr>
+        <w:spacing w:before="120" w:after="20"/>
+      </w:pPr>
+      <w:r>
+        <w:rPr>
+          <w:b/>
+          <w:i/>
+          <w:color w:val="2E7D32"/>
+          <w:sz w:val="17"/>
+        </w:rPr>
+        <w:t>Persamaan: Laju Pertumbuhan Before-After</w:t>
+      </w:r>
+    </w:p>
+    <w:p>
+      <w:pPr>
+        <w:spacing w:before="0" w:after="40"/>
+        <w:ind w:left="240"/>
+        <w:shd w:val="clear" w:color="auto" w:fill="EDF7EE"/>
+        <w:pBdr>
+          <w:top w:val="single" w:sz="4" w:space="4" w:color="A5D6A7"/>
+          <w:left w:val="single" w:sz="4" w:space="4" w:color="A5D6A7"/>
+          <w:bottom w:val="single" w:sz="4" w:space="4" w:color="A5D6A7"/>
+          <w:right w:val="single" w:sz="4" w:space="4" w:color="A5D6A7"/>
+        </w:pBdr>
+      </w:pPr>
+      <w:r>
+        <w:rPr>
+          <w:rFonts w:ascii="Courier New" w:hAnsi="Courier New"/>
+          <w:b w:val="0"/>
+          <w:i w:val="0"/>
+          <w:color w:val="1B5E20"/>
+          <w:sz w:val="17"/>
+        </w:rPr>
+        <w:t>G_p (%) = [ ( X_{p,2024} - X_{p,2015} ) / X_{p,2015} ] × 100</w:t>
+      </w:r>
+    </w:p>
+    <w:p>
+      <w:pPr>
+        <w:spacing w:before="40" w:after="120"/>
+        <w:ind w:left="280"/>
+      </w:pPr>
+      <w:r>
+        <w:rPr>
+          <w:b/>
+          <w:i/>
+          <w:color w:val="333333"/>
+          <w:sz w:val="16"/>
+        </w:rPr>
+        <w:t>Keterangan Variabel:</w:t>
+        <w:br/>
+      </w:r>
+      <w:r>
+        <w:rPr>
+          <w:b/>
+          <w:i w:val="0"/>
+          <w:color w:val="1B5E20"/>
+          <w:sz w:val="16"/>
+        </w:rPr>
+        <w:t xml:space="preserve">- G_p (%): </w:t>
+      </w:r>
+      <w:r>
+        <w:rPr>
+          <w:b w:val="0"/>
+          <w:i w:val="0"/>
+          <w:color w:val="444444"/>
+          <w:sz w:val="16"/>
+        </w:rPr>
+        <w:t>Persentase perubahan indikator penyakit pada provinsi p antara 2015 dan 2024.</w:t>
+        <w:br/>
+      </w:r>
+      <w:r>
+        <w:rPr>
+          <w:b/>
+          <w:i w:val="0"/>
+          <w:color w:val="1B5E20"/>
+          <w:sz w:val="16"/>
+        </w:rPr>
+        <w:t xml:space="preserve">- X_{p,2024}: </w:t>
+      </w:r>
+      <w:r>
+        <w:rPr>
+          <w:b w:val="0"/>
+          <w:i w:val="0"/>
+          <w:color w:val="444444"/>
+          <w:sz w:val="16"/>
+        </w:rPr>
+        <w:t>Jumlah kasus indikator penyakit pada provinsi p tahun 2024.</w:t>
+        <w:br/>
+      </w:r>
+      <w:r>
+        <w:rPr>
+          <w:b/>
+          <w:i w:val="0"/>
+          <w:color w:val="1B5E20"/>
+          <w:sz w:val="16"/>
+        </w:rPr>
+        <w:t xml:space="preserve">- X_{p,2015}: </w:t>
+      </w:r>
+      <w:r>
+        <w:rPr>
+          <w:b w:val="0"/>
+          <w:i w:val="0"/>
+          <w:color w:val="444444"/>
+          <w:sz w:val="16"/>
+        </w:rPr>
+        <w:t>Jumlah kasus indikator penyakit pada provinsi p tahun 2015.</w:t>
+      </w:r>
+    </w:p>
+    <w:p>
+      <w:pPr>
+        <w:spacing w:before="120" w:after="20"/>
+      </w:pPr>
+      <w:r>
+        <w:rPr>
+          <w:b/>
+          <w:i/>
+          <w:color w:val="2E7D32"/>
+          <w:sz w:val="17"/>
+        </w:rPr>
+        <w:t>Persamaan: Fixed Scale Choropleth ISPA</w:t>
+      </w:r>
+    </w:p>
+    <w:p>
+      <w:pPr>
+        <w:spacing w:before="0" w:after="40"/>
+        <w:ind w:left="240"/>
+        <w:shd w:val="clear" w:color="auto" w:fill="EDF7EE"/>
+        <w:pBdr>
+          <w:top w:val="single" w:sz="4" w:space="4" w:color="A5D6A7"/>
+          <w:left w:val="single" w:sz="4" w:space="4" w:color="A5D6A7"/>
+          <w:bottom w:val="single" w:sz="4" w:space="4" w:color="A5D6A7"/>
+          <w:right w:val="single" w:sz="4" w:space="4" w:color="A5D6A7"/>
+        </w:pBdr>
+      </w:pPr>
+      <w:r>
+        <w:rPr>
+          <w:rFonts w:ascii="Courier New" w:hAnsi="Courier New"/>
+          <w:b w:val="0"/>
+          <w:i w:val="0"/>
+          <w:color w:val="1B5E20"/>
+          <w:sz w:val="17"/>
+        </w:rPr>
+        <w:t>Batas_Warna = min(ISPA_{2015,2024}) + q × [ max(ISPA_{2015,2024}) - min(ISPA_{2015,2024}) ]</w:t>
+      </w:r>
+    </w:p>
+    <w:p>
+      <w:pPr>
+        <w:spacing w:before="40" w:after="120"/>
+        <w:ind w:left="280"/>
+      </w:pPr>
+      <w:r>
+        <w:rPr>
+          <w:b/>
+          <w:i/>
+          <w:color w:val="333333"/>
+          <w:sz w:val="16"/>
+        </w:rPr>
+        <w:t>Keterangan Variabel:</w:t>
+        <w:br/>
+      </w:r>
+      <w:r>
+        <w:rPr>
+          <w:b/>
+          <w:i w:val="0"/>
+          <w:color w:val="1B5E20"/>
+          <w:sz w:val="16"/>
+        </w:rPr>
+        <w:t xml:space="preserve">- Batas_Warna: </w:t>
+      </w:r>
+      <w:r>
+        <w:rPr>
+          <w:b w:val="0"/>
+          <w:i w:val="0"/>
+          <w:color w:val="444444"/>
+          <w:sz w:val="16"/>
+        </w:rPr>
+        <w:t>Ambang gradasi warna choropleth agar peta 2015 dan 2024 dapat dibandingkan dengan skala yang sama.</w:t>
+        <w:br/>
+      </w:r>
+      <w:r>
+        <w:rPr>
+          <w:b/>
+          <w:i w:val="0"/>
+          <w:color w:val="1B5E20"/>
+          <w:sz w:val="16"/>
+        </w:rPr>
+        <w:t xml:space="preserve">- q: </w:t>
+      </w:r>
+      <w:r>
+        <w:rPr>
+          <w:b w:val="0"/>
+          <w:i w:val="0"/>
+          <w:color w:val="444444"/>
+          <w:sz w:val="16"/>
+        </w:rPr>
+        <w:t>Kuantil visual 0.2, 0.4, 0.6, dan 0.8 yang membagi rentang warna.</w:t>
+      </w:r>
+    </w:p>
+    <w:p>
+      <w:pPr>
+        <w:spacing w:before="160" w:after="40"/>
+      </w:pPr>
+      <w:r>
+        <w:rPr>
+          <w:b/>
+          <w:i w:val="0"/>
+          <w:color w:val="2E7D32"/>
+          <w:sz w:val="19"/>
+        </w:rPr>
+        <w:t>D. Matriks Hasil Uji Empiris: Before-After Beban Penyakit</w:t>
+      </w:r>
+    </w:p>
+    <w:p>
+      <w:pPr>
+        <w:spacing w:after="100"/>
+        <w:jc w:val="both"/>
+      </w:pPr>
+      <w:r>
+        <w:rPr>
+          <w:b w:val="0"/>
+          <w:i w:val="0"/>
+          <w:color w:val="222222"/>
+          <w:sz w:val="19"/>
+        </w:rPr>
+        <w:t>Perbandingan absolut ISPA dan Diare antara tahun 2015 dan 2024 per provinsi disajikan pada Tabel 3.10 berikut:</w:t>
+      </w:r>
+    </w:p>
+    <w:p>
+      <w:pPr>
+        <w:spacing w:before="120" w:after="40"/>
+      </w:pPr>
+      <w:r>
+        <w:rPr>
+          <w:b/>
+          <w:i/>
+          <w:color w:val="2E7D32"/>
+          <w:sz w:val="17"/>
+        </w:rPr>
+        <w:t>Tabel 3.10: Matriks Before-After ISPA dan Diare per Provinsi (2015 vs 2024)</w:t>
+      </w:r>
+    </w:p>
+    <w:tbl>
+      <w:tblPr>
+        <w:tblStyle w:val="TableGrid"/>
+        <w:tblW w:type="auto" w:w="0"/>
+        <w:jc w:val="center"/>
+        <w:tblLayout w:type="fixed"/>
+        <w:tblLook w:firstColumn="1" w:firstRow="1" w:lastColumn="0" w:lastRow="0" w:noHBand="0" w:noVBand="1" w:val="04A0"/>
+      </w:tblPr>
+      <w:tblGrid>
+        <w:gridCol w:w="1205"/>
+        <w:gridCol w:w="1205"/>
+        <w:gridCol w:w="1205"/>
+        <w:gridCol w:w="1205"/>
+        <w:gridCol w:w="1205"/>
+        <w:gridCol w:w="1205"/>
+        <w:gridCol w:w="1205"/>
+        <w:gridCol w:w="1205"/>
+      </w:tblGrid>
+      <w:tr>
+        <w:tc>
+          <w:tcPr>
+            <w:tcW w:type="dxa" w:w="1361"/>
+            <w:shd w:val="clear" w:color="auto" w:fill="2E7D32"/>
+            <w:tcMar>
+              <w:top w:w="70" w:type="dxa"/>
+              <w:bottom w:w="70" w:type="dxa"/>
+              <w:left w:w="100" w:type="dxa"/>
+              <w:right w:w="100" w:type="dxa"/>
+            </w:tcMar>
+            <w:tcBorders>
+              <w:top w:val="single" w:sz="4" w:color="D0D0D0" w:space="0"/>
+              <w:left w:val="single" w:sz="4" w:color="D0D0D0" w:space="0"/>
+              <w:bottom w:val="single" w:sz="8" w:color="1B5E20" w:space="0"/>
+              <w:right w:val="single" w:sz="4" w:color="D0D0D0" w:space="0"/>
+            </w:tcBorders>
+          </w:tcPr>
+          <w:p>
+            <w:pPr>
+              <w:jc w:val="left"/>
+            </w:pPr>
+            <w:r>
+              <w:rPr>
+                <w:b/>
+                <w:i w:val="0"/>
+                <w:color w:val="FFFFFF"/>
+                <w:sz w:val="17"/>
+              </w:rPr>
+              <w:t>Provinsi</w:t>
+            </w:r>
+          </w:p>
+        </w:tc>
+        <w:tc>
+          <w:tcPr>
+            <w:tcW w:type="dxa" w:w="1361"/>
+            <w:shd w:val="clear" w:color="auto" w:fill="2E7D32"/>
+            <w:tcMar>
+              <w:top w:w="70" w:type="dxa"/>
+              <w:bottom w:w="70" w:type="dxa"/>
+              <w:left w:w="100" w:type="dxa"/>
+              <w:right w:w="100" w:type="dxa"/>
+            </w:tcMar>
+            <w:tcBorders>
+              <w:top w:val="single" w:sz="4" w:color="D0D0D0" w:space="0"/>
+              <w:left w:val="single" w:sz="4" w:color="D0D0D0" w:space="0"/>
+              <w:bottom w:val="single" w:sz="8" w:color="1B5E20" w:space="0"/>
+              <w:right w:val="single" w:sz="4" w:color="D0D0D0" w:space="0"/>
+            </w:tcBorders>
+          </w:tcPr>
+          <w:p>
+            <w:pPr>
+              <w:jc w:val="left"/>
+            </w:pPr>
+            <w:r>
+              <w:rPr>
+                <w:b/>
+                <w:i w:val="0"/>
+                <w:color w:val="FFFFFF"/>
+                <w:sz w:val="17"/>
+              </w:rPr>
+              <w:t>Kategori</w:t>
+            </w:r>
+          </w:p>
+        </w:tc>
+        <w:tc>
+          <w:tcPr>
+            <w:tcW w:type="dxa" w:w="964"/>
+            <w:shd w:val="clear" w:color="auto" w:fill="2E7D32"/>
+            <w:tcMar>
+              <w:top w:w="70" w:type="dxa"/>
+              <w:bottom w:w="70" w:type="dxa"/>
+              <w:left w:w="100" w:type="dxa"/>
+              <w:right w:w="100" w:type="dxa"/>
+            </w:tcMar>
+            <w:tcBorders>
+              <w:top w:val="single" w:sz="4" w:color="D0D0D0" w:space="0"/>
+              <w:left w:val="single" w:sz="4" w:color="D0D0D0" w:space="0"/>
+              <w:bottom w:val="single" w:sz="8" w:color="1B5E20" w:space="0"/>
+              <w:right w:val="single" w:sz="4" w:color="D0D0D0" w:space="0"/>
+            </w:tcBorders>
+          </w:tcPr>
+          <w:p>
+            <w:pPr>
+              <w:jc w:val="center"/>
+            </w:pPr>
+            <w:r>
+              <w:rPr>
+                <w:b/>
+                <w:i w:val="0"/>
+                <w:color w:val="FFFFFF"/>
+                <w:sz w:val="17"/>
+              </w:rPr>
+              <w:t>ISPA 2015</w:t>
+            </w:r>
+          </w:p>
+        </w:tc>
+        <w:tc>
+          <w:tcPr>
+            <w:tcW w:type="dxa" w:w="964"/>
+            <w:shd w:val="clear" w:color="auto" w:fill="2E7D32"/>
+            <w:tcMar>
+              <w:top w:w="70" w:type="dxa"/>
+              <w:bottom w:w="70" w:type="dxa"/>
+              <w:left w:w="100" w:type="dxa"/>
+              <w:right w:w="100" w:type="dxa"/>
+            </w:tcMar>
+            <w:tcBorders>
+              <w:top w:val="single" w:sz="4" w:color="D0D0D0" w:space="0"/>
+              <w:left w:val="single" w:sz="4" w:color="D0D0D0" w:space="0"/>
+              <w:bottom w:val="single" w:sz="8" w:color="1B5E20" w:space="0"/>
+              <w:right w:val="single" w:sz="4" w:color="D0D0D0" w:space="0"/>
+            </w:tcBorders>
+          </w:tcPr>
+          <w:p>
+            <w:pPr>
+              <w:jc w:val="center"/>
+            </w:pPr>
+            <w:r>
+              <w:rPr>
+                <w:b/>
+                <w:i w:val="0"/>
+                <w:color w:val="FFFFFF"/>
+                <w:sz w:val="17"/>
+              </w:rPr>
+              <w:t>ISPA 2024</w:t>
+            </w:r>
+          </w:p>
+        </w:tc>
+        <w:tc>
+          <w:tcPr>
+            <w:tcW w:type="dxa" w:w="964"/>
+            <w:shd w:val="clear" w:color="auto" w:fill="2E7D32"/>
+            <w:tcMar>
+              <w:top w:w="70" w:type="dxa"/>
+              <w:bottom w:w="70" w:type="dxa"/>
+              <w:left w:w="100" w:type="dxa"/>
+              <w:right w:w="100" w:type="dxa"/>
+            </w:tcMar>
+            <w:tcBorders>
+              <w:top w:val="single" w:sz="4" w:color="D0D0D0" w:space="0"/>
+              <w:left w:val="single" w:sz="4" w:color="D0D0D0" w:space="0"/>
+              <w:bottom w:val="single" w:sz="8" w:color="1B5E20" w:space="0"/>
+              <w:right w:val="single" w:sz="4" w:color="D0D0D0" w:space="0"/>
+            </w:tcBorders>
+          </w:tcPr>
+          <w:p>
+            <w:pPr>
+              <w:jc w:val="center"/>
+            </w:pPr>
+            <w:r>
+              <w:rPr>
+                <w:b/>
+                <w:i w:val="0"/>
+                <w:color w:val="FFFFFF"/>
+                <w:sz w:val="17"/>
+              </w:rPr>
+              <w:t>Growth ISPA</w:t>
+            </w:r>
+          </w:p>
+        </w:tc>
+        <w:tc>
+          <w:tcPr>
+            <w:tcW w:type="dxa" w:w="964"/>
+            <w:shd w:val="clear" w:color="auto" w:fill="2E7D32"/>
+            <w:tcMar>
+              <w:top w:w="70" w:type="dxa"/>
+              <w:bottom w:w="70" w:type="dxa"/>
+              <w:left w:w="100" w:type="dxa"/>
+              <w:right w:w="100" w:type="dxa"/>
+            </w:tcMar>
+            <w:tcBorders>
+              <w:top w:val="single" w:sz="4" w:color="D0D0D0" w:space="0"/>
+              <w:left w:val="single" w:sz="4" w:color="D0D0D0" w:space="0"/>
+              <w:bottom w:val="single" w:sz="8" w:color="1B5E20" w:space="0"/>
+              <w:right w:val="single" w:sz="4" w:color="D0D0D0" w:space="0"/>
+            </w:tcBorders>
+          </w:tcPr>
+          <w:p>
+            <w:pPr>
+              <w:jc w:val="center"/>
+            </w:pPr>
+            <w:r>
+              <w:rPr>
+                <w:b/>
+                <w:i w:val="0"/>
+                <w:color w:val="FFFFFF"/>
+                <w:sz w:val="17"/>
+              </w:rPr>
+              <w:t>Diare 2015</w:t>
+            </w:r>
+          </w:p>
+        </w:tc>
+        <w:tc>
+          <w:tcPr>
+            <w:tcW w:type="dxa" w:w="964"/>
+            <w:shd w:val="clear" w:color="auto" w:fill="2E7D32"/>
+            <w:tcMar>
+              <w:top w:w="70" w:type="dxa"/>
+              <w:bottom w:w="70" w:type="dxa"/>
+              <w:left w:w="100" w:type="dxa"/>
+              <w:right w:w="100" w:type="dxa"/>
+            </w:tcMar>
+            <w:tcBorders>
+              <w:top w:val="single" w:sz="4" w:color="D0D0D0" w:space="0"/>
+              <w:left w:val="single" w:sz="4" w:color="D0D0D0" w:space="0"/>
+              <w:bottom w:val="single" w:sz="8" w:color="1B5E20" w:space="0"/>
+              <w:right w:val="single" w:sz="4" w:color="D0D0D0" w:space="0"/>
+            </w:tcBorders>
+          </w:tcPr>
+          <w:p>
+            <w:pPr>
+              <w:jc w:val="center"/>
+            </w:pPr>
+            <w:r>
+              <w:rPr>
+                <w:b/>
+                <w:i w:val="0"/>
+                <w:color w:val="FFFFFF"/>
+                <w:sz w:val="17"/>
+              </w:rPr>
+              <w:t>Diare 2024</w:t>
+            </w:r>
+          </w:p>
+        </w:tc>
+        <w:tc>
+          <w:tcPr>
+            <w:tcW w:type="dxa" w:w="964"/>
+            <w:shd w:val="clear" w:color="auto" w:fill="2E7D32"/>
+            <w:tcMar>
+              <w:top w:w="70" w:type="dxa"/>
+              <w:bottom w:w="70" w:type="dxa"/>
+              <w:left w:w="100" w:type="dxa"/>
+              <w:right w:w="100" w:type="dxa"/>
+            </w:tcMar>
+            <w:tcBorders>
+              <w:top w:val="single" w:sz="4" w:color="D0D0D0" w:space="0"/>
+              <w:left w:val="single" w:sz="4" w:color="D0D0D0" w:space="0"/>
+              <w:bottom w:val="single" w:sz="8" w:color="1B5E20" w:space="0"/>
+              <w:right w:val="single" w:sz="4" w:color="D0D0D0" w:space="0"/>
+            </w:tcBorders>
+          </w:tcPr>
+          <w:p>
+            <w:pPr>
+              <w:jc w:val="center"/>
+            </w:pPr>
+            <w:r>
+              <w:rPr>
+                <w:b/>
+                <w:i w:val="0"/>
+                <w:color w:val="FFFFFF"/>
+                <w:sz w:val="17"/>
+              </w:rPr>
+              <w:t>Growth Diare</w:t>
+            </w:r>
+          </w:p>
+        </w:tc>
+      </w:tr>
+      <w:tr>
+        <w:tc>
+          <w:tcPr>
+            <w:tcW w:type="dxa" w:w="1361"/>
+            <w:shd w:val="clear" w:color="auto" w:fill="F5FBF5"/>
+            <w:tcMar>
+              <w:top w:w="50" w:type="dxa"/>
+              <w:bottom w:w="50" w:type="dxa"/>
+              <w:left w:w="100" w:type="dxa"/>
+              <w:right w:w="100" w:type="dxa"/>
+            </w:tcMar>
+            <w:tcBorders>
+              <w:top w:val="single" w:sz="4" w:color="D0D0D0" w:space="0"/>
+              <w:left w:val="single" w:sz="4" w:color="D0D0D0" w:space="0"/>
+              <w:bottom w:val="single" w:sz="4" w:color="D0D0D0" w:space="0"/>
+              <w:right w:val="single" w:sz="4" w:color="D0D0D0" w:space="0"/>
+            </w:tcBorders>
+          </w:tcPr>
+          <w:p>
+            <w:pPr>
+              <w:jc w:val="left"/>
+            </w:pPr>
+            <w:r>
+              <w:rPr>
+                <w:b w:val="0"/>
+                <w:i w:val="0"/>
+                <w:color w:val="222222"/>
+                <w:sz w:val="17"/>
+              </w:rPr>
+              <w:t>Gorontalo</w:t>
+            </w:r>
+          </w:p>
+        </w:tc>
+        <w:tc>
+          <w:tcPr>
+            <w:tcW w:type="dxa" w:w="1361"/>
+            <w:shd w:val="clear" w:color="auto" w:fill="F5FBF5"/>
+            <w:tcMar>
+              <w:top w:w="50" w:type="dxa"/>
+              <w:bottom w:w="50" w:type="dxa"/>
+              <w:left w:w="100" w:type="dxa"/>
+              <w:right w:w="100" w:type="dxa"/>
+            </w:tcMar>
+            <w:tcBorders>
+              <w:top w:val="single" w:sz="4" w:color="D0D0D0" w:space="0"/>
+              <w:left w:val="single" w:sz="4" w:color="D0D0D0" w:space="0"/>
+              <w:bottom w:val="single" w:sz="4" w:color="D0D0D0" w:space="0"/>
+              <w:right w:val="single" w:sz="4" w:color="D0D0D0" w:space="0"/>
+            </w:tcBorders>
+          </w:tcPr>
+          <w:p>
+            <w:pPr>
+              <w:jc w:val="left"/>
+            </w:pPr>
+            <w:r>
+              <w:rPr>
+                <w:b w:val="0"/>
+                <w:i w:val="0"/>
+                <w:color w:val="222222"/>
+                <w:sz w:val="17"/>
+              </w:rPr>
+              <w:t>Non-Sentra Industri</w:t>
+            </w:r>
+          </w:p>
+        </w:tc>
+        <w:tc>
+          <w:tcPr>
+            <w:tcW w:type="dxa" w:w="964"/>
+            <w:shd w:val="clear" w:color="auto" w:fill="F5FBF5"/>
+            <w:tcMar>
+              <w:top w:w="50" w:type="dxa"/>
+              <w:bottom w:w="50" w:type="dxa"/>
+              <w:left w:w="100" w:type="dxa"/>
+              <w:right w:w="100" w:type="dxa"/>
+            </w:tcMar>
+            <w:tcBorders>
+              <w:top w:val="single" w:sz="4" w:color="D0D0D0" w:space="0"/>
+              <w:left w:val="single" w:sz="4" w:color="D0D0D0" w:space="0"/>
+              <w:bottom w:val="single" w:sz="4" w:color="D0D0D0" w:space="0"/>
+              <w:right w:val="single" w:sz="4" w:color="D0D0D0" w:space="0"/>
+            </w:tcBorders>
+          </w:tcPr>
+          <w:p>
+            <w:pPr>
+              <w:jc w:val="center"/>
+            </w:pPr>
+            <w:r>
+              <w:rPr>
+                <w:b w:val="0"/>
+                <w:i w:val="0"/>
+                <w:color w:val="222222"/>
+                <w:sz w:val="17"/>
+              </w:rPr>
+              <w:t>4,226</w:t>
+            </w:r>
+          </w:p>
+        </w:tc>
+        <w:tc>
+          <w:tcPr>
+            <w:tcW w:type="dxa" w:w="964"/>
+            <w:shd w:val="clear" w:color="auto" w:fill="F5FBF5"/>
+            <w:tcMar>
+              <w:top w:w="50" w:type="dxa"/>
+              <w:bottom w:w="50" w:type="dxa"/>
+              <w:left w:w="100" w:type="dxa"/>
+              <w:right w:w="100" w:type="dxa"/>
+            </w:tcMar>
+            <w:tcBorders>
+              <w:top w:val="single" w:sz="4" w:color="D0D0D0" w:space="0"/>
+              <w:left w:val="single" w:sz="4" w:color="D0D0D0" w:space="0"/>
+              <w:bottom w:val="single" w:sz="4" w:color="D0D0D0" w:space="0"/>
+              <w:right w:val="single" w:sz="4" w:color="D0D0D0" w:space="0"/>
+            </w:tcBorders>
+          </w:tcPr>
+          <w:p>
+            <w:pPr>
+              <w:jc w:val="center"/>
+            </w:pPr>
+            <w:r>
+              <w:rPr>
+                <w:b w:val="0"/>
+                <w:i w:val="0"/>
+                <w:color w:val="222222"/>
+                <w:sz w:val="17"/>
+              </w:rPr>
+              <w:t>2,843</w:t>
+            </w:r>
+          </w:p>
+        </w:tc>
+        <w:tc>
+          <w:tcPr>
+            <w:tcW w:type="dxa" w:w="964"/>
+            <w:shd w:val="clear" w:color="auto" w:fill="F5FBF5"/>
+            <w:tcMar>
+              <w:top w:w="50" w:type="dxa"/>
+              <w:bottom w:w="50" w:type="dxa"/>
+              <w:left w:w="100" w:type="dxa"/>
+              <w:right w:w="100" w:type="dxa"/>
+            </w:tcMar>
+            <w:tcBorders>
+              <w:top w:val="single" w:sz="4" w:color="D0D0D0" w:space="0"/>
+              <w:left w:val="single" w:sz="4" w:color="D0D0D0" w:space="0"/>
+              <w:bottom w:val="single" w:sz="4" w:color="D0D0D0" w:space="0"/>
+              <w:right w:val="single" w:sz="4" w:color="D0D0D0" w:space="0"/>
+            </w:tcBorders>
+          </w:tcPr>
+          <w:p>
+            <w:pPr>
+              <w:jc w:val="center"/>
+            </w:pPr>
+            <w:r>
+              <w:rPr>
+                <w:b w:val="0"/>
+                <w:i w:val="0"/>
+                <w:color w:val="222222"/>
+                <w:sz w:val="17"/>
+              </w:rPr>
+              <w:t>-32.7%</w:t>
+            </w:r>
+          </w:p>
+        </w:tc>
+        <w:tc>
+          <w:tcPr>
+            <w:tcW w:type="dxa" w:w="964"/>
+            <w:shd w:val="clear" w:color="auto" w:fill="F5FBF5"/>
+            <w:tcMar>
+              <w:top w:w="50" w:type="dxa"/>
+              <w:bottom w:w="50" w:type="dxa"/>
+              <w:left w:w="100" w:type="dxa"/>
+              <w:right w:w="100" w:type="dxa"/>
+            </w:tcMar>
+            <w:tcBorders>
+              <w:top w:val="single" w:sz="4" w:color="D0D0D0" w:space="0"/>
+              <w:left w:val="single" w:sz="4" w:color="D0D0D0" w:space="0"/>
+              <w:bottom w:val="single" w:sz="4" w:color="D0D0D0" w:space="0"/>
+              <w:right w:val="single" w:sz="4" w:color="D0D0D0" w:space="0"/>
+            </w:tcBorders>
+          </w:tcPr>
+          <w:p>
+            <w:pPr>
+              <w:jc w:val="center"/>
+            </w:pPr>
+            <w:r>
+              <w:rPr>
+                <w:b w:val="0"/>
+                <w:i w:val="0"/>
+                <w:color w:val="222222"/>
+                <w:sz w:val="17"/>
+              </w:rPr>
+              <w:t>14,086</w:t>
+            </w:r>
+          </w:p>
+        </w:tc>
+        <w:tc>
+          <w:tcPr>
+            <w:tcW w:type="dxa" w:w="964"/>
+            <w:shd w:val="clear" w:color="auto" w:fill="F5FBF5"/>
+            <w:tcMar>
+              <w:top w:w="50" w:type="dxa"/>
+              <w:bottom w:w="50" w:type="dxa"/>
+              <w:left w:w="100" w:type="dxa"/>
+              <w:right w:w="100" w:type="dxa"/>
+            </w:tcMar>
+            <w:tcBorders>
+              <w:top w:val="single" w:sz="4" w:color="D0D0D0" w:space="0"/>
+              <w:left w:val="single" w:sz="4" w:color="D0D0D0" w:space="0"/>
+              <w:bottom w:val="single" w:sz="4" w:color="D0D0D0" w:space="0"/>
+              <w:right w:val="single" w:sz="4" w:color="D0D0D0" w:space="0"/>
+            </w:tcBorders>
+          </w:tcPr>
+          <w:p>
+            <w:pPr>
+              <w:jc w:val="center"/>
+            </w:pPr>
+            <w:r>
+              <w:rPr>
+                <w:b w:val="0"/>
+                <w:i w:val="0"/>
+                <w:color w:val="222222"/>
+                <w:sz w:val="17"/>
+              </w:rPr>
+              <w:t>13,040</w:t>
+            </w:r>
+          </w:p>
+        </w:tc>
+        <w:tc>
+          <w:tcPr>
+            <w:tcW w:type="dxa" w:w="964"/>
+            <w:shd w:val="clear" w:color="auto" w:fill="F5FBF5"/>
+            <w:tcMar>
+              <w:top w:w="50" w:type="dxa"/>
+              <w:bottom w:w="50" w:type="dxa"/>
+              <w:left w:w="100" w:type="dxa"/>
+              <w:right w:w="100" w:type="dxa"/>
+            </w:tcMar>
+            <w:tcBorders>
+              <w:top w:val="single" w:sz="4" w:color="D0D0D0" w:space="0"/>
+              <w:left w:val="single" w:sz="4" w:color="D0D0D0" w:space="0"/>
+              <w:bottom w:val="single" w:sz="4" w:color="D0D0D0" w:space="0"/>
+              <w:right w:val="single" w:sz="4" w:color="D0D0D0" w:space="0"/>
+            </w:tcBorders>
+          </w:tcPr>
+          <w:p>
+            <w:pPr>
+              <w:jc w:val="center"/>
+            </w:pPr>
+            <w:r>
+              <w:rPr>
+                <w:b w:val="0"/>
+                <w:i w:val="0"/>
+                <w:color w:val="222222"/>
+                <w:sz w:val="17"/>
+              </w:rPr>
+              <w:t>-7.4%</w:t>
+            </w:r>
+          </w:p>
+        </w:tc>
+      </w:tr>
+      <w:tr>
+        <w:tc>
+          <w:tcPr>
+            <w:tcW w:type="dxa" w:w="1361"/>
+            <w:shd w:val="clear" w:color="auto" w:fill="FFFFFF"/>
+            <w:tcMar>
+              <w:top w:w="50" w:type="dxa"/>
+              <w:bottom w:w="50" w:type="dxa"/>
+              <w:left w:w="100" w:type="dxa"/>
+              <w:right w:w="100" w:type="dxa"/>
+            </w:tcMar>
+            <w:tcBorders>
+              <w:top w:val="single" w:sz="4" w:color="D0D0D0" w:space="0"/>
+              <w:left w:val="single" w:sz="4" w:color="D0D0D0" w:space="0"/>
+              <w:bottom w:val="single" w:sz="4" w:color="D0D0D0" w:space="0"/>
+              <w:right w:val="single" w:sz="4" w:color="D0D0D0" w:space="0"/>
+            </w:tcBorders>
+          </w:tcPr>
+          <w:p>
+            <w:pPr>
+              <w:jc w:val="left"/>
+            </w:pPr>
+            <w:r>
+              <w:rPr>
+                <w:b w:val="0"/>
+                <w:i w:val="0"/>
+                <w:color w:val="222222"/>
+                <w:sz w:val="17"/>
+              </w:rPr>
+              <w:t>Sulawesi Barat</w:t>
+            </w:r>
+          </w:p>
+        </w:tc>
+        <w:tc>
+          <w:tcPr>
+            <w:tcW w:type="dxa" w:w="1361"/>
+            <w:shd w:val="clear" w:color="auto" w:fill="FFFFFF"/>
+            <w:tcMar>
+              <w:top w:w="50" w:type="dxa"/>
+              <w:bottom w:w="50" w:type="dxa"/>
+              <w:left w:w="100" w:type="dxa"/>
+              <w:right w:w="100" w:type="dxa"/>
+            </w:tcMar>
+            <w:tcBorders>
+              <w:top w:val="single" w:sz="4" w:color="D0D0D0" w:space="0"/>
+              <w:left w:val="single" w:sz="4" w:color="D0D0D0" w:space="0"/>
+              <w:bottom w:val="single" w:sz="4" w:color="D0D0D0" w:space="0"/>
+              <w:right w:val="single" w:sz="4" w:color="D0D0D0" w:space="0"/>
+            </w:tcBorders>
+          </w:tcPr>
+          <w:p>
+            <w:pPr>
+              <w:jc w:val="left"/>
+            </w:pPr>
+            <w:r>
+              <w:rPr>
+                <w:b w:val="0"/>
+                <w:i w:val="0"/>
+                <w:color w:val="222222"/>
+                <w:sz w:val="17"/>
+              </w:rPr>
+              <w:t>Non-Sentra Industri</w:t>
+            </w:r>
+          </w:p>
+        </w:tc>
+        <w:tc>
+          <w:tcPr>
+            <w:tcW w:type="dxa" w:w="964"/>
+            <w:shd w:val="clear" w:color="auto" w:fill="FFFFFF"/>
+            <w:tcMar>
+              <w:top w:w="50" w:type="dxa"/>
+              <w:bottom w:w="50" w:type="dxa"/>
+              <w:left w:w="100" w:type="dxa"/>
+              <w:right w:w="100" w:type="dxa"/>
+            </w:tcMar>
+            <w:tcBorders>
+              <w:top w:val="single" w:sz="4" w:color="D0D0D0" w:space="0"/>
+              <w:left w:val="single" w:sz="4" w:color="D0D0D0" w:space="0"/>
+              <w:bottom w:val="single" w:sz="4" w:color="D0D0D0" w:space="0"/>
+              <w:right w:val="single" w:sz="4" w:color="D0D0D0" w:space="0"/>
+            </w:tcBorders>
+          </w:tcPr>
+          <w:p>
+            <w:pPr>
+              <w:jc w:val="center"/>
+            </w:pPr>
+            <w:r>
+              <w:rPr>
+                <w:b w:val="0"/>
+                <w:i w:val="0"/>
+                <w:color w:val="222222"/>
+                <w:sz w:val="17"/>
+              </w:rPr>
+              <w:t>1,532</w:t>
+            </w:r>
+          </w:p>
+        </w:tc>
+        <w:tc>
+          <w:tcPr>
+            <w:tcW w:type="dxa" w:w="964"/>
+            <w:shd w:val="clear" w:color="auto" w:fill="FFFFFF"/>
+            <w:tcMar>
+              <w:top w:w="50" w:type="dxa"/>
+              <w:bottom w:w="50" w:type="dxa"/>
+              <w:left w:w="100" w:type="dxa"/>
+              <w:right w:w="100" w:type="dxa"/>
+            </w:tcMar>
+            <w:tcBorders>
+              <w:top w:val="single" w:sz="4" w:color="D0D0D0" w:space="0"/>
+              <w:left w:val="single" w:sz="4" w:color="D0D0D0" w:space="0"/>
+              <w:bottom w:val="single" w:sz="4" w:color="D0D0D0" w:space="0"/>
+              <w:right w:val="single" w:sz="4" w:color="D0D0D0" w:space="0"/>
+            </w:tcBorders>
+          </w:tcPr>
+          <w:p>
+            <w:pPr>
+              <w:jc w:val="center"/>
+            </w:pPr>
+            <w:r>
+              <w:rPr>
+                <w:b w:val="0"/>
+                <w:i w:val="0"/>
+                <w:color w:val="222222"/>
+                <w:sz w:val="17"/>
+              </w:rPr>
+              <w:t>1,381</w:t>
+            </w:r>
+          </w:p>
+        </w:tc>
+        <w:tc>
+          <w:tcPr>
+            <w:tcW w:type="dxa" w:w="964"/>
+            <w:shd w:val="clear" w:color="auto" w:fill="FFFFFF"/>
+            <w:tcMar>
+              <w:top w:w="50" w:type="dxa"/>
+              <w:bottom w:w="50" w:type="dxa"/>
+              <w:left w:w="100" w:type="dxa"/>
+              <w:right w:w="100" w:type="dxa"/>
+            </w:tcMar>
+            <w:tcBorders>
+              <w:top w:val="single" w:sz="4" w:color="D0D0D0" w:space="0"/>
+              <w:left w:val="single" w:sz="4" w:color="D0D0D0" w:space="0"/>
+              <w:bottom w:val="single" w:sz="4" w:color="D0D0D0" w:space="0"/>
+              <w:right w:val="single" w:sz="4" w:color="D0D0D0" w:space="0"/>
+            </w:tcBorders>
+          </w:tcPr>
+          <w:p>
+            <w:pPr>
+              <w:jc w:val="center"/>
+            </w:pPr>
+            <w:r>
+              <w:rPr>
+                <w:b w:val="0"/>
+                <w:i w:val="0"/>
+                <w:color w:val="222222"/>
+                <w:sz w:val="17"/>
+              </w:rPr>
+              <w:t>-9.9%</w:t>
+            </w:r>
+          </w:p>
+        </w:tc>
+        <w:tc>
+          <w:tcPr>
+            <w:tcW w:type="dxa" w:w="964"/>
+            <w:shd w:val="clear" w:color="auto" w:fill="FFFFFF"/>
+            <w:tcMar>
+              <w:top w:w="50" w:type="dxa"/>
+              <w:bottom w:w="50" w:type="dxa"/>
+              <w:left w:w="100" w:type="dxa"/>
+              <w:right w:w="100" w:type="dxa"/>
+            </w:tcMar>
+            <w:tcBorders>
+              <w:top w:val="single" w:sz="4" w:color="D0D0D0" w:space="0"/>
+              <w:left w:val="single" w:sz="4" w:color="D0D0D0" w:space="0"/>
+              <w:bottom w:val="single" w:sz="4" w:color="D0D0D0" w:space="0"/>
+              <w:right w:val="single" w:sz="4" w:color="D0D0D0" w:space="0"/>
+            </w:tcBorders>
+          </w:tcPr>
+          <w:p>
+            <w:pPr>
+              <w:jc w:val="center"/>
+            </w:pPr>
+            <w:r>
+              <w:rPr>
+                <w:b w:val="0"/>
+                <w:i w:val="0"/>
+                <w:color w:val="222222"/>
+                <w:sz w:val="17"/>
+              </w:rPr>
+              <w:t>14,723</w:t>
+            </w:r>
+          </w:p>
+        </w:tc>
+        <w:tc>
+          <w:tcPr>
+            <w:tcW w:type="dxa" w:w="964"/>
+            <w:shd w:val="clear" w:color="auto" w:fill="FFFFFF"/>
+            <w:tcMar>
+              <w:top w:w="50" w:type="dxa"/>
+              <w:bottom w:w="50" w:type="dxa"/>
+              <w:left w:w="100" w:type="dxa"/>
+              <w:right w:w="100" w:type="dxa"/>
+            </w:tcMar>
+            <w:tcBorders>
+              <w:top w:val="single" w:sz="4" w:color="D0D0D0" w:space="0"/>
+              <w:left w:val="single" w:sz="4" w:color="D0D0D0" w:space="0"/>
+              <w:bottom w:val="single" w:sz="4" w:color="D0D0D0" w:space="0"/>
+              <w:right w:val="single" w:sz="4" w:color="D0D0D0" w:space="0"/>
+            </w:tcBorders>
+          </w:tcPr>
+          <w:p>
+            <w:pPr>
+              <w:jc w:val="center"/>
+            </w:pPr>
+            <w:r>
+              <w:rPr>
+                <w:b w:val="0"/>
+                <w:i w:val="0"/>
+                <w:color w:val="222222"/>
+                <w:sz w:val="17"/>
+              </w:rPr>
+              <w:t>16,785</w:t>
+            </w:r>
+          </w:p>
+        </w:tc>
+        <w:tc>
+          <w:tcPr>
+            <w:tcW w:type="dxa" w:w="964"/>
+            <w:shd w:val="clear" w:color="auto" w:fill="FFFFFF"/>
+            <w:tcMar>
+              <w:top w:w="50" w:type="dxa"/>
+              <w:bottom w:w="50" w:type="dxa"/>
+              <w:left w:w="100" w:type="dxa"/>
+              <w:right w:w="100" w:type="dxa"/>
+            </w:tcMar>
+            <w:tcBorders>
+              <w:top w:val="single" w:sz="4" w:color="D0D0D0" w:space="0"/>
+              <w:left w:val="single" w:sz="4" w:color="D0D0D0" w:space="0"/>
+              <w:bottom w:val="single" w:sz="4" w:color="D0D0D0" w:space="0"/>
+              <w:right w:val="single" w:sz="4" w:color="D0D0D0" w:space="0"/>
+            </w:tcBorders>
+          </w:tcPr>
+          <w:p>
+            <w:pPr>
+              <w:jc w:val="center"/>
+            </w:pPr>
+            <w:r>
+              <w:rPr>
+                <w:b w:val="0"/>
+                <w:i w:val="0"/>
+                <w:color w:val="222222"/>
+                <w:sz w:val="17"/>
+              </w:rPr>
+              <w:t>14.0%</w:t>
+            </w:r>
+          </w:p>
+        </w:tc>
+      </w:tr>
+      <w:tr>
+        <w:tc>
+          <w:tcPr>
+            <w:tcW w:type="dxa" w:w="1361"/>
+            <w:shd w:val="clear" w:color="auto" w:fill="F5FBF5"/>
+            <w:tcMar>
+              <w:top w:w="50" w:type="dxa"/>
+              <w:bottom w:w="50" w:type="dxa"/>
+              <w:left w:w="100" w:type="dxa"/>
+              <w:right w:w="100" w:type="dxa"/>
+            </w:tcMar>
+            <w:tcBorders>
+              <w:top w:val="single" w:sz="4" w:color="D0D0D0" w:space="0"/>
+              <w:left w:val="single" w:sz="4" w:color="D0D0D0" w:space="0"/>
+              <w:bottom w:val="single" w:sz="4" w:color="D0D0D0" w:space="0"/>
+              <w:right w:val="single" w:sz="4" w:color="D0D0D0" w:space="0"/>
+            </w:tcBorders>
+          </w:tcPr>
+          <w:p>
+            <w:pPr>
+              <w:jc w:val="left"/>
+            </w:pPr>
+            <w:r>
+              <w:rPr>
+                <w:b w:val="0"/>
+                <w:i w:val="0"/>
+                <w:color w:val="222222"/>
+                <w:sz w:val="17"/>
+              </w:rPr>
+              <w:t>Sulawesi Selatan</w:t>
+            </w:r>
+          </w:p>
+        </w:tc>
+        <w:tc>
+          <w:tcPr>
+            <w:tcW w:type="dxa" w:w="1361"/>
+            <w:shd w:val="clear" w:color="auto" w:fill="F5FBF5"/>
+            <w:tcMar>
+              <w:top w:w="50" w:type="dxa"/>
+              <w:bottom w:w="50" w:type="dxa"/>
+              <w:left w:w="100" w:type="dxa"/>
+              <w:right w:w="100" w:type="dxa"/>
+            </w:tcMar>
+            <w:tcBorders>
+              <w:top w:val="single" w:sz="4" w:color="D0D0D0" w:space="0"/>
+              <w:left w:val="single" w:sz="4" w:color="D0D0D0" w:space="0"/>
+              <w:bottom w:val="single" w:sz="4" w:color="D0D0D0" w:space="0"/>
+              <w:right w:val="single" w:sz="4" w:color="D0D0D0" w:space="0"/>
+            </w:tcBorders>
+          </w:tcPr>
+          <w:p>
+            <w:pPr>
+              <w:jc w:val="left"/>
+            </w:pPr>
+            <w:r>
+              <w:rPr>
+                <w:b w:val="0"/>
+                <w:i w:val="0"/>
+                <w:color w:val="222222"/>
+                <w:sz w:val="17"/>
+              </w:rPr>
+              <w:t>Non-Sentra Industri</w:t>
+            </w:r>
+          </w:p>
+        </w:tc>
+        <w:tc>
+          <w:tcPr>
+            <w:tcW w:type="dxa" w:w="964"/>
+            <w:shd w:val="clear" w:color="auto" w:fill="F5FBF5"/>
+            <w:tcMar>
+              <w:top w:w="50" w:type="dxa"/>
+              <w:bottom w:w="50" w:type="dxa"/>
+              <w:left w:w="100" w:type="dxa"/>
+              <w:right w:w="100" w:type="dxa"/>
+            </w:tcMar>
+            <w:tcBorders>
+              <w:top w:val="single" w:sz="4" w:color="D0D0D0" w:space="0"/>
+              <w:left w:val="single" w:sz="4" w:color="D0D0D0" w:space="0"/>
+              <w:bottom w:val="single" w:sz="4" w:color="D0D0D0" w:space="0"/>
+              <w:right w:val="single" w:sz="4" w:color="D0D0D0" w:space="0"/>
+            </w:tcBorders>
+          </w:tcPr>
+          <w:p>
+            <w:pPr>
+              <w:jc w:val="center"/>
+            </w:pPr>
+            <w:r>
+              <w:rPr>
+                <w:b w:val="0"/>
+                <w:i w:val="0"/>
+                <w:color w:val="222222"/>
+                <w:sz w:val="17"/>
+              </w:rPr>
+              <w:t>2,445</w:t>
+            </w:r>
+          </w:p>
+        </w:tc>
+        <w:tc>
+          <w:tcPr>
+            <w:tcW w:type="dxa" w:w="964"/>
+            <w:shd w:val="clear" w:color="auto" w:fill="F5FBF5"/>
+            <w:tcMar>
+              <w:top w:w="50" w:type="dxa"/>
+              <w:bottom w:w="50" w:type="dxa"/>
+              <w:left w:w="100" w:type="dxa"/>
+              <w:right w:w="100" w:type="dxa"/>
+            </w:tcMar>
+            <w:tcBorders>
+              <w:top w:val="single" w:sz="4" w:color="D0D0D0" w:space="0"/>
+              <w:left w:val="single" w:sz="4" w:color="D0D0D0" w:space="0"/>
+              <w:bottom w:val="single" w:sz="4" w:color="D0D0D0" w:space="0"/>
+              <w:right w:val="single" w:sz="4" w:color="D0D0D0" w:space="0"/>
+            </w:tcBorders>
+          </w:tcPr>
+          <w:p>
+            <w:pPr>
+              <w:jc w:val="center"/>
+            </w:pPr>
+            <w:r>
+              <w:rPr>
+                <w:b w:val="0"/>
+                <w:i w:val="0"/>
+                <w:color w:val="222222"/>
+                <w:sz w:val="17"/>
+              </w:rPr>
+              <w:t>9,052</w:t>
+            </w:r>
+          </w:p>
+        </w:tc>
+        <w:tc>
+          <w:tcPr>
+            <w:tcW w:type="dxa" w:w="964"/>
+            <w:shd w:val="clear" w:color="auto" w:fill="F5FBF5"/>
+            <w:tcMar>
+              <w:top w:w="50" w:type="dxa"/>
+              <w:bottom w:w="50" w:type="dxa"/>
+              <w:left w:w="100" w:type="dxa"/>
+              <w:right w:w="100" w:type="dxa"/>
+            </w:tcMar>
+            <w:tcBorders>
+              <w:top w:val="single" w:sz="4" w:color="D0D0D0" w:space="0"/>
+              <w:left w:val="single" w:sz="4" w:color="D0D0D0" w:space="0"/>
+              <w:bottom w:val="single" w:sz="4" w:color="D0D0D0" w:space="0"/>
+              <w:right w:val="single" w:sz="4" w:color="D0D0D0" w:space="0"/>
+            </w:tcBorders>
+          </w:tcPr>
+          <w:p>
+            <w:pPr>
+              <w:jc w:val="center"/>
+            </w:pPr>
+            <w:r>
+              <w:rPr>
+                <w:b w:val="0"/>
+                <w:i w:val="0"/>
+                <w:color w:val="222222"/>
+                <w:sz w:val="17"/>
+              </w:rPr>
+              <w:t>270.2%</w:t>
+            </w:r>
+          </w:p>
+        </w:tc>
+        <w:tc>
+          <w:tcPr>
+            <w:tcW w:type="dxa" w:w="964"/>
+            <w:shd w:val="clear" w:color="auto" w:fill="F5FBF5"/>
+            <w:tcMar>
+              <w:top w:w="50" w:type="dxa"/>
+              <w:bottom w:w="50" w:type="dxa"/>
+              <w:left w:w="100" w:type="dxa"/>
+              <w:right w:w="100" w:type="dxa"/>
+            </w:tcMar>
+            <w:tcBorders>
+              <w:top w:val="single" w:sz="4" w:color="D0D0D0" w:space="0"/>
+              <w:left w:val="single" w:sz="4" w:color="D0D0D0" w:space="0"/>
+              <w:bottom w:val="single" w:sz="4" w:color="D0D0D0" w:space="0"/>
+              <w:right w:val="single" w:sz="4" w:color="D0D0D0" w:space="0"/>
+            </w:tcBorders>
+          </w:tcPr>
+          <w:p>
+            <w:pPr>
+              <w:jc w:val="center"/>
+            </w:pPr>
+            <w:r>
+              <w:rPr>
+                <w:b w:val="0"/>
+                <w:i w:val="0"/>
+                <w:color w:val="222222"/>
+                <w:sz w:val="17"/>
+              </w:rPr>
+              <w:t>28,221</w:t>
+            </w:r>
+          </w:p>
+        </w:tc>
+        <w:tc>
+          <w:tcPr>
+            <w:tcW w:type="dxa" w:w="964"/>
+            <w:shd w:val="clear" w:color="auto" w:fill="F5FBF5"/>
+            <w:tcMar>
+              <w:top w:w="50" w:type="dxa"/>
+              <w:bottom w:w="50" w:type="dxa"/>
+              <w:left w:w="100" w:type="dxa"/>
+              <w:right w:w="100" w:type="dxa"/>
+            </w:tcMar>
+            <w:tcBorders>
+              <w:top w:val="single" w:sz="4" w:color="D0D0D0" w:space="0"/>
+              <w:left w:val="single" w:sz="4" w:color="D0D0D0" w:space="0"/>
+              <w:bottom w:val="single" w:sz="4" w:color="D0D0D0" w:space="0"/>
+              <w:right w:val="single" w:sz="4" w:color="D0D0D0" w:space="0"/>
+            </w:tcBorders>
+          </w:tcPr>
+          <w:p>
+            <w:pPr>
+              <w:jc w:val="center"/>
+            </w:pPr>
+            <w:r>
+              <w:rPr>
+                <w:b w:val="0"/>
+                <w:i w:val="0"/>
+                <w:color w:val="222222"/>
+                <w:sz w:val="17"/>
+              </w:rPr>
+              <w:t>120,370</w:t>
+            </w:r>
+          </w:p>
+        </w:tc>
+        <w:tc>
+          <w:tcPr>
+            <w:tcW w:type="dxa" w:w="964"/>
+            <w:shd w:val="clear" w:color="auto" w:fill="F5FBF5"/>
+            <w:tcMar>
+              <w:top w:w="50" w:type="dxa"/>
+              <w:bottom w:w="50" w:type="dxa"/>
+              <w:left w:w="100" w:type="dxa"/>
+              <w:right w:w="100" w:type="dxa"/>
+            </w:tcMar>
+            <w:tcBorders>
+              <w:top w:val="single" w:sz="4" w:color="D0D0D0" w:space="0"/>
+              <w:left w:val="single" w:sz="4" w:color="D0D0D0" w:space="0"/>
+              <w:bottom w:val="single" w:sz="4" w:color="D0D0D0" w:space="0"/>
+              <w:right w:val="single" w:sz="4" w:color="D0D0D0" w:space="0"/>
+            </w:tcBorders>
+          </w:tcPr>
+          <w:p>
+            <w:pPr>
+              <w:jc w:val="center"/>
+            </w:pPr>
+            <w:r>
+              <w:rPr>
+                <w:b w:val="0"/>
+                <w:i w:val="0"/>
+                <w:color w:val="222222"/>
+                <w:sz w:val="17"/>
+              </w:rPr>
+              <w:t>326.5%</w:t>
+            </w:r>
+          </w:p>
+        </w:tc>
+      </w:tr>
+      <w:tr>
+        <w:tc>
+          <w:tcPr>
+            <w:tcW w:type="dxa" w:w="1361"/>
+            <w:shd w:val="clear" w:color="auto" w:fill="FFFFFF"/>
+            <w:tcMar>
+              <w:top w:w="50" w:type="dxa"/>
+              <w:bottom w:w="50" w:type="dxa"/>
+              <w:left w:w="100" w:type="dxa"/>
+              <w:right w:w="100" w:type="dxa"/>
+            </w:tcMar>
+            <w:tcBorders>
+              <w:top w:val="single" w:sz="4" w:color="D0D0D0" w:space="0"/>
+              <w:left w:val="single" w:sz="4" w:color="D0D0D0" w:space="0"/>
+              <w:bottom w:val="single" w:sz="4" w:color="D0D0D0" w:space="0"/>
+              <w:right w:val="single" w:sz="4" w:color="D0D0D0" w:space="0"/>
+            </w:tcBorders>
+          </w:tcPr>
+          <w:p>
+            <w:pPr>
+              <w:jc w:val="left"/>
+            </w:pPr>
+            <w:r>
+              <w:rPr>
+                <w:b w:val="0"/>
+                <w:i w:val="0"/>
+                <w:color w:val="222222"/>
+                <w:sz w:val="17"/>
+              </w:rPr>
+              <w:t>Sulawesi Tengah</w:t>
+            </w:r>
+          </w:p>
+        </w:tc>
+        <w:tc>
+          <w:tcPr>
+            <w:tcW w:type="dxa" w:w="1361"/>
+            <w:shd w:val="clear" w:color="auto" w:fill="FFFFFF"/>
+            <w:tcMar>
+              <w:top w:w="50" w:type="dxa"/>
+              <w:bottom w:w="50" w:type="dxa"/>
+              <w:left w:w="100" w:type="dxa"/>
+              <w:right w:w="100" w:type="dxa"/>
+            </w:tcMar>
+            <w:tcBorders>
+              <w:top w:val="single" w:sz="4" w:color="D0D0D0" w:space="0"/>
+              <w:left w:val="single" w:sz="4" w:color="D0D0D0" w:space="0"/>
+              <w:bottom w:val="single" w:sz="4" w:color="D0D0D0" w:space="0"/>
+              <w:right w:val="single" w:sz="4" w:color="D0D0D0" w:space="0"/>
+            </w:tcBorders>
+          </w:tcPr>
+          <w:p>
+            <w:pPr>
+              <w:jc w:val="left"/>
+            </w:pPr>
+            <w:r>
+              <w:rPr>
+                <w:b w:val="0"/>
+                <w:i w:val="0"/>
+                <w:color w:val="222222"/>
+                <w:sz w:val="17"/>
+              </w:rPr>
+              <w:t>Sentra Industri</w:t>
+            </w:r>
+          </w:p>
+        </w:tc>
+        <w:tc>
+          <w:tcPr>
+            <w:tcW w:type="dxa" w:w="964"/>
+            <w:shd w:val="clear" w:color="auto" w:fill="FFFFFF"/>
+            <w:tcMar>
+              <w:top w:w="50" w:type="dxa"/>
+              <w:bottom w:w="50" w:type="dxa"/>
+              <w:left w:w="100" w:type="dxa"/>
+              <w:right w:w="100" w:type="dxa"/>
+            </w:tcMar>
+            <w:tcBorders>
+              <w:top w:val="single" w:sz="4" w:color="D0D0D0" w:space="0"/>
+              <w:left w:val="single" w:sz="4" w:color="D0D0D0" w:space="0"/>
+              <w:bottom w:val="single" w:sz="4" w:color="D0D0D0" w:space="0"/>
+              <w:right w:val="single" w:sz="4" w:color="D0D0D0" w:space="0"/>
+            </w:tcBorders>
+          </w:tcPr>
+          <w:p>
+            <w:pPr>
+              <w:jc w:val="center"/>
+            </w:pPr>
+            <w:r>
+              <w:rPr>
+                <w:b w:val="0"/>
+                <w:i w:val="0"/>
+                <w:color w:val="222222"/>
+                <w:sz w:val="17"/>
+              </w:rPr>
+              <w:t>10,152</w:t>
+            </w:r>
+          </w:p>
+        </w:tc>
+        <w:tc>
+          <w:tcPr>
+            <w:tcW w:type="dxa" w:w="964"/>
+            <w:shd w:val="clear" w:color="auto" w:fill="FFFFFF"/>
+            <w:tcMar>
+              <w:top w:w="50" w:type="dxa"/>
+              <w:bottom w:w="50" w:type="dxa"/>
+              <w:left w:w="100" w:type="dxa"/>
+              <w:right w:w="100" w:type="dxa"/>
+            </w:tcMar>
+            <w:tcBorders>
+              <w:top w:val="single" w:sz="4" w:color="D0D0D0" w:space="0"/>
+              <w:left w:val="single" w:sz="4" w:color="D0D0D0" w:space="0"/>
+              <w:bottom w:val="single" w:sz="4" w:color="D0D0D0" w:space="0"/>
+              <w:right w:val="single" w:sz="4" w:color="D0D0D0" w:space="0"/>
+            </w:tcBorders>
+          </w:tcPr>
+          <w:p>
+            <w:pPr>
+              <w:jc w:val="center"/>
+            </w:pPr>
+            <w:r>
+              <w:rPr>
+                <w:b w:val="0"/>
+                <w:i w:val="0"/>
+                <w:color w:val="222222"/>
+                <w:sz w:val="17"/>
+              </w:rPr>
+              <w:t>8,840</w:t>
+            </w:r>
+          </w:p>
+        </w:tc>
+        <w:tc>
+          <w:tcPr>
+            <w:tcW w:type="dxa" w:w="964"/>
+            <w:shd w:val="clear" w:color="auto" w:fill="FFFFFF"/>
+            <w:tcMar>
+              <w:top w:w="50" w:type="dxa"/>
+              <w:bottom w:w="50" w:type="dxa"/>
+              <w:left w:w="100" w:type="dxa"/>
+              <w:right w:w="100" w:type="dxa"/>
+            </w:tcMar>
+            <w:tcBorders>
+              <w:top w:val="single" w:sz="4" w:color="D0D0D0" w:space="0"/>
+              <w:left w:val="single" w:sz="4" w:color="D0D0D0" w:space="0"/>
+              <w:bottom w:val="single" w:sz="4" w:color="D0D0D0" w:space="0"/>
+              <w:right w:val="single" w:sz="4" w:color="D0D0D0" w:space="0"/>
+            </w:tcBorders>
+          </w:tcPr>
+          <w:p>
+            <w:pPr>
+              <w:jc w:val="center"/>
+            </w:pPr>
+            <w:r>
+              <w:rPr>
+                <w:b w:val="0"/>
+                <w:i w:val="0"/>
+                <w:color w:val="222222"/>
+                <w:sz w:val="17"/>
+              </w:rPr>
+              <w:t>-12.9%</w:t>
+            </w:r>
+          </w:p>
+        </w:tc>
+        <w:tc>
+          <w:tcPr>
+            <w:tcW w:type="dxa" w:w="964"/>
+            <w:shd w:val="clear" w:color="auto" w:fill="FFFFFF"/>
+            <w:tcMar>
+              <w:top w:w="50" w:type="dxa"/>
+              <w:bottom w:w="50" w:type="dxa"/>
+              <w:left w:w="100" w:type="dxa"/>
+              <w:right w:w="100" w:type="dxa"/>
+            </w:tcMar>
+            <w:tcBorders>
+              <w:top w:val="single" w:sz="4" w:color="D0D0D0" w:space="0"/>
+              <w:left w:val="single" w:sz="4" w:color="D0D0D0" w:space="0"/>
+              <w:bottom w:val="single" w:sz="4" w:color="D0D0D0" w:space="0"/>
+              <w:right w:val="single" w:sz="4" w:color="D0D0D0" w:space="0"/>
+            </w:tcBorders>
+          </w:tcPr>
+          <w:p>
+            <w:pPr>
+              <w:jc w:val="center"/>
+            </w:pPr>
+            <w:r>
+              <w:rPr>
+                <w:b w:val="0"/>
+                <w:i w:val="0"/>
+                <w:color w:val="222222"/>
+                <w:sz w:val="17"/>
+              </w:rPr>
+              <w:t>12,803</w:t>
+            </w:r>
+          </w:p>
+        </w:tc>
+        <w:tc>
+          <w:tcPr>
+            <w:tcW w:type="dxa" w:w="964"/>
+            <w:shd w:val="clear" w:color="auto" w:fill="FFFFFF"/>
+            <w:tcMar>
+              <w:top w:w="50" w:type="dxa"/>
+              <w:bottom w:w="50" w:type="dxa"/>
+              <w:left w:w="100" w:type="dxa"/>
+              <w:right w:w="100" w:type="dxa"/>
+            </w:tcMar>
+            <w:tcBorders>
+              <w:top w:val="single" w:sz="4" w:color="D0D0D0" w:space="0"/>
+              <w:left w:val="single" w:sz="4" w:color="D0D0D0" w:space="0"/>
+              <w:bottom w:val="single" w:sz="4" w:color="D0D0D0" w:space="0"/>
+              <w:right w:val="single" w:sz="4" w:color="D0D0D0" w:space="0"/>
+            </w:tcBorders>
+          </w:tcPr>
+          <w:p>
+            <w:pPr>
+              <w:jc w:val="center"/>
+            </w:pPr>
+            <w:r>
+              <w:rPr>
+                <w:b w:val="0"/>
+                <w:i w:val="0"/>
+                <w:color w:val="222222"/>
+                <w:sz w:val="17"/>
+              </w:rPr>
+              <w:t>34,225</w:t>
+            </w:r>
+          </w:p>
+        </w:tc>
+        <w:tc>
+          <w:tcPr>
+            <w:tcW w:type="dxa" w:w="964"/>
+            <w:shd w:val="clear" w:color="auto" w:fill="FFFFFF"/>
+            <w:tcMar>
+              <w:top w:w="50" w:type="dxa"/>
+              <w:bottom w:w="50" w:type="dxa"/>
+              <w:left w:w="100" w:type="dxa"/>
+              <w:right w:w="100" w:type="dxa"/>
+            </w:tcMar>
+            <w:tcBorders>
+              <w:top w:val="single" w:sz="4" w:color="D0D0D0" w:space="0"/>
+              <w:left w:val="single" w:sz="4" w:color="D0D0D0" w:space="0"/>
+              <w:bottom w:val="single" w:sz="4" w:color="D0D0D0" w:space="0"/>
+              <w:right w:val="single" w:sz="4" w:color="D0D0D0" w:space="0"/>
+            </w:tcBorders>
+          </w:tcPr>
+          <w:p>
+            <w:pPr>
+              <w:jc w:val="center"/>
+            </w:pPr>
+            <w:r>
+              <w:rPr>
+                <w:b w:val="0"/>
+                <w:i w:val="0"/>
+                <w:color w:val="222222"/>
+                <w:sz w:val="17"/>
+              </w:rPr>
+              <w:t>167.3%</w:t>
+            </w:r>
+          </w:p>
+        </w:tc>
+      </w:tr>
+      <w:tr>
+        <w:tc>
+          <w:tcPr>
+            <w:tcW w:type="dxa" w:w="1361"/>
+            <w:shd w:val="clear" w:color="auto" w:fill="F5FBF5"/>
+            <w:tcMar>
+              <w:top w:w="50" w:type="dxa"/>
+              <w:bottom w:w="50" w:type="dxa"/>
+              <w:left w:w="100" w:type="dxa"/>
+              <w:right w:w="100" w:type="dxa"/>
+            </w:tcMar>
+            <w:tcBorders>
+              <w:top w:val="single" w:sz="4" w:color="D0D0D0" w:space="0"/>
+              <w:left w:val="single" w:sz="4" w:color="D0D0D0" w:space="0"/>
+              <w:bottom w:val="single" w:sz="4" w:color="D0D0D0" w:space="0"/>
+              <w:right w:val="single" w:sz="4" w:color="D0D0D0" w:space="0"/>
+            </w:tcBorders>
+          </w:tcPr>
+          <w:p>
+            <w:pPr>
+              <w:jc w:val="left"/>
+            </w:pPr>
+            <w:r>
+              <w:rPr>
+                <w:b w:val="0"/>
+                <w:i w:val="0"/>
+                <w:color w:val="222222"/>
+                <w:sz w:val="17"/>
+              </w:rPr>
+              <w:t>Sulawesi Tenggara</w:t>
+            </w:r>
+          </w:p>
+        </w:tc>
+        <w:tc>
+          <w:tcPr>
+            <w:tcW w:type="dxa" w:w="1361"/>
+            <w:shd w:val="clear" w:color="auto" w:fill="F5FBF5"/>
+            <w:tcMar>
+              <w:top w:w="50" w:type="dxa"/>
+              <w:bottom w:w="50" w:type="dxa"/>
+              <w:left w:w="100" w:type="dxa"/>
+              <w:right w:w="100" w:type="dxa"/>
+            </w:tcMar>
+            <w:tcBorders>
+              <w:top w:val="single" w:sz="4" w:color="D0D0D0" w:space="0"/>
+              <w:left w:val="single" w:sz="4" w:color="D0D0D0" w:space="0"/>
+              <w:bottom w:val="single" w:sz="4" w:color="D0D0D0" w:space="0"/>
+              <w:right w:val="single" w:sz="4" w:color="D0D0D0" w:space="0"/>
+            </w:tcBorders>
+          </w:tcPr>
+          <w:p>
+            <w:pPr>
+              <w:jc w:val="left"/>
+            </w:pPr>
+            <w:r>
+              <w:rPr>
+                <w:b w:val="0"/>
+                <w:i w:val="0"/>
+                <w:color w:val="222222"/>
+                <w:sz w:val="17"/>
+              </w:rPr>
+              <w:t>Sentra Industri</w:t>
+            </w:r>
+          </w:p>
+        </w:tc>
+        <w:tc>
+          <w:tcPr>
+            <w:tcW w:type="dxa" w:w="964"/>
+            <w:shd w:val="clear" w:color="auto" w:fill="F5FBF5"/>
+            <w:tcMar>
+              <w:top w:w="50" w:type="dxa"/>
+              <w:bottom w:w="50" w:type="dxa"/>
+              <w:left w:w="100" w:type="dxa"/>
+              <w:right w:w="100" w:type="dxa"/>
+            </w:tcMar>
+            <w:tcBorders>
+              <w:top w:val="single" w:sz="4" w:color="D0D0D0" w:space="0"/>
+              <w:left w:val="single" w:sz="4" w:color="D0D0D0" w:space="0"/>
+              <w:bottom w:val="single" w:sz="4" w:color="D0D0D0" w:space="0"/>
+              <w:right w:val="single" w:sz="4" w:color="D0D0D0" w:space="0"/>
+            </w:tcBorders>
+          </w:tcPr>
+          <w:p>
+            <w:pPr>
+              <w:jc w:val="center"/>
+            </w:pPr>
+            <w:r>
+              <w:rPr>
+                <w:b w:val="0"/>
+                <w:i w:val="0"/>
+                <w:color w:val="222222"/>
+                <w:sz w:val="17"/>
+              </w:rPr>
+              <w:t>3,262</w:t>
+            </w:r>
+          </w:p>
+        </w:tc>
+        <w:tc>
+          <w:tcPr>
+            <w:tcW w:type="dxa" w:w="964"/>
+            <w:shd w:val="clear" w:color="auto" w:fill="F5FBF5"/>
+            <w:tcMar>
+              <w:top w:w="50" w:type="dxa"/>
+              <w:bottom w:w="50" w:type="dxa"/>
+              <w:left w:w="100" w:type="dxa"/>
+              <w:right w:w="100" w:type="dxa"/>
+            </w:tcMar>
+            <w:tcBorders>
+              <w:top w:val="single" w:sz="4" w:color="D0D0D0" w:space="0"/>
+              <w:left w:val="single" w:sz="4" w:color="D0D0D0" w:space="0"/>
+              <w:bottom w:val="single" w:sz="4" w:color="D0D0D0" w:space="0"/>
+              <w:right w:val="single" w:sz="4" w:color="D0D0D0" w:space="0"/>
+            </w:tcBorders>
+          </w:tcPr>
+          <w:p>
+            <w:pPr>
+              <w:jc w:val="center"/>
+            </w:pPr>
+            <w:r>
+              <w:rPr>
+                <w:b w:val="0"/>
+                <w:i w:val="0"/>
+                <w:color w:val="222222"/>
+                <w:sz w:val="17"/>
+              </w:rPr>
+              <w:t>1,647</w:t>
+            </w:r>
+          </w:p>
+        </w:tc>
+        <w:tc>
+          <w:tcPr>
+            <w:tcW w:type="dxa" w:w="964"/>
+            <w:shd w:val="clear" w:color="auto" w:fill="F5FBF5"/>
+            <w:tcMar>
+              <w:top w:w="50" w:type="dxa"/>
+              <w:bottom w:w="50" w:type="dxa"/>
+              <w:left w:w="100" w:type="dxa"/>
+              <w:right w:w="100" w:type="dxa"/>
+            </w:tcMar>
+            <w:tcBorders>
+              <w:top w:val="single" w:sz="4" w:color="D0D0D0" w:space="0"/>
+              <w:left w:val="single" w:sz="4" w:color="D0D0D0" w:space="0"/>
+              <w:bottom w:val="single" w:sz="4" w:color="D0D0D0" w:space="0"/>
+              <w:right w:val="single" w:sz="4" w:color="D0D0D0" w:space="0"/>
+            </w:tcBorders>
+          </w:tcPr>
+          <w:p>
+            <w:pPr>
+              <w:jc w:val="center"/>
+            </w:pPr>
+            <w:r>
+              <w:rPr>
+                <w:b w:val="0"/>
+                <w:i w:val="0"/>
+                <w:color w:val="222222"/>
+                <w:sz w:val="17"/>
+              </w:rPr>
+              <w:t>-49.5%</w:t>
+            </w:r>
+          </w:p>
+        </w:tc>
+        <w:tc>
+          <w:tcPr>
+            <w:tcW w:type="dxa" w:w="964"/>
+            <w:shd w:val="clear" w:color="auto" w:fill="F5FBF5"/>
+            <w:tcMar>
+              <w:top w:w="50" w:type="dxa"/>
+              <w:bottom w:w="50" w:type="dxa"/>
+              <w:left w:w="100" w:type="dxa"/>
+              <w:right w:w="100" w:type="dxa"/>
+            </w:tcMar>
+            <w:tcBorders>
+              <w:top w:val="single" w:sz="4" w:color="D0D0D0" w:space="0"/>
+              <w:left w:val="single" w:sz="4" w:color="D0D0D0" w:space="0"/>
+              <w:bottom w:val="single" w:sz="4" w:color="D0D0D0" w:space="0"/>
+              <w:right w:val="single" w:sz="4" w:color="D0D0D0" w:space="0"/>
+            </w:tcBorders>
+          </w:tcPr>
+          <w:p>
+            <w:pPr>
+              <w:jc w:val="center"/>
+            </w:pPr>
+            <w:r>
+              <w:rPr>
+                <w:b w:val="0"/>
+                <w:i w:val="0"/>
+                <w:color w:val="222222"/>
+                <w:sz w:val="17"/>
+              </w:rPr>
+              <w:t>115,878</w:t>
+            </w:r>
+          </w:p>
+        </w:tc>
+        <w:tc>
+          <w:tcPr>
+            <w:tcW w:type="dxa" w:w="964"/>
+            <w:shd w:val="clear" w:color="auto" w:fill="F5FBF5"/>
+            <w:tcMar>
+              <w:top w:w="50" w:type="dxa"/>
+              <w:bottom w:w="50" w:type="dxa"/>
+              <w:left w:w="100" w:type="dxa"/>
+              <w:right w:w="100" w:type="dxa"/>
+            </w:tcMar>
+            <w:tcBorders>
+              <w:top w:val="single" w:sz="4" w:color="D0D0D0" w:space="0"/>
+              <w:left w:val="single" w:sz="4" w:color="D0D0D0" w:space="0"/>
+              <w:bottom w:val="single" w:sz="4" w:color="D0D0D0" w:space="0"/>
+              <w:right w:val="single" w:sz="4" w:color="D0D0D0" w:space="0"/>
+            </w:tcBorders>
+          </w:tcPr>
+          <w:p>
+            <w:pPr>
+              <w:jc w:val="center"/>
+            </w:pPr>
+            <w:r>
+              <w:rPr>
+                <w:b w:val="0"/>
+                <w:i w:val="0"/>
+                <w:color w:val="222222"/>
+                <w:sz w:val="17"/>
+              </w:rPr>
+              <w:t>24,613</w:t>
+            </w:r>
+          </w:p>
+        </w:tc>
+        <w:tc>
+          <w:tcPr>
+            <w:tcW w:type="dxa" w:w="964"/>
+            <w:shd w:val="clear" w:color="auto" w:fill="F5FBF5"/>
+            <w:tcMar>
+              <w:top w:w="50" w:type="dxa"/>
+              <w:bottom w:w="50" w:type="dxa"/>
+              <w:left w:w="100" w:type="dxa"/>
+              <w:right w:w="100" w:type="dxa"/>
+            </w:tcMar>
+            <w:tcBorders>
+              <w:top w:val="single" w:sz="4" w:color="D0D0D0" w:space="0"/>
+              <w:left w:val="single" w:sz="4" w:color="D0D0D0" w:space="0"/>
+              <w:bottom w:val="single" w:sz="4" w:color="D0D0D0" w:space="0"/>
+              <w:right w:val="single" w:sz="4" w:color="D0D0D0" w:space="0"/>
+            </w:tcBorders>
+          </w:tcPr>
+          <w:p>
+            <w:pPr>
+              <w:jc w:val="center"/>
+            </w:pPr>
+            <w:r>
+              <w:rPr>
+                <w:b w:val="0"/>
+                <w:i w:val="0"/>
+                <w:color w:val="222222"/>
+                <w:sz w:val="17"/>
+              </w:rPr>
+              <w:t>-78.8%</w:t>
+            </w:r>
+          </w:p>
+        </w:tc>
+      </w:tr>
+      <w:tr>
+        <w:tc>
+          <w:tcPr>
+            <w:tcW w:type="dxa" w:w="1361"/>
+            <w:shd w:val="clear" w:color="auto" w:fill="FFFFFF"/>
+            <w:tcMar>
+              <w:top w:w="50" w:type="dxa"/>
+              <w:bottom w:w="50" w:type="dxa"/>
+              <w:left w:w="100" w:type="dxa"/>
+              <w:right w:w="100" w:type="dxa"/>
+            </w:tcMar>
+            <w:tcBorders>
+              <w:top w:val="single" w:sz="4" w:color="D0D0D0" w:space="0"/>
+              <w:left w:val="single" w:sz="4" w:color="D0D0D0" w:space="0"/>
+              <w:bottom w:val="single" w:sz="4" w:color="D0D0D0" w:space="0"/>
+              <w:right w:val="single" w:sz="4" w:color="D0D0D0" w:space="0"/>
+            </w:tcBorders>
+          </w:tcPr>
+          <w:p>
+            <w:pPr>
+              <w:jc w:val="left"/>
+            </w:pPr>
+            <w:r>
+              <w:rPr>
+                <w:b w:val="0"/>
+                <w:i w:val="0"/>
+                <w:color w:val="222222"/>
+                <w:sz w:val="17"/>
+              </w:rPr>
+              <w:t>Sulawesi Utara</w:t>
+            </w:r>
+          </w:p>
+        </w:tc>
+        <w:tc>
+          <w:tcPr>
+            <w:tcW w:type="dxa" w:w="1361"/>
+            <w:shd w:val="clear" w:color="auto" w:fill="FFFFFF"/>
+            <w:tcMar>
+              <w:top w:w="50" w:type="dxa"/>
+              <w:bottom w:w="50" w:type="dxa"/>
+              <w:left w:w="100" w:type="dxa"/>
+              <w:right w:w="100" w:type="dxa"/>
+            </w:tcMar>
+            <w:tcBorders>
+              <w:top w:val="single" w:sz="4" w:color="D0D0D0" w:space="0"/>
+              <w:left w:val="single" w:sz="4" w:color="D0D0D0" w:space="0"/>
+              <w:bottom w:val="single" w:sz="4" w:color="D0D0D0" w:space="0"/>
+              <w:right w:val="single" w:sz="4" w:color="D0D0D0" w:space="0"/>
+            </w:tcBorders>
+          </w:tcPr>
+          <w:p>
+            <w:pPr>
+              <w:jc w:val="left"/>
+            </w:pPr>
+            <w:r>
+              <w:rPr>
+                <w:b w:val="0"/>
+                <w:i w:val="0"/>
+                <w:color w:val="222222"/>
+                <w:sz w:val="17"/>
+              </w:rPr>
+              <w:t>Non-Sentra Industri</w:t>
+            </w:r>
+          </w:p>
+        </w:tc>
+        <w:tc>
+          <w:tcPr>
+            <w:tcW w:type="dxa" w:w="964"/>
+            <w:shd w:val="clear" w:color="auto" w:fill="FFFFFF"/>
+            <w:tcMar>
+              <w:top w:w="50" w:type="dxa"/>
+              <w:bottom w:w="50" w:type="dxa"/>
+              <w:left w:w="100" w:type="dxa"/>
+              <w:right w:w="100" w:type="dxa"/>
+            </w:tcMar>
+            <w:tcBorders>
+              <w:top w:val="single" w:sz="4" w:color="D0D0D0" w:space="0"/>
+              <w:left w:val="single" w:sz="4" w:color="D0D0D0" w:space="0"/>
+              <w:bottom w:val="single" w:sz="4" w:color="D0D0D0" w:space="0"/>
+              <w:right w:val="single" w:sz="4" w:color="D0D0D0" w:space="0"/>
+            </w:tcBorders>
+          </w:tcPr>
+          <w:p>
+            <w:pPr>
+              <w:jc w:val="center"/>
+            </w:pPr>
+            <w:r>
+              <w:rPr>
+                <w:b w:val="0"/>
+                <w:i w:val="0"/>
+                <w:color w:val="222222"/>
+                <w:sz w:val="17"/>
+              </w:rPr>
+              <w:t>753</w:t>
+            </w:r>
+          </w:p>
+        </w:tc>
+        <w:tc>
+          <w:tcPr>
+            <w:tcW w:type="dxa" w:w="964"/>
+            <w:shd w:val="clear" w:color="auto" w:fill="FFFFFF"/>
+            <w:tcMar>
+              <w:top w:w="50" w:type="dxa"/>
+              <w:bottom w:w="50" w:type="dxa"/>
+              <w:left w:w="100" w:type="dxa"/>
+              <w:right w:w="100" w:type="dxa"/>
+            </w:tcMar>
+            <w:tcBorders>
+              <w:top w:val="single" w:sz="4" w:color="D0D0D0" w:space="0"/>
+              <w:left w:val="single" w:sz="4" w:color="D0D0D0" w:space="0"/>
+              <w:bottom w:val="single" w:sz="4" w:color="D0D0D0" w:space="0"/>
+              <w:right w:val="single" w:sz="4" w:color="D0D0D0" w:space="0"/>
+            </w:tcBorders>
+          </w:tcPr>
+          <w:p>
+            <w:pPr>
+              <w:jc w:val="center"/>
+            </w:pPr>
+            <w:r>
+              <w:rPr>
+                <w:b w:val="0"/>
+                <w:i w:val="0"/>
+                <w:color w:val="222222"/>
+                <w:sz w:val="17"/>
+              </w:rPr>
+              <w:t>243</w:t>
+            </w:r>
+          </w:p>
+        </w:tc>
+        <w:tc>
+          <w:tcPr>
+            <w:tcW w:type="dxa" w:w="964"/>
+            <w:shd w:val="clear" w:color="auto" w:fill="FFFFFF"/>
+            <w:tcMar>
+              <w:top w:w="50" w:type="dxa"/>
+              <w:bottom w:w="50" w:type="dxa"/>
+              <w:left w:w="100" w:type="dxa"/>
+              <w:right w:w="100" w:type="dxa"/>
+            </w:tcMar>
+            <w:tcBorders>
+              <w:top w:val="single" w:sz="4" w:color="D0D0D0" w:space="0"/>
+              <w:left w:val="single" w:sz="4" w:color="D0D0D0" w:space="0"/>
+              <w:bottom w:val="single" w:sz="4" w:color="D0D0D0" w:space="0"/>
+              <w:right w:val="single" w:sz="4" w:color="D0D0D0" w:space="0"/>
+            </w:tcBorders>
+          </w:tcPr>
+          <w:p>
+            <w:pPr>
+              <w:jc w:val="center"/>
+            </w:pPr>
+            <w:r>
+              <w:rPr>
+                <w:b w:val="0"/>
+                <w:i w:val="0"/>
+                <w:color w:val="222222"/>
+                <w:sz w:val="17"/>
+              </w:rPr>
+              <w:t>-67.7%</w:t>
+            </w:r>
+          </w:p>
+        </w:tc>
+        <w:tc>
+          <w:tcPr>
+            <w:tcW w:type="dxa" w:w="964"/>
+            <w:shd w:val="clear" w:color="auto" w:fill="FFFFFF"/>
+            <w:tcMar>
+              <w:top w:w="50" w:type="dxa"/>
+              <w:bottom w:w="50" w:type="dxa"/>
+              <w:left w:w="100" w:type="dxa"/>
+              <w:right w:w="100" w:type="dxa"/>
+            </w:tcMar>
+            <w:tcBorders>
+              <w:top w:val="single" w:sz="4" w:color="D0D0D0" w:space="0"/>
+              <w:left w:val="single" w:sz="4" w:color="D0D0D0" w:space="0"/>
+              <w:bottom w:val="single" w:sz="4" w:color="D0D0D0" w:space="0"/>
+              <w:right w:val="single" w:sz="4" w:color="D0D0D0" w:space="0"/>
+            </w:tcBorders>
+          </w:tcPr>
+          <w:p>
+            <w:pPr>
+              <w:jc w:val="center"/>
+            </w:pPr>
+            <w:r>
+              <w:rPr>
+                <w:b w:val="0"/>
+                <w:i w:val="0"/>
+                <w:color w:val="222222"/>
+                <w:sz w:val="17"/>
+              </w:rPr>
+              <w:t>59,614</w:t>
+            </w:r>
+          </w:p>
+        </w:tc>
+        <w:tc>
+          <w:tcPr>
+            <w:tcW w:type="dxa" w:w="964"/>
+            <w:shd w:val="clear" w:color="auto" w:fill="FFFFFF"/>
+            <w:tcMar>
+              <w:top w:w="50" w:type="dxa"/>
+              <w:bottom w:w="50" w:type="dxa"/>
+              <w:left w:w="100" w:type="dxa"/>
+              <w:right w:w="100" w:type="dxa"/>
+            </w:tcMar>
+            <w:tcBorders>
+              <w:top w:val="single" w:sz="4" w:color="D0D0D0" w:space="0"/>
+              <w:left w:val="single" w:sz="4" w:color="D0D0D0" w:space="0"/>
+              <w:bottom w:val="single" w:sz="4" w:color="D0D0D0" w:space="0"/>
+              <w:right w:val="single" w:sz="4" w:color="D0D0D0" w:space="0"/>
+            </w:tcBorders>
+          </w:tcPr>
+          <w:p>
+            <w:pPr>
+              <w:jc w:val="center"/>
+            </w:pPr>
+            <w:r>
+              <w:rPr>
+                <w:b w:val="0"/>
+                <w:i w:val="0"/>
+                <w:color w:val="222222"/>
+                <w:sz w:val="17"/>
+              </w:rPr>
+              <w:t>11,532</w:t>
+            </w:r>
+          </w:p>
+        </w:tc>
+        <w:tc>
+          <w:tcPr>
+            <w:tcW w:type="dxa" w:w="964"/>
+            <w:shd w:val="clear" w:color="auto" w:fill="FFFFFF"/>
+            <w:tcMar>
+              <w:top w:w="50" w:type="dxa"/>
+              <w:bottom w:w="50" w:type="dxa"/>
+              <w:left w:w="100" w:type="dxa"/>
+              <w:right w:w="100" w:type="dxa"/>
+            </w:tcMar>
+            <w:tcBorders>
+              <w:top w:val="single" w:sz="4" w:color="D0D0D0" w:space="0"/>
+              <w:left w:val="single" w:sz="4" w:color="D0D0D0" w:space="0"/>
+              <w:bottom w:val="single" w:sz="4" w:color="D0D0D0" w:space="0"/>
+              <w:right w:val="single" w:sz="4" w:color="D0D0D0" w:space="0"/>
+            </w:tcBorders>
+          </w:tcPr>
+          <w:p>
+            <w:pPr>
+              <w:jc w:val="center"/>
+            </w:pPr>
+            <w:r>
+              <w:rPr>
+                <w:b w:val="0"/>
+                <w:i w:val="0"/>
+                <w:color w:val="222222"/>
+                <w:sz w:val="17"/>
+              </w:rPr>
+              <w:t>-80.7%</w:t>
+            </w:r>
+          </w:p>
+        </w:tc>
+      </w:tr>
+    </w:tbl>
+    <w:p>
+      <w:pPr>
+        <w:spacing w:after="80"/>
+      </w:pPr>
+    </w:p>
+    <w:p>
+      <w:pPr>
+        <w:spacing w:before="120" w:after="40"/>
+      </w:pPr>
+      <w:r>
+        <w:rPr>
+          <w:b/>
+          <w:i/>
+          <w:color w:val="2E7D32"/>
+          <w:sz w:val="17"/>
+        </w:rPr>
+        <w:t>Tabel 3.11: Standarisasi Radius Bubble Kasus Diare</w:t>
+      </w:r>
+    </w:p>
+    <w:tbl>
+      <w:tblPr>
+        <w:tblStyle w:val="TableGrid"/>
+        <w:tblW w:type="auto" w:w="0"/>
+        <w:jc w:val="center"/>
+        <w:tblLayout w:type="fixed"/>
+        <w:tblLook w:firstColumn="1" w:firstRow="1" w:lastColumn="0" w:lastRow="0" w:noHBand="0" w:noVBand="1" w:val="04A0"/>
+      </w:tblPr>
+      <w:tblGrid>
+        <w:gridCol w:w="1928"/>
+        <w:gridCol w:w="1928"/>
+        <w:gridCol w:w="1928"/>
+        <w:gridCol w:w="1928"/>
+        <w:gridCol w:w="1928"/>
+      </w:tblGrid>
+      <w:tr>
+        <w:tc>
+          <w:tcPr>
+            <w:tcW w:type="dxa" w:w="1928"/>
+            <w:shd w:val="clear" w:color="auto" w:fill="2E7D32"/>
+            <w:tcMar>
+              <w:top w:w="70" w:type="dxa"/>
+              <w:bottom w:w="70" w:type="dxa"/>
+              <w:left w:w="100" w:type="dxa"/>
+              <w:right w:w="100" w:type="dxa"/>
+            </w:tcMar>
+            <w:tcBorders>
+              <w:top w:val="single" w:sz="4" w:color="D0D0D0" w:space="0"/>
+              <w:left w:val="single" w:sz="4" w:color="D0D0D0" w:space="0"/>
+              <w:bottom w:val="single" w:sz="8" w:color="1B5E20" w:space="0"/>
+              <w:right w:val="single" w:sz="4" w:color="D0D0D0" w:space="0"/>
+            </w:tcBorders>
+          </w:tcPr>
+          <w:p>
+            <w:pPr>
+              <w:jc w:val="left"/>
+            </w:pPr>
+            <w:r>
+              <w:rPr>
+                <w:b/>
+                <w:i w:val="0"/>
+                <w:color w:val="FFFFFF"/>
+                <w:sz w:val="17"/>
+              </w:rPr>
+              <w:t>Provinsi</w:t>
+            </w:r>
+          </w:p>
+        </w:tc>
+        <w:tc>
+          <w:tcPr>
+            <w:tcW w:type="dxa" w:w="1361"/>
+            <w:shd w:val="clear" w:color="auto" w:fill="2E7D32"/>
+            <w:tcMar>
+              <w:top w:w="70" w:type="dxa"/>
+              <w:bottom w:w="70" w:type="dxa"/>
+              <w:left w:w="100" w:type="dxa"/>
+              <w:right w:w="100" w:type="dxa"/>
+            </w:tcMar>
+            <w:tcBorders>
+              <w:top w:val="single" w:sz="4" w:color="D0D0D0" w:space="0"/>
+              <w:left w:val="single" w:sz="4" w:color="D0D0D0" w:space="0"/>
+              <w:bottom w:val="single" w:sz="8" w:color="1B5E20" w:space="0"/>
+              <w:right w:val="single" w:sz="4" w:color="D0D0D0" w:space="0"/>
+            </w:tcBorders>
+          </w:tcPr>
+          <w:p>
+            <w:pPr>
+              <w:jc w:val="center"/>
+            </w:pPr>
+            <w:r>
+              <w:rPr>
+                <w:b/>
+                <w:i w:val="0"/>
+                <w:color w:val="FFFFFF"/>
+                <w:sz w:val="17"/>
+              </w:rPr>
+              <w:t>Diare 2015</w:t>
+            </w:r>
+          </w:p>
+        </w:tc>
+        <w:tc>
+          <w:tcPr>
+            <w:tcW w:type="dxa" w:w="1247"/>
+            <w:shd w:val="clear" w:color="auto" w:fill="2E7D32"/>
+            <w:tcMar>
+              <w:top w:w="70" w:type="dxa"/>
+              <w:bottom w:w="70" w:type="dxa"/>
+              <w:left w:w="100" w:type="dxa"/>
+              <w:right w:w="100" w:type="dxa"/>
+            </w:tcMar>
+            <w:tcBorders>
+              <w:top w:val="single" w:sz="4" w:color="D0D0D0" w:space="0"/>
+              <w:left w:val="single" w:sz="4" w:color="D0D0D0" w:space="0"/>
+              <w:bottom w:val="single" w:sz="8" w:color="1B5E20" w:space="0"/>
+              <w:right w:val="single" w:sz="4" w:color="D0D0D0" w:space="0"/>
+            </w:tcBorders>
+          </w:tcPr>
+          <w:p>
+            <w:pPr>
+              <w:jc w:val="center"/>
+            </w:pPr>
+            <w:r>
+              <w:rPr>
+                <w:b/>
+                <w:i w:val="0"/>
+                <w:color w:val="FFFFFF"/>
+                <w:sz w:val="17"/>
+              </w:rPr>
+              <w:t>Radius 2015</w:t>
+            </w:r>
+          </w:p>
+        </w:tc>
+        <w:tc>
+          <w:tcPr>
+            <w:tcW w:type="dxa" w:w="1361"/>
+            <w:shd w:val="clear" w:color="auto" w:fill="2E7D32"/>
+            <w:tcMar>
+              <w:top w:w="70" w:type="dxa"/>
+              <w:bottom w:w="70" w:type="dxa"/>
+              <w:left w:w="100" w:type="dxa"/>
+              <w:right w:w="100" w:type="dxa"/>
+            </w:tcMar>
+            <w:tcBorders>
+              <w:top w:val="single" w:sz="4" w:color="D0D0D0" w:space="0"/>
+              <w:left w:val="single" w:sz="4" w:color="D0D0D0" w:space="0"/>
+              <w:bottom w:val="single" w:sz="8" w:color="1B5E20" w:space="0"/>
+              <w:right w:val="single" w:sz="4" w:color="D0D0D0" w:space="0"/>
+            </w:tcBorders>
+          </w:tcPr>
+          <w:p>
+            <w:pPr>
+              <w:jc w:val="center"/>
+            </w:pPr>
+            <w:r>
+              <w:rPr>
+                <w:b/>
+                <w:i w:val="0"/>
+                <w:color w:val="FFFFFF"/>
+                <w:sz w:val="17"/>
+              </w:rPr>
+              <w:t>Diare 2024</w:t>
+            </w:r>
+          </w:p>
+        </w:tc>
+        <w:tc>
+          <w:tcPr>
+            <w:tcW w:type="dxa" w:w="1247"/>
+            <w:shd w:val="clear" w:color="auto" w:fill="2E7D32"/>
+            <w:tcMar>
+              <w:top w:w="70" w:type="dxa"/>
+              <w:bottom w:w="70" w:type="dxa"/>
+              <w:left w:w="100" w:type="dxa"/>
+              <w:right w:w="100" w:type="dxa"/>
+            </w:tcMar>
+            <w:tcBorders>
+              <w:top w:val="single" w:sz="4" w:color="D0D0D0" w:space="0"/>
+              <w:left w:val="single" w:sz="4" w:color="D0D0D0" w:space="0"/>
+              <w:bottom w:val="single" w:sz="8" w:color="1B5E20" w:space="0"/>
+              <w:right w:val="single" w:sz="4" w:color="D0D0D0" w:space="0"/>
+            </w:tcBorders>
+          </w:tcPr>
+          <w:p>
+            <w:pPr>
+              <w:jc w:val="center"/>
+            </w:pPr>
+            <w:r>
+              <w:rPr>
+                <w:b/>
+                <w:i w:val="0"/>
+                <w:color w:val="FFFFFF"/>
+                <w:sz w:val="17"/>
+              </w:rPr>
+              <w:t>Radius 2024</w:t>
+            </w:r>
+          </w:p>
+        </w:tc>
+      </w:tr>
+      <w:tr>
+        <w:tc>
+          <w:tcPr>
+            <w:tcW w:type="dxa" w:w="1928"/>
+            <w:shd w:val="clear" w:color="auto" w:fill="F5FBF5"/>
+            <w:tcMar>
+              <w:top w:w="50" w:type="dxa"/>
+              <w:bottom w:w="50" w:type="dxa"/>
+              <w:left w:w="100" w:type="dxa"/>
+              <w:right w:w="100" w:type="dxa"/>
+            </w:tcMar>
+            <w:tcBorders>
+              <w:top w:val="single" w:sz="4" w:color="D0D0D0" w:space="0"/>
+              <w:left w:val="single" w:sz="4" w:color="D0D0D0" w:space="0"/>
+              <w:bottom w:val="single" w:sz="4" w:color="D0D0D0" w:space="0"/>
+              <w:right w:val="single" w:sz="4" w:color="D0D0D0" w:space="0"/>
+            </w:tcBorders>
+          </w:tcPr>
+          <w:p>
+            <w:pPr>
+              <w:jc w:val="left"/>
+            </w:pPr>
+            <w:r>
+              <w:rPr>
+                <w:b w:val="0"/>
+                <w:i w:val="0"/>
+                <w:color w:val="222222"/>
+                <w:sz w:val="17"/>
+              </w:rPr>
+              <w:t>Gorontalo</w:t>
+            </w:r>
+          </w:p>
+        </w:tc>
+        <w:tc>
+          <w:tcPr>
+            <w:tcW w:type="dxa" w:w="1361"/>
+            <w:shd w:val="clear" w:color="auto" w:fill="F5FBF5"/>
+            <w:tcMar>
+              <w:top w:w="50" w:type="dxa"/>
+              <w:bottom w:w="50" w:type="dxa"/>
+              <w:left w:w="100" w:type="dxa"/>
+              <w:right w:w="100" w:type="dxa"/>
+            </w:tcMar>
+            <w:tcBorders>
+              <w:top w:val="single" w:sz="4" w:color="D0D0D0" w:space="0"/>
+              <w:left w:val="single" w:sz="4" w:color="D0D0D0" w:space="0"/>
+              <w:bottom w:val="single" w:sz="4" w:color="D0D0D0" w:space="0"/>
+              <w:right w:val="single" w:sz="4" w:color="D0D0D0" w:space="0"/>
+            </w:tcBorders>
+          </w:tcPr>
+          <w:p>
+            <w:pPr>
+              <w:jc w:val="center"/>
+            </w:pPr>
+            <w:r>
+              <w:rPr>
+                <w:b w:val="0"/>
+                <w:i w:val="0"/>
+                <w:color w:val="222222"/>
+                <w:sz w:val="17"/>
+              </w:rPr>
+              <w:t>14,086</w:t>
+            </w:r>
+          </w:p>
+        </w:tc>
+        <w:tc>
+          <w:tcPr>
+            <w:tcW w:type="dxa" w:w="1247"/>
+            <w:shd w:val="clear" w:color="auto" w:fill="F5FBF5"/>
+            <w:tcMar>
+              <w:top w:w="50" w:type="dxa"/>
+              <w:bottom w:w="50" w:type="dxa"/>
+              <w:left w:w="100" w:type="dxa"/>
+              <w:right w:w="100" w:type="dxa"/>
+            </w:tcMar>
+            <w:tcBorders>
+              <w:top w:val="single" w:sz="4" w:color="D0D0D0" w:space="0"/>
+              <w:left w:val="single" w:sz="4" w:color="D0D0D0" w:space="0"/>
+              <w:bottom w:val="single" w:sz="4" w:color="D0D0D0" w:space="0"/>
+              <w:right w:val="single" w:sz="4" w:color="D0D0D0" w:space="0"/>
+            </w:tcBorders>
+          </w:tcPr>
+          <w:p>
+            <w:pPr>
+              <w:jc w:val="center"/>
+            </w:pPr>
+            <w:r>
+              <w:rPr>
+                <w:b w:val="0"/>
+                <w:i w:val="0"/>
+                <w:color w:val="222222"/>
+                <w:sz w:val="17"/>
+              </w:rPr>
+              <w:t>7.91</w:t>
+            </w:r>
+          </w:p>
+        </w:tc>
+        <w:tc>
+          <w:tcPr>
+            <w:tcW w:type="dxa" w:w="1361"/>
+            <w:shd w:val="clear" w:color="auto" w:fill="F5FBF5"/>
+            <w:tcMar>
+              <w:top w:w="50" w:type="dxa"/>
+              <w:bottom w:w="50" w:type="dxa"/>
+              <w:left w:w="100" w:type="dxa"/>
+              <w:right w:w="100" w:type="dxa"/>
+            </w:tcMar>
+            <w:tcBorders>
+              <w:top w:val="single" w:sz="4" w:color="D0D0D0" w:space="0"/>
+              <w:left w:val="single" w:sz="4" w:color="D0D0D0" w:space="0"/>
+              <w:bottom w:val="single" w:sz="4" w:color="D0D0D0" w:space="0"/>
+              <w:right w:val="single" w:sz="4" w:color="D0D0D0" w:space="0"/>
+            </w:tcBorders>
+          </w:tcPr>
+          <w:p>
+            <w:pPr>
+              <w:jc w:val="center"/>
+            </w:pPr>
+            <w:r>
+              <w:rPr>
+                <w:b w:val="0"/>
+                <w:i w:val="0"/>
+                <w:color w:val="222222"/>
+                <w:sz w:val="17"/>
+              </w:rPr>
+              <w:t>13,040</w:t>
+            </w:r>
+          </w:p>
+        </w:tc>
+        <w:tc>
+          <w:tcPr>
+            <w:tcW w:type="dxa" w:w="1247"/>
+            <w:shd w:val="clear" w:color="auto" w:fill="F5FBF5"/>
+            <w:tcMar>
+              <w:top w:w="50" w:type="dxa"/>
+              <w:bottom w:w="50" w:type="dxa"/>
+              <w:left w:w="100" w:type="dxa"/>
+              <w:right w:w="100" w:type="dxa"/>
+            </w:tcMar>
+            <w:tcBorders>
+              <w:top w:val="single" w:sz="4" w:color="D0D0D0" w:space="0"/>
+              <w:left w:val="single" w:sz="4" w:color="D0D0D0" w:space="0"/>
+              <w:bottom w:val="single" w:sz="4" w:color="D0D0D0" w:space="0"/>
+              <w:right w:val="single" w:sz="4" w:color="D0D0D0" w:space="0"/>
+            </w:tcBorders>
+          </w:tcPr>
+          <w:p>
+            <w:pPr>
+              <w:jc w:val="center"/>
+            </w:pPr>
+            <w:r>
+              <w:rPr>
+                <w:b w:val="0"/>
+                <w:i w:val="0"/>
+                <w:color w:val="222222"/>
+                <w:sz w:val="17"/>
+              </w:rPr>
+              <w:t>7.61</w:t>
+            </w:r>
+          </w:p>
+        </w:tc>
+      </w:tr>
+      <w:tr>
+        <w:tc>
+          <w:tcPr>
+            <w:tcW w:type="dxa" w:w="1928"/>
+            <w:shd w:val="clear" w:color="auto" w:fill="FFFFFF"/>
+            <w:tcMar>
+              <w:top w:w="50" w:type="dxa"/>
+              <w:bottom w:w="50" w:type="dxa"/>
+              <w:left w:w="100" w:type="dxa"/>
+              <w:right w:w="100" w:type="dxa"/>
+            </w:tcMar>
+            <w:tcBorders>
+              <w:top w:val="single" w:sz="4" w:color="D0D0D0" w:space="0"/>
+              <w:left w:val="single" w:sz="4" w:color="D0D0D0" w:space="0"/>
+              <w:bottom w:val="single" w:sz="4" w:color="D0D0D0" w:space="0"/>
+              <w:right w:val="single" w:sz="4" w:color="D0D0D0" w:space="0"/>
+            </w:tcBorders>
+          </w:tcPr>
+          <w:p>
+            <w:pPr>
+              <w:jc w:val="left"/>
+            </w:pPr>
+            <w:r>
+              <w:rPr>
+                <w:b w:val="0"/>
+                <w:i w:val="0"/>
+                <w:color w:val="222222"/>
+                <w:sz w:val="17"/>
+              </w:rPr>
+              <w:t>Sulawesi Barat</w:t>
+            </w:r>
+          </w:p>
+        </w:tc>
+        <w:tc>
+          <w:tcPr>
+            <w:tcW w:type="dxa" w:w="1361"/>
+            <w:shd w:val="clear" w:color="auto" w:fill="FFFFFF"/>
+            <w:tcMar>
+              <w:top w:w="50" w:type="dxa"/>
+              <w:bottom w:w="50" w:type="dxa"/>
+              <w:left w:w="100" w:type="dxa"/>
+              <w:right w:w="100" w:type="dxa"/>
+            </w:tcMar>
+            <w:tcBorders>
+              <w:top w:val="single" w:sz="4" w:color="D0D0D0" w:space="0"/>
+              <w:left w:val="single" w:sz="4" w:color="D0D0D0" w:space="0"/>
+              <w:bottom w:val="single" w:sz="4" w:color="D0D0D0" w:space="0"/>
+              <w:right w:val="single" w:sz="4" w:color="D0D0D0" w:space="0"/>
+            </w:tcBorders>
+          </w:tcPr>
+          <w:p>
+            <w:pPr>
+              <w:jc w:val="center"/>
+            </w:pPr>
+            <w:r>
+              <w:rPr>
+                <w:b w:val="0"/>
+                <w:i w:val="0"/>
+                <w:color w:val="222222"/>
+                <w:sz w:val="17"/>
+              </w:rPr>
+              <w:t>14,723</w:t>
+            </w:r>
+          </w:p>
+        </w:tc>
+        <w:tc>
+          <w:tcPr>
+            <w:tcW w:type="dxa" w:w="1247"/>
+            <w:shd w:val="clear" w:color="auto" w:fill="FFFFFF"/>
+            <w:tcMar>
+              <w:top w:w="50" w:type="dxa"/>
+              <w:bottom w:w="50" w:type="dxa"/>
+              <w:left w:w="100" w:type="dxa"/>
+              <w:right w:w="100" w:type="dxa"/>
+            </w:tcMar>
+            <w:tcBorders>
+              <w:top w:val="single" w:sz="4" w:color="D0D0D0" w:space="0"/>
+              <w:left w:val="single" w:sz="4" w:color="D0D0D0" w:space="0"/>
+              <w:bottom w:val="single" w:sz="4" w:color="D0D0D0" w:space="0"/>
+              <w:right w:val="single" w:sz="4" w:color="D0D0D0" w:space="0"/>
+            </w:tcBorders>
+          </w:tcPr>
+          <w:p>
+            <w:pPr>
+              <w:jc w:val="center"/>
+            </w:pPr>
+            <w:r>
+              <w:rPr>
+                <w:b w:val="0"/>
+                <w:i w:val="0"/>
+                <w:color w:val="222222"/>
+                <w:sz w:val="17"/>
+              </w:rPr>
+              <w:t>8.09</w:t>
+            </w:r>
+          </w:p>
+        </w:tc>
+        <w:tc>
+          <w:tcPr>
+            <w:tcW w:type="dxa" w:w="1361"/>
+            <w:shd w:val="clear" w:color="auto" w:fill="FFFFFF"/>
+            <w:tcMar>
+              <w:top w:w="50" w:type="dxa"/>
+              <w:bottom w:w="50" w:type="dxa"/>
+              <w:left w:w="100" w:type="dxa"/>
+              <w:right w:w="100" w:type="dxa"/>
+            </w:tcMar>
+            <w:tcBorders>
+              <w:top w:val="single" w:sz="4" w:color="D0D0D0" w:space="0"/>
+              <w:left w:val="single" w:sz="4" w:color="D0D0D0" w:space="0"/>
+              <w:bottom w:val="single" w:sz="4" w:color="D0D0D0" w:space="0"/>
+              <w:right w:val="single" w:sz="4" w:color="D0D0D0" w:space="0"/>
+            </w:tcBorders>
+          </w:tcPr>
+          <w:p>
+            <w:pPr>
+              <w:jc w:val="center"/>
+            </w:pPr>
+            <w:r>
+              <w:rPr>
+                <w:b w:val="0"/>
+                <w:i w:val="0"/>
+                <w:color w:val="222222"/>
+                <w:sz w:val="17"/>
+              </w:rPr>
+              <w:t>16,785</w:t>
+            </w:r>
+          </w:p>
+        </w:tc>
+        <w:tc>
+          <w:tcPr>
+            <w:tcW w:type="dxa" w:w="1247"/>
+            <w:shd w:val="clear" w:color="auto" w:fill="FFFFFF"/>
+            <w:tcMar>
+              <w:top w:w="50" w:type="dxa"/>
+              <w:bottom w:w="50" w:type="dxa"/>
+              <w:left w:w="100" w:type="dxa"/>
+              <w:right w:w="100" w:type="dxa"/>
+            </w:tcMar>
+            <w:tcBorders>
+              <w:top w:val="single" w:sz="4" w:color="D0D0D0" w:space="0"/>
+              <w:left w:val="single" w:sz="4" w:color="D0D0D0" w:space="0"/>
+              <w:bottom w:val="single" w:sz="4" w:color="D0D0D0" w:space="0"/>
+              <w:right w:val="single" w:sz="4" w:color="D0D0D0" w:space="0"/>
+            </w:tcBorders>
+          </w:tcPr>
+          <w:p>
+            <w:pPr>
+              <w:jc w:val="center"/>
+            </w:pPr>
+            <w:r>
+              <w:rPr>
+                <w:b w:val="0"/>
+                <w:i w:val="0"/>
+                <w:color w:val="222222"/>
+                <w:sz w:val="17"/>
+              </w:rPr>
+              <w:t>8.64</w:t>
+            </w:r>
+          </w:p>
+        </w:tc>
+      </w:tr>
+      <w:tr>
+        <w:tc>
+          <w:tcPr>
+            <w:tcW w:type="dxa" w:w="1928"/>
+            <w:shd w:val="clear" w:color="auto" w:fill="F5FBF5"/>
+            <w:tcMar>
+              <w:top w:w="50" w:type="dxa"/>
+              <w:bottom w:w="50" w:type="dxa"/>
+              <w:left w:w="100" w:type="dxa"/>
+              <w:right w:w="100" w:type="dxa"/>
+            </w:tcMar>
+            <w:tcBorders>
+              <w:top w:val="single" w:sz="4" w:color="D0D0D0" w:space="0"/>
+              <w:left w:val="single" w:sz="4" w:color="D0D0D0" w:space="0"/>
+              <w:bottom w:val="single" w:sz="4" w:color="D0D0D0" w:space="0"/>
+              <w:right w:val="single" w:sz="4" w:color="D0D0D0" w:space="0"/>
+            </w:tcBorders>
+          </w:tcPr>
+          <w:p>
+            <w:pPr>
+              <w:jc w:val="left"/>
+            </w:pPr>
+            <w:r>
+              <w:rPr>
+                <w:b w:val="0"/>
+                <w:i w:val="0"/>
+                <w:color w:val="222222"/>
+                <w:sz w:val="17"/>
+              </w:rPr>
+              <w:t>Sulawesi Selatan</w:t>
+            </w:r>
+          </w:p>
+        </w:tc>
+        <w:tc>
+          <w:tcPr>
+            <w:tcW w:type="dxa" w:w="1361"/>
+            <w:shd w:val="clear" w:color="auto" w:fill="F5FBF5"/>
+            <w:tcMar>
+              <w:top w:w="50" w:type="dxa"/>
+              <w:bottom w:w="50" w:type="dxa"/>
+              <w:left w:w="100" w:type="dxa"/>
+              <w:right w:w="100" w:type="dxa"/>
+            </w:tcMar>
+            <w:tcBorders>
+              <w:top w:val="single" w:sz="4" w:color="D0D0D0" w:space="0"/>
+              <w:left w:val="single" w:sz="4" w:color="D0D0D0" w:space="0"/>
+              <w:bottom w:val="single" w:sz="4" w:color="D0D0D0" w:space="0"/>
+              <w:right w:val="single" w:sz="4" w:color="D0D0D0" w:space="0"/>
+            </w:tcBorders>
+          </w:tcPr>
+          <w:p>
+            <w:pPr>
+              <w:jc w:val="center"/>
+            </w:pPr>
+            <w:r>
+              <w:rPr>
+                <w:b w:val="0"/>
+                <w:i w:val="0"/>
+                <w:color w:val="222222"/>
+                <w:sz w:val="17"/>
+              </w:rPr>
+              <w:t>28,221</w:t>
+            </w:r>
+          </w:p>
+        </w:tc>
+        <w:tc>
+          <w:tcPr>
+            <w:tcW w:type="dxa" w:w="1247"/>
+            <w:shd w:val="clear" w:color="auto" w:fill="F5FBF5"/>
+            <w:tcMar>
+              <w:top w:w="50" w:type="dxa"/>
+              <w:bottom w:w="50" w:type="dxa"/>
+              <w:left w:w="100" w:type="dxa"/>
+              <w:right w:w="100" w:type="dxa"/>
+            </w:tcMar>
+            <w:tcBorders>
+              <w:top w:val="single" w:sz="4" w:color="D0D0D0" w:space="0"/>
+              <w:left w:val="single" w:sz="4" w:color="D0D0D0" w:space="0"/>
+              <w:bottom w:val="single" w:sz="4" w:color="D0D0D0" w:space="0"/>
+              <w:right w:val="single" w:sz="4" w:color="D0D0D0" w:space="0"/>
+            </w:tcBorders>
+          </w:tcPr>
+          <w:p>
+            <w:pPr>
+              <w:jc w:val="center"/>
+            </w:pPr>
+            <w:r>
+              <w:rPr>
+                <w:b w:val="0"/>
+                <w:i w:val="0"/>
+                <w:color w:val="222222"/>
+                <w:sz w:val="17"/>
+              </w:rPr>
+              <w:t>11.20</w:t>
+            </w:r>
+          </w:p>
+        </w:tc>
+        <w:tc>
+          <w:tcPr>
+            <w:tcW w:type="dxa" w:w="1361"/>
+            <w:shd w:val="clear" w:color="auto" w:fill="F5FBF5"/>
+            <w:tcMar>
+              <w:top w:w="50" w:type="dxa"/>
+              <w:bottom w:w="50" w:type="dxa"/>
+              <w:left w:w="100" w:type="dxa"/>
+              <w:right w:w="100" w:type="dxa"/>
+            </w:tcMar>
+            <w:tcBorders>
+              <w:top w:val="single" w:sz="4" w:color="D0D0D0" w:space="0"/>
+              <w:left w:val="single" w:sz="4" w:color="D0D0D0" w:space="0"/>
+              <w:bottom w:val="single" w:sz="4" w:color="D0D0D0" w:space="0"/>
+              <w:right w:val="single" w:sz="4" w:color="D0D0D0" w:space="0"/>
+            </w:tcBorders>
+          </w:tcPr>
+          <w:p>
+            <w:pPr>
+              <w:jc w:val="center"/>
+            </w:pPr>
+            <w:r>
+              <w:rPr>
+                <w:b w:val="0"/>
+                <w:i w:val="0"/>
+                <w:color w:val="222222"/>
+                <w:sz w:val="17"/>
+              </w:rPr>
+              <w:t>120,370</w:t>
+            </w:r>
+          </w:p>
+        </w:tc>
+        <w:tc>
+          <w:tcPr>
+            <w:tcW w:type="dxa" w:w="1247"/>
+            <w:shd w:val="clear" w:color="auto" w:fill="F5FBF5"/>
+            <w:tcMar>
+              <w:top w:w="50" w:type="dxa"/>
+              <w:bottom w:w="50" w:type="dxa"/>
+              <w:left w:w="100" w:type="dxa"/>
+              <w:right w:w="100" w:type="dxa"/>
+            </w:tcMar>
+            <w:tcBorders>
+              <w:top w:val="single" w:sz="4" w:color="D0D0D0" w:space="0"/>
+              <w:left w:val="single" w:sz="4" w:color="D0D0D0" w:space="0"/>
+              <w:bottom w:val="single" w:sz="4" w:color="D0D0D0" w:space="0"/>
+              <w:right w:val="single" w:sz="4" w:color="D0D0D0" w:space="0"/>
+            </w:tcBorders>
+          </w:tcPr>
+          <w:p>
+            <w:pPr>
+              <w:jc w:val="center"/>
+            </w:pPr>
+            <w:r>
+              <w:rPr>
+                <w:b w:val="0"/>
+                <w:i w:val="0"/>
+                <w:color w:val="222222"/>
+                <w:sz w:val="17"/>
+              </w:rPr>
+              <w:t>23.13</w:t>
+            </w:r>
+          </w:p>
+        </w:tc>
+      </w:tr>
+      <w:tr>
+        <w:tc>
+          <w:tcPr>
+            <w:tcW w:type="dxa" w:w="1928"/>
+            <w:shd w:val="clear" w:color="auto" w:fill="FFFFFF"/>
+            <w:tcMar>
+              <w:top w:w="50" w:type="dxa"/>
+              <w:bottom w:w="50" w:type="dxa"/>
+              <w:left w:w="100" w:type="dxa"/>
+              <w:right w:w="100" w:type="dxa"/>
+            </w:tcMar>
+            <w:tcBorders>
+              <w:top w:val="single" w:sz="4" w:color="D0D0D0" w:space="0"/>
+              <w:left w:val="single" w:sz="4" w:color="D0D0D0" w:space="0"/>
+              <w:bottom w:val="single" w:sz="4" w:color="D0D0D0" w:space="0"/>
+              <w:right w:val="single" w:sz="4" w:color="D0D0D0" w:space="0"/>
+            </w:tcBorders>
+          </w:tcPr>
+          <w:p>
+            <w:pPr>
+              <w:jc w:val="left"/>
+            </w:pPr>
+            <w:r>
+              <w:rPr>
+                <w:b w:val="0"/>
+                <w:i w:val="0"/>
+                <w:color w:val="222222"/>
+                <w:sz w:val="17"/>
+              </w:rPr>
+              <w:t>Sulawesi Tengah</w:t>
+            </w:r>
+          </w:p>
+        </w:tc>
+        <w:tc>
+          <w:tcPr>
+            <w:tcW w:type="dxa" w:w="1361"/>
+            <w:shd w:val="clear" w:color="auto" w:fill="FFFFFF"/>
+            <w:tcMar>
+              <w:top w:w="50" w:type="dxa"/>
+              <w:bottom w:w="50" w:type="dxa"/>
+              <w:left w:w="100" w:type="dxa"/>
+              <w:right w:w="100" w:type="dxa"/>
+            </w:tcMar>
+            <w:tcBorders>
+              <w:top w:val="single" w:sz="4" w:color="D0D0D0" w:space="0"/>
+              <w:left w:val="single" w:sz="4" w:color="D0D0D0" w:space="0"/>
+              <w:bottom w:val="single" w:sz="4" w:color="D0D0D0" w:space="0"/>
+              <w:right w:val="single" w:sz="4" w:color="D0D0D0" w:space="0"/>
+            </w:tcBorders>
+          </w:tcPr>
+          <w:p>
+            <w:pPr>
+              <w:jc w:val="center"/>
+            </w:pPr>
+            <w:r>
+              <w:rPr>
+                <w:b w:val="0"/>
+                <w:i w:val="0"/>
+                <w:color w:val="222222"/>
+                <w:sz w:val="17"/>
+              </w:rPr>
+              <w:t>12,803</w:t>
+            </w:r>
+          </w:p>
+        </w:tc>
+        <w:tc>
+          <w:tcPr>
+            <w:tcW w:type="dxa" w:w="1247"/>
+            <w:shd w:val="clear" w:color="auto" w:fill="FFFFFF"/>
+            <w:tcMar>
+              <w:top w:w="50" w:type="dxa"/>
+              <w:bottom w:w="50" w:type="dxa"/>
+              <w:left w:w="100" w:type="dxa"/>
+              <w:right w:w="100" w:type="dxa"/>
+            </w:tcMar>
+            <w:tcBorders>
+              <w:top w:val="single" w:sz="4" w:color="D0D0D0" w:space="0"/>
+              <w:left w:val="single" w:sz="4" w:color="D0D0D0" w:space="0"/>
+              <w:bottom w:val="single" w:sz="4" w:color="D0D0D0" w:space="0"/>
+              <w:right w:val="single" w:sz="4" w:color="D0D0D0" w:space="0"/>
+            </w:tcBorders>
+          </w:tcPr>
+          <w:p>
+            <w:pPr>
+              <w:jc w:val="center"/>
+            </w:pPr>
+            <w:r>
+              <w:rPr>
+                <w:b w:val="0"/>
+                <w:i w:val="0"/>
+                <w:color w:val="222222"/>
+                <w:sz w:val="17"/>
+              </w:rPr>
+              <w:t>7.54</w:t>
+            </w:r>
+          </w:p>
+        </w:tc>
+        <w:tc>
+          <w:tcPr>
+            <w:tcW w:type="dxa" w:w="1361"/>
+            <w:shd w:val="clear" w:color="auto" w:fill="FFFFFF"/>
+            <w:tcMar>
+              <w:top w:w="50" w:type="dxa"/>
+              <w:bottom w:w="50" w:type="dxa"/>
+              <w:left w:w="100" w:type="dxa"/>
+              <w:right w:w="100" w:type="dxa"/>
+            </w:tcMar>
+            <w:tcBorders>
+              <w:top w:val="single" w:sz="4" w:color="D0D0D0" w:space="0"/>
+              <w:left w:val="single" w:sz="4" w:color="D0D0D0" w:space="0"/>
+              <w:bottom w:val="single" w:sz="4" w:color="D0D0D0" w:space="0"/>
+              <w:right w:val="single" w:sz="4" w:color="D0D0D0" w:space="0"/>
+            </w:tcBorders>
+          </w:tcPr>
+          <w:p>
+            <w:pPr>
+              <w:jc w:val="center"/>
+            </w:pPr>
+            <w:r>
+              <w:rPr>
+                <w:b w:val="0"/>
+                <w:i w:val="0"/>
+                <w:color w:val="222222"/>
+                <w:sz w:val="17"/>
+              </w:rPr>
+              <w:t>34,225</w:t>
+            </w:r>
+          </w:p>
+        </w:tc>
+        <w:tc>
+          <w:tcPr>
+            <w:tcW w:type="dxa" w:w="1247"/>
+            <w:shd w:val="clear" w:color="auto" w:fill="FFFFFF"/>
+            <w:tcMar>
+              <w:top w:w="50" w:type="dxa"/>
+              <w:bottom w:w="50" w:type="dxa"/>
+              <w:left w:w="100" w:type="dxa"/>
+              <w:right w:w="100" w:type="dxa"/>
+            </w:tcMar>
+            <w:tcBorders>
+              <w:top w:val="single" w:sz="4" w:color="D0D0D0" w:space="0"/>
+              <w:left w:val="single" w:sz="4" w:color="D0D0D0" w:space="0"/>
+              <w:bottom w:val="single" w:sz="4" w:color="D0D0D0" w:space="0"/>
+              <w:right w:val="single" w:sz="4" w:color="D0D0D0" w:space="0"/>
+            </w:tcBorders>
+          </w:tcPr>
+          <w:p>
+            <w:pPr>
+              <w:jc w:val="center"/>
+            </w:pPr>
+            <w:r>
+              <w:rPr>
+                <w:b w:val="0"/>
+                <w:i w:val="0"/>
+                <w:color w:val="222222"/>
+                <w:sz w:val="17"/>
+              </w:rPr>
+              <w:t>12.33</w:t>
+            </w:r>
+          </w:p>
+        </w:tc>
+      </w:tr>
+      <w:tr>
+        <w:tc>
+          <w:tcPr>
+            <w:tcW w:type="dxa" w:w="1928"/>
+            <w:shd w:val="clear" w:color="auto" w:fill="F5FBF5"/>
+            <w:tcMar>
+              <w:top w:w="50" w:type="dxa"/>
+              <w:bottom w:w="50" w:type="dxa"/>
+              <w:left w:w="100" w:type="dxa"/>
+              <w:right w:w="100" w:type="dxa"/>
+            </w:tcMar>
+            <w:tcBorders>
+              <w:top w:val="single" w:sz="4" w:color="D0D0D0" w:space="0"/>
+              <w:left w:val="single" w:sz="4" w:color="D0D0D0" w:space="0"/>
+              <w:bottom w:val="single" w:sz="4" w:color="D0D0D0" w:space="0"/>
+              <w:right w:val="single" w:sz="4" w:color="D0D0D0" w:space="0"/>
+            </w:tcBorders>
+          </w:tcPr>
+          <w:p>
+            <w:pPr>
+              <w:jc w:val="left"/>
+            </w:pPr>
+            <w:r>
+              <w:rPr>
+                <w:b w:val="0"/>
+                <w:i w:val="0"/>
+                <w:color w:val="222222"/>
+                <w:sz w:val="17"/>
+              </w:rPr>
+              <w:t>Sulawesi Tenggara</w:t>
+            </w:r>
+          </w:p>
+        </w:tc>
+        <w:tc>
+          <w:tcPr>
+            <w:tcW w:type="dxa" w:w="1361"/>
+            <w:shd w:val="clear" w:color="auto" w:fill="F5FBF5"/>
+            <w:tcMar>
+              <w:top w:w="50" w:type="dxa"/>
+              <w:bottom w:w="50" w:type="dxa"/>
+              <w:left w:w="100" w:type="dxa"/>
+              <w:right w:w="100" w:type="dxa"/>
+            </w:tcMar>
+            <w:tcBorders>
+              <w:top w:val="single" w:sz="4" w:color="D0D0D0" w:space="0"/>
+              <w:left w:val="single" w:sz="4" w:color="D0D0D0" w:space="0"/>
+              <w:bottom w:val="single" w:sz="4" w:color="D0D0D0" w:space="0"/>
+              <w:right w:val="single" w:sz="4" w:color="D0D0D0" w:space="0"/>
+            </w:tcBorders>
+          </w:tcPr>
+          <w:p>
+            <w:pPr>
+              <w:jc w:val="center"/>
+            </w:pPr>
+            <w:r>
+              <w:rPr>
+                <w:b w:val="0"/>
+                <w:i w:val="0"/>
+                <w:color w:val="222222"/>
+                <w:sz w:val="17"/>
+              </w:rPr>
+              <w:t>115,878</w:t>
+            </w:r>
+          </w:p>
+        </w:tc>
+        <w:tc>
+          <w:tcPr>
+            <w:tcW w:type="dxa" w:w="1247"/>
+            <w:shd w:val="clear" w:color="auto" w:fill="F5FBF5"/>
+            <w:tcMar>
+              <w:top w:w="50" w:type="dxa"/>
+              <w:bottom w:w="50" w:type="dxa"/>
+              <w:left w:w="100" w:type="dxa"/>
+              <w:right w:w="100" w:type="dxa"/>
+            </w:tcMar>
+            <w:tcBorders>
+              <w:top w:val="single" w:sz="4" w:color="D0D0D0" w:space="0"/>
+              <w:left w:val="single" w:sz="4" w:color="D0D0D0" w:space="0"/>
+              <w:bottom w:val="single" w:sz="4" w:color="D0D0D0" w:space="0"/>
+              <w:right w:val="single" w:sz="4" w:color="D0D0D0" w:space="0"/>
+            </w:tcBorders>
+          </w:tcPr>
+          <w:p>
+            <w:pPr>
+              <w:jc w:val="center"/>
+            </w:pPr>
+            <w:r>
+              <w:rPr>
+                <w:b w:val="0"/>
+                <w:i w:val="0"/>
+                <w:color w:val="222222"/>
+                <w:sz w:val="17"/>
+              </w:rPr>
+              <w:t>22.69</w:t>
+            </w:r>
+          </w:p>
+        </w:tc>
+        <w:tc>
+          <w:tcPr>
+            <w:tcW w:type="dxa" w:w="1361"/>
+            <w:shd w:val="clear" w:color="auto" w:fill="F5FBF5"/>
+            <w:tcMar>
+              <w:top w:w="50" w:type="dxa"/>
+              <w:bottom w:w="50" w:type="dxa"/>
+              <w:left w:w="100" w:type="dxa"/>
+              <w:right w:w="100" w:type="dxa"/>
+            </w:tcMar>
+            <w:tcBorders>
+              <w:top w:val="single" w:sz="4" w:color="D0D0D0" w:space="0"/>
+              <w:left w:val="single" w:sz="4" w:color="D0D0D0" w:space="0"/>
+              <w:bottom w:val="single" w:sz="4" w:color="D0D0D0" w:space="0"/>
+              <w:right w:val="single" w:sz="4" w:color="D0D0D0" w:space="0"/>
+            </w:tcBorders>
+          </w:tcPr>
+          <w:p>
+            <w:pPr>
+              <w:jc w:val="center"/>
+            </w:pPr>
+            <w:r>
+              <w:rPr>
+                <w:b w:val="0"/>
+                <w:i w:val="0"/>
+                <w:color w:val="222222"/>
+                <w:sz w:val="17"/>
+              </w:rPr>
+              <w:t>24,613</w:t>
+            </w:r>
+          </w:p>
+        </w:tc>
+        <w:tc>
+          <w:tcPr>
+            <w:tcW w:type="dxa" w:w="1247"/>
+            <w:shd w:val="clear" w:color="auto" w:fill="F5FBF5"/>
+            <w:tcMar>
+              <w:top w:w="50" w:type="dxa"/>
+              <w:bottom w:w="50" w:type="dxa"/>
+              <w:left w:w="100" w:type="dxa"/>
+              <w:right w:w="100" w:type="dxa"/>
+            </w:tcMar>
+            <w:tcBorders>
+              <w:top w:val="single" w:sz="4" w:color="D0D0D0" w:space="0"/>
+              <w:left w:val="single" w:sz="4" w:color="D0D0D0" w:space="0"/>
+              <w:bottom w:val="single" w:sz="4" w:color="D0D0D0" w:space="0"/>
+              <w:right w:val="single" w:sz="4" w:color="D0D0D0" w:space="0"/>
+            </w:tcBorders>
+          </w:tcPr>
+          <w:p>
+            <w:pPr>
+              <w:jc w:val="center"/>
+            </w:pPr>
+            <w:r>
+              <w:rPr>
+                <w:b w:val="0"/>
+                <w:i w:val="0"/>
+                <w:color w:val="222222"/>
+                <w:sz w:val="17"/>
+              </w:rPr>
+              <w:t>10.46</w:t>
+            </w:r>
+          </w:p>
+        </w:tc>
+      </w:tr>
+      <w:tr>
+        <w:tc>
+          <w:tcPr>
+            <w:tcW w:type="dxa" w:w="1928"/>
+            <w:shd w:val="clear" w:color="auto" w:fill="FFFFFF"/>
+            <w:tcMar>
+              <w:top w:w="50" w:type="dxa"/>
+              <w:bottom w:w="50" w:type="dxa"/>
+              <w:left w:w="100" w:type="dxa"/>
+              <w:right w:w="100" w:type="dxa"/>
+            </w:tcMar>
+            <w:tcBorders>
+              <w:top w:val="single" w:sz="4" w:color="D0D0D0" w:space="0"/>
+              <w:left w:val="single" w:sz="4" w:color="D0D0D0" w:space="0"/>
+              <w:bottom w:val="single" w:sz="4" w:color="D0D0D0" w:space="0"/>
+              <w:right w:val="single" w:sz="4" w:color="D0D0D0" w:space="0"/>
+            </w:tcBorders>
+          </w:tcPr>
+          <w:p>
+            <w:pPr>
+              <w:jc w:val="left"/>
+            </w:pPr>
+            <w:r>
+              <w:rPr>
+                <w:b w:val="0"/>
+                <w:i w:val="0"/>
+                <w:color w:val="222222"/>
+                <w:sz w:val="17"/>
+              </w:rPr>
+              <w:t>Sulawesi Utara</w:t>
+            </w:r>
+          </w:p>
+        </w:tc>
+        <w:tc>
+          <w:tcPr>
+            <w:tcW w:type="dxa" w:w="1361"/>
+            <w:shd w:val="clear" w:color="auto" w:fill="FFFFFF"/>
+            <w:tcMar>
+              <w:top w:w="50" w:type="dxa"/>
+              <w:bottom w:w="50" w:type="dxa"/>
+              <w:left w:w="100" w:type="dxa"/>
+              <w:right w:w="100" w:type="dxa"/>
+            </w:tcMar>
+            <w:tcBorders>
+              <w:top w:val="single" w:sz="4" w:color="D0D0D0" w:space="0"/>
+              <w:left w:val="single" w:sz="4" w:color="D0D0D0" w:space="0"/>
+              <w:bottom w:val="single" w:sz="4" w:color="D0D0D0" w:space="0"/>
+              <w:right w:val="single" w:sz="4" w:color="D0D0D0" w:space="0"/>
+            </w:tcBorders>
+          </w:tcPr>
+          <w:p>
+            <w:pPr>
+              <w:jc w:val="center"/>
+            </w:pPr>
+            <w:r>
+              <w:rPr>
+                <w:b w:val="0"/>
+                <w:i w:val="0"/>
+                <w:color w:val="222222"/>
+                <w:sz w:val="17"/>
+              </w:rPr>
+              <w:t>59,614</w:t>
+            </w:r>
+          </w:p>
+        </w:tc>
+        <w:tc>
+          <w:tcPr>
+            <w:tcW w:type="dxa" w:w="1247"/>
+            <w:shd w:val="clear" w:color="auto" w:fill="FFFFFF"/>
+            <w:tcMar>
+              <w:top w:w="50" w:type="dxa"/>
+              <w:bottom w:w="50" w:type="dxa"/>
+              <w:left w:w="100" w:type="dxa"/>
+              <w:right w:w="100" w:type="dxa"/>
+            </w:tcMar>
+            <w:tcBorders>
+              <w:top w:val="single" w:sz="4" w:color="D0D0D0" w:space="0"/>
+              <w:left w:val="single" w:sz="4" w:color="D0D0D0" w:space="0"/>
+              <w:bottom w:val="single" w:sz="4" w:color="D0D0D0" w:space="0"/>
+              <w:right w:val="single" w:sz="4" w:color="D0D0D0" w:space="0"/>
+            </w:tcBorders>
+          </w:tcPr>
+          <w:p>
+            <w:pPr>
+              <w:jc w:val="center"/>
+            </w:pPr>
+            <w:r>
+              <w:rPr>
+                <w:b w:val="0"/>
+                <w:i w:val="0"/>
+                <w:color w:val="222222"/>
+                <w:sz w:val="17"/>
+              </w:rPr>
+              <w:t>16.28</w:t>
+            </w:r>
+          </w:p>
+        </w:tc>
+        <w:tc>
+          <w:tcPr>
+            <w:tcW w:type="dxa" w:w="1361"/>
+            <w:shd w:val="clear" w:color="auto" w:fill="FFFFFF"/>
+            <w:tcMar>
+              <w:top w:w="50" w:type="dxa"/>
+              <w:bottom w:w="50" w:type="dxa"/>
+              <w:left w:w="100" w:type="dxa"/>
+              <w:right w:w="100" w:type="dxa"/>
+            </w:tcMar>
+            <w:tcBorders>
+              <w:top w:val="single" w:sz="4" w:color="D0D0D0" w:space="0"/>
+              <w:left w:val="single" w:sz="4" w:color="D0D0D0" w:space="0"/>
+              <w:bottom w:val="single" w:sz="4" w:color="D0D0D0" w:space="0"/>
+              <w:right w:val="single" w:sz="4" w:color="D0D0D0" w:space="0"/>
+            </w:tcBorders>
+          </w:tcPr>
+          <w:p>
+            <w:pPr>
+              <w:jc w:val="center"/>
+            </w:pPr>
+            <w:r>
+              <w:rPr>
+                <w:b w:val="0"/>
+                <w:i w:val="0"/>
+                <w:color w:val="222222"/>
+                <w:sz w:val="17"/>
+              </w:rPr>
+              <w:t>11,532</w:t>
+            </w:r>
+          </w:p>
+        </w:tc>
+        <w:tc>
+          <w:tcPr>
+            <w:tcW w:type="dxa" w:w="1247"/>
+            <w:shd w:val="clear" w:color="auto" w:fill="FFFFFF"/>
+            <w:tcMar>
+              <w:top w:w="50" w:type="dxa"/>
+              <w:bottom w:w="50" w:type="dxa"/>
+              <w:left w:w="100" w:type="dxa"/>
+              <w:right w:w="100" w:type="dxa"/>
+            </w:tcMar>
+            <w:tcBorders>
+              <w:top w:val="single" w:sz="4" w:color="D0D0D0" w:space="0"/>
+              <w:left w:val="single" w:sz="4" w:color="D0D0D0" w:space="0"/>
+              <w:bottom w:val="single" w:sz="4" w:color="D0D0D0" w:space="0"/>
+              <w:right w:val="single" w:sz="4" w:color="D0D0D0" w:space="0"/>
+            </w:tcBorders>
+          </w:tcPr>
+          <w:p>
+            <w:pPr>
+              <w:jc w:val="center"/>
+            </w:pPr>
+            <w:r>
+              <w:rPr>
+                <w:b w:val="0"/>
+                <w:i w:val="0"/>
+                <w:color w:val="222222"/>
+                <w:sz w:val="17"/>
+              </w:rPr>
+              <w:t>7.16</w:t>
+            </w:r>
+          </w:p>
+        </w:tc>
+      </w:tr>
+    </w:tbl>
+    <w:p>
+      <w:pPr>
+        <w:spacing w:after="80"/>
+      </w:pPr>
+    </w:p>
+    <w:p>
+      <w:pPr>
+        <w:spacing w:before="160" w:after="40"/>
+      </w:pPr>
+      <w:r>
+        <w:rPr>
+          <w:b/>
+          <w:i w:val="0"/>
+          <w:color w:val="2E7D32"/>
+          <w:sz w:val="19"/>
+        </w:rPr>
+        <w:t>E. Analisis Temuan Empiris: Pergeseran Spasial Beban Penyakit</w:t>
+      </w:r>
+    </w:p>
+    <w:p>
+      <w:pPr>
+        <w:spacing w:after="100"/>
+        <w:jc w:val="both"/>
+      </w:pPr>
+      <w:r>
+        <w:rPr>
+          <w:b w:val="0"/>
+          <w:i w:val="0"/>
+          <w:color w:val="222222"/>
+          <w:sz w:val="19"/>
+        </w:rPr>
+        <w:t xml:space="preserve">Pada kondisi terkini 2024, beban ISPA tertinggi tercatat di Sulawesi Selatan dengan 9,052 kasus, sedangkan beban Diare tertinggi tercatat di Sulawesi Selatan dengan 120,370 kasus. </w:t>
+      </w:r>
+      <w:r>
+        <w:rPr>
+          <w:b w:val="0"/>
+          <w:i w:val="0"/>
+          <w:color w:val="222222"/>
+          <w:sz w:val="19"/>
+        </w:rPr>
+        <w:t>Pemetaan Before-After menegaskan pentingnya membaca perubahan beban kesehatan secara spasial: warna choropleth menunjukkan intensitas ISPA, sedangkan radius bubble memperlihatkan skala Diare secara proporsional.</w:t>
+      </w:r>
+    </w:p>
     <w:sectPr>
       <w:pgSz w:w="11906" w:h="16838"/>
       <w:pgMar w:top="1134" w:right="1134" w:bottom="1134" w:left="1134" w:header="720" w:footer="720" w:gutter="0"/>

--- a/tools/report_metodologi/bab_3/Metodologi_Bab3_Beban_Kesehatan.docx
+++ b/tools/report_metodologi/bab_3/Metodologi_Bab3_Beban_Kesehatan.docx
@@ -15217,6 +15217,9537 @@
           <w:sz w:val="19"/>
         </w:rPr>
         <w:t>Pemetaan Before-After menegaskan pentingnya membaca perubahan beban kesehatan secara spasial: warna choropleth menunjukkan intensitas ISPA, sedangkan radius bubble memperlihatkan skala Diare secara proporsional.</w:t>
+      </w:r>
+    </w:p>
+    <w:p>
+      <w:pPr>
+        <w:spacing w:before="240" w:after="80"/>
+        <w:pBdr>
+          <w:bottom w:val="single" w:sz="6" w:space="2" w:color="2E7D32"/>
+        </w:pBdr>
+      </w:pPr>
+      <w:r>
+        <w:rPr>
+          <w:b/>
+          <w:i w:val="0"/>
+          <w:color w:val="2E7D32"/>
+          <w:sz w:val="22"/>
+        </w:rPr>
+        <w:t>3.6 KRISIS AIR BERSIH: TINJAUAN MAKRO PROVINSI DAN BUKTI UJI KLINIS LINGKAR TAMBANG</w:t>
+      </w:r>
+    </w:p>
+    <w:p>
+      <w:pPr>
+        <w:spacing w:before="120" w:after="120"/>
+        <w:ind w:left="200"/>
+        <w:pBdr>
+          <w:left w:val="single" w:sz="16" w:space="6" w:color="2E7D32"/>
+        </w:pBdr>
+        <w:shd w:val="clear" w:color="auto" w:fill="F1F8E9"/>
+      </w:pPr>
+      <w:r>
+        <w:rPr>
+          <w:b/>
+          <w:i w:val="0"/>
+          <w:color w:val="1B5E20"/>
+          <w:sz w:val="17"/>
+        </w:rPr>
+        <w:t xml:space="preserve">SUMBER DATA RESMI &amp; DESKRIPSI VISUALISASI: </w:t>
+      </w:r>
+      <w:r>
+        <w:rPr>
+          <w:b w:val="0"/>
+          <w:i/>
+          <w:color w:val="333333"/>
+          <w:sz w:val="17"/>
+        </w:rPr>
+        <w:t>Data Uji Lab Independen: data/processed/ika_ngo_cr6_gabungan.csv (AEER &amp; WALHI); Data IKA: data/processed/sulawesi_ika_2016_2024.csv; Data Diare: data/processed/sulawesi_kesehatan_detail_2014_2024.csv. Visualisasi dashboard menampilkan grafik batang kadar Kromium Heksavalen (Cr6+) vs baku mutu, Scatter Plot regresi OLS IKA vs Diare, Bar Chart rata-rata per provinsi, serta pengujian Chi-Square tabulasi silang (Crosstabulation) dengan binning median per-provinsi.</w:t>
+      </w:r>
+    </w:p>
+    <w:p>
+      <w:pPr>
+        <w:spacing w:before="160" w:after="40"/>
+      </w:pPr>
+      <w:r>
+        <w:rPr>
+          <w:b/>
+          <w:i w:val="0"/>
+          <w:color w:val="2E7D32"/>
+          <w:sz w:val="19"/>
+        </w:rPr>
+        <w:t>A. Pengantar &amp; Kerangka Narasi</w:t>
+      </w:r>
+    </w:p>
+    <w:p>
+      <w:pPr>
+        <w:spacing w:after="100"/>
+        <w:jc w:val="both"/>
+      </w:pPr>
+      <w:r>
+        <w:rPr>
+          <w:b w:val="0"/>
+          <w:i w:val="0"/>
+          <w:color w:val="222222"/>
+          <w:sz w:val="19"/>
+        </w:rPr>
+        <w:t>Sub-bab ini membedah krisis air bersih melalui dua tingkat observasi paralel. Pertama, tinjauan mikro spesifik di kawasan padat industri menggunakan hasil uji fisik laboratorium independen. Kedua, pemetaan tren makro di tingkat provinsi yang melihat distribusi Indeks Kualitas Air (IKA) terhadap sebaran kasus Diare.</w:t>
+      </w:r>
+    </w:p>
+    <w:p>
+      <w:pPr>
+        <w:spacing w:after="100"/>
+        <w:jc w:val="both"/>
+      </w:pPr>
+      <w:r>
+        <w:rPr>
+          <w:b w:val="0"/>
+          <w:i w:val="0"/>
+          <w:color w:val="222222"/>
+          <w:sz w:val="19"/>
+        </w:rPr>
+        <w:t>Pendekatan komplementer ini sangat penting untuk dilakukan. Indeks Kualitas Air (IKA) dari pemerintah merupakan nilai rata-rata dari seluruh DAS (Daerah Aliran Sungai) di satu provinsi, sehingga tidak bisa mendeteksi pencemaran ekstrem secara spesifik di muara tambang (point source). Oleh karena itu, pemetaan statistik makro didampingkan dengan bukti lab klinis (Kromium Heksavalen) di tingkat tapak untuk mendapatkan realita krisis secara utuh.</w:t>
+      </w:r>
+    </w:p>
+    <w:p>
+      <w:pPr>
+        <w:spacing w:before="160" w:after="40"/>
+      </w:pPr>
+      <w:r>
+        <w:rPr>
+          <w:b/>
+          <w:i w:val="0"/>
+          <w:color w:val="2E7D32"/>
+          <w:sz w:val="19"/>
+        </w:rPr>
+        <w:t>B. Alur Logika Metodologis Pendekatan Komplementer Dua Lensa</w:t>
+      </w:r>
+    </w:p>
+    <w:p>
+      <w:pPr>
+        <w:spacing w:after="100"/>
+        <w:jc w:val="both"/>
+      </w:pPr>
+      <w:r>
+        <w:rPr>
+          <w:b w:val="0"/>
+          <w:i w:val="0"/>
+          <w:color w:val="222222"/>
+          <w:sz w:val="19"/>
+        </w:rPr>
+        <w:t xml:space="preserve">Kerangka pendekatan komplementer dua lensa (bukti fisik tapak dan panel makro provinsi) diilustrasikan pada </w:t>
+      </w:r>
+      <w:r>
+        <w:rPr>
+          <w:b/>
+          <w:i w:val="0"/>
+          <w:color w:val="222222"/>
+          <w:sz w:val="19"/>
+        </w:rPr>
+        <w:t>Bagan Alur 3.6</w:t>
+      </w:r>
+      <w:r>
+        <w:rPr>
+          <w:b w:val="0"/>
+          <w:i w:val="0"/>
+          <w:color w:val="222222"/>
+          <w:sz w:val="19"/>
+        </w:rPr>
+        <w:t xml:space="preserve"> berikut. Adapun untuk tahapan analisis inferensial (Uji Chi-Square), alur logikanya diringkas melalui tabel konfigurasi variabel di bawah gambar.</w:t>
+      </w:r>
+    </w:p>
+    <w:p>
+      <w:pPr>
+        <w:spacing w:before="120" w:after="40"/>
+      </w:pPr>
+      <w:r>
+        <w:rPr>
+          <w:b/>
+          <w:i/>
+          <w:color w:val="2E7D32"/>
+          <w:sz w:val="17"/>
+        </w:rPr>
+        <w:t>Bagan Alur 3.6: Alur Logika Analisis Dua Lensa Krisis Air Bersih</w:t>
+      </w:r>
+    </w:p>
+    <w:p>
+      <w:pPr>
+        <w:jc w:val="center"/>
+      </w:pPr>
+      <w:r>
+        <w:drawing>
+          <wp:inline xmlns:a="http://schemas.openxmlformats.org/drawingml/2006/main" xmlns:pic="http://schemas.openxmlformats.org/drawingml/2006/picture">
+            <wp:extent cx="5400000" cy="2184077"/>
+            <wp:docPr id="6" name="Picture 6"/>
+            <wp:cNvGraphicFramePr>
+              <a:graphicFrameLocks noChangeAspect="1"/>
+            </wp:cNvGraphicFramePr>
+            <a:graphic>
+              <a:graphicData uri="http://schemas.openxmlformats.org/drawingml/2006/picture">
+                <pic:pic>
+                  <pic:nvPicPr>
+                    <pic:cNvPr id="0" name="mermaid_flowchart_3_6.png"/>
+                    <pic:cNvPicPr/>
+                  </pic:nvPicPr>
+                  <pic:blipFill>
+                    <a:blip r:embed="rId14"/>
+                    <a:stretch>
+                      <a:fillRect/>
+                    </a:stretch>
+                  </pic:blipFill>
+                  <pic:spPr>
+                    <a:xfrm>
+                      <a:off x="0" y="0"/>
+                      <a:ext cx="5400000" cy="2184077"/>
+                    </a:xfrm>
+                    <a:prstGeom prst="rect"/>
+                  </pic:spPr>
+                </pic:pic>
+              </a:graphicData>
+            </a:graphic>
+          </wp:inline>
+        </w:drawing>
+      </w:r>
+    </w:p>
+    <w:p>
+      <w:pPr>
+        <w:spacing w:before="120" w:after="40"/>
+      </w:pPr>
+      <w:r>
+        <w:rPr>
+          <w:b/>
+          <w:i/>
+          <w:color w:val="2E7D32"/>
+          <w:sz w:val="17"/>
+        </w:rPr>
+        <w:t>Tabel 3.6a: Konfigurasi Variabel Uji Chi-Square (Sub-bab 3.6)</w:t>
+      </w:r>
+    </w:p>
+    <w:tbl>
+      <w:tblPr>
+        <w:tblStyle w:val="TableGrid"/>
+        <w:tblW w:type="auto" w:w="0"/>
+        <w:jc w:val="center"/>
+        <w:tblLayout w:type="fixed"/>
+        <w:tblLook w:firstColumn="1" w:firstRow="1" w:lastColumn="0" w:lastRow="0" w:noHBand="0" w:noVBand="1" w:val="04A0"/>
+      </w:tblPr>
+      <w:tblGrid>
+        <w:gridCol w:w="4819"/>
+        <w:gridCol w:w="4819"/>
+      </w:tblGrid>
+      <w:tr>
+        <w:tc>
+          <w:tcPr>
+            <w:tcW w:type="dxa" w:w="2551"/>
+            <w:shd w:val="clear" w:color="auto" w:fill="2E7D32"/>
+            <w:tcMar>
+              <w:top w:w="70" w:type="dxa"/>
+              <w:bottom w:w="70" w:type="dxa"/>
+              <w:left w:w="100" w:type="dxa"/>
+              <w:right w:w="100" w:type="dxa"/>
+            </w:tcMar>
+            <w:tcBorders>
+              <w:top w:val="single" w:sz="4" w:color="D0D0D0" w:space="0"/>
+              <w:left w:val="single" w:sz="4" w:color="D0D0D0" w:space="0"/>
+              <w:bottom w:val="single" w:sz="8" w:color="1B5E20" w:space="0"/>
+              <w:right w:val="single" w:sz="4" w:color="D0D0D0" w:space="0"/>
+            </w:tcBorders>
+          </w:tcPr>
+          <w:p>
+            <w:pPr>
+              <w:jc w:val="left"/>
+            </w:pPr>
+            <w:r>
+              <w:rPr>
+                <w:b/>
+                <w:i w:val="0"/>
+                <w:color w:val="FFFFFF"/>
+                <w:sz w:val="17"/>
+              </w:rPr>
+              <w:t>Komponen Uji</w:t>
+            </w:r>
+          </w:p>
+        </w:tc>
+        <w:tc>
+          <w:tcPr>
+            <w:tcW w:type="dxa" w:w="6236"/>
+            <w:shd w:val="clear" w:color="auto" w:fill="2E7D32"/>
+            <w:tcMar>
+              <w:top w:w="70" w:type="dxa"/>
+              <w:bottom w:w="70" w:type="dxa"/>
+              <w:left w:w="100" w:type="dxa"/>
+              <w:right w:w="100" w:type="dxa"/>
+            </w:tcMar>
+            <w:tcBorders>
+              <w:top w:val="single" w:sz="4" w:color="D0D0D0" w:space="0"/>
+              <w:left w:val="single" w:sz="4" w:color="D0D0D0" w:space="0"/>
+              <w:bottom w:val="single" w:sz="8" w:color="1B5E20" w:space="0"/>
+              <w:right w:val="single" w:sz="4" w:color="D0D0D0" w:space="0"/>
+            </w:tcBorders>
+          </w:tcPr>
+          <w:p>
+            <w:pPr>
+              <w:jc w:val="left"/>
+            </w:pPr>
+            <w:r>
+              <w:rPr>
+                <w:b/>
+                <w:i w:val="0"/>
+                <w:color w:val="FFFFFF"/>
+                <w:sz w:val="17"/>
+              </w:rPr>
+              <w:t>Definisi Variabel (Sub-bab 3.6)</w:t>
+            </w:r>
+          </w:p>
+        </w:tc>
+      </w:tr>
+      <w:tr>
+        <w:tc>
+          <w:tcPr>
+            <w:tcW w:type="dxa" w:w="2551"/>
+            <w:shd w:val="clear" w:color="auto" w:fill="F5FBF5"/>
+            <w:tcMar>
+              <w:top w:w="50" w:type="dxa"/>
+              <w:bottom w:w="50" w:type="dxa"/>
+              <w:left w:w="100" w:type="dxa"/>
+              <w:right w:w="100" w:type="dxa"/>
+            </w:tcMar>
+            <w:tcBorders>
+              <w:top w:val="single" w:sz="4" w:color="D0D0D0" w:space="0"/>
+              <w:left w:val="single" w:sz="4" w:color="D0D0D0" w:space="0"/>
+              <w:bottom w:val="single" w:sz="4" w:color="D0D0D0" w:space="0"/>
+              <w:right w:val="single" w:sz="4" w:color="D0D0D0" w:space="0"/>
+            </w:tcBorders>
+          </w:tcPr>
+          <w:p>
+            <w:pPr>
+              <w:jc w:val="left"/>
+            </w:pPr>
+            <w:r>
+              <w:rPr>
+                <w:b w:val="0"/>
+                <w:i w:val="0"/>
+                <w:color w:val="222222"/>
+                <w:sz w:val="17"/>
+              </w:rPr>
+              <w:t>Variabel Independen (X)</w:t>
+            </w:r>
+          </w:p>
+        </w:tc>
+        <w:tc>
+          <w:tcPr>
+            <w:tcW w:type="dxa" w:w="6236"/>
+            <w:shd w:val="clear" w:color="auto" w:fill="F5FBF5"/>
+            <w:tcMar>
+              <w:top w:w="50" w:type="dxa"/>
+              <w:bottom w:w="50" w:type="dxa"/>
+              <w:left w:w="100" w:type="dxa"/>
+              <w:right w:w="100" w:type="dxa"/>
+            </w:tcMar>
+            <w:tcBorders>
+              <w:top w:val="single" w:sz="4" w:color="D0D0D0" w:space="0"/>
+              <w:left w:val="single" w:sz="4" w:color="D0D0D0" w:space="0"/>
+              <w:bottom w:val="single" w:sz="4" w:color="D0D0D0" w:space="0"/>
+              <w:right w:val="single" w:sz="4" w:color="D0D0D0" w:space="0"/>
+            </w:tcBorders>
+          </w:tcPr>
+          <w:p>
+            <w:pPr>
+              <w:jc w:val="left"/>
+            </w:pPr>
+            <w:r>
+              <w:rPr>
+                <w:b w:val="0"/>
+                <w:i w:val="0"/>
+                <w:color w:val="222222"/>
+                <w:sz w:val="17"/>
+              </w:rPr>
+              <w:t>IKA Wilayah Sentra Tambang / IKA Wilayah Non-Sentra (Indeks Kualitas Air BPS/KLHK).</w:t>
+            </w:r>
+          </w:p>
+        </w:tc>
+      </w:tr>
+      <w:tr>
+        <w:tc>
+          <w:tcPr>
+            <w:tcW w:type="dxa" w:w="2551"/>
+            <w:shd w:val="clear" w:color="auto" w:fill="FFFFFF"/>
+            <w:tcMar>
+              <w:top w:w="50" w:type="dxa"/>
+              <w:bottom w:w="50" w:type="dxa"/>
+              <w:left w:w="100" w:type="dxa"/>
+              <w:right w:w="100" w:type="dxa"/>
+            </w:tcMar>
+            <w:tcBorders>
+              <w:top w:val="single" w:sz="4" w:color="D0D0D0" w:space="0"/>
+              <w:left w:val="single" w:sz="4" w:color="D0D0D0" w:space="0"/>
+              <w:bottom w:val="single" w:sz="4" w:color="D0D0D0" w:space="0"/>
+              <w:right w:val="single" w:sz="4" w:color="D0D0D0" w:space="0"/>
+            </w:tcBorders>
+          </w:tcPr>
+          <w:p>
+            <w:pPr>
+              <w:jc w:val="left"/>
+            </w:pPr>
+            <w:r>
+              <w:rPr>
+                <w:b w:val="0"/>
+                <w:i w:val="0"/>
+                <w:color w:val="222222"/>
+                <w:sz w:val="17"/>
+              </w:rPr>
+              <w:t>Variabel Dependen (Y)</w:t>
+            </w:r>
+          </w:p>
+        </w:tc>
+        <w:tc>
+          <w:tcPr>
+            <w:tcW w:type="dxa" w:w="6236"/>
+            <w:shd w:val="clear" w:color="auto" w:fill="FFFFFF"/>
+            <w:tcMar>
+              <w:top w:w="50" w:type="dxa"/>
+              <w:bottom w:w="50" w:type="dxa"/>
+              <w:left w:w="100" w:type="dxa"/>
+              <w:right w:w="100" w:type="dxa"/>
+            </w:tcMar>
+            <w:tcBorders>
+              <w:top w:val="single" w:sz="4" w:color="D0D0D0" w:space="0"/>
+              <w:left w:val="single" w:sz="4" w:color="D0D0D0" w:space="0"/>
+              <w:bottom w:val="single" w:sz="4" w:color="D0D0D0" w:space="0"/>
+              <w:right w:val="single" w:sz="4" w:color="D0D0D0" w:space="0"/>
+            </w:tcBorders>
+          </w:tcPr>
+          <w:p>
+            <w:pPr>
+              <w:jc w:val="left"/>
+            </w:pPr>
+            <w:r>
+              <w:rPr>
+                <w:b w:val="0"/>
+                <w:i w:val="0"/>
+                <w:color w:val="222222"/>
+                <w:sz w:val="17"/>
+              </w:rPr>
+              <w:t>Total Kasus Diare (kasus infeksi saluran pencernaan yang dilayani, Kemenkes).</w:t>
+            </w:r>
+          </w:p>
+        </w:tc>
+      </w:tr>
+      <w:tr>
+        <w:tc>
+          <w:tcPr>
+            <w:tcW w:type="dxa" w:w="2551"/>
+            <w:shd w:val="clear" w:color="auto" w:fill="F5FBF5"/>
+            <w:tcMar>
+              <w:top w:w="50" w:type="dxa"/>
+              <w:bottom w:w="50" w:type="dxa"/>
+              <w:left w:w="100" w:type="dxa"/>
+              <w:right w:w="100" w:type="dxa"/>
+            </w:tcMar>
+            <w:tcBorders>
+              <w:top w:val="single" w:sz="4" w:color="D0D0D0" w:space="0"/>
+              <w:left w:val="single" w:sz="4" w:color="D0D0D0" w:space="0"/>
+              <w:bottom w:val="single" w:sz="4" w:color="D0D0D0" w:space="0"/>
+              <w:right w:val="single" w:sz="4" w:color="D0D0D0" w:space="0"/>
+            </w:tcBorders>
+          </w:tcPr>
+          <w:p>
+            <w:pPr>
+              <w:jc w:val="left"/>
+            </w:pPr>
+            <w:r>
+              <w:rPr>
+                <w:b w:val="0"/>
+                <w:i w:val="0"/>
+                <w:color w:val="222222"/>
+                <w:sz w:val="17"/>
+              </w:rPr>
+              <w:t>Hipotesis Nol (H0)</w:t>
+            </w:r>
+          </w:p>
+        </w:tc>
+        <w:tc>
+          <w:tcPr>
+            <w:tcW w:type="dxa" w:w="6236"/>
+            <w:shd w:val="clear" w:color="auto" w:fill="F5FBF5"/>
+            <w:tcMar>
+              <w:top w:w="50" w:type="dxa"/>
+              <w:bottom w:w="50" w:type="dxa"/>
+              <w:left w:w="100" w:type="dxa"/>
+              <w:right w:w="100" w:type="dxa"/>
+            </w:tcMar>
+            <w:tcBorders>
+              <w:top w:val="single" w:sz="4" w:color="D0D0D0" w:space="0"/>
+              <w:left w:val="single" w:sz="4" w:color="D0D0D0" w:space="0"/>
+              <w:bottom w:val="single" w:sz="4" w:color="D0D0D0" w:space="0"/>
+              <w:right w:val="single" w:sz="4" w:color="D0D0D0" w:space="0"/>
+            </w:tcBorders>
+          </w:tcPr>
+          <w:p>
+            <w:pPr>
+              <w:jc w:val="left"/>
+            </w:pPr>
+            <w:r>
+              <w:rPr>
+                <w:b w:val="0"/>
+                <w:i w:val="0"/>
+                <w:color w:val="222222"/>
+                <w:sz w:val="17"/>
+              </w:rPr>
+              <w:t>Rendahnya Indeks Kualitas Air (IKA) tidak berhubungan dengan tingginya kasus Diare.</w:t>
+            </w:r>
+          </w:p>
+        </w:tc>
+      </w:tr>
+      <w:tr>
+        <w:tc>
+          <w:tcPr>
+            <w:tcW w:type="dxa" w:w="2551"/>
+            <w:shd w:val="clear" w:color="auto" w:fill="FFFFFF"/>
+            <w:tcMar>
+              <w:top w:w="50" w:type="dxa"/>
+              <w:bottom w:w="50" w:type="dxa"/>
+              <w:left w:w="100" w:type="dxa"/>
+              <w:right w:w="100" w:type="dxa"/>
+            </w:tcMar>
+            <w:tcBorders>
+              <w:top w:val="single" w:sz="4" w:color="D0D0D0" w:space="0"/>
+              <w:left w:val="single" w:sz="4" w:color="D0D0D0" w:space="0"/>
+              <w:bottom w:val="single" w:sz="4" w:color="D0D0D0" w:space="0"/>
+              <w:right w:val="single" w:sz="4" w:color="D0D0D0" w:space="0"/>
+            </w:tcBorders>
+          </w:tcPr>
+          <w:p>
+            <w:pPr>
+              <w:jc w:val="left"/>
+            </w:pPr>
+            <w:r>
+              <w:rPr>
+                <w:b w:val="0"/>
+                <w:i w:val="0"/>
+                <w:color w:val="222222"/>
+                <w:sz w:val="17"/>
+              </w:rPr>
+              <w:t>Hipotesis Alternatif (H1)</w:t>
+            </w:r>
+          </w:p>
+        </w:tc>
+        <w:tc>
+          <w:tcPr>
+            <w:tcW w:type="dxa" w:w="6236"/>
+            <w:shd w:val="clear" w:color="auto" w:fill="FFFFFF"/>
+            <w:tcMar>
+              <w:top w:w="50" w:type="dxa"/>
+              <w:bottom w:w="50" w:type="dxa"/>
+              <w:left w:w="100" w:type="dxa"/>
+              <w:right w:w="100" w:type="dxa"/>
+            </w:tcMar>
+            <w:tcBorders>
+              <w:top w:val="single" w:sz="4" w:color="D0D0D0" w:space="0"/>
+              <w:left w:val="single" w:sz="4" w:color="D0D0D0" w:space="0"/>
+              <w:bottom w:val="single" w:sz="4" w:color="D0D0D0" w:space="0"/>
+              <w:right w:val="single" w:sz="4" w:color="D0D0D0" w:space="0"/>
+            </w:tcBorders>
+          </w:tcPr>
+          <w:p>
+            <w:pPr>
+              <w:jc w:val="left"/>
+            </w:pPr>
+            <w:r>
+              <w:rPr>
+                <w:b w:val="0"/>
+                <w:i w:val="0"/>
+                <w:color w:val="222222"/>
+                <w:sz w:val="17"/>
+              </w:rPr>
+              <w:t>Provinsi dengan IKA rendah berasosiasi signifikan dengan peningkatan kasus Diare.</w:t>
+            </w:r>
+          </w:p>
+        </w:tc>
+      </w:tr>
+      <w:tr>
+        <w:tc>
+          <w:tcPr>
+            <w:tcW w:type="dxa" w:w="2551"/>
+            <w:shd w:val="clear" w:color="auto" w:fill="F5FBF5"/>
+            <w:tcMar>
+              <w:top w:w="50" w:type="dxa"/>
+              <w:bottom w:w="50" w:type="dxa"/>
+              <w:left w:w="100" w:type="dxa"/>
+              <w:right w:w="100" w:type="dxa"/>
+            </w:tcMar>
+            <w:tcBorders>
+              <w:top w:val="single" w:sz="4" w:color="D0D0D0" w:space="0"/>
+              <w:left w:val="single" w:sz="4" w:color="D0D0D0" w:space="0"/>
+              <w:bottom w:val="single" w:sz="4" w:color="D0D0D0" w:space="0"/>
+              <w:right w:val="single" w:sz="4" w:color="D0D0D0" w:space="0"/>
+            </w:tcBorders>
+          </w:tcPr>
+          <w:p>
+            <w:pPr>
+              <w:jc w:val="left"/>
+            </w:pPr>
+            <w:r>
+              <w:rPr>
+                <w:b w:val="0"/>
+                <w:i w:val="0"/>
+                <w:color w:val="222222"/>
+                <w:sz w:val="17"/>
+              </w:rPr>
+              <w:t>Decision Rule (Alpha 5%)</w:t>
+            </w:r>
+          </w:p>
+        </w:tc>
+        <w:tc>
+          <w:tcPr>
+            <w:tcW w:type="dxa" w:w="6236"/>
+            <w:shd w:val="clear" w:color="auto" w:fill="F5FBF5"/>
+            <w:tcMar>
+              <w:top w:w="50" w:type="dxa"/>
+              <w:bottom w:w="50" w:type="dxa"/>
+              <w:left w:w="100" w:type="dxa"/>
+              <w:right w:w="100" w:type="dxa"/>
+            </w:tcMar>
+            <w:tcBorders>
+              <w:top w:val="single" w:sz="4" w:color="D0D0D0" w:space="0"/>
+              <w:left w:val="single" w:sz="4" w:color="D0D0D0" w:space="0"/>
+              <w:bottom w:val="single" w:sz="4" w:color="D0D0D0" w:space="0"/>
+              <w:right w:val="single" w:sz="4" w:color="D0D0D0" w:space="0"/>
+            </w:tcBorders>
+          </w:tcPr>
+          <w:p>
+            <w:pPr>
+              <w:jc w:val="left"/>
+            </w:pPr>
+            <w:r>
+              <w:rPr>
+                <w:b w:val="0"/>
+                <w:i w:val="0"/>
+                <w:color w:val="222222"/>
+                <w:sz w:val="17"/>
+              </w:rPr>
+              <w:t>Jika P-Value &lt; 0.05, maka Tolak H0 (terbukti signifikan bahwa pencemaran air meningkatkan kasus Diare).</w:t>
+            </w:r>
+          </w:p>
+        </w:tc>
+      </w:tr>
+      <w:tr>
+        <w:tc>
+          <w:tcPr>
+            <w:tcW w:type="dxa" w:w="2551"/>
+            <w:shd w:val="clear" w:color="auto" w:fill="FFFFFF"/>
+            <w:tcMar>
+              <w:top w:w="50" w:type="dxa"/>
+              <w:bottom w:w="50" w:type="dxa"/>
+              <w:left w:w="100" w:type="dxa"/>
+              <w:right w:w="100" w:type="dxa"/>
+            </w:tcMar>
+            <w:tcBorders>
+              <w:top w:val="single" w:sz="4" w:color="D0D0D0" w:space="0"/>
+              <w:left w:val="single" w:sz="4" w:color="D0D0D0" w:space="0"/>
+              <w:bottom w:val="single" w:sz="4" w:color="D0D0D0" w:space="0"/>
+              <w:right w:val="single" w:sz="4" w:color="D0D0D0" w:space="0"/>
+            </w:tcBorders>
+          </w:tcPr>
+          <w:p>
+            <w:pPr>
+              <w:jc w:val="left"/>
+            </w:pPr>
+            <w:r>
+              <w:rPr>
+                <w:b w:val="0"/>
+                <w:i w:val="0"/>
+                <w:color w:val="222222"/>
+                <w:sz w:val="17"/>
+              </w:rPr>
+              <w:t>Threshold Kategori</w:t>
+            </w:r>
+          </w:p>
+        </w:tc>
+        <w:tc>
+          <w:tcPr>
+            <w:tcW w:type="dxa" w:w="6236"/>
+            <w:shd w:val="clear" w:color="auto" w:fill="FFFFFF"/>
+            <w:tcMar>
+              <w:top w:w="50" w:type="dxa"/>
+              <w:bottom w:w="50" w:type="dxa"/>
+              <w:left w:w="100" w:type="dxa"/>
+              <w:right w:w="100" w:type="dxa"/>
+            </w:tcMar>
+            <w:tcBorders>
+              <w:top w:val="single" w:sz="4" w:color="D0D0D0" w:space="0"/>
+              <w:left w:val="single" w:sz="4" w:color="D0D0D0" w:space="0"/>
+              <w:bottom w:val="single" w:sz="4" w:color="D0D0D0" w:space="0"/>
+              <w:right w:val="single" w:sz="4" w:color="D0D0D0" w:space="0"/>
+            </w:tcBorders>
+          </w:tcPr>
+          <w:p>
+            <w:pPr>
+              <w:jc w:val="left"/>
+            </w:pPr>
+            <w:r>
+              <w:rPr>
+                <w:b w:val="0"/>
+                <w:i w:val="0"/>
+                <w:color w:val="222222"/>
+                <w:sz w:val="17"/>
+              </w:rPr>
+              <w:t>Median per-provinsi data panel Provinsi-Tahun (N=16 observasi valid skenario Sentra dari 6 provinsi × 8 tahun); binning 'Tinggi'/'Rendah' per provinsi.</w:t>
+            </w:r>
+          </w:p>
+        </w:tc>
+      </w:tr>
+      <w:tr>
+        <w:tc>
+          <w:tcPr>
+            <w:tcW w:type="dxa" w:w="2551"/>
+            <w:shd w:val="clear" w:color="auto" w:fill="F5FBF5"/>
+            <w:tcMar>
+              <w:top w:w="50" w:type="dxa"/>
+              <w:bottom w:w="50" w:type="dxa"/>
+              <w:left w:w="100" w:type="dxa"/>
+              <w:right w:w="100" w:type="dxa"/>
+            </w:tcMar>
+            <w:tcBorders>
+              <w:top w:val="single" w:sz="4" w:color="D0D0D0" w:space="0"/>
+              <w:left w:val="single" w:sz="4" w:color="D0D0D0" w:space="0"/>
+              <w:bottom w:val="single" w:sz="4" w:color="D0D0D0" w:space="0"/>
+              <w:right w:val="single" w:sz="4" w:color="D0D0D0" w:space="0"/>
+            </w:tcBorders>
+          </w:tcPr>
+          <w:p>
+            <w:pPr>
+              <w:jc w:val="left"/>
+            </w:pPr>
+            <w:r>
+              <w:rPr>
+                <w:b w:val="0"/>
+                <w:i w:val="0"/>
+                <w:color w:val="222222"/>
+                <w:sz w:val="17"/>
+              </w:rPr>
+              <w:t>Orientasi Odds Ratio</w:t>
+            </w:r>
+          </w:p>
+        </w:tc>
+        <w:tc>
+          <w:tcPr>
+            <w:tcW w:type="dxa" w:w="6236"/>
+            <w:shd w:val="clear" w:color="auto" w:fill="F5FBF5"/>
+            <w:tcMar>
+              <w:top w:w="50" w:type="dxa"/>
+              <w:bottom w:w="50" w:type="dxa"/>
+              <w:left w:w="100" w:type="dxa"/>
+              <w:right w:w="100" w:type="dxa"/>
+            </w:tcMar>
+            <w:tcBorders>
+              <w:top w:val="single" w:sz="4" w:color="D0D0D0" w:space="0"/>
+              <w:left w:val="single" w:sz="4" w:color="D0D0D0" w:space="0"/>
+              <w:bottom w:val="single" w:sz="4" w:color="D0D0D0" w:space="0"/>
+              <w:right w:val="single" w:sz="4" w:color="D0D0D0" w:space="0"/>
+            </w:tcBorders>
+          </w:tcPr>
+          <w:p>
+            <w:pPr>
+              <w:jc w:val="left"/>
+            </w:pPr>
+            <w:r>
+              <w:rPr>
+                <w:b w:val="0"/>
+                <w:i w:val="0"/>
+                <w:color w:val="222222"/>
+                <w:sz w:val="17"/>
+              </w:rPr>
+              <w:t>Karena IKA indikator positif (semakin tinggi semakin baik), risiko dihitung saat IKA Rendah: OR = ( b × c ) / ( a × d ).</w:t>
+            </w:r>
+          </w:p>
+        </w:tc>
+      </w:tr>
+    </w:tbl>
+    <w:p>
+      <w:pPr>
+        <w:spacing w:after="80"/>
+      </w:pPr>
+    </w:p>
+    <w:p>
+      <w:pPr>
+        <w:spacing w:before="160" w:after="40"/>
+      </w:pPr>
+      <w:r>
+        <w:rPr>
+          <w:b/>
+          <w:i w:val="0"/>
+          <w:color w:val="2E7D32"/>
+          <w:sz w:val="19"/>
+        </w:rPr>
+        <w:t>C. Formulasi Matematis: Benchmark Toksisitas, Regresi OLS, dan Uji Crosstabulation</w:t>
+      </w:r>
+    </w:p>
+    <w:p>
+      <w:pPr>
+        <w:spacing w:after="100"/>
+        <w:jc w:val="both"/>
+      </w:pPr>
+      <w:r>
+        <w:rPr>
+          <w:b w:val="0"/>
+          <w:i w:val="0"/>
+          <w:color w:val="222222"/>
+          <w:sz w:val="19"/>
+        </w:rPr>
+        <w:t>Kuantifikasi pelanggaran toksisitas, tren makro, dan pembuktian statistik dihitung menggunakan sistem formulasi matematis berikut:</w:t>
+      </w:r>
+    </w:p>
+    <w:p>
+      <w:pPr>
+        <w:spacing w:before="120" w:after="20"/>
+      </w:pPr>
+      <w:r>
+        <w:rPr>
+          <w:b/>
+          <w:i/>
+          <w:color w:val="2E7D32"/>
+          <w:sz w:val="17"/>
+        </w:rPr>
+        <w:t>Persamaan: Persamaan Rasio Pelanggaran Toksisitas (Lensa Mikro)</w:t>
+      </w:r>
+    </w:p>
+    <w:p>
+      <w:pPr>
+        <w:spacing w:before="0" w:after="40"/>
+        <w:ind w:left="240"/>
+        <w:shd w:val="clear" w:color="auto" w:fill="EDF7EE"/>
+        <w:pBdr>
+          <w:top w:val="single" w:sz="4" w:space="4" w:color="A5D6A7"/>
+          <w:left w:val="single" w:sz="4" w:space="4" w:color="A5D6A7"/>
+          <w:bottom w:val="single" w:sz="4" w:space="4" w:color="A5D6A7"/>
+          <w:right w:val="single" w:sz="4" w:space="4" w:color="A5D6A7"/>
+        </w:pBdr>
+      </w:pPr>
+      <w:r>
+        <w:rPr>
+          <w:rFonts w:ascii="Courier New" w:hAnsi="Courier New"/>
+          <w:b w:val="0"/>
+          <w:i w:val="0"/>
+          <w:color w:val="1B5E20"/>
+          <w:sz w:val="17"/>
+        </w:rPr>
+        <w:t>Rasio_Pelanggaran_s = Konsentrasi_Cr6_s / Baku_Mutu_Biota</w:t>
+      </w:r>
+    </w:p>
+    <w:p>
+      <w:pPr>
+        <w:spacing w:before="40" w:after="120"/>
+        <w:ind w:left="280"/>
+      </w:pPr>
+      <w:r>
+        <w:rPr>
+          <w:b/>
+          <w:i/>
+          <w:color w:val="333333"/>
+          <w:sz w:val="16"/>
+        </w:rPr>
+        <w:t>Keterangan Variabel:</w:t>
+        <w:br/>
+      </w:r>
+      <w:r>
+        <w:rPr>
+          <w:b/>
+          <w:i w:val="0"/>
+          <w:color w:val="1B5E20"/>
+          <w:sz w:val="16"/>
+        </w:rPr>
+        <w:t xml:space="preserve">- Rasio_Pelanggaran_s: </w:t>
+      </w:r>
+      <w:r>
+        <w:rPr>
+          <w:b w:val="0"/>
+          <w:i w:val="0"/>
+          <w:color w:val="444444"/>
+          <w:sz w:val="16"/>
+        </w:rPr>
+        <w:t>Kelipatan konsentrasi Kromium Heksavalen titik sampling s terhadap baku mutu biota laut; temuan terparah 200x di Sungai Kecil dekat Laut (KIBA).</w:t>
+        <w:br/>
+      </w:r>
+      <w:r>
+        <w:rPr>
+          <w:b/>
+          <w:i w:val="0"/>
+          <w:color w:val="1B5E20"/>
+          <w:sz w:val="16"/>
+        </w:rPr>
+        <w:t xml:space="preserve">- Konsentrasi_Cr6_s: </w:t>
+      </w:r>
+      <w:r>
+        <w:rPr>
+          <w:b w:val="0"/>
+          <w:i w:val="0"/>
+          <w:color w:val="444444"/>
+          <w:sz w:val="16"/>
+        </w:rPr>
+        <w:t>Kadar Cr6+ (mg/L) hasil uji laboratorium independen pada titik sampling s.</w:t>
+        <w:br/>
+      </w:r>
+      <w:r>
+        <w:rPr>
+          <w:b/>
+          <w:i w:val="0"/>
+          <w:color w:val="1B5E20"/>
+          <w:sz w:val="16"/>
+        </w:rPr>
+        <w:t xml:space="preserve">- Baku_Mutu_Biota: </w:t>
+      </w:r>
+      <w:r>
+        <w:rPr>
+          <w:b w:val="0"/>
+          <w:i w:val="0"/>
+          <w:color w:val="444444"/>
+          <w:sz w:val="16"/>
+        </w:rPr>
+        <w:t>Ambang batas aman toksisitas biota laut (0.005 mg/L); baku mutu budidaya 0.05 mg/L.</w:t>
+      </w:r>
+    </w:p>
+    <w:p>
+      <w:pPr>
+        <w:spacing w:before="120" w:after="20"/>
+      </w:pPr>
+      <w:r>
+        <w:rPr>
+          <w:b/>
+          <w:i/>
+          <w:color w:val="2E7D32"/>
+          <w:sz w:val="17"/>
+        </w:rPr>
+        <w:t>Persamaan: Persamaan Regresi Linear OLS IKA vs Diare (Lensa Makro)</w:t>
+      </w:r>
+    </w:p>
+    <w:p>
+      <w:pPr>
+        <w:spacing w:before="0" w:after="40"/>
+        <w:ind w:left="240"/>
+        <w:shd w:val="clear" w:color="auto" w:fill="EDF7EE"/>
+        <w:pBdr>
+          <w:top w:val="single" w:sz="4" w:space="4" w:color="A5D6A7"/>
+          <w:left w:val="single" w:sz="4" w:space="4" w:color="A5D6A7"/>
+          <w:bottom w:val="single" w:sz="4" w:space="4" w:color="A5D6A7"/>
+          <w:right w:val="single" w:sz="4" w:space="4" w:color="A5D6A7"/>
+        </w:pBdr>
+      </w:pPr>
+      <w:r>
+        <w:rPr>
+          <w:rFonts w:ascii="Courier New" w:hAnsi="Courier New"/>
+          <w:b w:val="0"/>
+          <w:i w:val="0"/>
+          <w:color w:val="1B5E20"/>
+          <w:sz w:val="17"/>
+        </w:rPr>
+        <w:t>Diare_p,t = β1 × IKA_p,t + β0 + ε_p,t</w:t>
+      </w:r>
+    </w:p>
+    <w:p>
+      <w:pPr>
+        <w:spacing w:before="40" w:after="120"/>
+        <w:ind w:left="280"/>
+      </w:pPr>
+      <w:r>
+        <w:rPr>
+          <w:b/>
+          <w:i/>
+          <w:color w:val="333333"/>
+          <w:sz w:val="16"/>
+        </w:rPr>
+        <w:t>Keterangan Variabel:</w:t>
+        <w:br/>
+      </w:r>
+      <w:r>
+        <w:rPr>
+          <w:b/>
+          <w:i w:val="0"/>
+          <w:color w:val="1B5E20"/>
+          <w:sz w:val="16"/>
+        </w:rPr>
+        <w:t xml:space="preserve">- Diare_p,t: </w:t>
+      </w:r>
+      <w:r>
+        <w:rPr>
+          <w:b w:val="0"/>
+          <w:i w:val="0"/>
+          <w:color w:val="444444"/>
+          <w:sz w:val="16"/>
+        </w:rPr>
+        <w:t>Jumlah kasus Diare pada provinsi p dan tahun t (variabel terikat).</w:t>
+        <w:br/>
+      </w:r>
+      <w:r>
+        <w:rPr>
+          <w:b/>
+          <w:i w:val="0"/>
+          <w:color w:val="1B5E20"/>
+          <w:sz w:val="16"/>
+        </w:rPr>
+        <w:t xml:space="preserve">- IKA_p,t: </w:t>
+      </w:r>
+      <w:r>
+        <w:rPr>
+          <w:b w:val="0"/>
+          <w:i w:val="0"/>
+          <w:color w:val="444444"/>
+          <w:sz w:val="16"/>
+        </w:rPr>
+        <w:t>Indeks Kualitas Air pada provinsi p dan tahun t (variabel bebas).</w:t>
+        <w:br/>
+      </w:r>
+      <w:r>
+        <w:rPr>
+          <w:b/>
+          <w:i w:val="0"/>
+          <w:color w:val="1B5E20"/>
+          <w:sz w:val="16"/>
+        </w:rPr>
+        <w:t xml:space="preserve">- β1: </w:t>
+      </w:r>
+      <w:r>
+        <w:rPr>
+          <w:b w:val="0"/>
+          <w:i w:val="0"/>
+          <w:color w:val="444444"/>
+          <w:sz w:val="16"/>
+        </w:rPr>
+        <w:t>Koefisien kemiringan (slope) hasil estimasi: 1,774.34 kasus per poin IKA.</w:t>
+        <w:br/>
+      </w:r>
+      <w:r>
+        <w:rPr>
+          <w:b/>
+          <w:i w:val="0"/>
+          <w:color w:val="1B5E20"/>
+          <w:sz w:val="16"/>
+        </w:rPr>
+        <w:t xml:space="preserve">- β0: </w:t>
+      </w:r>
+      <w:r>
+        <w:rPr>
+          <w:b w:val="0"/>
+          <w:i w:val="0"/>
+          <w:color w:val="444444"/>
+          <w:sz w:val="16"/>
+        </w:rPr>
+        <w:t>Konstanta (intercept) hasil estimasi: -60,099.38.</w:t>
+        <w:br/>
+      </w:r>
+      <w:r>
+        <w:rPr>
+          <w:b/>
+          <w:i w:val="0"/>
+          <w:color w:val="1B5E20"/>
+          <w:sz w:val="16"/>
+        </w:rPr>
+        <w:t xml:space="preserve">- ε_p,t: </w:t>
+      </w:r>
+      <w:r>
+        <w:rPr>
+          <w:b w:val="0"/>
+          <w:i w:val="0"/>
+          <w:color w:val="444444"/>
+          <w:sz w:val="16"/>
+        </w:rPr>
+        <w:t>Galat residu observasi.</w:t>
+      </w:r>
+    </w:p>
+    <w:p>
+      <w:pPr>
+        <w:spacing w:before="120" w:after="20"/>
+      </w:pPr>
+      <w:r>
+        <w:rPr>
+          <w:b/>
+          <w:i/>
+          <w:color w:val="2E7D32"/>
+          <w:sz w:val="17"/>
+        </w:rPr>
+        <w:t>Persamaan: Persamaan Koefisien Determinasi</w:t>
+      </w:r>
+    </w:p>
+    <w:p>
+      <w:pPr>
+        <w:spacing w:before="0" w:after="40"/>
+        <w:ind w:left="240"/>
+        <w:shd w:val="clear" w:color="auto" w:fill="EDF7EE"/>
+        <w:pBdr>
+          <w:top w:val="single" w:sz="4" w:space="4" w:color="A5D6A7"/>
+          <w:left w:val="single" w:sz="4" w:space="4" w:color="A5D6A7"/>
+          <w:bottom w:val="single" w:sz="4" w:space="4" w:color="A5D6A7"/>
+          <w:right w:val="single" w:sz="4" w:space="4" w:color="A5D6A7"/>
+        </w:pBdr>
+      </w:pPr>
+      <w:r>
+        <w:rPr>
+          <w:rFonts w:ascii="Courier New" w:hAnsi="Courier New"/>
+          <w:b w:val="0"/>
+          <w:i w:val="0"/>
+          <w:color w:val="1B5E20"/>
+          <w:sz w:val="17"/>
+        </w:rPr>
+        <w:t>R² = 1 - ( SS_res / SS_tot )</w:t>
+      </w:r>
+    </w:p>
+    <w:p>
+      <w:pPr>
+        <w:spacing w:before="40" w:after="120"/>
+        <w:ind w:left="280"/>
+      </w:pPr>
+      <w:r>
+        <w:rPr>
+          <w:b/>
+          <w:i/>
+          <w:color w:val="333333"/>
+          <w:sz w:val="16"/>
+        </w:rPr>
+        <w:t>Keterangan Variabel:</w:t>
+        <w:br/>
+      </w:r>
+      <w:r>
+        <w:rPr>
+          <w:b/>
+          <w:i w:val="0"/>
+          <w:color w:val="1B5E20"/>
+          <w:sz w:val="16"/>
+        </w:rPr>
+        <w:t xml:space="preserve">- R²: </w:t>
+      </w:r>
+      <w:r>
+        <w:rPr>
+          <w:b w:val="0"/>
+          <w:i w:val="0"/>
+          <w:color w:val="444444"/>
+          <w:sz w:val="16"/>
+        </w:rPr>
+        <w:t>Proporsi variasi kasus Diare yang dijelaskan oleh IKA pada panel N=48: R² = 0.043 (P = 0.1565).</w:t>
+        <w:br/>
+      </w:r>
+      <w:r>
+        <w:rPr>
+          <w:b/>
+          <w:i w:val="0"/>
+          <w:color w:val="1B5E20"/>
+          <w:sz w:val="16"/>
+        </w:rPr>
+        <w:t xml:space="preserve">- SS_res: </w:t>
+      </w:r>
+      <w:r>
+        <w:rPr>
+          <w:b w:val="0"/>
+          <w:i w:val="0"/>
+          <w:color w:val="444444"/>
+          <w:sz w:val="16"/>
+        </w:rPr>
+        <w:t>Jumlah kuadrat residu model regresi.</w:t>
+        <w:br/>
+      </w:r>
+      <w:r>
+        <w:rPr>
+          <w:b/>
+          <w:i w:val="0"/>
+          <w:color w:val="1B5E20"/>
+          <w:sz w:val="16"/>
+        </w:rPr>
+        <w:t xml:space="preserve">- SS_tot: </w:t>
+      </w:r>
+      <w:r>
+        <w:rPr>
+          <w:b w:val="0"/>
+          <w:i w:val="0"/>
+          <w:color w:val="444444"/>
+          <w:sz w:val="16"/>
+        </w:rPr>
+        <w:t>Jumlah kuadrat total variasi data.</w:t>
+      </w:r>
+    </w:p>
+    <w:p>
+      <w:pPr>
+        <w:spacing w:before="120" w:after="20"/>
+      </w:pPr>
+      <w:r>
+        <w:rPr>
+          <w:b/>
+          <w:i/>
+          <w:color w:val="2E7D32"/>
+          <w:sz w:val="17"/>
+        </w:rPr>
+        <w:t>Persamaan: Persamaan Kategorisasi Median per-Provinsi (Fungsi Piecewise)</w:t>
+      </w:r>
+    </w:p>
+    <w:p>
+      <w:pPr>
+        <w:spacing w:before="0" w:after="40"/>
+        <w:ind w:left="240"/>
+        <w:shd w:val="clear" w:color="auto" w:fill="EDF7EE"/>
+        <w:pBdr>
+          <w:top w:val="single" w:sz="4" w:space="4" w:color="A5D6A7"/>
+          <w:left w:val="single" w:sz="4" w:space="4" w:color="A5D6A7"/>
+          <w:bottom w:val="single" w:sz="4" w:space="4" w:color="A5D6A7"/>
+          <w:right w:val="single" w:sz="4" w:space="4" w:color="A5D6A7"/>
+        </w:pBdr>
+      </w:pPr>
+      <w:r>
+        <w:rPr>
+          <w:rFonts w:ascii="Courier New" w:hAnsi="Courier New"/>
+          <w:b w:val="0"/>
+          <w:i w:val="0"/>
+          <w:color w:val="1B5E20"/>
+          <w:sz w:val="17"/>
+        </w:rPr>
+        <w:t>Kategori(x_p,t) = 'Tinggi' , jika x_p,t ≥ Median_Prov_p   |   'Rendah' , jika x_p,t &lt; Median_Prov_p</w:t>
+      </w:r>
+    </w:p>
+    <w:p>
+      <w:pPr>
+        <w:spacing w:before="40" w:after="120"/>
+        <w:ind w:left="280"/>
+      </w:pPr>
+      <w:r>
+        <w:rPr>
+          <w:b/>
+          <w:i/>
+          <w:color w:val="333333"/>
+          <w:sz w:val="16"/>
+        </w:rPr>
+        <w:t>Keterangan Variabel:</w:t>
+        <w:br/>
+      </w:r>
+      <w:r>
+        <w:rPr>
+          <w:b/>
+          <w:i w:val="0"/>
+          <w:color w:val="1B5E20"/>
+          <w:sz w:val="16"/>
+        </w:rPr>
+        <w:t xml:space="preserve">- Kategori(x_p,t): </w:t>
+      </w:r>
+      <w:r>
+        <w:rPr>
+          <w:b w:val="0"/>
+          <w:i w:val="0"/>
+          <w:color w:val="444444"/>
+          <w:sz w:val="16"/>
+        </w:rPr>
+        <w:t>Klasifikasi biner tiap observasi provinsi-tahun terhadap median provinsinya sendiri (menghilangkan bias besaran absolut antar wilayah).</w:t>
+      </w:r>
+    </w:p>
+    <w:p>
+      <w:pPr>
+        <w:spacing w:before="120" w:after="20"/>
+      </w:pPr>
+      <w:r>
+        <w:rPr>
+          <w:b/>
+          <w:i/>
+          <w:color w:val="2E7D32"/>
+          <w:sz w:val="17"/>
+        </w:rPr>
+        <w:t>Persamaan: Persamaan Uji Independensi Chi-Square Pearson (χ² Kontinjensi 2x2)</w:t>
+      </w:r>
+    </w:p>
+    <w:p>
+      <w:pPr>
+        <w:spacing w:before="0" w:after="40"/>
+        <w:ind w:left="240"/>
+        <w:shd w:val="clear" w:color="auto" w:fill="EDF7EE"/>
+        <w:pBdr>
+          <w:top w:val="single" w:sz="4" w:space="4" w:color="A5D6A7"/>
+          <w:left w:val="single" w:sz="4" w:space="4" w:color="A5D6A7"/>
+          <w:bottom w:val="single" w:sz="4" w:space="4" w:color="A5D6A7"/>
+          <w:right w:val="single" w:sz="4" w:space="4" w:color="A5D6A7"/>
+        </w:pBdr>
+      </w:pPr>
+      <w:r>
+        <w:rPr>
+          <w:rFonts w:ascii="Courier New" w:hAnsi="Courier New"/>
+          <w:b w:val="0"/>
+          <w:i w:val="0"/>
+          <w:color w:val="1B5E20"/>
+          <w:sz w:val="17"/>
+        </w:rPr>
+        <w:t>χ² = Σ [ ( O_ij - E_ij )² / E_ij ]   ;   dengan E_ij = ( Total_Baris_i × Total_Kolom_j ) / N</w:t>
+      </w:r>
+    </w:p>
+    <w:p>
+      <w:pPr>
+        <w:spacing w:before="40" w:after="120"/>
+        <w:ind w:left="280"/>
+      </w:pPr>
+      <w:r>
+        <w:rPr>
+          <w:b/>
+          <w:i/>
+          <w:color w:val="333333"/>
+          <w:sz w:val="16"/>
+        </w:rPr>
+        <w:t>Keterangan Variabel:</w:t>
+        <w:br/>
+      </w:r>
+      <w:r>
+        <w:rPr>
+          <w:b/>
+          <w:i w:val="0"/>
+          <w:color w:val="1B5E20"/>
+          <w:sz w:val="16"/>
+        </w:rPr>
+        <w:t xml:space="preserve">- χ²: </w:t>
+      </w:r>
+      <w:r>
+        <w:rPr>
+          <w:b w:val="0"/>
+          <w:i w:val="0"/>
+          <w:color w:val="444444"/>
+          <w:sz w:val="16"/>
+        </w:rPr>
+        <w:t>Nilai statistik uji kecocokan Pearson untuk membuktikan ada tidaknya hubungan ketergantungan antara IKA dan kasus Diare pada panel Provinsi-Tahun (N=16 observasi valid skenario Sentra).</w:t>
+        <w:br/>
+      </w:r>
+      <w:r>
+        <w:rPr>
+          <w:b/>
+          <w:i w:val="0"/>
+          <w:color w:val="1B5E20"/>
+          <w:sz w:val="16"/>
+        </w:rPr>
+        <w:t xml:space="preserve">- O_ij: </w:t>
+      </w:r>
+      <w:r>
+        <w:rPr>
+          <w:b w:val="0"/>
+          <w:i w:val="0"/>
+          <w:color w:val="444444"/>
+          <w:sz w:val="16"/>
+        </w:rPr>
+        <w:t>Frekuensi Observasi: jumlah kasus aktual pada sel baris i kolom j tabel kontinjensi 2x2.</w:t>
+        <w:br/>
+      </w:r>
+      <w:r>
+        <w:rPr>
+          <w:b/>
+          <w:i w:val="0"/>
+          <w:color w:val="1B5E20"/>
+          <w:sz w:val="16"/>
+        </w:rPr>
+        <w:t xml:space="preserve">- E_ij: </w:t>
+      </w:r>
+      <w:r>
+        <w:rPr>
+          <w:b w:val="0"/>
+          <w:i w:val="0"/>
+          <w:color w:val="444444"/>
+          <w:sz w:val="16"/>
+        </w:rPr>
+        <w:t>Frekuensi Harapan: jumlah kasus teoretis jika kedua variabel saling independen, E_ij = ( Total_Baris_i × Total_Kolom_j ) / N.</w:t>
+      </w:r>
+    </w:p>
+    <w:p>
+      <w:pPr>
+        <w:spacing w:before="120" w:after="20"/>
+      </w:pPr>
+      <w:r>
+        <w:rPr>
+          <w:b/>
+          <w:i/>
+          <w:color w:val="2E7D32"/>
+          <w:sz w:val="17"/>
+        </w:rPr>
+        <w:t>Persamaan: Persamaan Rasio Keunggulan Risiko untuk Variabel Indeks (Risk Odds Ratio / OR)</w:t>
+      </w:r>
+    </w:p>
+    <w:p>
+      <w:pPr>
+        <w:spacing w:before="0" w:after="40"/>
+        <w:ind w:left="240"/>
+        <w:shd w:val="clear" w:color="auto" w:fill="EDF7EE"/>
+        <w:pBdr>
+          <w:top w:val="single" w:sz="4" w:space="4" w:color="A5D6A7"/>
+          <w:left w:val="single" w:sz="4" w:space="4" w:color="A5D6A7"/>
+          <w:bottom w:val="single" w:sz="4" w:space="4" w:color="A5D6A7"/>
+          <w:right w:val="single" w:sz="4" w:space="4" w:color="A5D6A7"/>
+        </w:pBdr>
+      </w:pPr>
+      <w:r>
+        <w:rPr>
+          <w:rFonts w:ascii="Courier New" w:hAnsi="Courier New"/>
+          <w:b w:val="0"/>
+          <w:i w:val="0"/>
+          <w:color w:val="1B5E20"/>
+          <w:sz w:val="17"/>
+        </w:rPr>
+        <w:t>Odds_Ratio (OR) = ( b × c ) / ( a × d )   ;   untuk X berjenis indeks kualitas (IKA)</w:t>
+      </w:r>
+    </w:p>
+    <w:p>
+      <w:pPr>
+        <w:spacing w:before="40" w:after="120"/>
+        <w:ind w:left="280"/>
+      </w:pPr>
+      <w:r>
+        <w:rPr>
+          <w:b/>
+          <w:i/>
+          <w:color w:val="333333"/>
+          <w:sz w:val="16"/>
+        </w:rPr>
+        <w:t>Keterangan Variabel:</w:t>
+        <w:br/>
+      </w:r>
+      <w:r>
+        <w:rPr>
+          <w:b/>
+          <w:i w:val="0"/>
+          <w:color w:val="1B5E20"/>
+          <w:sz w:val="16"/>
+        </w:rPr>
+        <w:t xml:space="preserve">- Odds_Ratio (OR): </w:t>
+      </w:r>
+      <w:r>
+        <w:rPr>
+          <w:b w:val="0"/>
+          <w:i w:val="0"/>
+          <w:color w:val="444444"/>
+          <w:sz w:val="16"/>
+        </w:rPr>
+        <w:t>Ukuran kelipatan peluang munculnya kasus Diare Tinggi pada kelompok IKA Rendah; orientasi dibalik karena risiko terjadi saat indeks kualitas air menurun.</w:t>
+        <w:br/>
+      </w:r>
+      <w:r>
+        <w:rPr>
+          <w:b/>
+          <w:i w:val="0"/>
+          <w:color w:val="1B5E20"/>
+          <w:sz w:val="16"/>
+        </w:rPr>
+        <w:t xml:space="preserve">- a: </w:t>
+      </w:r>
+      <w:r>
+        <w:rPr>
+          <w:b w:val="0"/>
+          <w:i w:val="0"/>
+          <w:color w:val="444444"/>
+          <w:sz w:val="16"/>
+        </w:rPr>
+        <w:t>Jumlah observasi panel pada kelompok X Rendah dan Y Rendah.</w:t>
+        <w:br/>
+      </w:r>
+      <w:r>
+        <w:rPr>
+          <w:b/>
+          <w:i w:val="0"/>
+          <w:color w:val="1B5E20"/>
+          <w:sz w:val="16"/>
+        </w:rPr>
+        <w:t xml:space="preserve">- b: </w:t>
+      </w:r>
+      <w:r>
+        <w:rPr>
+          <w:b w:val="0"/>
+          <w:i w:val="0"/>
+          <w:color w:val="444444"/>
+          <w:sz w:val="16"/>
+        </w:rPr>
+        <w:t>Jumlah observasi panel pada kelompok X Rendah dan Y Tinggi.</w:t>
+        <w:br/>
+      </w:r>
+      <w:r>
+        <w:rPr>
+          <w:b/>
+          <w:i w:val="0"/>
+          <w:color w:val="1B5E20"/>
+          <w:sz w:val="16"/>
+        </w:rPr>
+        <w:t xml:space="preserve">- c: </w:t>
+      </w:r>
+      <w:r>
+        <w:rPr>
+          <w:b w:val="0"/>
+          <w:i w:val="0"/>
+          <w:color w:val="444444"/>
+          <w:sz w:val="16"/>
+        </w:rPr>
+        <w:t>Jumlah observasi panel pada kelompok X Tinggi dan Y Rendah.</w:t>
+        <w:br/>
+      </w:r>
+      <w:r>
+        <w:rPr>
+          <w:b/>
+          <w:i w:val="0"/>
+          <w:color w:val="1B5E20"/>
+          <w:sz w:val="16"/>
+        </w:rPr>
+        <w:t xml:space="preserve">- d: </w:t>
+      </w:r>
+      <w:r>
+        <w:rPr>
+          <w:b w:val="0"/>
+          <w:i w:val="0"/>
+          <w:color w:val="444444"/>
+          <w:sz w:val="16"/>
+        </w:rPr>
+        <w:t>Jumlah observasi panel pada kelompok X Tinggi dan Y Tinggi.</w:t>
+      </w:r>
+    </w:p>
+    <w:p>
+      <w:pPr>
+        <w:spacing w:before="160" w:after="40"/>
+      </w:pPr>
+      <w:r>
+        <w:rPr>
+          <w:b/>
+          <w:i w:val="0"/>
+          <w:color w:val="2E7D32"/>
+          <w:sz w:val="19"/>
+        </w:rPr>
+        <w:t>D. Matriks Hasil Uji Empiris: Bukti Lab Tapak, Rata-rata Provinsi, dan Skenario Crosstab</w:t>
+      </w:r>
+    </w:p>
+    <w:p>
+      <w:pPr>
+        <w:spacing w:after="100"/>
+        <w:jc w:val="both"/>
+      </w:pPr>
+      <w:r>
+        <w:rPr>
+          <w:b w:val="0"/>
+          <w:i w:val="0"/>
+          <w:color w:val="222222"/>
+          <w:sz w:val="19"/>
+        </w:rPr>
+        <w:t xml:space="preserve">Hasil uji klinis laboratorium independen dari 12 titik sampel di lingkar kawasan tambang disajikan pada </w:t>
+      </w:r>
+      <w:r>
+        <w:rPr>
+          <w:b/>
+          <w:i w:val="0"/>
+          <w:color w:val="222222"/>
+          <w:sz w:val="19"/>
+        </w:rPr>
+        <w:t>Tabel 3.12</w:t>
+      </w:r>
+      <w:r>
+        <w:rPr>
+          <w:b w:val="0"/>
+          <w:i w:val="0"/>
+          <w:color w:val="222222"/>
+          <w:sz w:val="19"/>
+        </w:rPr>
+        <w:t xml:space="preserve"> berikut:</w:t>
+      </w:r>
+    </w:p>
+    <w:p>
+      <w:pPr>
+        <w:spacing w:before="120" w:after="40"/>
+      </w:pPr>
+      <w:r>
+        <w:rPr>
+          <w:b/>
+          <w:i/>
+          <w:color w:val="2E7D32"/>
+          <w:sz w:val="17"/>
+        </w:rPr>
+        <w:t>Tabel 3.12: Hasil Uji Kadar Kromium Heksavalen (Cr6+) Laboratorium Independen di Lingkar Tambang</w:t>
+      </w:r>
+    </w:p>
+    <w:tbl>
+      <w:tblPr>
+        <w:tblStyle w:val="TableGrid"/>
+        <w:tblW w:type="auto" w:w="0"/>
+        <w:jc w:val="center"/>
+        <w:tblLayout w:type="fixed"/>
+        <w:tblLook w:firstColumn="1" w:firstRow="1" w:lastColumn="0" w:lastRow="0" w:noHBand="0" w:noVBand="1" w:val="04A0"/>
+      </w:tblPr>
+      <w:tblGrid>
+        <w:gridCol w:w="1606"/>
+        <w:gridCol w:w="1606"/>
+        <w:gridCol w:w="1606"/>
+        <w:gridCol w:w="1606"/>
+        <w:gridCol w:w="1606"/>
+        <w:gridCol w:w="1606"/>
+      </w:tblGrid>
+      <w:tr>
+        <w:tc>
+          <w:tcPr>
+            <w:tcW w:type="dxa" w:w="1587"/>
+            <w:shd w:val="clear" w:color="auto" w:fill="2E7D32"/>
+            <w:tcMar>
+              <w:top w:w="70" w:type="dxa"/>
+              <w:bottom w:w="70" w:type="dxa"/>
+              <w:left w:w="100" w:type="dxa"/>
+              <w:right w:w="100" w:type="dxa"/>
+            </w:tcMar>
+            <w:tcBorders>
+              <w:top w:val="single" w:sz="4" w:color="D0D0D0" w:space="0"/>
+              <w:left w:val="single" w:sz="4" w:color="D0D0D0" w:space="0"/>
+              <w:bottom w:val="single" w:sz="8" w:color="1B5E20" w:space="0"/>
+              <w:right w:val="single" w:sz="4" w:color="D0D0D0" w:space="0"/>
+            </w:tcBorders>
+          </w:tcPr>
+          <w:p>
+            <w:pPr>
+              <w:jc w:val="left"/>
+            </w:pPr>
+            <w:r>
+              <w:rPr>
+                <w:b/>
+                <w:i w:val="0"/>
+                <w:color w:val="FFFFFF"/>
+                <w:sz w:val="17"/>
+              </w:rPr>
+              <w:t>Titik Sampling</w:t>
+            </w:r>
+          </w:p>
+        </w:tc>
+        <w:tc>
+          <w:tcPr>
+            <w:tcW w:type="dxa" w:w="1474"/>
+            <w:shd w:val="clear" w:color="auto" w:fill="2E7D32"/>
+            <w:tcMar>
+              <w:top w:w="70" w:type="dxa"/>
+              <w:bottom w:w="70" w:type="dxa"/>
+              <w:left w:w="100" w:type="dxa"/>
+              <w:right w:w="100" w:type="dxa"/>
+            </w:tcMar>
+            <w:tcBorders>
+              <w:top w:val="single" w:sz="4" w:color="D0D0D0" w:space="0"/>
+              <w:left w:val="single" w:sz="4" w:color="D0D0D0" w:space="0"/>
+              <w:bottom w:val="single" w:sz="8" w:color="1B5E20" w:space="0"/>
+              <w:right w:val="single" w:sz="4" w:color="D0D0D0" w:space="0"/>
+            </w:tcBorders>
+          </w:tcPr>
+          <w:p>
+            <w:pPr>
+              <w:jc w:val="left"/>
+            </w:pPr>
+            <w:r>
+              <w:rPr>
+                <w:b/>
+                <w:i w:val="0"/>
+                <w:color w:val="FFFFFF"/>
+                <w:sz w:val="17"/>
+              </w:rPr>
+              <w:t>Lokasi</w:t>
+            </w:r>
+          </w:p>
+        </w:tc>
+        <w:tc>
+          <w:tcPr>
+            <w:tcW w:type="dxa" w:w="1134"/>
+            <w:shd w:val="clear" w:color="auto" w:fill="2E7D32"/>
+            <w:tcMar>
+              <w:top w:w="70" w:type="dxa"/>
+              <w:bottom w:w="70" w:type="dxa"/>
+              <w:left w:w="100" w:type="dxa"/>
+              <w:right w:w="100" w:type="dxa"/>
+            </w:tcMar>
+            <w:tcBorders>
+              <w:top w:val="single" w:sz="4" w:color="D0D0D0" w:space="0"/>
+              <w:left w:val="single" w:sz="4" w:color="D0D0D0" w:space="0"/>
+              <w:bottom w:val="single" w:sz="8" w:color="1B5E20" w:space="0"/>
+              <w:right w:val="single" w:sz="4" w:color="D0D0D0" w:space="0"/>
+            </w:tcBorders>
+          </w:tcPr>
+          <w:p>
+            <w:pPr>
+              <w:jc w:val="center"/>
+            </w:pPr>
+            <w:r>
+              <w:rPr>
+                <w:b/>
+                <w:i w:val="0"/>
+                <w:color w:val="FFFFFF"/>
+                <w:sz w:val="17"/>
+              </w:rPr>
+              <w:t>Cr6+ (mg/L)</w:t>
+            </w:r>
+          </w:p>
+        </w:tc>
+        <w:tc>
+          <w:tcPr>
+            <w:tcW w:type="dxa" w:w="1474"/>
+            <w:shd w:val="clear" w:color="auto" w:fill="2E7D32"/>
+            <w:tcMar>
+              <w:top w:w="70" w:type="dxa"/>
+              <w:bottom w:w="70" w:type="dxa"/>
+              <w:left w:w="100" w:type="dxa"/>
+              <w:right w:w="100" w:type="dxa"/>
+            </w:tcMar>
+            <w:tcBorders>
+              <w:top w:val="single" w:sz="4" w:color="D0D0D0" w:space="0"/>
+              <w:left w:val="single" w:sz="4" w:color="D0D0D0" w:space="0"/>
+              <w:bottom w:val="single" w:sz="8" w:color="1B5E20" w:space="0"/>
+              <w:right w:val="single" w:sz="4" w:color="D0D0D0" w:space="0"/>
+            </w:tcBorders>
+          </w:tcPr>
+          <w:p>
+            <w:pPr>
+              <w:jc w:val="center"/>
+            </w:pPr>
+            <w:r>
+              <w:rPr>
+                <w:b/>
+                <w:i w:val="0"/>
+                <w:color w:val="FFFFFF"/>
+                <w:sz w:val="17"/>
+              </w:rPr>
+              <w:t>Baku Mutu Biota (mg/L)</w:t>
+            </w:r>
+          </w:p>
+        </w:tc>
+        <w:tc>
+          <w:tcPr>
+            <w:tcW w:type="dxa" w:w="1701"/>
+            <w:shd w:val="clear" w:color="auto" w:fill="2E7D32"/>
+            <w:tcMar>
+              <w:top w:w="70" w:type="dxa"/>
+              <w:bottom w:w="70" w:type="dxa"/>
+              <w:left w:w="100" w:type="dxa"/>
+              <w:right w:w="100" w:type="dxa"/>
+            </w:tcMar>
+            <w:tcBorders>
+              <w:top w:val="single" w:sz="4" w:color="D0D0D0" w:space="0"/>
+              <w:left w:val="single" w:sz="4" w:color="D0D0D0" w:space="0"/>
+              <w:bottom w:val="single" w:sz="8" w:color="1B5E20" w:space="0"/>
+              <w:right w:val="single" w:sz="4" w:color="D0D0D0" w:space="0"/>
+            </w:tcBorders>
+          </w:tcPr>
+          <w:p>
+            <w:pPr>
+              <w:jc w:val="center"/>
+            </w:pPr>
+            <w:r>
+              <w:rPr>
+                <w:b/>
+                <w:i w:val="0"/>
+                <w:color w:val="FFFFFF"/>
+                <w:sz w:val="17"/>
+              </w:rPr>
+              <w:t>Status</w:t>
+            </w:r>
+          </w:p>
+        </w:tc>
+        <w:tc>
+          <w:tcPr>
+            <w:tcW w:type="dxa" w:w="1474"/>
+            <w:shd w:val="clear" w:color="auto" w:fill="2E7D32"/>
+            <w:tcMar>
+              <w:top w:w="70" w:type="dxa"/>
+              <w:bottom w:w="70" w:type="dxa"/>
+              <w:left w:w="100" w:type="dxa"/>
+              <w:right w:w="100" w:type="dxa"/>
+            </w:tcMar>
+            <w:tcBorders>
+              <w:top w:val="single" w:sz="4" w:color="D0D0D0" w:space="0"/>
+              <w:left w:val="single" w:sz="4" w:color="D0D0D0" w:space="0"/>
+              <w:bottom w:val="single" w:sz="8" w:color="1B5E20" w:space="0"/>
+              <w:right w:val="single" w:sz="4" w:color="D0D0D0" w:space="0"/>
+            </w:tcBorders>
+          </w:tcPr>
+          <w:p>
+            <w:pPr>
+              <w:jc w:val="left"/>
+            </w:pPr>
+            <w:r>
+              <w:rPr>
+                <w:b/>
+                <w:i w:val="0"/>
+                <w:color w:val="FFFFFF"/>
+                <w:sz w:val="17"/>
+              </w:rPr>
+              <w:t>Sumber</w:t>
+            </w:r>
+          </w:p>
+        </w:tc>
+      </w:tr>
+      <w:tr>
+        <w:tc>
+          <w:tcPr>
+            <w:tcW w:type="dxa" w:w="1587"/>
+            <w:shd w:val="clear" w:color="auto" w:fill="F5FBF5"/>
+            <w:tcMar>
+              <w:top w:w="50" w:type="dxa"/>
+              <w:bottom w:w="50" w:type="dxa"/>
+              <w:left w:w="100" w:type="dxa"/>
+              <w:right w:w="100" w:type="dxa"/>
+            </w:tcMar>
+            <w:tcBorders>
+              <w:top w:val="single" w:sz="4" w:color="D0D0D0" w:space="0"/>
+              <w:left w:val="single" w:sz="4" w:color="D0D0D0" w:space="0"/>
+              <w:bottom w:val="single" w:sz="4" w:color="D0D0D0" w:space="0"/>
+              <w:right w:val="single" w:sz="4" w:color="D0D0D0" w:space="0"/>
+            </w:tcBorders>
+          </w:tcPr>
+          <w:p>
+            <w:pPr>
+              <w:jc w:val="left"/>
+            </w:pPr>
+            <w:r>
+              <w:rPr>
+                <w:b w:val="0"/>
+                <w:i w:val="0"/>
+                <w:color w:val="222222"/>
+                <w:sz w:val="17"/>
+              </w:rPr>
+              <w:t>Sungai Kecil dekat Laut (KIBA)</w:t>
+            </w:r>
+          </w:p>
+        </w:tc>
+        <w:tc>
+          <w:tcPr>
+            <w:tcW w:type="dxa" w:w="1474"/>
+            <w:shd w:val="clear" w:color="auto" w:fill="F5FBF5"/>
+            <w:tcMar>
+              <w:top w:w="50" w:type="dxa"/>
+              <w:bottom w:w="50" w:type="dxa"/>
+              <w:left w:w="100" w:type="dxa"/>
+              <w:right w:w="100" w:type="dxa"/>
+            </w:tcMar>
+            <w:tcBorders>
+              <w:top w:val="single" w:sz="4" w:color="D0D0D0" w:space="0"/>
+              <w:left w:val="single" w:sz="4" w:color="D0D0D0" w:space="0"/>
+              <w:bottom w:val="single" w:sz="4" w:color="D0D0D0" w:space="0"/>
+              <w:right w:val="single" w:sz="4" w:color="D0D0D0" w:space="0"/>
+            </w:tcBorders>
+          </w:tcPr>
+          <w:p>
+            <w:pPr>
+              <w:jc w:val="left"/>
+            </w:pPr>
+            <w:r>
+              <w:rPr>
+                <w:b w:val="0"/>
+                <w:i w:val="0"/>
+                <w:color w:val="222222"/>
+                <w:sz w:val="17"/>
+              </w:rPr>
+              <w:t>Kawasan Industri Bantaeng</w:t>
+            </w:r>
+          </w:p>
+        </w:tc>
+        <w:tc>
+          <w:tcPr>
+            <w:tcW w:type="dxa" w:w="1134"/>
+            <w:shd w:val="clear" w:color="auto" w:fill="F5FBF5"/>
+            <w:tcMar>
+              <w:top w:w="50" w:type="dxa"/>
+              <w:bottom w:w="50" w:type="dxa"/>
+              <w:left w:w="100" w:type="dxa"/>
+              <w:right w:w="100" w:type="dxa"/>
+            </w:tcMar>
+            <w:tcBorders>
+              <w:top w:val="single" w:sz="4" w:color="D0D0D0" w:space="0"/>
+              <w:left w:val="single" w:sz="4" w:color="D0D0D0" w:space="0"/>
+              <w:bottom w:val="single" w:sz="4" w:color="D0D0D0" w:space="0"/>
+              <w:right w:val="single" w:sz="4" w:color="D0D0D0" w:space="0"/>
+            </w:tcBorders>
+          </w:tcPr>
+          <w:p>
+            <w:pPr>
+              <w:jc w:val="center"/>
+            </w:pPr>
+            <w:r>
+              <w:rPr>
+                <w:b w:val="0"/>
+                <w:i w:val="0"/>
+                <w:color w:val="222222"/>
+                <w:sz w:val="17"/>
+              </w:rPr>
+              <w:t>1.000</w:t>
+            </w:r>
+          </w:p>
+        </w:tc>
+        <w:tc>
+          <w:tcPr>
+            <w:tcW w:type="dxa" w:w="1474"/>
+            <w:shd w:val="clear" w:color="auto" w:fill="F5FBF5"/>
+            <w:tcMar>
+              <w:top w:w="50" w:type="dxa"/>
+              <w:bottom w:w="50" w:type="dxa"/>
+              <w:left w:w="100" w:type="dxa"/>
+              <w:right w:w="100" w:type="dxa"/>
+            </w:tcMar>
+            <w:tcBorders>
+              <w:top w:val="single" w:sz="4" w:color="D0D0D0" w:space="0"/>
+              <w:left w:val="single" w:sz="4" w:color="D0D0D0" w:space="0"/>
+              <w:bottom w:val="single" w:sz="4" w:color="D0D0D0" w:space="0"/>
+              <w:right w:val="single" w:sz="4" w:color="D0D0D0" w:space="0"/>
+            </w:tcBorders>
+          </w:tcPr>
+          <w:p>
+            <w:pPr>
+              <w:jc w:val="center"/>
+            </w:pPr>
+            <w:r>
+              <w:rPr>
+                <w:b w:val="0"/>
+                <w:i w:val="0"/>
+                <w:color w:val="222222"/>
+                <w:sz w:val="17"/>
+              </w:rPr>
+              <w:t>0.005</w:t>
+            </w:r>
+          </w:p>
+        </w:tc>
+        <w:tc>
+          <w:tcPr>
+            <w:tcW w:type="dxa" w:w="1701"/>
+            <w:shd w:val="clear" w:color="auto" w:fill="F5FBF5"/>
+            <w:tcMar>
+              <w:top w:w="50" w:type="dxa"/>
+              <w:bottom w:w="50" w:type="dxa"/>
+              <w:left w:w="100" w:type="dxa"/>
+              <w:right w:w="100" w:type="dxa"/>
+            </w:tcMar>
+            <w:tcBorders>
+              <w:top w:val="single" w:sz="4" w:color="D0D0D0" w:space="0"/>
+              <w:left w:val="single" w:sz="4" w:color="D0D0D0" w:space="0"/>
+              <w:bottom w:val="single" w:sz="4" w:color="D0D0D0" w:space="0"/>
+              <w:right w:val="single" w:sz="4" w:color="D0D0D0" w:space="0"/>
+            </w:tcBorders>
+          </w:tcPr>
+          <w:p>
+            <w:pPr>
+              <w:jc w:val="center"/>
+            </w:pPr>
+            <w:r>
+              <w:rPr>
+                <w:b w:val="0"/>
+                <w:i w:val="0"/>
+                <w:color w:val="222222"/>
+                <w:sz w:val="17"/>
+              </w:rPr>
+              <w:t>MELAMPAUI BAKU MUTU</w:t>
+            </w:r>
+          </w:p>
+        </w:tc>
+        <w:tc>
+          <w:tcPr>
+            <w:tcW w:type="dxa" w:w="1474"/>
+            <w:shd w:val="clear" w:color="auto" w:fill="F5FBF5"/>
+            <w:tcMar>
+              <w:top w:w="50" w:type="dxa"/>
+              <w:bottom w:w="50" w:type="dxa"/>
+              <w:left w:w="100" w:type="dxa"/>
+              <w:right w:w="100" w:type="dxa"/>
+            </w:tcMar>
+            <w:tcBorders>
+              <w:top w:val="single" w:sz="4" w:color="D0D0D0" w:space="0"/>
+              <w:left w:val="single" w:sz="4" w:color="D0D0D0" w:space="0"/>
+              <w:bottom w:val="single" w:sz="4" w:color="D0D0D0" w:space="0"/>
+              <w:right w:val="single" w:sz="4" w:color="D0D0D0" w:space="0"/>
+            </w:tcBorders>
+          </w:tcPr>
+          <w:p>
+            <w:pPr>
+              <w:jc w:val="left"/>
+            </w:pPr>
+            <w:r>
+              <w:rPr>
+                <w:b w:val="0"/>
+                <w:i w:val="0"/>
+                <w:color w:val="222222"/>
+                <w:sz w:val="17"/>
+              </w:rPr>
+              <w:t>WALHI (2024)</w:t>
+            </w:r>
+          </w:p>
+        </w:tc>
+      </w:tr>
+      <w:tr>
+        <w:tc>
+          <w:tcPr>
+            <w:tcW w:type="dxa" w:w="1587"/>
+            <w:shd w:val="clear" w:color="auto" w:fill="FFFFFF"/>
+            <w:tcMar>
+              <w:top w:w="50" w:type="dxa"/>
+              <w:bottom w:w="50" w:type="dxa"/>
+              <w:left w:w="100" w:type="dxa"/>
+              <w:right w:w="100" w:type="dxa"/>
+            </w:tcMar>
+            <w:tcBorders>
+              <w:top w:val="single" w:sz="4" w:color="D0D0D0" w:space="0"/>
+              <w:left w:val="single" w:sz="4" w:color="D0D0D0" w:space="0"/>
+              <w:bottom w:val="single" w:sz="4" w:color="D0D0D0" w:space="0"/>
+              <w:right w:val="single" w:sz="4" w:color="D0D0D0" w:space="0"/>
+            </w:tcBorders>
+          </w:tcPr>
+          <w:p>
+            <w:pPr>
+              <w:jc w:val="left"/>
+            </w:pPr>
+            <w:r>
+              <w:rPr>
+                <w:b w:val="0"/>
+                <w:i w:val="0"/>
+                <w:color w:val="222222"/>
+                <w:sz w:val="17"/>
+              </w:rPr>
+              <w:t>Desa One Pute (Hulu)</w:t>
+            </w:r>
+          </w:p>
+        </w:tc>
+        <w:tc>
+          <w:tcPr>
+            <w:tcW w:type="dxa" w:w="1474"/>
+            <w:shd w:val="clear" w:color="auto" w:fill="FFFFFF"/>
+            <w:tcMar>
+              <w:top w:w="50" w:type="dxa"/>
+              <w:bottom w:w="50" w:type="dxa"/>
+              <w:left w:w="100" w:type="dxa"/>
+              <w:right w:w="100" w:type="dxa"/>
+            </w:tcMar>
+            <w:tcBorders>
+              <w:top w:val="single" w:sz="4" w:color="D0D0D0" w:space="0"/>
+              <w:left w:val="single" w:sz="4" w:color="D0D0D0" w:space="0"/>
+              <w:bottom w:val="single" w:sz="4" w:color="D0D0D0" w:space="0"/>
+              <w:right w:val="single" w:sz="4" w:color="D0D0D0" w:space="0"/>
+            </w:tcBorders>
+          </w:tcPr>
+          <w:p>
+            <w:pPr>
+              <w:jc w:val="left"/>
+            </w:pPr>
+            <w:r>
+              <w:rPr>
+                <w:b w:val="0"/>
+                <w:i w:val="0"/>
+                <w:color w:val="222222"/>
+                <w:sz w:val="17"/>
+              </w:rPr>
+              <w:t>Desa One Pute</w:t>
+            </w:r>
+          </w:p>
+        </w:tc>
+        <w:tc>
+          <w:tcPr>
+            <w:tcW w:type="dxa" w:w="1134"/>
+            <w:shd w:val="clear" w:color="auto" w:fill="FFFFFF"/>
+            <w:tcMar>
+              <w:top w:w="50" w:type="dxa"/>
+              <w:bottom w:w="50" w:type="dxa"/>
+              <w:left w:w="100" w:type="dxa"/>
+              <w:right w:w="100" w:type="dxa"/>
+            </w:tcMar>
+            <w:tcBorders>
+              <w:top w:val="single" w:sz="4" w:color="D0D0D0" w:space="0"/>
+              <w:left w:val="single" w:sz="4" w:color="D0D0D0" w:space="0"/>
+              <w:bottom w:val="single" w:sz="4" w:color="D0D0D0" w:space="0"/>
+              <w:right w:val="single" w:sz="4" w:color="D0D0D0" w:space="0"/>
+            </w:tcBorders>
+          </w:tcPr>
+          <w:p>
+            <w:pPr>
+              <w:jc w:val="center"/>
+            </w:pPr>
+            <w:r>
+              <w:rPr>
+                <w:b w:val="0"/>
+                <w:i w:val="0"/>
+                <w:color w:val="222222"/>
+                <w:sz w:val="17"/>
+              </w:rPr>
+              <w:t>0.100</w:t>
+            </w:r>
+          </w:p>
+        </w:tc>
+        <w:tc>
+          <w:tcPr>
+            <w:tcW w:type="dxa" w:w="1474"/>
+            <w:shd w:val="clear" w:color="auto" w:fill="FFFFFF"/>
+            <w:tcMar>
+              <w:top w:w="50" w:type="dxa"/>
+              <w:bottom w:w="50" w:type="dxa"/>
+              <w:left w:w="100" w:type="dxa"/>
+              <w:right w:w="100" w:type="dxa"/>
+            </w:tcMar>
+            <w:tcBorders>
+              <w:top w:val="single" w:sz="4" w:color="D0D0D0" w:space="0"/>
+              <w:left w:val="single" w:sz="4" w:color="D0D0D0" w:space="0"/>
+              <w:bottom w:val="single" w:sz="4" w:color="D0D0D0" w:space="0"/>
+              <w:right w:val="single" w:sz="4" w:color="D0D0D0" w:space="0"/>
+            </w:tcBorders>
+          </w:tcPr>
+          <w:p>
+            <w:pPr>
+              <w:jc w:val="center"/>
+            </w:pPr>
+            <w:r>
+              <w:rPr>
+                <w:b w:val="0"/>
+                <w:i w:val="0"/>
+                <w:color w:val="222222"/>
+                <w:sz w:val="17"/>
+              </w:rPr>
+              <w:t>0.005</w:t>
+            </w:r>
+          </w:p>
+        </w:tc>
+        <w:tc>
+          <w:tcPr>
+            <w:tcW w:type="dxa" w:w="1701"/>
+            <w:shd w:val="clear" w:color="auto" w:fill="FFFFFF"/>
+            <w:tcMar>
+              <w:top w:w="50" w:type="dxa"/>
+              <w:bottom w:w="50" w:type="dxa"/>
+              <w:left w:w="100" w:type="dxa"/>
+              <w:right w:w="100" w:type="dxa"/>
+            </w:tcMar>
+            <w:tcBorders>
+              <w:top w:val="single" w:sz="4" w:color="D0D0D0" w:space="0"/>
+              <w:left w:val="single" w:sz="4" w:color="D0D0D0" w:space="0"/>
+              <w:bottom w:val="single" w:sz="4" w:color="D0D0D0" w:space="0"/>
+              <w:right w:val="single" w:sz="4" w:color="D0D0D0" w:space="0"/>
+            </w:tcBorders>
+          </w:tcPr>
+          <w:p>
+            <w:pPr>
+              <w:jc w:val="center"/>
+            </w:pPr>
+            <w:r>
+              <w:rPr>
+                <w:b w:val="0"/>
+                <w:i w:val="0"/>
+                <w:color w:val="222222"/>
+                <w:sz w:val="17"/>
+              </w:rPr>
+              <w:t>MELAMPAUI BAKU MUTU</w:t>
+            </w:r>
+          </w:p>
+        </w:tc>
+        <w:tc>
+          <w:tcPr>
+            <w:tcW w:type="dxa" w:w="1474"/>
+            <w:shd w:val="clear" w:color="auto" w:fill="FFFFFF"/>
+            <w:tcMar>
+              <w:top w:w="50" w:type="dxa"/>
+              <w:bottom w:w="50" w:type="dxa"/>
+              <w:left w:w="100" w:type="dxa"/>
+              <w:right w:w="100" w:type="dxa"/>
+            </w:tcMar>
+            <w:tcBorders>
+              <w:top w:val="single" w:sz="4" w:color="D0D0D0" w:space="0"/>
+              <w:left w:val="single" w:sz="4" w:color="D0D0D0" w:space="0"/>
+              <w:bottom w:val="single" w:sz="4" w:color="D0D0D0" w:space="0"/>
+              <w:right w:val="single" w:sz="4" w:color="D0D0D0" w:space="0"/>
+            </w:tcBorders>
+          </w:tcPr>
+          <w:p>
+            <w:pPr>
+              <w:jc w:val="left"/>
+            </w:pPr>
+            <w:r>
+              <w:rPr>
+                <w:b w:val="0"/>
+                <w:i w:val="0"/>
+                <w:color w:val="222222"/>
+                <w:sz w:val="17"/>
+              </w:rPr>
+              <w:t>WALHI (2023)</w:t>
+            </w:r>
+          </w:p>
+        </w:tc>
+      </w:tr>
+      <w:tr>
+        <w:tc>
+          <w:tcPr>
+            <w:tcW w:type="dxa" w:w="1587"/>
+            <w:shd w:val="clear" w:color="auto" w:fill="F5FBF5"/>
+            <w:tcMar>
+              <w:top w:w="50" w:type="dxa"/>
+              <w:bottom w:w="50" w:type="dxa"/>
+              <w:left w:w="100" w:type="dxa"/>
+              <w:right w:w="100" w:type="dxa"/>
+            </w:tcMar>
+            <w:tcBorders>
+              <w:top w:val="single" w:sz="4" w:color="D0D0D0" w:space="0"/>
+              <w:left w:val="single" w:sz="4" w:color="D0D0D0" w:space="0"/>
+              <w:bottom w:val="single" w:sz="4" w:color="D0D0D0" w:space="0"/>
+              <w:right w:val="single" w:sz="4" w:color="D0D0D0" w:space="0"/>
+            </w:tcBorders>
+          </w:tcPr>
+          <w:p>
+            <w:pPr>
+              <w:jc w:val="left"/>
+            </w:pPr>
+            <w:r>
+              <w:rPr>
+                <w:b w:val="0"/>
+                <w:i w:val="0"/>
+                <w:color w:val="222222"/>
+                <w:sz w:val="17"/>
+              </w:rPr>
+              <w:t>Desa Dampala</w:t>
+            </w:r>
+          </w:p>
+        </w:tc>
+        <w:tc>
+          <w:tcPr>
+            <w:tcW w:type="dxa" w:w="1474"/>
+            <w:shd w:val="clear" w:color="auto" w:fill="F5FBF5"/>
+            <w:tcMar>
+              <w:top w:w="50" w:type="dxa"/>
+              <w:bottom w:w="50" w:type="dxa"/>
+              <w:left w:w="100" w:type="dxa"/>
+              <w:right w:w="100" w:type="dxa"/>
+            </w:tcMar>
+            <w:tcBorders>
+              <w:top w:val="single" w:sz="4" w:color="D0D0D0" w:space="0"/>
+              <w:left w:val="single" w:sz="4" w:color="D0D0D0" w:space="0"/>
+              <w:bottom w:val="single" w:sz="4" w:color="D0D0D0" w:space="0"/>
+              <w:right w:val="single" w:sz="4" w:color="D0D0D0" w:space="0"/>
+            </w:tcBorders>
+          </w:tcPr>
+          <w:p>
+            <w:pPr>
+              <w:jc w:val="left"/>
+            </w:pPr>
+            <w:r>
+              <w:rPr>
+                <w:b w:val="0"/>
+                <w:i w:val="0"/>
+                <w:color w:val="222222"/>
+                <w:sz w:val="17"/>
+              </w:rPr>
+              <w:t>Desa Dampala</w:t>
+            </w:r>
+          </w:p>
+        </w:tc>
+        <w:tc>
+          <w:tcPr>
+            <w:tcW w:type="dxa" w:w="1134"/>
+            <w:shd w:val="clear" w:color="auto" w:fill="F5FBF5"/>
+            <w:tcMar>
+              <w:top w:w="50" w:type="dxa"/>
+              <w:bottom w:w="50" w:type="dxa"/>
+              <w:left w:w="100" w:type="dxa"/>
+              <w:right w:w="100" w:type="dxa"/>
+            </w:tcMar>
+            <w:tcBorders>
+              <w:top w:val="single" w:sz="4" w:color="D0D0D0" w:space="0"/>
+              <w:left w:val="single" w:sz="4" w:color="D0D0D0" w:space="0"/>
+              <w:bottom w:val="single" w:sz="4" w:color="D0D0D0" w:space="0"/>
+              <w:right w:val="single" w:sz="4" w:color="D0D0D0" w:space="0"/>
+            </w:tcBorders>
+          </w:tcPr>
+          <w:p>
+            <w:pPr>
+              <w:jc w:val="center"/>
+            </w:pPr>
+            <w:r>
+              <w:rPr>
+                <w:b w:val="0"/>
+                <w:i w:val="0"/>
+                <w:color w:val="222222"/>
+                <w:sz w:val="17"/>
+              </w:rPr>
+              <w:t>0.100</w:t>
+            </w:r>
+          </w:p>
+        </w:tc>
+        <w:tc>
+          <w:tcPr>
+            <w:tcW w:type="dxa" w:w="1474"/>
+            <w:shd w:val="clear" w:color="auto" w:fill="F5FBF5"/>
+            <w:tcMar>
+              <w:top w:w="50" w:type="dxa"/>
+              <w:bottom w:w="50" w:type="dxa"/>
+              <w:left w:w="100" w:type="dxa"/>
+              <w:right w:w="100" w:type="dxa"/>
+            </w:tcMar>
+            <w:tcBorders>
+              <w:top w:val="single" w:sz="4" w:color="D0D0D0" w:space="0"/>
+              <w:left w:val="single" w:sz="4" w:color="D0D0D0" w:space="0"/>
+              <w:bottom w:val="single" w:sz="4" w:color="D0D0D0" w:space="0"/>
+              <w:right w:val="single" w:sz="4" w:color="D0D0D0" w:space="0"/>
+            </w:tcBorders>
+          </w:tcPr>
+          <w:p>
+            <w:pPr>
+              <w:jc w:val="center"/>
+            </w:pPr>
+            <w:r>
+              <w:rPr>
+                <w:b w:val="0"/>
+                <w:i w:val="0"/>
+                <w:color w:val="222222"/>
+                <w:sz w:val="17"/>
+              </w:rPr>
+              <w:t>0.005</w:t>
+            </w:r>
+          </w:p>
+        </w:tc>
+        <w:tc>
+          <w:tcPr>
+            <w:tcW w:type="dxa" w:w="1701"/>
+            <w:shd w:val="clear" w:color="auto" w:fill="F5FBF5"/>
+            <w:tcMar>
+              <w:top w:w="50" w:type="dxa"/>
+              <w:bottom w:w="50" w:type="dxa"/>
+              <w:left w:w="100" w:type="dxa"/>
+              <w:right w:w="100" w:type="dxa"/>
+            </w:tcMar>
+            <w:tcBorders>
+              <w:top w:val="single" w:sz="4" w:color="D0D0D0" w:space="0"/>
+              <w:left w:val="single" w:sz="4" w:color="D0D0D0" w:space="0"/>
+              <w:bottom w:val="single" w:sz="4" w:color="D0D0D0" w:space="0"/>
+              <w:right w:val="single" w:sz="4" w:color="D0D0D0" w:space="0"/>
+            </w:tcBorders>
+          </w:tcPr>
+          <w:p>
+            <w:pPr>
+              <w:jc w:val="center"/>
+            </w:pPr>
+            <w:r>
+              <w:rPr>
+                <w:b w:val="0"/>
+                <w:i w:val="0"/>
+                <w:color w:val="222222"/>
+                <w:sz w:val="17"/>
+              </w:rPr>
+              <w:t>MELAMPAUI BAKU MUTU</w:t>
+            </w:r>
+          </w:p>
+        </w:tc>
+        <w:tc>
+          <w:tcPr>
+            <w:tcW w:type="dxa" w:w="1474"/>
+            <w:shd w:val="clear" w:color="auto" w:fill="F5FBF5"/>
+            <w:tcMar>
+              <w:top w:w="50" w:type="dxa"/>
+              <w:bottom w:w="50" w:type="dxa"/>
+              <w:left w:w="100" w:type="dxa"/>
+              <w:right w:w="100" w:type="dxa"/>
+            </w:tcMar>
+            <w:tcBorders>
+              <w:top w:val="single" w:sz="4" w:color="D0D0D0" w:space="0"/>
+              <w:left w:val="single" w:sz="4" w:color="D0D0D0" w:space="0"/>
+              <w:bottom w:val="single" w:sz="4" w:color="D0D0D0" w:space="0"/>
+              <w:right w:val="single" w:sz="4" w:color="D0D0D0" w:space="0"/>
+            </w:tcBorders>
+          </w:tcPr>
+          <w:p>
+            <w:pPr>
+              <w:jc w:val="left"/>
+            </w:pPr>
+            <w:r>
+              <w:rPr>
+                <w:b w:val="0"/>
+                <w:i w:val="0"/>
+                <w:color w:val="222222"/>
+                <w:sz w:val="17"/>
+              </w:rPr>
+              <w:t>WALHI (2023)</w:t>
+            </w:r>
+          </w:p>
+        </w:tc>
+      </w:tr>
+      <w:tr>
+        <w:tc>
+          <w:tcPr>
+            <w:tcW w:type="dxa" w:w="1587"/>
+            <w:shd w:val="clear" w:color="auto" w:fill="FFFFFF"/>
+            <w:tcMar>
+              <w:top w:w="50" w:type="dxa"/>
+              <w:bottom w:w="50" w:type="dxa"/>
+              <w:left w:w="100" w:type="dxa"/>
+              <w:right w:w="100" w:type="dxa"/>
+            </w:tcMar>
+            <w:tcBorders>
+              <w:top w:val="single" w:sz="4" w:color="D0D0D0" w:space="0"/>
+              <w:left w:val="single" w:sz="4" w:color="D0D0D0" w:space="0"/>
+              <w:bottom w:val="single" w:sz="4" w:color="D0D0D0" w:space="0"/>
+              <w:right w:val="single" w:sz="4" w:color="D0D0D0" w:space="0"/>
+            </w:tcBorders>
+          </w:tcPr>
+          <w:p>
+            <w:pPr>
+              <w:jc w:val="left"/>
+            </w:pPr>
+            <w:r>
+              <w:rPr>
+                <w:b w:val="0"/>
+                <w:i w:val="0"/>
+                <w:color w:val="222222"/>
+                <w:sz w:val="17"/>
+              </w:rPr>
+              <w:t>Saluran Smelter Morosi</w:t>
+            </w:r>
+          </w:p>
+        </w:tc>
+        <w:tc>
+          <w:tcPr>
+            <w:tcW w:type="dxa" w:w="1474"/>
+            <w:shd w:val="clear" w:color="auto" w:fill="FFFFFF"/>
+            <w:tcMar>
+              <w:top w:w="50" w:type="dxa"/>
+              <w:bottom w:w="50" w:type="dxa"/>
+              <w:left w:w="100" w:type="dxa"/>
+              <w:right w:w="100" w:type="dxa"/>
+            </w:tcMar>
+            <w:tcBorders>
+              <w:top w:val="single" w:sz="4" w:color="D0D0D0" w:space="0"/>
+              <w:left w:val="single" w:sz="4" w:color="D0D0D0" w:space="0"/>
+              <w:bottom w:val="single" w:sz="4" w:color="D0D0D0" w:space="0"/>
+              <w:right w:val="single" w:sz="4" w:color="D0D0D0" w:space="0"/>
+            </w:tcBorders>
+          </w:tcPr>
+          <w:p>
+            <w:pPr>
+              <w:jc w:val="left"/>
+            </w:pPr>
+            <w:r>
+              <w:rPr>
+                <w:b w:val="0"/>
+                <w:i w:val="0"/>
+                <w:color w:val="222222"/>
+                <w:sz w:val="17"/>
+              </w:rPr>
+              <w:t>Kecamatan Morosi</w:t>
+            </w:r>
+          </w:p>
+        </w:tc>
+        <w:tc>
+          <w:tcPr>
+            <w:tcW w:type="dxa" w:w="1134"/>
+            <w:shd w:val="clear" w:color="auto" w:fill="FFFFFF"/>
+            <w:tcMar>
+              <w:top w:w="50" w:type="dxa"/>
+              <w:bottom w:w="50" w:type="dxa"/>
+              <w:left w:w="100" w:type="dxa"/>
+              <w:right w:w="100" w:type="dxa"/>
+            </w:tcMar>
+            <w:tcBorders>
+              <w:top w:val="single" w:sz="4" w:color="D0D0D0" w:space="0"/>
+              <w:left w:val="single" w:sz="4" w:color="D0D0D0" w:space="0"/>
+              <w:bottom w:val="single" w:sz="4" w:color="D0D0D0" w:space="0"/>
+              <w:right w:val="single" w:sz="4" w:color="D0D0D0" w:space="0"/>
+            </w:tcBorders>
+          </w:tcPr>
+          <w:p>
+            <w:pPr>
+              <w:jc w:val="center"/>
+            </w:pPr>
+            <w:r>
+              <w:rPr>
+                <w:b w:val="0"/>
+                <w:i w:val="0"/>
+                <w:color w:val="222222"/>
+                <w:sz w:val="17"/>
+              </w:rPr>
+              <w:t>0.100</w:t>
+            </w:r>
+          </w:p>
+        </w:tc>
+        <w:tc>
+          <w:tcPr>
+            <w:tcW w:type="dxa" w:w="1474"/>
+            <w:shd w:val="clear" w:color="auto" w:fill="FFFFFF"/>
+            <w:tcMar>
+              <w:top w:w="50" w:type="dxa"/>
+              <w:bottom w:w="50" w:type="dxa"/>
+              <w:left w:w="100" w:type="dxa"/>
+              <w:right w:w="100" w:type="dxa"/>
+            </w:tcMar>
+            <w:tcBorders>
+              <w:top w:val="single" w:sz="4" w:color="D0D0D0" w:space="0"/>
+              <w:left w:val="single" w:sz="4" w:color="D0D0D0" w:space="0"/>
+              <w:bottom w:val="single" w:sz="4" w:color="D0D0D0" w:space="0"/>
+              <w:right w:val="single" w:sz="4" w:color="D0D0D0" w:space="0"/>
+            </w:tcBorders>
+          </w:tcPr>
+          <w:p>
+            <w:pPr>
+              <w:jc w:val="center"/>
+            </w:pPr>
+            <w:r>
+              <w:rPr>
+                <w:b w:val="0"/>
+                <w:i w:val="0"/>
+                <w:color w:val="222222"/>
+                <w:sz w:val="17"/>
+              </w:rPr>
+              <w:t>0.005</w:t>
+            </w:r>
+          </w:p>
+        </w:tc>
+        <w:tc>
+          <w:tcPr>
+            <w:tcW w:type="dxa" w:w="1701"/>
+            <w:shd w:val="clear" w:color="auto" w:fill="FFFFFF"/>
+            <w:tcMar>
+              <w:top w:w="50" w:type="dxa"/>
+              <w:bottom w:w="50" w:type="dxa"/>
+              <w:left w:w="100" w:type="dxa"/>
+              <w:right w:w="100" w:type="dxa"/>
+            </w:tcMar>
+            <w:tcBorders>
+              <w:top w:val="single" w:sz="4" w:color="D0D0D0" w:space="0"/>
+              <w:left w:val="single" w:sz="4" w:color="D0D0D0" w:space="0"/>
+              <w:bottom w:val="single" w:sz="4" w:color="D0D0D0" w:space="0"/>
+              <w:right w:val="single" w:sz="4" w:color="D0D0D0" w:space="0"/>
+            </w:tcBorders>
+          </w:tcPr>
+          <w:p>
+            <w:pPr>
+              <w:jc w:val="center"/>
+            </w:pPr>
+            <w:r>
+              <w:rPr>
+                <w:b w:val="0"/>
+                <w:i w:val="0"/>
+                <w:color w:val="222222"/>
+                <w:sz w:val="17"/>
+              </w:rPr>
+              <w:t>MELAMPAUI BAKU MUTU</w:t>
+            </w:r>
+          </w:p>
+        </w:tc>
+        <w:tc>
+          <w:tcPr>
+            <w:tcW w:type="dxa" w:w="1474"/>
+            <w:shd w:val="clear" w:color="auto" w:fill="FFFFFF"/>
+            <w:tcMar>
+              <w:top w:w="50" w:type="dxa"/>
+              <w:bottom w:w="50" w:type="dxa"/>
+              <w:left w:w="100" w:type="dxa"/>
+              <w:right w:w="100" w:type="dxa"/>
+            </w:tcMar>
+            <w:tcBorders>
+              <w:top w:val="single" w:sz="4" w:color="D0D0D0" w:space="0"/>
+              <w:left w:val="single" w:sz="4" w:color="D0D0D0" w:space="0"/>
+              <w:bottom w:val="single" w:sz="4" w:color="D0D0D0" w:space="0"/>
+              <w:right w:val="single" w:sz="4" w:color="D0D0D0" w:space="0"/>
+            </w:tcBorders>
+          </w:tcPr>
+          <w:p>
+            <w:pPr>
+              <w:jc w:val="left"/>
+            </w:pPr>
+            <w:r>
+              <w:rPr>
+                <w:b w:val="0"/>
+                <w:i w:val="0"/>
+                <w:color w:val="222222"/>
+                <w:sz w:val="17"/>
+              </w:rPr>
+              <w:t>WALHI (2023)</w:t>
+            </w:r>
+          </w:p>
+        </w:tc>
+      </w:tr>
+      <w:tr>
+        <w:tc>
+          <w:tcPr>
+            <w:tcW w:type="dxa" w:w="1587"/>
+            <w:shd w:val="clear" w:color="auto" w:fill="F5FBF5"/>
+            <w:tcMar>
+              <w:top w:w="50" w:type="dxa"/>
+              <w:bottom w:w="50" w:type="dxa"/>
+              <w:left w:w="100" w:type="dxa"/>
+              <w:right w:w="100" w:type="dxa"/>
+            </w:tcMar>
+            <w:tcBorders>
+              <w:top w:val="single" w:sz="4" w:color="D0D0D0" w:space="0"/>
+              <w:left w:val="single" w:sz="4" w:color="D0D0D0" w:space="0"/>
+              <w:bottom w:val="single" w:sz="4" w:color="D0D0D0" w:space="0"/>
+              <w:right w:val="single" w:sz="4" w:color="D0D0D0" w:space="0"/>
+            </w:tcBorders>
+          </w:tcPr>
+          <w:p>
+            <w:pPr>
+              <w:jc w:val="left"/>
+            </w:pPr>
+            <w:r>
+              <w:rPr>
+                <w:b w:val="0"/>
+                <w:i w:val="0"/>
+                <w:color w:val="222222"/>
+                <w:sz w:val="17"/>
+              </w:rPr>
+              <w:t>Titik 3 (IMIP)</w:t>
+            </w:r>
+          </w:p>
+        </w:tc>
+        <w:tc>
+          <w:tcPr>
+            <w:tcW w:type="dxa" w:w="1474"/>
+            <w:shd w:val="clear" w:color="auto" w:fill="F5FBF5"/>
+            <w:tcMar>
+              <w:top w:w="50" w:type="dxa"/>
+              <w:bottom w:w="50" w:type="dxa"/>
+              <w:left w:w="100" w:type="dxa"/>
+              <w:right w:w="100" w:type="dxa"/>
+            </w:tcMar>
+            <w:tcBorders>
+              <w:top w:val="single" w:sz="4" w:color="D0D0D0" w:space="0"/>
+              <w:left w:val="single" w:sz="4" w:color="D0D0D0" w:space="0"/>
+              <w:bottom w:val="single" w:sz="4" w:color="D0D0D0" w:space="0"/>
+              <w:right w:val="single" w:sz="4" w:color="D0D0D0" w:space="0"/>
+            </w:tcBorders>
+          </w:tcPr>
+          <w:p>
+            <w:pPr>
+              <w:jc w:val="left"/>
+            </w:pPr>
+            <w:r>
+              <w:rPr>
+                <w:b w:val="0"/>
+                <w:i w:val="0"/>
+                <w:color w:val="222222"/>
+                <w:sz w:val="17"/>
+              </w:rPr>
+              <w:t>Kawasan IMIP</w:t>
+            </w:r>
+          </w:p>
+        </w:tc>
+        <w:tc>
+          <w:tcPr>
+            <w:tcW w:type="dxa" w:w="1134"/>
+            <w:shd w:val="clear" w:color="auto" w:fill="F5FBF5"/>
+            <w:tcMar>
+              <w:top w:w="50" w:type="dxa"/>
+              <w:bottom w:w="50" w:type="dxa"/>
+              <w:left w:w="100" w:type="dxa"/>
+              <w:right w:w="100" w:type="dxa"/>
+            </w:tcMar>
+            <w:tcBorders>
+              <w:top w:val="single" w:sz="4" w:color="D0D0D0" w:space="0"/>
+              <w:left w:val="single" w:sz="4" w:color="D0D0D0" w:space="0"/>
+              <w:bottom w:val="single" w:sz="4" w:color="D0D0D0" w:space="0"/>
+              <w:right w:val="single" w:sz="4" w:color="D0D0D0" w:space="0"/>
+            </w:tcBorders>
+          </w:tcPr>
+          <w:p>
+            <w:pPr>
+              <w:jc w:val="center"/>
+            </w:pPr>
+            <w:r>
+              <w:rPr>
+                <w:b w:val="0"/>
+                <w:i w:val="0"/>
+                <w:color w:val="222222"/>
+                <w:sz w:val="17"/>
+              </w:rPr>
+              <w:t>0.070</w:t>
+            </w:r>
+          </w:p>
+        </w:tc>
+        <w:tc>
+          <w:tcPr>
+            <w:tcW w:type="dxa" w:w="1474"/>
+            <w:shd w:val="clear" w:color="auto" w:fill="F5FBF5"/>
+            <w:tcMar>
+              <w:top w:w="50" w:type="dxa"/>
+              <w:bottom w:w="50" w:type="dxa"/>
+              <w:left w:w="100" w:type="dxa"/>
+              <w:right w:w="100" w:type="dxa"/>
+            </w:tcMar>
+            <w:tcBorders>
+              <w:top w:val="single" w:sz="4" w:color="D0D0D0" w:space="0"/>
+              <w:left w:val="single" w:sz="4" w:color="D0D0D0" w:space="0"/>
+              <w:bottom w:val="single" w:sz="4" w:color="D0D0D0" w:space="0"/>
+              <w:right w:val="single" w:sz="4" w:color="D0D0D0" w:space="0"/>
+            </w:tcBorders>
+          </w:tcPr>
+          <w:p>
+            <w:pPr>
+              <w:jc w:val="center"/>
+            </w:pPr>
+            <w:r>
+              <w:rPr>
+                <w:b w:val="0"/>
+                <w:i w:val="0"/>
+                <w:color w:val="222222"/>
+                <w:sz w:val="17"/>
+              </w:rPr>
+              <w:t>0.005</w:t>
+            </w:r>
+          </w:p>
+        </w:tc>
+        <w:tc>
+          <w:tcPr>
+            <w:tcW w:type="dxa" w:w="1701"/>
+            <w:shd w:val="clear" w:color="auto" w:fill="F5FBF5"/>
+            <w:tcMar>
+              <w:top w:w="50" w:type="dxa"/>
+              <w:bottom w:w="50" w:type="dxa"/>
+              <w:left w:w="100" w:type="dxa"/>
+              <w:right w:w="100" w:type="dxa"/>
+            </w:tcMar>
+            <w:tcBorders>
+              <w:top w:val="single" w:sz="4" w:color="D0D0D0" w:space="0"/>
+              <w:left w:val="single" w:sz="4" w:color="D0D0D0" w:space="0"/>
+              <w:bottom w:val="single" w:sz="4" w:color="D0D0D0" w:space="0"/>
+              <w:right w:val="single" w:sz="4" w:color="D0D0D0" w:space="0"/>
+            </w:tcBorders>
+          </w:tcPr>
+          <w:p>
+            <w:pPr>
+              <w:jc w:val="center"/>
+            </w:pPr>
+            <w:r>
+              <w:rPr>
+                <w:b w:val="0"/>
+                <w:i w:val="0"/>
+                <w:color w:val="222222"/>
+                <w:sz w:val="17"/>
+              </w:rPr>
+              <w:t>MELAMPAUI BAKU MUTU</w:t>
+            </w:r>
+          </w:p>
+        </w:tc>
+        <w:tc>
+          <w:tcPr>
+            <w:tcW w:type="dxa" w:w="1474"/>
+            <w:shd w:val="clear" w:color="auto" w:fill="F5FBF5"/>
+            <w:tcMar>
+              <w:top w:w="50" w:type="dxa"/>
+              <w:bottom w:w="50" w:type="dxa"/>
+              <w:left w:w="100" w:type="dxa"/>
+              <w:right w:w="100" w:type="dxa"/>
+            </w:tcMar>
+            <w:tcBorders>
+              <w:top w:val="single" w:sz="4" w:color="D0D0D0" w:space="0"/>
+              <w:left w:val="single" w:sz="4" w:color="D0D0D0" w:space="0"/>
+              <w:bottom w:val="single" w:sz="4" w:color="D0D0D0" w:space="0"/>
+              <w:right w:val="single" w:sz="4" w:color="D0D0D0" w:space="0"/>
+            </w:tcBorders>
+          </w:tcPr>
+          <w:p>
+            <w:pPr>
+              <w:jc w:val="left"/>
+            </w:pPr>
+            <w:r>
+              <w:rPr>
+                <w:b w:val="0"/>
+                <w:i w:val="0"/>
+                <w:color w:val="222222"/>
+                <w:sz w:val="17"/>
+              </w:rPr>
+              <w:t>AEER (2022)</w:t>
+            </w:r>
+          </w:p>
+        </w:tc>
+      </w:tr>
+      <w:tr>
+        <w:tc>
+          <w:tcPr>
+            <w:tcW w:type="dxa" w:w="1587"/>
+            <w:shd w:val="clear" w:color="auto" w:fill="FFFFFF"/>
+            <w:tcMar>
+              <w:top w:w="50" w:type="dxa"/>
+              <w:bottom w:w="50" w:type="dxa"/>
+              <w:left w:w="100" w:type="dxa"/>
+              <w:right w:w="100" w:type="dxa"/>
+            </w:tcMar>
+            <w:tcBorders>
+              <w:top w:val="single" w:sz="4" w:color="D0D0D0" w:space="0"/>
+              <w:left w:val="single" w:sz="4" w:color="D0D0D0" w:space="0"/>
+              <w:bottom w:val="single" w:sz="4" w:color="D0D0D0" w:space="0"/>
+              <w:right w:val="single" w:sz="4" w:color="D0D0D0" w:space="0"/>
+            </w:tcBorders>
+          </w:tcPr>
+          <w:p>
+            <w:pPr>
+              <w:jc w:val="left"/>
+            </w:pPr>
+            <w:r>
+              <w:rPr>
+                <w:b w:val="0"/>
+                <w:i w:val="0"/>
+                <w:color w:val="222222"/>
+                <w:sz w:val="17"/>
+              </w:rPr>
+              <w:t>Titik 2 (IMIP)</w:t>
+            </w:r>
+          </w:p>
+        </w:tc>
+        <w:tc>
+          <w:tcPr>
+            <w:tcW w:type="dxa" w:w="1474"/>
+            <w:shd w:val="clear" w:color="auto" w:fill="FFFFFF"/>
+            <w:tcMar>
+              <w:top w:w="50" w:type="dxa"/>
+              <w:bottom w:w="50" w:type="dxa"/>
+              <w:left w:w="100" w:type="dxa"/>
+              <w:right w:w="100" w:type="dxa"/>
+            </w:tcMar>
+            <w:tcBorders>
+              <w:top w:val="single" w:sz="4" w:color="D0D0D0" w:space="0"/>
+              <w:left w:val="single" w:sz="4" w:color="D0D0D0" w:space="0"/>
+              <w:bottom w:val="single" w:sz="4" w:color="D0D0D0" w:space="0"/>
+              <w:right w:val="single" w:sz="4" w:color="D0D0D0" w:space="0"/>
+            </w:tcBorders>
+          </w:tcPr>
+          <w:p>
+            <w:pPr>
+              <w:jc w:val="left"/>
+            </w:pPr>
+            <w:r>
+              <w:rPr>
+                <w:b w:val="0"/>
+                <w:i w:val="0"/>
+                <w:color w:val="222222"/>
+                <w:sz w:val="17"/>
+              </w:rPr>
+              <w:t>Kawasan IMIP</w:t>
+            </w:r>
+          </w:p>
+        </w:tc>
+        <w:tc>
+          <w:tcPr>
+            <w:tcW w:type="dxa" w:w="1134"/>
+            <w:shd w:val="clear" w:color="auto" w:fill="FFFFFF"/>
+            <w:tcMar>
+              <w:top w:w="50" w:type="dxa"/>
+              <w:bottom w:w="50" w:type="dxa"/>
+              <w:left w:w="100" w:type="dxa"/>
+              <w:right w:w="100" w:type="dxa"/>
+            </w:tcMar>
+            <w:tcBorders>
+              <w:top w:val="single" w:sz="4" w:color="D0D0D0" w:space="0"/>
+              <w:left w:val="single" w:sz="4" w:color="D0D0D0" w:space="0"/>
+              <w:bottom w:val="single" w:sz="4" w:color="D0D0D0" w:space="0"/>
+              <w:right w:val="single" w:sz="4" w:color="D0D0D0" w:space="0"/>
+            </w:tcBorders>
+          </w:tcPr>
+          <w:p>
+            <w:pPr>
+              <w:jc w:val="center"/>
+            </w:pPr>
+            <w:r>
+              <w:rPr>
+                <w:b w:val="0"/>
+                <w:i w:val="0"/>
+                <w:color w:val="222222"/>
+                <w:sz w:val="17"/>
+              </w:rPr>
+              <w:t>0.028</w:t>
+            </w:r>
+          </w:p>
+        </w:tc>
+        <w:tc>
+          <w:tcPr>
+            <w:tcW w:type="dxa" w:w="1474"/>
+            <w:shd w:val="clear" w:color="auto" w:fill="FFFFFF"/>
+            <w:tcMar>
+              <w:top w:w="50" w:type="dxa"/>
+              <w:bottom w:w="50" w:type="dxa"/>
+              <w:left w:w="100" w:type="dxa"/>
+              <w:right w:w="100" w:type="dxa"/>
+            </w:tcMar>
+            <w:tcBorders>
+              <w:top w:val="single" w:sz="4" w:color="D0D0D0" w:space="0"/>
+              <w:left w:val="single" w:sz="4" w:color="D0D0D0" w:space="0"/>
+              <w:bottom w:val="single" w:sz="4" w:color="D0D0D0" w:space="0"/>
+              <w:right w:val="single" w:sz="4" w:color="D0D0D0" w:space="0"/>
+            </w:tcBorders>
+          </w:tcPr>
+          <w:p>
+            <w:pPr>
+              <w:jc w:val="center"/>
+            </w:pPr>
+            <w:r>
+              <w:rPr>
+                <w:b w:val="0"/>
+                <w:i w:val="0"/>
+                <w:color w:val="222222"/>
+                <w:sz w:val="17"/>
+              </w:rPr>
+              <w:t>0.005</w:t>
+            </w:r>
+          </w:p>
+        </w:tc>
+        <w:tc>
+          <w:tcPr>
+            <w:tcW w:type="dxa" w:w="1701"/>
+            <w:shd w:val="clear" w:color="auto" w:fill="FFFFFF"/>
+            <w:tcMar>
+              <w:top w:w="50" w:type="dxa"/>
+              <w:bottom w:w="50" w:type="dxa"/>
+              <w:left w:w="100" w:type="dxa"/>
+              <w:right w:w="100" w:type="dxa"/>
+            </w:tcMar>
+            <w:tcBorders>
+              <w:top w:val="single" w:sz="4" w:color="D0D0D0" w:space="0"/>
+              <w:left w:val="single" w:sz="4" w:color="D0D0D0" w:space="0"/>
+              <w:bottom w:val="single" w:sz="4" w:color="D0D0D0" w:space="0"/>
+              <w:right w:val="single" w:sz="4" w:color="D0D0D0" w:space="0"/>
+            </w:tcBorders>
+          </w:tcPr>
+          <w:p>
+            <w:pPr>
+              <w:jc w:val="center"/>
+            </w:pPr>
+            <w:r>
+              <w:rPr>
+                <w:b w:val="0"/>
+                <w:i w:val="0"/>
+                <w:color w:val="222222"/>
+                <w:sz w:val="17"/>
+              </w:rPr>
+              <w:t>MELAMPAUI BAKU MUTU</w:t>
+            </w:r>
+          </w:p>
+        </w:tc>
+        <w:tc>
+          <w:tcPr>
+            <w:tcW w:type="dxa" w:w="1474"/>
+            <w:shd w:val="clear" w:color="auto" w:fill="FFFFFF"/>
+            <w:tcMar>
+              <w:top w:w="50" w:type="dxa"/>
+              <w:bottom w:w="50" w:type="dxa"/>
+              <w:left w:w="100" w:type="dxa"/>
+              <w:right w:w="100" w:type="dxa"/>
+            </w:tcMar>
+            <w:tcBorders>
+              <w:top w:val="single" w:sz="4" w:color="D0D0D0" w:space="0"/>
+              <w:left w:val="single" w:sz="4" w:color="D0D0D0" w:space="0"/>
+              <w:bottom w:val="single" w:sz="4" w:color="D0D0D0" w:space="0"/>
+              <w:right w:val="single" w:sz="4" w:color="D0D0D0" w:space="0"/>
+            </w:tcBorders>
+          </w:tcPr>
+          <w:p>
+            <w:pPr>
+              <w:jc w:val="left"/>
+            </w:pPr>
+            <w:r>
+              <w:rPr>
+                <w:b w:val="0"/>
+                <w:i w:val="0"/>
+                <w:color w:val="222222"/>
+                <w:sz w:val="17"/>
+              </w:rPr>
+              <w:t>AEER (2022)</w:t>
+            </w:r>
+          </w:p>
+        </w:tc>
+      </w:tr>
+      <w:tr>
+        <w:tc>
+          <w:tcPr>
+            <w:tcW w:type="dxa" w:w="1587"/>
+            <w:shd w:val="clear" w:color="auto" w:fill="F5FBF5"/>
+            <w:tcMar>
+              <w:top w:w="50" w:type="dxa"/>
+              <w:bottom w:w="50" w:type="dxa"/>
+              <w:left w:w="100" w:type="dxa"/>
+              <w:right w:w="100" w:type="dxa"/>
+            </w:tcMar>
+            <w:tcBorders>
+              <w:top w:val="single" w:sz="4" w:color="D0D0D0" w:space="0"/>
+              <w:left w:val="single" w:sz="4" w:color="D0D0D0" w:space="0"/>
+              <w:bottom w:val="single" w:sz="4" w:color="D0D0D0" w:space="0"/>
+              <w:right w:val="single" w:sz="4" w:color="D0D0D0" w:space="0"/>
+            </w:tcBorders>
+          </w:tcPr>
+          <w:p>
+            <w:pPr>
+              <w:jc w:val="left"/>
+            </w:pPr>
+            <w:r>
+              <w:rPr>
+                <w:b w:val="0"/>
+                <w:i w:val="0"/>
+                <w:color w:val="222222"/>
+                <w:sz w:val="17"/>
+              </w:rPr>
+              <w:t>Titik 8 (IMIP)</w:t>
+            </w:r>
+          </w:p>
+        </w:tc>
+        <w:tc>
+          <w:tcPr>
+            <w:tcW w:type="dxa" w:w="1474"/>
+            <w:shd w:val="clear" w:color="auto" w:fill="F5FBF5"/>
+            <w:tcMar>
+              <w:top w:w="50" w:type="dxa"/>
+              <w:bottom w:w="50" w:type="dxa"/>
+              <w:left w:w="100" w:type="dxa"/>
+              <w:right w:w="100" w:type="dxa"/>
+            </w:tcMar>
+            <w:tcBorders>
+              <w:top w:val="single" w:sz="4" w:color="D0D0D0" w:space="0"/>
+              <w:left w:val="single" w:sz="4" w:color="D0D0D0" w:space="0"/>
+              <w:bottom w:val="single" w:sz="4" w:color="D0D0D0" w:space="0"/>
+              <w:right w:val="single" w:sz="4" w:color="D0D0D0" w:space="0"/>
+            </w:tcBorders>
+          </w:tcPr>
+          <w:p>
+            <w:pPr>
+              <w:jc w:val="left"/>
+            </w:pPr>
+            <w:r>
+              <w:rPr>
+                <w:b w:val="0"/>
+                <w:i w:val="0"/>
+                <w:color w:val="222222"/>
+                <w:sz w:val="17"/>
+              </w:rPr>
+              <w:t>Kawasan IMIP</w:t>
+            </w:r>
+          </w:p>
+        </w:tc>
+        <w:tc>
+          <w:tcPr>
+            <w:tcW w:type="dxa" w:w="1134"/>
+            <w:shd w:val="clear" w:color="auto" w:fill="F5FBF5"/>
+            <w:tcMar>
+              <w:top w:w="50" w:type="dxa"/>
+              <w:bottom w:w="50" w:type="dxa"/>
+              <w:left w:w="100" w:type="dxa"/>
+              <w:right w:w="100" w:type="dxa"/>
+            </w:tcMar>
+            <w:tcBorders>
+              <w:top w:val="single" w:sz="4" w:color="D0D0D0" w:space="0"/>
+              <w:left w:val="single" w:sz="4" w:color="D0D0D0" w:space="0"/>
+              <w:bottom w:val="single" w:sz="4" w:color="D0D0D0" w:space="0"/>
+              <w:right w:val="single" w:sz="4" w:color="D0D0D0" w:space="0"/>
+            </w:tcBorders>
+          </w:tcPr>
+          <w:p>
+            <w:pPr>
+              <w:jc w:val="center"/>
+            </w:pPr>
+            <w:r>
+              <w:rPr>
+                <w:b w:val="0"/>
+                <w:i w:val="0"/>
+                <w:color w:val="222222"/>
+                <w:sz w:val="17"/>
+              </w:rPr>
+              <w:t>0.023</w:t>
+            </w:r>
+          </w:p>
+        </w:tc>
+        <w:tc>
+          <w:tcPr>
+            <w:tcW w:type="dxa" w:w="1474"/>
+            <w:shd w:val="clear" w:color="auto" w:fill="F5FBF5"/>
+            <w:tcMar>
+              <w:top w:w="50" w:type="dxa"/>
+              <w:bottom w:w="50" w:type="dxa"/>
+              <w:left w:w="100" w:type="dxa"/>
+              <w:right w:w="100" w:type="dxa"/>
+            </w:tcMar>
+            <w:tcBorders>
+              <w:top w:val="single" w:sz="4" w:color="D0D0D0" w:space="0"/>
+              <w:left w:val="single" w:sz="4" w:color="D0D0D0" w:space="0"/>
+              <w:bottom w:val="single" w:sz="4" w:color="D0D0D0" w:space="0"/>
+              <w:right w:val="single" w:sz="4" w:color="D0D0D0" w:space="0"/>
+            </w:tcBorders>
+          </w:tcPr>
+          <w:p>
+            <w:pPr>
+              <w:jc w:val="center"/>
+            </w:pPr>
+            <w:r>
+              <w:rPr>
+                <w:b w:val="0"/>
+                <w:i w:val="0"/>
+                <w:color w:val="222222"/>
+                <w:sz w:val="17"/>
+              </w:rPr>
+              <w:t>0.005</w:t>
+            </w:r>
+          </w:p>
+        </w:tc>
+        <w:tc>
+          <w:tcPr>
+            <w:tcW w:type="dxa" w:w="1701"/>
+            <w:shd w:val="clear" w:color="auto" w:fill="F5FBF5"/>
+            <w:tcMar>
+              <w:top w:w="50" w:type="dxa"/>
+              <w:bottom w:w="50" w:type="dxa"/>
+              <w:left w:w="100" w:type="dxa"/>
+              <w:right w:w="100" w:type="dxa"/>
+            </w:tcMar>
+            <w:tcBorders>
+              <w:top w:val="single" w:sz="4" w:color="D0D0D0" w:space="0"/>
+              <w:left w:val="single" w:sz="4" w:color="D0D0D0" w:space="0"/>
+              <w:bottom w:val="single" w:sz="4" w:color="D0D0D0" w:space="0"/>
+              <w:right w:val="single" w:sz="4" w:color="D0D0D0" w:space="0"/>
+            </w:tcBorders>
+          </w:tcPr>
+          <w:p>
+            <w:pPr>
+              <w:jc w:val="center"/>
+            </w:pPr>
+            <w:r>
+              <w:rPr>
+                <w:b w:val="0"/>
+                <w:i w:val="0"/>
+                <w:color w:val="222222"/>
+                <w:sz w:val="17"/>
+              </w:rPr>
+              <w:t>MELAMPAUI BAKU MUTU</w:t>
+            </w:r>
+          </w:p>
+        </w:tc>
+        <w:tc>
+          <w:tcPr>
+            <w:tcW w:type="dxa" w:w="1474"/>
+            <w:shd w:val="clear" w:color="auto" w:fill="F5FBF5"/>
+            <w:tcMar>
+              <w:top w:w="50" w:type="dxa"/>
+              <w:bottom w:w="50" w:type="dxa"/>
+              <w:left w:w="100" w:type="dxa"/>
+              <w:right w:w="100" w:type="dxa"/>
+            </w:tcMar>
+            <w:tcBorders>
+              <w:top w:val="single" w:sz="4" w:color="D0D0D0" w:space="0"/>
+              <w:left w:val="single" w:sz="4" w:color="D0D0D0" w:space="0"/>
+              <w:bottom w:val="single" w:sz="4" w:color="D0D0D0" w:space="0"/>
+              <w:right w:val="single" w:sz="4" w:color="D0D0D0" w:space="0"/>
+            </w:tcBorders>
+          </w:tcPr>
+          <w:p>
+            <w:pPr>
+              <w:jc w:val="left"/>
+            </w:pPr>
+            <w:r>
+              <w:rPr>
+                <w:b w:val="0"/>
+                <w:i w:val="0"/>
+                <w:color w:val="222222"/>
+                <w:sz w:val="17"/>
+              </w:rPr>
+              <w:t>AEER (2022)</w:t>
+            </w:r>
+          </w:p>
+        </w:tc>
+      </w:tr>
+      <w:tr>
+        <w:tc>
+          <w:tcPr>
+            <w:tcW w:type="dxa" w:w="1587"/>
+            <w:shd w:val="clear" w:color="auto" w:fill="FFFFFF"/>
+            <w:tcMar>
+              <w:top w:w="50" w:type="dxa"/>
+              <w:bottom w:w="50" w:type="dxa"/>
+              <w:left w:w="100" w:type="dxa"/>
+              <w:right w:w="100" w:type="dxa"/>
+            </w:tcMar>
+            <w:tcBorders>
+              <w:top w:val="single" w:sz="4" w:color="D0D0D0" w:space="0"/>
+              <w:left w:val="single" w:sz="4" w:color="D0D0D0" w:space="0"/>
+              <w:bottom w:val="single" w:sz="4" w:color="D0D0D0" w:space="0"/>
+              <w:right w:val="single" w:sz="4" w:color="D0D0D0" w:space="0"/>
+            </w:tcBorders>
+          </w:tcPr>
+          <w:p>
+            <w:pPr>
+              <w:jc w:val="left"/>
+            </w:pPr>
+            <w:r>
+              <w:rPr>
+                <w:b w:val="0"/>
+                <w:i w:val="0"/>
+                <w:color w:val="222222"/>
+                <w:sz w:val="17"/>
+              </w:rPr>
+              <w:t>Titik 7 (IMIP)</w:t>
+            </w:r>
+          </w:p>
+        </w:tc>
+        <w:tc>
+          <w:tcPr>
+            <w:tcW w:type="dxa" w:w="1474"/>
+            <w:shd w:val="clear" w:color="auto" w:fill="FFFFFF"/>
+            <w:tcMar>
+              <w:top w:w="50" w:type="dxa"/>
+              <w:bottom w:w="50" w:type="dxa"/>
+              <w:left w:w="100" w:type="dxa"/>
+              <w:right w:w="100" w:type="dxa"/>
+            </w:tcMar>
+            <w:tcBorders>
+              <w:top w:val="single" w:sz="4" w:color="D0D0D0" w:space="0"/>
+              <w:left w:val="single" w:sz="4" w:color="D0D0D0" w:space="0"/>
+              <w:bottom w:val="single" w:sz="4" w:color="D0D0D0" w:space="0"/>
+              <w:right w:val="single" w:sz="4" w:color="D0D0D0" w:space="0"/>
+            </w:tcBorders>
+          </w:tcPr>
+          <w:p>
+            <w:pPr>
+              <w:jc w:val="left"/>
+            </w:pPr>
+            <w:r>
+              <w:rPr>
+                <w:b w:val="0"/>
+                <w:i w:val="0"/>
+                <w:color w:val="222222"/>
+                <w:sz w:val="17"/>
+              </w:rPr>
+              <w:t>Kawasan IMIP</w:t>
+            </w:r>
+          </w:p>
+        </w:tc>
+        <w:tc>
+          <w:tcPr>
+            <w:tcW w:type="dxa" w:w="1134"/>
+            <w:shd w:val="clear" w:color="auto" w:fill="FFFFFF"/>
+            <w:tcMar>
+              <w:top w:w="50" w:type="dxa"/>
+              <w:bottom w:w="50" w:type="dxa"/>
+              <w:left w:w="100" w:type="dxa"/>
+              <w:right w:w="100" w:type="dxa"/>
+            </w:tcMar>
+            <w:tcBorders>
+              <w:top w:val="single" w:sz="4" w:color="D0D0D0" w:space="0"/>
+              <w:left w:val="single" w:sz="4" w:color="D0D0D0" w:space="0"/>
+              <w:bottom w:val="single" w:sz="4" w:color="D0D0D0" w:space="0"/>
+              <w:right w:val="single" w:sz="4" w:color="D0D0D0" w:space="0"/>
+            </w:tcBorders>
+          </w:tcPr>
+          <w:p>
+            <w:pPr>
+              <w:jc w:val="center"/>
+            </w:pPr>
+            <w:r>
+              <w:rPr>
+                <w:b w:val="0"/>
+                <w:i w:val="0"/>
+                <w:color w:val="222222"/>
+                <w:sz w:val="17"/>
+              </w:rPr>
+              <w:t>0.021</w:t>
+            </w:r>
+          </w:p>
+        </w:tc>
+        <w:tc>
+          <w:tcPr>
+            <w:tcW w:type="dxa" w:w="1474"/>
+            <w:shd w:val="clear" w:color="auto" w:fill="FFFFFF"/>
+            <w:tcMar>
+              <w:top w:w="50" w:type="dxa"/>
+              <w:bottom w:w="50" w:type="dxa"/>
+              <w:left w:w="100" w:type="dxa"/>
+              <w:right w:w="100" w:type="dxa"/>
+            </w:tcMar>
+            <w:tcBorders>
+              <w:top w:val="single" w:sz="4" w:color="D0D0D0" w:space="0"/>
+              <w:left w:val="single" w:sz="4" w:color="D0D0D0" w:space="0"/>
+              <w:bottom w:val="single" w:sz="4" w:color="D0D0D0" w:space="0"/>
+              <w:right w:val="single" w:sz="4" w:color="D0D0D0" w:space="0"/>
+            </w:tcBorders>
+          </w:tcPr>
+          <w:p>
+            <w:pPr>
+              <w:jc w:val="center"/>
+            </w:pPr>
+            <w:r>
+              <w:rPr>
+                <w:b w:val="0"/>
+                <w:i w:val="0"/>
+                <w:color w:val="222222"/>
+                <w:sz w:val="17"/>
+              </w:rPr>
+              <w:t>0.005</w:t>
+            </w:r>
+          </w:p>
+        </w:tc>
+        <w:tc>
+          <w:tcPr>
+            <w:tcW w:type="dxa" w:w="1701"/>
+            <w:shd w:val="clear" w:color="auto" w:fill="FFFFFF"/>
+            <w:tcMar>
+              <w:top w:w="50" w:type="dxa"/>
+              <w:bottom w:w="50" w:type="dxa"/>
+              <w:left w:w="100" w:type="dxa"/>
+              <w:right w:w="100" w:type="dxa"/>
+            </w:tcMar>
+            <w:tcBorders>
+              <w:top w:val="single" w:sz="4" w:color="D0D0D0" w:space="0"/>
+              <w:left w:val="single" w:sz="4" w:color="D0D0D0" w:space="0"/>
+              <w:bottom w:val="single" w:sz="4" w:color="D0D0D0" w:space="0"/>
+              <w:right w:val="single" w:sz="4" w:color="D0D0D0" w:space="0"/>
+            </w:tcBorders>
+          </w:tcPr>
+          <w:p>
+            <w:pPr>
+              <w:jc w:val="center"/>
+            </w:pPr>
+            <w:r>
+              <w:rPr>
+                <w:b w:val="0"/>
+                <w:i w:val="0"/>
+                <w:color w:val="222222"/>
+                <w:sz w:val="17"/>
+              </w:rPr>
+              <w:t>MELAMPAUI BAKU MUTU</w:t>
+            </w:r>
+          </w:p>
+        </w:tc>
+        <w:tc>
+          <w:tcPr>
+            <w:tcW w:type="dxa" w:w="1474"/>
+            <w:shd w:val="clear" w:color="auto" w:fill="FFFFFF"/>
+            <w:tcMar>
+              <w:top w:w="50" w:type="dxa"/>
+              <w:bottom w:w="50" w:type="dxa"/>
+              <w:left w:w="100" w:type="dxa"/>
+              <w:right w:w="100" w:type="dxa"/>
+            </w:tcMar>
+            <w:tcBorders>
+              <w:top w:val="single" w:sz="4" w:color="D0D0D0" w:space="0"/>
+              <w:left w:val="single" w:sz="4" w:color="D0D0D0" w:space="0"/>
+              <w:bottom w:val="single" w:sz="4" w:color="D0D0D0" w:space="0"/>
+              <w:right w:val="single" w:sz="4" w:color="D0D0D0" w:space="0"/>
+            </w:tcBorders>
+          </w:tcPr>
+          <w:p>
+            <w:pPr>
+              <w:jc w:val="left"/>
+            </w:pPr>
+            <w:r>
+              <w:rPr>
+                <w:b w:val="0"/>
+                <w:i w:val="0"/>
+                <w:color w:val="222222"/>
+                <w:sz w:val="17"/>
+              </w:rPr>
+              <w:t>AEER (2022)</w:t>
+            </w:r>
+          </w:p>
+        </w:tc>
+      </w:tr>
+      <w:tr>
+        <w:tc>
+          <w:tcPr>
+            <w:tcW w:type="dxa" w:w="1587"/>
+            <w:shd w:val="clear" w:color="auto" w:fill="F5FBF5"/>
+            <w:tcMar>
+              <w:top w:w="50" w:type="dxa"/>
+              <w:bottom w:w="50" w:type="dxa"/>
+              <w:left w:w="100" w:type="dxa"/>
+              <w:right w:w="100" w:type="dxa"/>
+            </w:tcMar>
+            <w:tcBorders>
+              <w:top w:val="single" w:sz="4" w:color="D0D0D0" w:space="0"/>
+              <w:left w:val="single" w:sz="4" w:color="D0D0D0" w:space="0"/>
+              <w:bottom w:val="single" w:sz="4" w:color="D0D0D0" w:space="0"/>
+              <w:right w:val="single" w:sz="4" w:color="D0D0D0" w:space="0"/>
+            </w:tcBorders>
+          </w:tcPr>
+          <w:p>
+            <w:pPr>
+              <w:jc w:val="left"/>
+            </w:pPr>
+            <w:r>
+              <w:rPr>
+                <w:b w:val="0"/>
+                <w:i w:val="0"/>
+                <w:color w:val="222222"/>
+                <w:sz w:val="17"/>
+              </w:rPr>
+              <w:t>Titik 4 (IMIP)</w:t>
+            </w:r>
+          </w:p>
+        </w:tc>
+        <w:tc>
+          <w:tcPr>
+            <w:tcW w:type="dxa" w:w="1474"/>
+            <w:shd w:val="clear" w:color="auto" w:fill="F5FBF5"/>
+            <w:tcMar>
+              <w:top w:w="50" w:type="dxa"/>
+              <w:bottom w:w="50" w:type="dxa"/>
+              <w:left w:w="100" w:type="dxa"/>
+              <w:right w:w="100" w:type="dxa"/>
+            </w:tcMar>
+            <w:tcBorders>
+              <w:top w:val="single" w:sz="4" w:color="D0D0D0" w:space="0"/>
+              <w:left w:val="single" w:sz="4" w:color="D0D0D0" w:space="0"/>
+              <w:bottom w:val="single" w:sz="4" w:color="D0D0D0" w:space="0"/>
+              <w:right w:val="single" w:sz="4" w:color="D0D0D0" w:space="0"/>
+            </w:tcBorders>
+          </w:tcPr>
+          <w:p>
+            <w:pPr>
+              <w:jc w:val="left"/>
+            </w:pPr>
+            <w:r>
+              <w:rPr>
+                <w:b w:val="0"/>
+                <w:i w:val="0"/>
+                <w:color w:val="222222"/>
+                <w:sz w:val="17"/>
+              </w:rPr>
+              <w:t>Kawasan IMIP</w:t>
+            </w:r>
+          </w:p>
+        </w:tc>
+        <w:tc>
+          <w:tcPr>
+            <w:tcW w:type="dxa" w:w="1134"/>
+            <w:shd w:val="clear" w:color="auto" w:fill="F5FBF5"/>
+            <w:tcMar>
+              <w:top w:w="50" w:type="dxa"/>
+              <w:bottom w:w="50" w:type="dxa"/>
+              <w:left w:w="100" w:type="dxa"/>
+              <w:right w:w="100" w:type="dxa"/>
+            </w:tcMar>
+            <w:tcBorders>
+              <w:top w:val="single" w:sz="4" w:color="D0D0D0" w:space="0"/>
+              <w:left w:val="single" w:sz="4" w:color="D0D0D0" w:space="0"/>
+              <w:bottom w:val="single" w:sz="4" w:color="D0D0D0" w:space="0"/>
+              <w:right w:val="single" w:sz="4" w:color="D0D0D0" w:space="0"/>
+            </w:tcBorders>
+          </w:tcPr>
+          <w:p>
+            <w:pPr>
+              <w:jc w:val="center"/>
+            </w:pPr>
+            <w:r>
+              <w:rPr>
+                <w:b w:val="0"/>
+                <w:i w:val="0"/>
+                <w:color w:val="222222"/>
+                <w:sz w:val="17"/>
+              </w:rPr>
+              <w:t>0.010</w:t>
+            </w:r>
+          </w:p>
+        </w:tc>
+        <w:tc>
+          <w:tcPr>
+            <w:tcW w:type="dxa" w:w="1474"/>
+            <w:shd w:val="clear" w:color="auto" w:fill="F5FBF5"/>
+            <w:tcMar>
+              <w:top w:w="50" w:type="dxa"/>
+              <w:bottom w:w="50" w:type="dxa"/>
+              <w:left w:w="100" w:type="dxa"/>
+              <w:right w:w="100" w:type="dxa"/>
+            </w:tcMar>
+            <w:tcBorders>
+              <w:top w:val="single" w:sz="4" w:color="D0D0D0" w:space="0"/>
+              <w:left w:val="single" w:sz="4" w:color="D0D0D0" w:space="0"/>
+              <w:bottom w:val="single" w:sz="4" w:color="D0D0D0" w:space="0"/>
+              <w:right w:val="single" w:sz="4" w:color="D0D0D0" w:space="0"/>
+            </w:tcBorders>
+          </w:tcPr>
+          <w:p>
+            <w:pPr>
+              <w:jc w:val="center"/>
+            </w:pPr>
+            <w:r>
+              <w:rPr>
+                <w:b w:val="0"/>
+                <w:i w:val="0"/>
+                <w:color w:val="222222"/>
+                <w:sz w:val="17"/>
+              </w:rPr>
+              <w:t>0.005</w:t>
+            </w:r>
+          </w:p>
+        </w:tc>
+        <w:tc>
+          <w:tcPr>
+            <w:tcW w:type="dxa" w:w="1701"/>
+            <w:shd w:val="clear" w:color="auto" w:fill="F5FBF5"/>
+            <w:tcMar>
+              <w:top w:w="50" w:type="dxa"/>
+              <w:bottom w:w="50" w:type="dxa"/>
+              <w:left w:w="100" w:type="dxa"/>
+              <w:right w:w="100" w:type="dxa"/>
+            </w:tcMar>
+            <w:tcBorders>
+              <w:top w:val="single" w:sz="4" w:color="D0D0D0" w:space="0"/>
+              <w:left w:val="single" w:sz="4" w:color="D0D0D0" w:space="0"/>
+              <w:bottom w:val="single" w:sz="4" w:color="D0D0D0" w:space="0"/>
+              <w:right w:val="single" w:sz="4" w:color="D0D0D0" w:space="0"/>
+            </w:tcBorders>
+          </w:tcPr>
+          <w:p>
+            <w:pPr>
+              <w:jc w:val="center"/>
+            </w:pPr>
+            <w:r>
+              <w:rPr>
+                <w:b w:val="0"/>
+                <w:i w:val="0"/>
+                <w:color w:val="222222"/>
+                <w:sz w:val="17"/>
+              </w:rPr>
+              <w:t>MELAMPAUI BAKU MUTU</w:t>
+            </w:r>
+          </w:p>
+        </w:tc>
+        <w:tc>
+          <w:tcPr>
+            <w:tcW w:type="dxa" w:w="1474"/>
+            <w:shd w:val="clear" w:color="auto" w:fill="F5FBF5"/>
+            <w:tcMar>
+              <w:top w:w="50" w:type="dxa"/>
+              <w:bottom w:w="50" w:type="dxa"/>
+              <w:left w:w="100" w:type="dxa"/>
+              <w:right w:w="100" w:type="dxa"/>
+            </w:tcMar>
+            <w:tcBorders>
+              <w:top w:val="single" w:sz="4" w:color="D0D0D0" w:space="0"/>
+              <w:left w:val="single" w:sz="4" w:color="D0D0D0" w:space="0"/>
+              <w:bottom w:val="single" w:sz="4" w:color="D0D0D0" w:space="0"/>
+              <w:right w:val="single" w:sz="4" w:color="D0D0D0" w:space="0"/>
+            </w:tcBorders>
+          </w:tcPr>
+          <w:p>
+            <w:pPr>
+              <w:jc w:val="left"/>
+            </w:pPr>
+            <w:r>
+              <w:rPr>
+                <w:b w:val="0"/>
+                <w:i w:val="0"/>
+                <w:color w:val="222222"/>
+                <w:sz w:val="17"/>
+              </w:rPr>
+              <w:t>AEER (2022)</w:t>
+            </w:r>
+          </w:p>
+        </w:tc>
+      </w:tr>
+      <w:tr>
+        <w:tc>
+          <w:tcPr>
+            <w:tcW w:type="dxa" w:w="1587"/>
+            <w:shd w:val="clear" w:color="auto" w:fill="FFFFFF"/>
+            <w:tcMar>
+              <w:top w:w="50" w:type="dxa"/>
+              <w:bottom w:w="50" w:type="dxa"/>
+              <w:left w:w="100" w:type="dxa"/>
+              <w:right w:w="100" w:type="dxa"/>
+            </w:tcMar>
+            <w:tcBorders>
+              <w:top w:val="single" w:sz="4" w:color="D0D0D0" w:space="0"/>
+              <w:left w:val="single" w:sz="4" w:color="D0D0D0" w:space="0"/>
+              <w:bottom w:val="single" w:sz="4" w:color="D0D0D0" w:space="0"/>
+              <w:right w:val="single" w:sz="4" w:color="D0D0D0" w:space="0"/>
+            </w:tcBorders>
+          </w:tcPr>
+          <w:p>
+            <w:pPr>
+              <w:jc w:val="left"/>
+            </w:pPr>
+            <w:r>
+              <w:rPr>
+                <w:b w:val="0"/>
+                <w:i w:val="0"/>
+                <w:color w:val="222222"/>
+                <w:sz w:val="17"/>
+              </w:rPr>
+              <w:t>Titik 5 (IMIP)</w:t>
+            </w:r>
+          </w:p>
+        </w:tc>
+        <w:tc>
+          <w:tcPr>
+            <w:tcW w:type="dxa" w:w="1474"/>
+            <w:shd w:val="clear" w:color="auto" w:fill="FFFFFF"/>
+            <w:tcMar>
+              <w:top w:w="50" w:type="dxa"/>
+              <w:bottom w:w="50" w:type="dxa"/>
+              <w:left w:w="100" w:type="dxa"/>
+              <w:right w:w="100" w:type="dxa"/>
+            </w:tcMar>
+            <w:tcBorders>
+              <w:top w:val="single" w:sz="4" w:color="D0D0D0" w:space="0"/>
+              <w:left w:val="single" w:sz="4" w:color="D0D0D0" w:space="0"/>
+              <w:bottom w:val="single" w:sz="4" w:color="D0D0D0" w:space="0"/>
+              <w:right w:val="single" w:sz="4" w:color="D0D0D0" w:space="0"/>
+            </w:tcBorders>
+          </w:tcPr>
+          <w:p>
+            <w:pPr>
+              <w:jc w:val="left"/>
+            </w:pPr>
+            <w:r>
+              <w:rPr>
+                <w:b w:val="0"/>
+                <w:i w:val="0"/>
+                <w:color w:val="222222"/>
+                <w:sz w:val="17"/>
+              </w:rPr>
+              <w:t>Kawasan IMIP</w:t>
+            </w:r>
+          </w:p>
+        </w:tc>
+        <w:tc>
+          <w:tcPr>
+            <w:tcW w:type="dxa" w:w="1134"/>
+            <w:shd w:val="clear" w:color="auto" w:fill="FFFFFF"/>
+            <w:tcMar>
+              <w:top w:w="50" w:type="dxa"/>
+              <w:bottom w:w="50" w:type="dxa"/>
+              <w:left w:w="100" w:type="dxa"/>
+              <w:right w:w="100" w:type="dxa"/>
+            </w:tcMar>
+            <w:tcBorders>
+              <w:top w:val="single" w:sz="4" w:color="D0D0D0" w:space="0"/>
+              <w:left w:val="single" w:sz="4" w:color="D0D0D0" w:space="0"/>
+              <w:bottom w:val="single" w:sz="4" w:color="D0D0D0" w:space="0"/>
+              <w:right w:val="single" w:sz="4" w:color="D0D0D0" w:space="0"/>
+            </w:tcBorders>
+          </w:tcPr>
+          <w:p>
+            <w:pPr>
+              <w:jc w:val="center"/>
+            </w:pPr>
+            <w:r>
+              <w:rPr>
+                <w:b w:val="0"/>
+                <w:i w:val="0"/>
+                <w:color w:val="222222"/>
+                <w:sz w:val="17"/>
+              </w:rPr>
+              <w:t>0.005</w:t>
+            </w:r>
+          </w:p>
+        </w:tc>
+        <w:tc>
+          <w:tcPr>
+            <w:tcW w:type="dxa" w:w="1474"/>
+            <w:shd w:val="clear" w:color="auto" w:fill="FFFFFF"/>
+            <w:tcMar>
+              <w:top w:w="50" w:type="dxa"/>
+              <w:bottom w:w="50" w:type="dxa"/>
+              <w:left w:w="100" w:type="dxa"/>
+              <w:right w:w="100" w:type="dxa"/>
+            </w:tcMar>
+            <w:tcBorders>
+              <w:top w:val="single" w:sz="4" w:color="D0D0D0" w:space="0"/>
+              <w:left w:val="single" w:sz="4" w:color="D0D0D0" w:space="0"/>
+              <w:bottom w:val="single" w:sz="4" w:color="D0D0D0" w:space="0"/>
+              <w:right w:val="single" w:sz="4" w:color="D0D0D0" w:space="0"/>
+            </w:tcBorders>
+          </w:tcPr>
+          <w:p>
+            <w:pPr>
+              <w:jc w:val="center"/>
+            </w:pPr>
+            <w:r>
+              <w:rPr>
+                <w:b w:val="0"/>
+                <w:i w:val="0"/>
+                <w:color w:val="222222"/>
+                <w:sz w:val="17"/>
+              </w:rPr>
+              <w:t>0.005</w:t>
+            </w:r>
+          </w:p>
+        </w:tc>
+        <w:tc>
+          <w:tcPr>
+            <w:tcW w:type="dxa" w:w="1701"/>
+            <w:shd w:val="clear" w:color="auto" w:fill="FFFFFF"/>
+            <w:tcMar>
+              <w:top w:w="50" w:type="dxa"/>
+              <w:bottom w:w="50" w:type="dxa"/>
+              <w:left w:w="100" w:type="dxa"/>
+              <w:right w:w="100" w:type="dxa"/>
+            </w:tcMar>
+            <w:tcBorders>
+              <w:top w:val="single" w:sz="4" w:color="D0D0D0" w:space="0"/>
+              <w:left w:val="single" w:sz="4" w:color="D0D0D0" w:space="0"/>
+              <w:bottom w:val="single" w:sz="4" w:color="D0D0D0" w:space="0"/>
+              <w:right w:val="single" w:sz="4" w:color="D0D0D0" w:space="0"/>
+            </w:tcBorders>
+          </w:tcPr>
+          <w:p>
+            <w:pPr>
+              <w:jc w:val="center"/>
+            </w:pPr>
+            <w:r>
+              <w:rPr>
+                <w:b w:val="0"/>
+                <w:i w:val="0"/>
+                <w:color w:val="222222"/>
+                <w:sz w:val="17"/>
+              </w:rPr>
+              <w:t>Di bawah baku mutu</w:t>
+            </w:r>
+          </w:p>
+        </w:tc>
+        <w:tc>
+          <w:tcPr>
+            <w:tcW w:type="dxa" w:w="1474"/>
+            <w:shd w:val="clear" w:color="auto" w:fill="FFFFFF"/>
+            <w:tcMar>
+              <w:top w:w="50" w:type="dxa"/>
+              <w:bottom w:w="50" w:type="dxa"/>
+              <w:left w:w="100" w:type="dxa"/>
+              <w:right w:w="100" w:type="dxa"/>
+            </w:tcMar>
+            <w:tcBorders>
+              <w:top w:val="single" w:sz="4" w:color="D0D0D0" w:space="0"/>
+              <w:left w:val="single" w:sz="4" w:color="D0D0D0" w:space="0"/>
+              <w:bottom w:val="single" w:sz="4" w:color="D0D0D0" w:space="0"/>
+              <w:right w:val="single" w:sz="4" w:color="D0D0D0" w:space="0"/>
+            </w:tcBorders>
+          </w:tcPr>
+          <w:p>
+            <w:pPr>
+              <w:jc w:val="left"/>
+            </w:pPr>
+            <w:r>
+              <w:rPr>
+                <w:b w:val="0"/>
+                <w:i w:val="0"/>
+                <w:color w:val="222222"/>
+                <w:sz w:val="17"/>
+              </w:rPr>
+              <w:t>AEER (2022)</w:t>
+            </w:r>
+          </w:p>
+        </w:tc>
+      </w:tr>
+      <w:tr>
+        <w:tc>
+          <w:tcPr>
+            <w:tcW w:type="dxa" w:w="1587"/>
+            <w:shd w:val="clear" w:color="auto" w:fill="F5FBF5"/>
+            <w:tcMar>
+              <w:top w:w="50" w:type="dxa"/>
+              <w:bottom w:w="50" w:type="dxa"/>
+              <w:left w:w="100" w:type="dxa"/>
+              <w:right w:w="100" w:type="dxa"/>
+            </w:tcMar>
+            <w:tcBorders>
+              <w:top w:val="single" w:sz="4" w:color="D0D0D0" w:space="0"/>
+              <w:left w:val="single" w:sz="4" w:color="D0D0D0" w:space="0"/>
+              <w:bottom w:val="single" w:sz="4" w:color="D0D0D0" w:space="0"/>
+              <w:right w:val="single" w:sz="4" w:color="D0D0D0" w:space="0"/>
+            </w:tcBorders>
+          </w:tcPr>
+          <w:p>
+            <w:pPr>
+              <w:jc w:val="left"/>
+            </w:pPr>
+            <w:r>
+              <w:rPr>
+                <w:b w:val="0"/>
+                <w:i w:val="0"/>
+                <w:color w:val="222222"/>
+                <w:sz w:val="17"/>
+              </w:rPr>
+              <w:t>Titik 1 (IMIP)</w:t>
+            </w:r>
+          </w:p>
+        </w:tc>
+        <w:tc>
+          <w:tcPr>
+            <w:tcW w:type="dxa" w:w="1474"/>
+            <w:shd w:val="clear" w:color="auto" w:fill="F5FBF5"/>
+            <w:tcMar>
+              <w:top w:w="50" w:type="dxa"/>
+              <w:bottom w:w="50" w:type="dxa"/>
+              <w:left w:w="100" w:type="dxa"/>
+              <w:right w:w="100" w:type="dxa"/>
+            </w:tcMar>
+            <w:tcBorders>
+              <w:top w:val="single" w:sz="4" w:color="D0D0D0" w:space="0"/>
+              <w:left w:val="single" w:sz="4" w:color="D0D0D0" w:space="0"/>
+              <w:bottom w:val="single" w:sz="4" w:color="D0D0D0" w:space="0"/>
+              <w:right w:val="single" w:sz="4" w:color="D0D0D0" w:space="0"/>
+            </w:tcBorders>
+          </w:tcPr>
+          <w:p>
+            <w:pPr>
+              <w:jc w:val="left"/>
+            </w:pPr>
+            <w:r>
+              <w:rPr>
+                <w:b w:val="0"/>
+                <w:i w:val="0"/>
+                <w:color w:val="222222"/>
+                <w:sz w:val="17"/>
+              </w:rPr>
+              <w:t>Kawasan IMIP</w:t>
+            </w:r>
+          </w:p>
+        </w:tc>
+        <w:tc>
+          <w:tcPr>
+            <w:tcW w:type="dxa" w:w="1134"/>
+            <w:shd w:val="clear" w:color="auto" w:fill="F5FBF5"/>
+            <w:tcMar>
+              <w:top w:w="50" w:type="dxa"/>
+              <w:bottom w:w="50" w:type="dxa"/>
+              <w:left w:w="100" w:type="dxa"/>
+              <w:right w:w="100" w:type="dxa"/>
+            </w:tcMar>
+            <w:tcBorders>
+              <w:top w:val="single" w:sz="4" w:color="D0D0D0" w:space="0"/>
+              <w:left w:val="single" w:sz="4" w:color="D0D0D0" w:space="0"/>
+              <w:bottom w:val="single" w:sz="4" w:color="D0D0D0" w:space="0"/>
+              <w:right w:val="single" w:sz="4" w:color="D0D0D0" w:space="0"/>
+            </w:tcBorders>
+          </w:tcPr>
+          <w:p>
+            <w:pPr>
+              <w:jc w:val="center"/>
+            </w:pPr>
+            <w:r>
+              <w:rPr>
+                <w:b w:val="0"/>
+                <w:i w:val="0"/>
+                <w:color w:val="222222"/>
+                <w:sz w:val="17"/>
+              </w:rPr>
+              <w:t>0.004</w:t>
+            </w:r>
+          </w:p>
+        </w:tc>
+        <w:tc>
+          <w:tcPr>
+            <w:tcW w:type="dxa" w:w="1474"/>
+            <w:shd w:val="clear" w:color="auto" w:fill="F5FBF5"/>
+            <w:tcMar>
+              <w:top w:w="50" w:type="dxa"/>
+              <w:bottom w:w="50" w:type="dxa"/>
+              <w:left w:w="100" w:type="dxa"/>
+              <w:right w:w="100" w:type="dxa"/>
+            </w:tcMar>
+            <w:tcBorders>
+              <w:top w:val="single" w:sz="4" w:color="D0D0D0" w:space="0"/>
+              <w:left w:val="single" w:sz="4" w:color="D0D0D0" w:space="0"/>
+              <w:bottom w:val="single" w:sz="4" w:color="D0D0D0" w:space="0"/>
+              <w:right w:val="single" w:sz="4" w:color="D0D0D0" w:space="0"/>
+            </w:tcBorders>
+          </w:tcPr>
+          <w:p>
+            <w:pPr>
+              <w:jc w:val="center"/>
+            </w:pPr>
+            <w:r>
+              <w:rPr>
+                <w:b w:val="0"/>
+                <w:i w:val="0"/>
+                <w:color w:val="222222"/>
+                <w:sz w:val="17"/>
+              </w:rPr>
+              <w:t>0.005</w:t>
+            </w:r>
+          </w:p>
+        </w:tc>
+        <w:tc>
+          <w:tcPr>
+            <w:tcW w:type="dxa" w:w="1701"/>
+            <w:shd w:val="clear" w:color="auto" w:fill="F5FBF5"/>
+            <w:tcMar>
+              <w:top w:w="50" w:type="dxa"/>
+              <w:bottom w:w="50" w:type="dxa"/>
+              <w:left w:w="100" w:type="dxa"/>
+              <w:right w:w="100" w:type="dxa"/>
+            </w:tcMar>
+            <w:tcBorders>
+              <w:top w:val="single" w:sz="4" w:color="D0D0D0" w:space="0"/>
+              <w:left w:val="single" w:sz="4" w:color="D0D0D0" w:space="0"/>
+              <w:bottom w:val="single" w:sz="4" w:color="D0D0D0" w:space="0"/>
+              <w:right w:val="single" w:sz="4" w:color="D0D0D0" w:space="0"/>
+            </w:tcBorders>
+          </w:tcPr>
+          <w:p>
+            <w:pPr>
+              <w:jc w:val="center"/>
+            </w:pPr>
+            <w:r>
+              <w:rPr>
+                <w:b w:val="0"/>
+                <w:i w:val="0"/>
+                <w:color w:val="222222"/>
+                <w:sz w:val="17"/>
+              </w:rPr>
+              <w:t>Di bawah baku mutu</w:t>
+            </w:r>
+          </w:p>
+        </w:tc>
+        <w:tc>
+          <w:tcPr>
+            <w:tcW w:type="dxa" w:w="1474"/>
+            <w:shd w:val="clear" w:color="auto" w:fill="F5FBF5"/>
+            <w:tcMar>
+              <w:top w:w="50" w:type="dxa"/>
+              <w:bottom w:w="50" w:type="dxa"/>
+              <w:left w:w="100" w:type="dxa"/>
+              <w:right w:w="100" w:type="dxa"/>
+            </w:tcMar>
+            <w:tcBorders>
+              <w:top w:val="single" w:sz="4" w:color="D0D0D0" w:space="0"/>
+              <w:left w:val="single" w:sz="4" w:color="D0D0D0" w:space="0"/>
+              <w:bottom w:val="single" w:sz="4" w:color="D0D0D0" w:space="0"/>
+              <w:right w:val="single" w:sz="4" w:color="D0D0D0" w:space="0"/>
+            </w:tcBorders>
+          </w:tcPr>
+          <w:p>
+            <w:pPr>
+              <w:jc w:val="left"/>
+            </w:pPr>
+            <w:r>
+              <w:rPr>
+                <w:b w:val="0"/>
+                <w:i w:val="0"/>
+                <w:color w:val="222222"/>
+                <w:sz w:val="17"/>
+              </w:rPr>
+              <w:t>AEER (2022)</w:t>
+            </w:r>
+          </w:p>
+        </w:tc>
+      </w:tr>
+      <w:tr>
+        <w:tc>
+          <w:tcPr>
+            <w:tcW w:type="dxa" w:w="1587"/>
+            <w:shd w:val="clear" w:color="auto" w:fill="FFFFFF"/>
+            <w:tcMar>
+              <w:top w:w="50" w:type="dxa"/>
+              <w:bottom w:w="50" w:type="dxa"/>
+              <w:left w:w="100" w:type="dxa"/>
+              <w:right w:w="100" w:type="dxa"/>
+            </w:tcMar>
+            <w:tcBorders>
+              <w:top w:val="single" w:sz="4" w:color="D0D0D0" w:space="0"/>
+              <w:left w:val="single" w:sz="4" w:color="D0D0D0" w:space="0"/>
+              <w:bottom w:val="single" w:sz="4" w:color="D0D0D0" w:space="0"/>
+              <w:right w:val="single" w:sz="4" w:color="D0D0D0" w:space="0"/>
+            </w:tcBorders>
+          </w:tcPr>
+          <w:p>
+            <w:pPr>
+              <w:jc w:val="left"/>
+            </w:pPr>
+            <w:r>
+              <w:rPr>
+                <w:b w:val="0"/>
+                <w:i w:val="0"/>
+                <w:color w:val="222222"/>
+                <w:sz w:val="17"/>
+              </w:rPr>
+              <w:t>Titik 6 (IMIP)</w:t>
+            </w:r>
+          </w:p>
+        </w:tc>
+        <w:tc>
+          <w:tcPr>
+            <w:tcW w:type="dxa" w:w="1474"/>
+            <w:shd w:val="clear" w:color="auto" w:fill="FFFFFF"/>
+            <w:tcMar>
+              <w:top w:w="50" w:type="dxa"/>
+              <w:bottom w:w="50" w:type="dxa"/>
+              <w:left w:w="100" w:type="dxa"/>
+              <w:right w:w="100" w:type="dxa"/>
+            </w:tcMar>
+            <w:tcBorders>
+              <w:top w:val="single" w:sz="4" w:color="D0D0D0" w:space="0"/>
+              <w:left w:val="single" w:sz="4" w:color="D0D0D0" w:space="0"/>
+              <w:bottom w:val="single" w:sz="4" w:color="D0D0D0" w:space="0"/>
+              <w:right w:val="single" w:sz="4" w:color="D0D0D0" w:space="0"/>
+            </w:tcBorders>
+          </w:tcPr>
+          <w:p>
+            <w:pPr>
+              <w:jc w:val="left"/>
+            </w:pPr>
+            <w:r>
+              <w:rPr>
+                <w:b w:val="0"/>
+                <w:i w:val="0"/>
+                <w:color w:val="222222"/>
+                <w:sz w:val="17"/>
+              </w:rPr>
+              <w:t>Kawasan IMIP</w:t>
+            </w:r>
+          </w:p>
+        </w:tc>
+        <w:tc>
+          <w:tcPr>
+            <w:tcW w:type="dxa" w:w="1134"/>
+            <w:shd w:val="clear" w:color="auto" w:fill="FFFFFF"/>
+            <w:tcMar>
+              <w:top w:w="50" w:type="dxa"/>
+              <w:bottom w:w="50" w:type="dxa"/>
+              <w:left w:w="100" w:type="dxa"/>
+              <w:right w:w="100" w:type="dxa"/>
+            </w:tcMar>
+            <w:tcBorders>
+              <w:top w:val="single" w:sz="4" w:color="D0D0D0" w:space="0"/>
+              <w:left w:val="single" w:sz="4" w:color="D0D0D0" w:space="0"/>
+              <w:bottom w:val="single" w:sz="4" w:color="D0D0D0" w:space="0"/>
+              <w:right w:val="single" w:sz="4" w:color="D0D0D0" w:space="0"/>
+            </w:tcBorders>
+          </w:tcPr>
+          <w:p>
+            <w:pPr>
+              <w:jc w:val="center"/>
+            </w:pPr>
+            <w:r>
+              <w:rPr>
+                <w:b w:val="0"/>
+                <w:i w:val="0"/>
+                <w:color w:val="222222"/>
+                <w:sz w:val="17"/>
+              </w:rPr>
+              <w:t>0.004</w:t>
+            </w:r>
+          </w:p>
+        </w:tc>
+        <w:tc>
+          <w:tcPr>
+            <w:tcW w:type="dxa" w:w="1474"/>
+            <w:shd w:val="clear" w:color="auto" w:fill="FFFFFF"/>
+            <w:tcMar>
+              <w:top w:w="50" w:type="dxa"/>
+              <w:bottom w:w="50" w:type="dxa"/>
+              <w:left w:w="100" w:type="dxa"/>
+              <w:right w:w="100" w:type="dxa"/>
+            </w:tcMar>
+            <w:tcBorders>
+              <w:top w:val="single" w:sz="4" w:color="D0D0D0" w:space="0"/>
+              <w:left w:val="single" w:sz="4" w:color="D0D0D0" w:space="0"/>
+              <w:bottom w:val="single" w:sz="4" w:color="D0D0D0" w:space="0"/>
+              <w:right w:val="single" w:sz="4" w:color="D0D0D0" w:space="0"/>
+            </w:tcBorders>
+          </w:tcPr>
+          <w:p>
+            <w:pPr>
+              <w:jc w:val="center"/>
+            </w:pPr>
+            <w:r>
+              <w:rPr>
+                <w:b w:val="0"/>
+                <w:i w:val="0"/>
+                <w:color w:val="222222"/>
+                <w:sz w:val="17"/>
+              </w:rPr>
+              <w:t>0.005</w:t>
+            </w:r>
+          </w:p>
+        </w:tc>
+        <w:tc>
+          <w:tcPr>
+            <w:tcW w:type="dxa" w:w="1701"/>
+            <w:shd w:val="clear" w:color="auto" w:fill="FFFFFF"/>
+            <w:tcMar>
+              <w:top w:w="50" w:type="dxa"/>
+              <w:bottom w:w="50" w:type="dxa"/>
+              <w:left w:w="100" w:type="dxa"/>
+              <w:right w:w="100" w:type="dxa"/>
+            </w:tcMar>
+            <w:tcBorders>
+              <w:top w:val="single" w:sz="4" w:color="D0D0D0" w:space="0"/>
+              <w:left w:val="single" w:sz="4" w:color="D0D0D0" w:space="0"/>
+              <w:bottom w:val="single" w:sz="4" w:color="D0D0D0" w:space="0"/>
+              <w:right w:val="single" w:sz="4" w:color="D0D0D0" w:space="0"/>
+            </w:tcBorders>
+          </w:tcPr>
+          <w:p>
+            <w:pPr>
+              <w:jc w:val="center"/>
+            </w:pPr>
+            <w:r>
+              <w:rPr>
+                <w:b w:val="0"/>
+                <w:i w:val="0"/>
+                <w:color w:val="222222"/>
+                <w:sz w:val="17"/>
+              </w:rPr>
+              <w:t>Di bawah baku mutu</w:t>
+            </w:r>
+          </w:p>
+        </w:tc>
+        <w:tc>
+          <w:tcPr>
+            <w:tcW w:type="dxa" w:w="1474"/>
+            <w:shd w:val="clear" w:color="auto" w:fill="FFFFFF"/>
+            <w:tcMar>
+              <w:top w:w="50" w:type="dxa"/>
+              <w:bottom w:w="50" w:type="dxa"/>
+              <w:left w:w="100" w:type="dxa"/>
+              <w:right w:w="100" w:type="dxa"/>
+            </w:tcMar>
+            <w:tcBorders>
+              <w:top w:val="single" w:sz="4" w:color="D0D0D0" w:space="0"/>
+              <w:left w:val="single" w:sz="4" w:color="D0D0D0" w:space="0"/>
+              <w:bottom w:val="single" w:sz="4" w:color="D0D0D0" w:space="0"/>
+              <w:right w:val="single" w:sz="4" w:color="D0D0D0" w:space="0"/>
+            </w:tcBorders>
+          </w:tcPr>
+          <w:p>
+            <w:pPr>
+              <w:jc w:val="left"/>
+            </w:pPr>
+            <w:r>
+              <w:rPr>
+                <w:b w:val="0"/>
+                <w:i w:val="0"/>
+                <w:color w:val="222222"/>
+                <w:sz w:val="17"/>
+              </w:rPr>
+              <w:t>AEER (2022)</w:t>
+            </w:r>
+          </w:p>
+        </w:tc>
+      </w:tr>
+    </w:tbl>
+    <w:p>
+      <w:pPr>
+        <w:spacing w:after="80"/>
+      </w:pPr>
+    </w:p>
+    <w:p>
+      <w:pPr>
+        <w:spacing w:after="100"/>
+        <w:jc w:val="both"/>
+      </w:pPr>
+      <w:r>
+        <w:rPr>
+          <w:b w:val="0"/>
+          <w:i w:val="0"/>
+          <w:color w:val="222222"/>
+          <w:sz w:val="19"/>
+        </w:rPr>
+        <w:t xml:space="preserve">Rata-rata IKA dan kasus Diare per provinsi pada periode 2016-2024 (diurutkan dari IKA terburuk) disajikan pada </w:t>
+      </w:r>
+      <w:r>
+        <w:rPr>
+          <w:b/>
+          <w:i w:val="0"/>
+          <w:color w:val="222222"/>
+          <w:sz w:val="19"/>
+        </w:rPr>
+        <w:t>Tabel 3.13</w:t>
+      </w:r>
+      <w:r>
+        <w:rPr>
+          <w:b w:val="0"/>
+          <w:i w:val="0"/>
+          <w:color w:val="222222"/>
+          <w:sz w:val="19"/>
+        </w:rPr>
+        <w:t xml:space="preserve"> berikut:</w:t>
+      </w:r>
+    </w:p>
+    <w:p>
+      <w:pPr>
+        <w:spacing w:before="120" w:after="40"/>
+      </w:pPr>
+      <w:r>
+        <w:rPr>
+          <w:b/>
+          <w:i/>
+          <w:color w:val="2E7D32"/>
+          <w:sz w:val="17"/>
+        </w:rPr>
+        <w:t>Tabel 3.13: Rata-rata IKA dan Kasus Diare per Provinsi (2016-2024)</w:t>
+      </w:r>
+    </w:p>
+    <w:tbl>
+      <w:tblPr>
+        <w:tblStyle w:val="TableGrid"/>
+        <w:tblW w:type="auto" w:w="0"/>
+        <w:jc w:val="center"/>
+        <w:tblLayout w:type="fixed"/>
+        <w:tblLook w:firstColumn="1" w:firstRow="1" w:lastColumn="0" w:lastRow="0" w:noHBand="0" w:noVBand="1" w:val="04A0"/>
+      </w:tblPr>
+      <w:tblGrid>
+        <w:gridCol w:w="2409"/>
+        <w:gridCol w:w="2409"/>
+        <w:gridCol w:w="2409"/>
+        <w:gridCol w:w="2409"/>
+      </w:tblGrid>
+      <w:tr>
+        <w:tc>
+          <w:tcPr>
+            <w:tcW w:type="dxa" w:w="1701"/>
+            <w:shd w:val="clear" w:color="auto" w:fill="2E7D32"/>
+            <w:tcMar>
+              <w:top w:w="70" w:type="dxa"/>
+              <w:bottom w:w="70" w:type="dxa"/>
+              <w:left w:w="100" w:type="dxa"/>
+              <w:right w:w="100" w:type="dxa"/>
+            </w:tcMar>
+            <w:tcBorders>
+              <w:top w:val="single" w:sz="4" w:color="D0D0D0" w:space="0"/>
+              <w:left w:val="single" w:sz="4" w:color="D0D0D0" w:space="0"/>
+              <w:bottom w:val="single" w:sz="8" w:color="1B5E20" w:space="0"/>
+              <w:right w:val="single" w:sz="4" w:color="D0D0D0" w:space="0"/>
+            </w:tcBorders>
+          </w:tcPr>
+          <w:p>
+            <w:pPr>
+              <w:jc w:val="left"/>
+            </w:pPr>
+            <w:r>
+              <w:rPr>
+                <w:b/>
+                <w:i w:val="0"/>
+                <w:color w:val="FFFFFF"/>
+                <w:sz w:val="17"/>
+              </w:rPr>
+              <w:t>Provinsi</w:t>
+            </w:r>
+          </w:p>
+        </w:tc>
+        <w:tc>
+          <w:tcPr>
+            <w:tcW w:type="dxa" w:w="2608"/>
+            <w:shd w:val="clear" w:color="auto" w:fill="2E7D32"/>
+            <w:tcMar>
+              <w:top w:w="70" w:type="dxa"/>
+              <w:bottom w:w="70" w:type="dxa"/>
+              <w:left w:w="100" w:type="dxa"/>
+              <w:right w:w="100" w:type="dxa"/>
+            </w:tcMar>
+            <w:tcBorders>
+              <w:top w:val="single" w:sz="4" w:color="D0D0D0" w:space="0"/>
+              <w:left w:val="single" w:sz="4" w:color="D0D0D0" w:space="0"/>
+              <w:bottom w:val="single" w:sz="8" w:color="1B5E20" w:space="0"/>
+              <w:right w:val="single" w:sz="4" w:color="D0D0D0" w:space="0"/>
+            </w:tcBorders>
+          </w:tcPr>
+          <w:p>
+            <w:pPr>
+              <w:jc w:val="left"/>
+            </w:pPr>
+            <w:r>
+              <w:rPr>
+                <w:b/>
+                <w:i w:val="0"/>
+                <w:color w:val="FFFFFF"/>
+                <w:sz w:val="17"/>
+              </w:rPr>
+              <w:t>Kategori Zona</w:t>
+            </w:r>
+          </w:p>
+        </w:tc>
+        <w:tc>
+          <w:tcPr>
+            <w:tcW w:type="dxa" w:w="1474"/>
+            <w:shd w:val="clear" w:color="auto" w:fill="2E7D32"/>
+            <w:tcMar>
+              <w:top w:w="70" w:type="dxa"/>
+              <w:bottom w:w="70" w:type="dxa"/>
+              <w:left w:w="100" w:type="dxa"/>
+              <w:right w:w="100" w:type="dxa"/>
+            </w:tcMar>
+            <w:tcBorders>
+              <w:top w:val="single" w:sz="4" w:color="D0D0D0" w:space="0"/>
+              <w:left w:val="single" w:sz="4" w:color="D0D0D0" w:space="0"/>
+              <w:bottom w:val="single" w:sz="8" w:color="1B5E20" w:space="0"/>
+              <w:right w:val="single" w:sz="4" w:color="D0D0D0" w:space="0"/>
+            </w:tcBorders>
+          </w:tcPr>
+          <w:p>
+            <w:pPr>
+              <w:jc w:val="center"/>
+            </w:pPr>
+            <w:r>
+              <w:rPr>
+                <w:b/>
+                <w:i w:val="0"/>
+                <w:color w:val="FFFFFF"/>
+                <w:sz w:val="17"/>
+              </w:rPr>
+              <w:t>Rata-rata IKA</w:t>
+            </w:r>
+          </w:p>
+        </w:tc>
+        <w:tc>
+          <w:tcPr>
+            <w:tcW w:type="dxa" w:w="2268"/>
+            <w:shd w:val="clear" w:color="auto" w:fill="2E7D32"/>
+            <w:tcMar>
+              <w:top w:w="70" w:type="dxa"/>
+              <w:bottom w:w="70" w:type="dxa"/>
+              <w:left w:w="100" w:type="dxa"/>
+              <w:right w:w="100" w:type="dxa"/>
+            </w:tcMar>
+            <w:tcBorders>
+              <w:top w:val="single" w:sz="4" w:color="D0D0D0" w:space="0"/>
+              <w:left w:val="single" w:sz="4" w:color="D0D0D0" w:space="0"/>
+              <w:bottom w:val="single" w:sz="8" w:color="1B5E20" w:space="0"/>
+              <w:right w:val="single" w:sz="4" w:color="D0D0D0" w:space="0"/>
+            </w:tcBorders>
+          </w:tcPr>
+          <w:p>
+            <w:pPr>
+              <w:jc w:val="center"/>
+            </w:pPr>
+            <w:r>
+              <w:rPr>
+                <w:b/>
+                <w:i w:val="0"/>
+                <w:color w:val="FFFFFF"/>
+                <w:sz w:val="17"/>
+              </w:rPr>
+              <w:t>Rata-rata Kasus Diare per Tahun</w:t>
+            </w:r>
+          </w:p>
+        </w:tc>
+      </w:tr>
+      <w:tr>
+        <w:tc>
+          <w:tcPr>
+            <w:tcW w:type="dxa" w:w="1701"/>
+            <w:shd w:val="clear" w:color="auto" w:fill="F5FBF5"/>
+            <w:tcMar>
+              <w:top w:w="50" w:type="dxa"/>
+              <w:bottom w:w="50" w:type="dxa"/>
+              <w:left w:w="100" w:type="dxa"/>
+              <w:right w:w="100" w:type="dxa"/>
+            </w:tcMar>
+            <w:tcBorders>
+              <w:top w:val="single" w:sz="4" w:color="D0D0D0" w:space="0"/>
+              <w:left w:val="single" w:sz="4" w:color="D0D0D0" w:space="0"/>
+              <w:bottom w:val="single" w:sz="4" w:color="D0D0D0" w:space="0"/>
+              <w:right w:val="single" w:sz="4" w:color="D0D0D0" w:space="0"/>
+            </w:tcBorders>
+          </w:tcPr>
+          <w:p>
+            <w:pPr>
+              <w:jc w:val="left"/>
+            </w:pPr>
+            <w:r>
+              <w:rPr>
+                <w:b w:val="0"/>
+                <w:i w:val="0"/>
+                <w:color w:val="222222"/>
+                <w:sz w:val="17"/>
+              </w:rPr>
+              <w:t>Sulawesi Utara</w:t>
+            </w:r>
+          </w:p>
+        </w:tc>
+        <w:tc>
+          <w:tcPr>
+            <w:tcW w:type="dxa" w:w="2608"/>
+            <w:shd w:val="clear" w:color="auto" w:fill="F5FBF5"/>
+            <w:tcMar>
+              <w:top w:w="50" w:type="dxa"/>
+              <w:bottom w:w="50" w:type="dxa"/>
+              <w:left w:w="100" w:type="dxa"/>
+              <w:right w:w="100" w:type="dxa"/>
+            </w:tcMar>
+            <w:tcBorders>
+              <w:top w:val="single" w:sz="4" w:color="D0D0D0" w:space="0"/>
+              <w:left w:val="single" w:sz="4" w:color="D0D0D0" w:space="0"/>
+              <w:bottom w:val="single" w:sz="4" w:color="D0D0D0" w:space="0"/>
+              <w:right w:val="single" w:sz="4" w:color="D0D0D0" w:space="0"/>
+            </w:tcBorders>
+          </w:tcPr>
+          <w:p>
+            <w:pPr>
+              <w:jc w:val="left"/>
+            </w:pPr>
+            <w:r>
+              <w:rPr>
+                <w:b w:val="0"/>
+                <w:i w:val="0"/>
+                <w:color w:val="222222"/>
+                <w:sz w:val="17"/>
+              </w:rPr>
+              <w:t>Non-Sentra Industri (Lainnya)</w:t>
+            </w:r>
+          </w:p>
+        </w:tc>
+        <w:tc>
+          <w:tcPr>
+            <w:tcW w:type="dxa" w:w="1474"/>
+            <w:shd w:val="clear" w:color="auto" w:fill="F5FBF5"/>
+            <w:tcMar>
+              <w:top w:w="50" w:type="dxa"/>
+              <w:bottom w:w="50" w:type="dxa"/>
+              <w:left w:w="100" w:type="dxa"/>
+              <w:right w:w="100" w:type="dxa"/>
+            </w:tcMar>
+            <w:tcBorders>
+              <w:top w:val="single" w:sz="4" w:color="D0D0D0" w:space="0"/>
+              <w:left w:val="single" w:sz="4" w:color="D0D0D0" w:space="0"/>
+              <w:bottom w:val="single" w:sz="4" w:color="D0D0D0" w:space="0"/>
+              <w:right w:val="single" w:sz="4" w:color="D0D0D0" w:space="0"/>
+            </w:tcBorders>
+          </w:tcPr>
+          <w:p>
+            <w:pPr>
+              <w:jc w:val="center"/>
+            </w:pPr>
+            <w:r>
+              <w:rPr>
+                <w:b w:val="0"/>
+                <w:i w:val="0"/>
+                <w:color w:val="222222"/>
+                <w:sz w:val="17"/>
+              </w:rPr>
+              <w:t>51.0</w:t>
+            </w:r>
+          </w:p>
+        </w:tc>
+        <w:tc>
+          <w:tcPr>
+            <w:tcW w:type="dxa" w:w="2268"/>
+            <w:shd w:val="clear" w:color="auto" w:fill="F5FBF5"/>
+            <w:tcMar>
+              <w:top w:w="50" w:type="dxa"/>
+              <w:bottom w:w="50" w:type="dxa"/>
+              <w:left w:w="100" w:type="dxa"/>
+              <w:right w:w="100" w:type="dxa"/>
+            </w:tcMar>
+            <w:tcBorders>
+              <w:top w:val="single" w:sz="4" w:color="D0D0D0" w:space="0"/>
+              <w:left w:val="single" w:sz="4" w:color="D0D0D0" w:space="0"/>
+              <w:bottom w:val="single" w:sz="4" w:color="D0D0D0" w:space="0"/>
+              <w:right w:val="single" w:sz="4" w:color="D0D0D0" w:space="0"/>
+            </w:tcBorders>
+          </w:tcPr>
+          <w:p>
+            <w:pPr>
+              <w:jc w:val="center"/>
+            </w:pPr>
+            <w:r>
+              <w:rPr>
+                <w:b w:val="0"/>
+                <w:i w:val="0"/>
+                <w:color w:val="222222"/>
+                <w:sz w:val="17"/>
+              </w:rPr>
+              <w:t>11,246</w:t>
+            </w:r>
+          </w:p>
+        </w:tc>
+      </w:tr>
+      <w:tr>
+        <w:tc>
+          <w:tcPr>
+            <w:tcW w:type="dxa" w:w="1701"/>
+            <w:shd w:val="clear" w:color="auto" w:fill="FFFFFF"/>
+            <w:tcMar>
+              <w:top w:w="50" w:type="dxa"/>
+              <w:bottom w:w="50" w:type="dxa"/>
+              <w:left w:w="100" w:type="dxa"/>
+              <w:right w:w="100" w:type="dxa"/>
+            </w:tcMar>
+            <w:tcBorders>
+              <w:top w:val="single" w:sz="4" w:color="D0D0D0" w:space="0"/>
+              <w:left w:val="single" w:sz="4" w:color="D0D0D0" w:space="0"/>
+              <w:bottom w:val="single" w:sz="4" w:color="D0D0D0" w:space="0"/>
+              <w:right w:val="single" w:sz="4" w:color="D0D0D0" w:space="0"/>
+            </w:tcBorders>
+          </w:tcPr>
+          <w:p>
+            <w:pPr>
+              <w:jc w:val="left"/>
+            </w:pPr>
+            <w:r>
+              <w:rPr>
+                <w:b w:val="0"/>
+                <w:i w:val="0"/>
+                <w:color w:val="222222"/>
+                <w:sz w:val="17"/>
+              </w:rPr>
+              <w:t>Sulawesi Barat</w:t>
+            </w:r>
+          </w:p>
+        </w:tc>
+        <w:tc>
+          <w:tcPr>
+            <w:tcW w:type="dxa" w:w="2608"/>
+            <w:shd w:val="clear" w:color="auto" w:fill="FFFFFF"/>
+            <w:tcMar>
+              <w:top w:w="50" w:type="dxa"/>
+              <w:bottom w:w="50" w:type="dxa"/>
+              <w:left w:w="100" w:type="dxa"/>
+              <w:right w:w="100" w:type="dxa"/>
+            </w:tcMar>
+            <w:tcBorders>
+              <w:top w:val="single" w:sz="4" w:color="D0D0D0" w:space="0"/>
+              <w:left w:val="single" w:sz="4" w:color="D0D0D0" w:space="0"/>
+              <w:bottom w:val="single" w:sz="4" w:color="D0D0D0" w:space="0"/>
+              <w:right w:val="single" w:sz="4" w:color="D0D0D0" w:space="0"/>
+            </w:tcBorders>
+          </w:tcPr>
+          <w:p>
+            <w:pPr>
+              <w:jc w:val="left"/>
+            </w:pPr>
+            <w:r>
+              <w:rPr>
+                <w:b w:val="0"/>
+                <w:i w:val="0"/>
+                <w:color w:val="222222"/>
+                <w:sz w:val="17"/>
+              </w:rPr>
+              <w:t>Non-Sentra Industri (Lainnya)</w:t>
+            </w:r>
+          </w:p>
+        </w:tc>
+        <w:tc>
+          <w:tcPr>
+            <w:tcW w:type="dxa" w:w="1474"/>
+            <w:shd w:val="clear" w:color="auto" w:fill="FFFFFF"/>
+            <w:tcMar>
+              <w:top w:w="50" w:type="dxa"/>
+              <w:bottom w:w="50" w:type="dxa"/>
+              <w:left w:w="100" w:type="dxa"/>
+              <w:right w:w="100" w:type="dxa"/>
+            </w:tcMar>
+            <w:tcBorders>
+              <w:top w:val="single" w:sz="4" w:color="D0D0D0" w:space="0"/>
+              <w:left w:val="single" w:sz="4" w:color="D0D0D0" w:space="0"/>
+              <w:bottom w:val="single" w:sz="4" w:color="D0D0D0" w:space="0"/>
+              <w:right w:val="single" w:sz="4" w:color="D0D0D0" w:space="0"/>
+            </w:tcBorders>
+          </w:tcPr>
+          <w:p>
+            <w:pPr>
+              <w:jc w:val="center"/>
+            </w:pPr>
+            <w:r>
+              <w:rPr>
+                <w:b w:val="0"/>
+                <w:i w:val="0"/>
+                <w:color w:val="222222"/>
+                <w:sz w:val="17"/>
+              </w:rPr>
+              <w:t>54.1</w:t>
+            </w:r>
+          </w:p>
+        </w:tc>
+        <w:tc>
+          <w:tcPr>
+            <w:tcW w:type="dxa" w:w="2268"/>
+            <w:shd w:val="clear" w:color="auto" w:fill="FFFFFF"/>
+            <w:tcMar>
+              <w:top w:w="50" w:type="dxa"/>
+              <w:bottom w:w="50" w:type="dxa"/>
+              <w:left w:w="100" w:type="dxa"/>
+              <w:right w:w="100" w:type="dxa"/>
+            </w:tcMar>
+            <w:tcBorders>
+              <w:top w:val="single" w:sz="4" w:color="D0D0D0" w:space="0"/>
+              <w:left w:val="single" w:sz="4" w:color="D0D0D0" w:space="0"/>
+              <w:bottom w:val="single" w:sz="4" w:color="D0D0D0" w:space="0"/>
+              <w:right w:val="single" w:sz="4" w:color="D0D0D0" w:space="0"/>
+            </w:tcBorders>
+          </w:tcPr>
+          <w:p>
+            <w:pPr>
+              <w:jc w:val="center"/>
+            </w:pPr>
+            <w:r>
+              <w:rPr>
+                <w:b w:val="0"/>
+                <w:i w:val="0"/>
+                <w:color w:val="222222"/>
+                <w:sz w:val="17"/>
+              </w:rPr>
+              <w:t>23,508</w:t>
+            </w:r>
+          </w:p>
+        </w:tc>
+      </w:tr>
+      <w:tr>
+        <w:tc>
+          <w:tcPr>
+            <w:tcW w:type="dxa" w:w="1701"/>
+            <w:shd w:val="clear" w:color="auto" w:fill="F5FBF5"/>
+            <w:tcMar>
+              <w:top w:w="50" w:type="dxa"/>
+              <w:bottom w:w="50" w:type="dxa"/>
+              <w:left w:w="100" w:type="dxa"/>
+              <w:right w:w="100" w:type="dxa"/>
+            </w:tcMar>
+            <w:tcBorders>
+              <w:top w:val="single" w:sz="4" w:color="D0D0D0" w:space="0"/>
+              <w:left w:val="single" w:sz="4" w:color="D0D0D0" w:space="0"/>
+              <w:bottom w:val="single" w:sz="4" w:color="D0D0D0" w:space="0"/>
+              <w:right w:val="single" w:sz="4" w:color="D0D0D0" w:space="0"/>
+            </w:tcBorders>
+          </w:tcPr>
+          <w:p>
+            <w:pPr>
+              <w:jc w:val="left"/>
+            </w:pPr>
+            <w:r>
+              <w:rPr>
+                <w:b w:val="0"/>
+                <w:i w:val="0"/>
+                <w:color w:val="222222"/>
+                <w:sz w:val="17"/>
+              </w:rPr>
+              <w:t>Gorontalo</w:t>
+            </w:r>
+          </w:p>
+        </w:tc>
+        <w:tc>
+          <w:tcPr>
+            <w:tcW w:type="dxa" w:w="2608"/>
+            <w:shd w:val="clear" w:color="auto" w:fill="F5FBF5"/>
+            <w:tcMar>
+              <w:top w:w="50" w:type="dxa"/>
+              <w:bottom w:w="50" w:type="dxa"/>
+              <w:left w:w="100" w:type="dxa"/>
+              <w:right w:w="100" w:type="dxa"/>
+            </w:tcMar>
+            <w:tcBorders>
+              <w:top w:val="single" w:sz="4" w:color="D0D0D0" w:space="0"/>
+              <w:left w:val="single" w:sz="4" w:color="D0D0D0" w:space="0"/>
+              <w:bottom w:val="single" w:sz="4" w:color="D0D0D0" w:space="0"/>
+              <w:right w:val="single" w:sz="4" w:color="D0D0D0" w:space="0"/>
+            </w:tcBorders>
+          </w:tcPr>
+          <w:p>
+            <w:pPr>
+              <w:jc w:val="left"/>
+            </w:pPr>
+            <w:r>
+              <w:rPr>
+                <w:b w:val="0"/>
+                <w:i w:val="0"/>
+                <w:color w:val="222222"/>
+                <w:sz w:val="17"/>
+              </w:rPr>
+              <w:t>Non-Sentra Industri (Lainnya)</w:t>
+            </w:r>
+          </w:p>
+        </w:tc>
+        <w:tc>
+          <w:tcPr>
+            <w:tcW w:type="dxa" w:w="1474"/>
+            <w:shd w:val="clear" w:color="auto" w:fill="F5FBF5"/>
+            <w:tcMar>
+              <w:top w:w="50" w:type="dxa"/>
+              <w:bottom w:w="50" w:type="dxa"/>
+              <w:left w:w="100" w:type="dxa"/>
+              <w:right w:w="100" w:type="dxa"/>
+            </w:tcMar>
+            <w:tcBorders>
+              <w:top w:val="single" w:sz="4" w:color="D0D0D0" w:space="0"/>
+              <w:left w:val="single" w:sz="4" w:color="D0D0D0" w:space="0"/>
+              <w:bottom w:val="single" w:sz="4" w:color="D0D0D0" w:space="0"/>
+              <w:right w:val="single" w:sz="4" w:color="D0D0D0" w:space="0"/>
+            </w:tcBorders>
+          </w:tcPr>
+          <w:p>
+            <w:pPr>
+              <w:jc w:val="center"/>
+            </w:pPr>
+            <w:r>
+              <w:rPr>
+                <w:b w:val="0"/>
+                <w:i w:val="0"/>
+                <w:color w:val="222222"/>
+                <w:sz w:val="17"/>
+              </w:rPr>
+              <w:t>55.4</w:t>
+            </w:r>
+          </w:p>
+        </w:tc>
+        <w:tc>
+          <w:tcPr>
+            <w:tcW w:type="dxa" w:w="2268"/>
+            <w:shd w:val="clear" w:color="auto" w:fill="F5FBF5"/>
+            <w:tcMar>
+              <w:top w:w="50" w:type="dxa"/>
+              <w:bottom w:w="50" w:type="dxa"/>
+              <w:left w:w="100" w:type="dxa"/>
+              <w:right w:w="100" w:type="dxa"/>
+            </w:tcMar>
+            <w:tcBorders>
+              <w:top w:val="single" w:sz="4" w:color="D0D0D0" w:space="0"/>
+              <w:left w:val="single" w:sz="4" w:color="D0D0D0" w:space="0"/>
+              <w:bottom w:val="single" w:sz="4" w:color="D0D0D0" w:space="0"/>
+              <w:right w:val="single" w:sz="4" w:color="D0D0D0" w:space="0"/>
+            </w:tcBorders>
+          </w:tcPr>
+          <w:p>
+            <w:pPr>
+              <w:jc w:val="center"/>
+            </w:pPr>
+            <w:r>
+              <w:rPr>
+                <w:b w:val="0"/>
+                <w:i w:val="0"/>
+                <w:color w:val="222222"/>
+                <w:sz w:val="17"/>
+              </w:rPr>
+              <w:t>14,816</w:t>
+            </w:r>
+          </w:p>
+        </w:tc>
+      </w:tr>
+      <w:tr>
+        <w:tc>
+          <w:tcPr>
+            <w:tcW w:type="dxa" w:w="1701"/>
+            <w:shd w:val="clear" w:color="auto" w:fill="FFFFFF"/>
+            <w:tcMar>
+              <w:top w:w="50" w:type="dxa"/>
+              <w:bottom w:w="50" w:type="dxa"/>
+              <w:left w:w="100" w:type="dxa"/>
+              <w:right w:w="100" w:type="dxa"/>
+            </w:tcMar>
+            <w:tcBorders>
+              <w:top w:val="single" w:sz="4" w:color="D0D0D0" w:space="0"/>
+              <w:left w:val="single" w:sz="4" w:color="D0D0D0" w:space="0"/>
+              <w:bottom w:val="single" w:sz="4" w:color="D0D0D0" w:space="0"/>
+              <w:right w:val="single" w:sz="4" w:color="D0D0D0" w:space="0"/>
+            </w:tcBorders>
+          </w:tcPr>
+          <w:p>
+            <w:pPr>
+              <w:jc w:val="left"/>
+            </w:pPr>
+            <w:r>
+              <w:rPr>
+                <w:b w:val="0"/>
+                <w:i w:val="0"/>
+                <w:color w:val="222222"/>
+                <w:sz w:val="17"/>
+              </w:rPr>
+              <w:t>Sulawesi Tenggara</w:t>
+            </w:r>
+          </w:p>
+        </w:tc>
+        <w:tc>
+          <w:tcPr>
+            <w:tcW w:type="dxa" w:w="2608"/>
+            <w:shd w:val="clear" w:color="auto" w:fill="FFFFFF"/>
+            <w:tcMar>
+              <w:top w:w="50" w:type="dxa"/>
+              <w:bottom w:w="50" w:type="dxa"/>
+              <w:left w:w="100" w:type="dxa"/>
+              <w:right w:w="100" w:type="dxa"/>
+            </w:tcMar>
+            <w:tcBorders>
+              <w:top w:val="single" w:sz="4" w:color="D0D0D0" w:space="0"/>
+              <w:left w:val="single" w:sz="4" w:color="D0D0D0" w:space="0"/>
+              <w:bottom w:val="single" w:sz="4" w:color="D0D0D0" w:space="0"/>
+              <w:right w:val="single" w:sz="4" w:color="D0D0D0" w:space="0"/>
+            </w:tcBorders>
+          </w:tcPr>
+          <w:p>
+            <w:pPr>
+              <w:jc w:val="left"/>
+            </w:pPr>
+            <w:r>
+              <w:rPr>
+                <w:b w:val="0"/>
+                <w:i w:val="0"/>
+                <w:color w:val="222222"/>
+                <w:sz w:val="17"/>
+              </w:rPr>
+              <w:t>Sentra Industri (Sulteng &amp; Sultra)</w:t>
+            </w:r>
+          </w:p>
+        </w:tc>
+        <w:tc>
+          <w:tcPr>
+            <w:tcW w:type="dxa" w:w="1474"/>
+            <w:shd w:val="clear" w:color="auto" w:fill="FFFFFF"/>
+            <w:tcMar>
+              <w:top w:w="50" w:type="dxa"/>
+              <w:bottom w:w="50" w:type="dxa"/>
+              <w:left w:w="100" w:type="dxa"/>
+              <w:right w:w="100" w:type="dxa"/>
+            </w:tcMar>
+            <w:tcBorders>
+              <w:top w:val="single" w:sz="4" w:color="D0D0D0" w:space="0"/>
+              <w:left w:val="single" w:sz="4" w:color="D0D0D0" w:space="0"/>
+              <w:bottom w:val="single" w:sz="4" w:color="D0D0D0" w:space="0"/>
+              <w:right w:val="single" w:sz="4" w:color="D0D0D0" w:space="0"/>
+            </w:tcBorders>
+          </w:tcPr>
+          <w:p>
+            <w:pPr>
+              <w:jc w:val="center"/>
+            </w:pPr>
+            <w:r>
+              <w:rPr>
+                <w:b w:val="0"/>
+                <w:i w:val="0"/>
+                <w:color w:val="222222"/>
+                <w:sz w:val="17"/>
+              </w:rPr>
+              <w:t>56.3</w:t>
+            </w:r>
+          </w:p>
+        </w:tc>
+        <w:tc>
+          <w:tcPr>
+            <w:tcW w:type="dxa" w:w="2268"/>
+            <w:shd w:val="clear" w:color="auto" w:fill="FFFFFF"/>
+            <w:tcMar>
+              <w:top w:w="50" w:type="dxa"/>
+              <w:bottom w:w="50" w:type="dxa"/>
+              <w:left w:w="100" w:type="dxa"/>
+              <w:right w:w="100" w:type="dxa"/>
+            </w:tcMar>
+            <w:tcBorders>
+              <w:top w:val="single" w:sz="4" w:color="D0D0D0" w:space="0"/>
+              <w:left w:val="single" w:sz="4" w:color="D0D0D0" w:space="0"/>
+              <w:bottom w:val="single" w:sz="4" w:color="D0D0D0" w:space="0"/>
+              <w:right w:val="single" w:sz="4" w:color="D0D0D0" w:space="0"/>
+            </w:tcBorders>
+          </w:tcPr>
+          <w:p>
+            <w:pPr>
+              <w:jc w:val="center"/>
+            </w:pPr>
+            <w:r>
+              <w:rPr>
+                <w:b w:val="0"/>
+                <w:i w:val="0"/>
+                <w:color w:val="222222"/>
+                <w:sz w:val="17"/>
+              </w:rPr>
+              <w:t>23,525</w:t>
+            </w:r>
+          </w:p>
+        </w:tc>
+      </w:tr>
+      <w:tr>
+        <w:tc>
+          <w:tcPr>
+            <w:tcW w:type="dxa" w:w="1701"/>
+            <w:shd w:val="clear" w:color="auto" w:fill="F5FBF5"/>
+            <w:tcMar>
+              <w:top w:w="50" w:type="dxa"/>
+              <w:bottom w:w="50" w:type="dxa"/>
+              <w:left w:w="100" w:type="dxa"/>
+              <w:right w:w="100" w:type="dxa"/>
+            </w:tcMar>
+            <w:tcBorders>
+              <w:top w:val="single" w:sz="4" w:color="D0D0D0" w:space="0"/>
+              <w:left w:val="single" w:sz="4" w:color="D0D0D0" w:space="0"/>
+              <w:bottom w:val="single" w:sz="4" w:color="D0D0D0" w:space="0"/>
+              <w:right w:val="single" w:sz="4" w:color="D0D0D0" w:space="0"/>
+            </w:tcBorders>
+          </w:tcPr>
+          <w:p>
+            <w:pPr>
+              <w:jc w:val="left"/>
+            </w:pPr>
+            <w:r>
+              <w:rPr>
+                <w:b w:val="0"/>
+                <w:i w:val="0"/>
+                <w:color w:val="222222"/>
+                <w:sz w:val="17"/>
+              </w:rPr>
+              <w:t>Sulawesi Selatan</w:t>
+            </w:r>
+          </w:p>
+        </w:tc>
+        <w:tc>
+          <w:tcPr>
+            <w:tcW w:type="dxa" w:w="2608"/>
+            <w:shd w:val="clear" w:color="auto" w:fill="F5FBF5"/>
+            <w:tcMar>
+              <w:top w:w="50" w:type="dxa"/>
+              <w:bottom w:w="50" w:type="dxa"/>
+              <w:left w:w="100" w:type="dxa"/>
+              <w:right w:w="100" w:type="dxa"/>
+            </w:tcMar>
+            <w:tcBorders>
+              <w:top w:val="single" w:sz="4" w:color="D0D0D0" w:space="0"/>
+              <w:left w:val="single" w:sz="4" w:color="D0D0D0" w:space="0"/>
+              <w:bottom w:val="single" w:sz="4" w:color="D0D0D0" w:space="0"/>
+              <w:right w:val="single" w:sz="4" w:color="D0D0D0" w:space="0"/>
+            </w:tcBorders>
+          </w:tcPr>
+          <w:p>
+            <w:pPr>
+              <w:jc w:val="left"/>
+            </w:pPr>
+            <w:r>
+              <w:rPr>
+                <w:b w:val="0"/>
+                <w:i w:val="0"/>
+                <w:color w:val="222222"/>
+                <w:sz w:val="17"/>
+              </w:rPr>
+              <w:t>Non-Sentra Industri (Lainnya)</w:t>
+            </w:r>
+          </w:p>
+        </w:tc>
+        <w:tc>
+          <w:tcPr>
+            <w:tcW w:type="dxa" w:w="1474"/>
+            <w:shd w:val="clear" w:color="auto" w:fill="F5FBF5"/>
+            <w:tcMar>
+              <w:top w:w="50" w:type="dxa"/>
+              <w:bottom w:w="50" w:type="dxa"/>
+              <w:left w:w="100" w:type="dxa"/>
+              <w:right w:w="100" w:type="dxa"/>
+            </w:tcMar>
+            <w:tcBorders>
+              <w:top w:val="single" w:sz="4" w:color="D0D0D0" w:space="0"/>
+              <w:left w:val="single" w:sz="4" w:color="D0D0D0" w:space="0"/>
+              <w:bottom w:val="single" w:sz="4" w:color="D0D0D0" w:space="0"/>
+              <w:right w:val="single" w:sz="4" w:color="D0D0D0" w:space="0"/>
+            </w:tcBorders>
+          </w:tcPr>
+          <w:p>
+            <w:pPr>
+              <w:jc w:val="center"/>
+            </w:pPr>
+            <w:r>
+              <w:rPr>
+                <w:b w:val="0"/>
+                <w:i w:val="0"/>
+                <w:color w:val="222222"/>
+                <w:sz w:val="17"/>
+              </w:rPr>
+              <w:t>56.9</w:t>
+            </w:r>
+          </w:p>
+        </w:tc>
+        <w:tc>
+          <w:tcPr>
+            <w:tcW w:type="dxa" w:w="2268"/>
+            <w:shd w:val="clear" w:color="auto" w:fill="F5FBF5"/>
+            <w:tcMar>
+              <w:top w:w="50" w:type="dxa"/>
+              <w:bottom w:w="50" w:type="dxa"/>
+              <w:left w:w="100" w:type="dxa"/>
+              <w:right w:w="100" w:type="dxa"/>
+            </w:tcMar>
+            <w:tcBorders>
+              <w:top w:val="single" w:sz="4" w:color="D0D0D0" w:space="0"/>
+              <w:left w:val="single" w:sz="4" w:color="D0D0D0" w:space="0"/>
+              <w:bottom w:val="single" w:sz="4" w:color="D0D0D0" w:space="0"/>
+              <w:right w:val="single" w:sz="4" w:color="D0D0D0" w:space="0"/>
+            </w:tcBorders>
+          </w:tcPr>
+          <w:p>
+            <w:pPr>
+              <w:jc w:val="center"/>
+            </w:pPr>
+            <w:r>
+              <w:rPr>
+                <w:b w:val="0"/>
+                <w:i w:val="0"/>
+                <w:color w:val="222222"/>
+                <w:sz w:val="17"/>
+              </w:rPr>
+              <w:t>119,875</w:t>
+            </w:r>
+          </w:p>
+        </w:tc>
+      </w:tr>
+      <w:tr>
+        <w:tc>
+          <w:tcPr>
+            <w:tcW w:type="dxa" w:w="1701"/>
+            <w:shd w:val="clear" w:color="auto" w:fill="FFFFFF"/>
+            <w:tcMar>
+              <w:top w:w="50" w:type="dxa"/>
+              <w:bottom w:w="50" w:type="dxa"/>
+              <w:left w:w="100" w:type="dxa"/>
+              <w:right w:w="100" w:type="dxa"/>
+            </w:tcMar>
+            <w:tcBorders>
+              <w:top w:val="single" w:sz="4" w:color="D0D0D0" w:space="0"/>
+              <w:left w:val="single" w:sz="4" w:color="D0D0D0" w:space="0"/>
+              <w:bottom w:val="single" w:sz="4" w:color="D0D0D0" w:space="0"/>
+              <w:right w:val="single" w:sz="4" w:color="D0D0D0" w:space="0"/>
+            </w:tcBorders>
+          </w:tcPr>
+          <w:p>
+            <w:pPr>
+              <w:jc w:val="left"/>
+            </w:pPr>
+            <w:r>
+              <w:rPr>
+                <w:b w:val="0"/>
+                <w:i w:val="0"/>
+                <w:color w:val="222222"/>
+                <w:sz w:val="17"/>
+              </w:rPr>
+              <w:t>Sulawesi Tengah</w:t>
+            </w:r>
+          </w:p>
+        </w:tc>
+        <w:tc>
+          <w:tcPr>
+            <w:tcW w:type="dxa" w:w="2608"/>
+            <w:shd w:val="clear" w:color="auto" w:fill="FFFFFF"/>
+            <w:tcMar>
+              <w:top w:w="50" w:type="dxa"/>
+              <w:bottom w:w="50" w:type="dxa"/>
+              <w:left w:w="100" w:type="dxa"/>
+              <w:right w:w="100" w:type="dxa"/>
+            </w:tcMar>
+            <w:tcBorders>
+              <w:top w:val="single" w:sz="4" w:color="D0D0D0" w:space="0"/>
+              <w:left w:val="single" w:sz="4" w:color="D0D0D0" w:space="0"/>
+              <w:bottom w:val="single" w:sz="4" w:color="D0D0D0" w:space="0"/>
+              <w:right w:val="single" w:sz="4" w:color="D0D0D0" w:space="0"/>
+            </w:tcBorders>
+          </w:tcPr>
+          <w:p>
+            <w:pPr>
+              <w:jc w:val="left"/>
+            </w:pPr>
+            <w:r>
+              <w:rPr>
+                <w:b w:val="0"/>
+                <w:i w:val="0"/>
+                <w:color w:val="222222"/>
+                <w:sz w:val="17"/>
+              </w:rPr>
+              <w:t>Sentra Industri (Sulteng &amp; Sultra)</w:t>
+            </w:r>
+          </w:p>
+        </w:tc>
+        <w:tc>
+          <w:tcPr>
+            <w:tcW w:type="dxa" w:w="1474"/>
+            <w:shd w:val="clear" w:color="auto" w:fill="FFFFFF"/>
+            <w:tcMar>
+              <w:top w:w="50" w:type="dxa"/>
+              <w:bottom w:w="50" w:type="dxa"/>
+              <w:left w:w="100" w:type="dxa"/>
+              <w:right w:w="100" w:type="dxa"/>
+            </w:tcMar>
+            <w:tcBorders>
+              <w:top w:val="single" w:sz="4" w:color="D0D0D0" w:space="0"/>
+              <w:left w:val="single" w:sz="4" w:color="D0D0D0" w:space="0"/>
+              <w:bottom w:val="single" w:sz="4" w:color="D0D0D0" w:space="0"/>
+              <w:right w:val="single" w:sz="4" w:color="D0D0D0" w:space="0"/>
+            </w:tcBorders>
+          </w:tcPr>
+          <w:p>
+            <w:pPr>
+              <w:jc w:val="center"/>
+            </w:pPr>
+            <w:r>
+              <w:rPr>
+                <w:b w:val="0"/>
+                <w:i w:val="0"/>
+                <w:color w:val="222222"/>
+                <w:sz w:val="17"/>
+              </w:rPr>
+              <w:t>57.0</w:t>
+            </w:r>
+          </w:p>
+        </w:tc>
+        <w:tc>
+          <w:tcPr>
+            <w:tcW w:type="dxa" w:w="2268"/>
+            <w:shd w:val="clear" w:color="auto" w:fill="FFFFFF"/>
+            <w:tcMar>
+              <w:top w:w="50" w:type="dxa"/>
+              <w:bottom w:w="50" w:type="dxa"/>
+              <w:left w:w="100" w:type="dxa"/>
+              <w:right w:w="100" w:type="dxa"/>
+            </w:tcMar>
+            <w:tcBorders>
+              <w:top w:val="single" w:sz="4" w:color="D0D0D0" w:space="0"/>
+              <w:left w:val="single" w:sz="4" w:color="D0D0D0" w:space="0"/>
+              <w:bottom w:val="single" w:sz="4" w:color="D0D0D0" w:space="0"/>
+              <w:right w:val="single" w:sz="4" w:color="D0D0D0" w:space="0"/>
+            </w:tcBorders>
+          </w:tcPr>
+          <w:p>
+            <w:pPr>
+              <w:jc w:val="center"/>
+            </w:pPr>
+            <w:r>
+              <w:rPr>
+                <w:b w:val="0"/>
+                <w:i w:val="0"/>
+                <w:color w:val="222222"/>
+                <w:sz w:val="17"/>
+              </w:rPr>
+              <w:t>33,201</w:t>
+            </w:r>
+          </w:p>
+        </w:tc>
+      </w:tr>
+    </w:tbl>
+    <w:p>
+      <w:pPr>
+        <w:spacing w:after="80"/>
+      </w:pPr>
+    </w:p>
+    <w:p>
+      <w:pPr>
+        <w:spacing w:after="100"/>
+        <w:jc w:val="both"/>
+      </w:pPr>
+      <w:r>
+        <w:rPr>
+          <w:b w:val="0"/>
+          <w:i w:val="0"/>
+          <w:color w:val="222222"/>
+          <w:sz w:val="19"/>
+        </w:rPr>
+        <w:t xml:space="preserve">Ringkasan hasil pengujian statistik (Chi-Square) untuk indikator IKA terhadap Kasus Diare pada panel data yang sama disajikan pada </w:t>
+      </w:r>
+      <w:r>
+        <w:rPr>
+          <w:b/>
+          <w:i w:val="0"/>
+          <w:color w:val="222222"/>
+          <w:sz w:val="19"/>
+        </w:rPr>
+        <w:t>Tabel 3.14</w:t>
+      </w:r>
+      <w:r>
+        <w:rPr>
+          <w:b w:val="0"/>
+          <w:i w:val="0"/>
+          <w:color w:val="222222"/>
+          <w:sz w:val="19"/>
+        </w:rPr>
+        <w:t xml:space="preserve"> berikut:</w:t>
+      </w:r>
+    </w:p>
+    <w:p>
+      <w:pPr>
+        <w:spacing w:before="120" w:after="40"/>
+      </w:pPr>
+      <w:r>
+        <w:rPr>
+          <w:b/>
+          <w:i/>
+          <w:color w:val="2E7D32"/>
+          <w:sz w:val="17"/>
+        </w:rPr>
+        <w:t>Tabel 3.14: Ringkasan Eksekutif Seluruh Skenario Crosstab IKA vs Kasus Diare Bab 3</w:t>
+      </w:r>
+    </w:p>
+    <w:tbl>
+      <w:tblPr>
+        <w:tblStyle w:val="TableGrid"/>
+        <w:tblW w:type="auto" w:w="0"/>
+        <w:jc w:val="center"/>
+        <w:tblLayout w:type="fixed"/>
+        <w:tblLook w:firstColumn="1" w:firstRow="1" w:lastColumn="0" w:lastRow="0" w:noHBand="0" w:noVBand="1" w:val="04A0"/>
+      </w:tblPr>
+      <w:tblGrid>
+        <w:gridCol w:w="1606"/>
+        <w:gridCol w:w="1606"/>
+        <w:gridCol w:w="1606"/>
+        <w:gridCol w:w="1606"/>
+        <w:gridCol w:w="1606"/>
+        <w:gridCol w:w="1606"/>
+      </w:tblGrid>
+      <w:tr>
+        <w:tc>
+          <w:tcPr>
+            <w:tcW w:type="dxa" w:w="1814"/>
+            <w:shd w:val="clear" w:color="auto" w:fill="2E7D32"/>
+            <w:tcMar>
+              <w:top w:w="70" w:type="dxa"/>
+              <w:bottom w:w="70" w:type="dxa"/>
+              <w:left w:w="100" w:type="dxa"/>
+              <w:right w:w="100" w:type="dxa"/>
+            </w:tcMar>
+            <w:tcBorders>
+              <w:top w:val="single" w:sz="4" w:color="D0D0D0" w:space="0"/>
+              <w:left w:val="single" w:sz="4" w:color="D0D0D0" w:space="0"/>
+              <w:bottom w:val="single" w:sz="8" w:color="1B5E20" w:space="0"/>
+              <w:right w:val="single" w:sz="4" w:color="D0D0D0" w:space="0"/>
+            </w:tcBorders>
+          </w:tcPr>
+          <w:p>
+            <w:pPr>
+              <w:jc w:val="left"/>
+            </w:pPr>
+            <w:r>
+              <w:rPr>
+                <w:b/>
+                <w:i w:val="0"/>
+                <w:color w:val="FFFFFF"/>
+                <w:sz w:val="17"/>
+              </w:rPr>
+              <w:t>Variabel Independen (X)</w:t>
+            </w:r>
+          </w:p>
+        </w:tc>
+        <w:tc>
+          <w:tcPr>
+            <w:tcW w:type="dxa" w:w="1701"/>
+            <w:shd w:val="clear" w:color="auto" w:fill="2E7D32"/>
+            <w:tcMar>
+              <w:top w:w="70" w:type="dxa"/>
+              <w:bottom w:w="70" w:type="dxa"/>
+              <w:left w:w="100" w:type="dxa"/>
+              <w:right w:w="100" w:type="dxa"/>
+            </w:tcMar>
+            <w:tcBorders>
+              <w:top w:val="single" w:sz="4" w:color="D0D0D0" w:space="0"/>
+              <w:left w:val="single" w:sz="4" w:color="D0D0D0" w:space="0"/>
+              <w:bottom w:val="single" w:sz="8" w:color="1B5E20" w:space="0"/>
+              <w:right w:val="single" w:sz="4" w:color="D0D0D0" w:space="0"/>
+            </w:tcBorders>
+          </w:tcPr>
+          <w:p>
+            <w:pPr>
+              <w:jc w:val="left"/>
+            </w:pPr>
+            <w:r>
+              <w:rPr>
+                <w:b/>
+                <w:i w:val="0"/>
+                <w:color w:val="FFFFFF"/>
+                <w:sz w:val="17"/>
+              </w:rPr>
+              <w:t>Variabel Dependen (Y)</w:t>
+            </w:r>
+          </w:p>
+        </w:tc>
+        <w:tc>
+          <w:tcPr>
+            <w:tcW w:type="dxa" w:w="1134"/>
+            <w:shd w:val="clear" w:color="auto" w:fill="2E7D32"/>
+            <w:tcMar>
+              <w:top w:w="70" w:type="dxa"/>
+              <w:bottom w:w="70" w:type="dxa"/>
+              <w:left w:w="100" w:type="dxa"/>
+              <w:right w:w="100" w:type="dxa"/>
+            </w:tcMar>
+            <w:tcBorders>
+              <w:top w:val="single" w:sz="4" w:color="D0D0D0" w:space="0"/>
+              <w:left w:val="single" w:sz="4" w:color="D0D0D0" w:space="0"/>
+              <w:bottom w:val="single" w:sz="8" w:color="1B5E20" w:space="0"/>
+              <w:right w:val="single" w:sz="4" w:color="D0D0D0" w:space="0"/>
+            </w:tcBorders>
+          </w:tcPr>
+          <w:p>
+            <w:pPr>
+              <w:jc w:val="center"/>
+            </w:pPr>
+            <w:r>
+              <w:rPr>
+                <w:b/>
+                <w:i w:val="0"/>
+                <w:color w:val="FFFFFF"/>
+                <w:sz w:val="17"/>
+              </w:rPr>
+              <w:t>Chi-Square (χ²)</w:t>
+            </w:r>
+          </w:p>
+        </w:tc>
+        <w:tc>
+          <w:tcPr>
+            <w:tcW w:type="dxa" w:w="1134"/>
+            <w:shd w:val="clear" w:color="auto" w:fill="2E7D32"/>
+            <w:tcMar>
+              <w:top w:w="70" w:type="dxa"/>
+              <w:bottom w:w="70" w:type="dxa"/>
+              <w:left w:w="100" w:type="dxa"/>
+              <w:right w:w="100" w:type="dxa"/>
+            </w:tcMar>
+            <w:tcBorders>
+              <w:top w:val="single" w:sz="4" w:color="D0D0D0" w:space="0"/>
+              <w:left w:val="single" w:sz="4" w:color="D0D0D0" w:space="0"/>
+              <w:bottom w:val="single" w:sz="8" w:color="1B5E20" w:space="0"/>
+              <w:right w:val="single" w:sz="4" w:color="D0D0D0" w:space="0"/>
+            </w:tcBorders>
+          </w:tcPr>
+          <w:p>
+            <w:pPr>
+              <w:jc w:val="center"/>
+            </w:pPr>
+            <w:r>
+              <w:rPr>
+                <w:b/>
+                <w:i w:val="0"/>
+                <w:color w:val="FFFFFF"/>
+                <w:sz w:val="17"/>
+              </w:rPr>
+              <w:t>P-Value</w:t>
+            </w:r>
+          </w:p>
+        </w:tc>
+        <w:tc>
+          <w:tcPr>
+            <w:tcW w:type="dxa" w:w="1134"/>
+            <w:shd w:val="clear" w:color="auto" w:fill="2E7D32"/>
+            <w:tcMar>
+              <w:top w:w="70" w:type="dxa"/>
+              <w:bottom w:w="70" w:type="dxa"/>
+              <w:left w:w="100" w:type="dxa"/>
+              <w:right w:w="100" w:type="dxa"/>
+            </w:tcMar>
+            <w:tcBorders>
+              <w:top w:val="single" w:sz="4" w:color="D0D0D0" w:space="0"/>
+              <w:left w:val="single" w:sz="4" w:color="D0D0D0" w:space="0"/>
+              <w:bottom w:val="single" w:sz="8" w:color="1B5E20" w:space="0"/>
+              <w:right w:val="single" w:sz="4" w:color="D0D0D0" w:space="0"/>
+            </w:tcBorders>
+          </w:tcPr>
+          <w:p>
+            <w:pPr>
+              <w:jc w:val="center"/>
+            </w:pPr>
+            <w:r>
+              <w:rPr>
+                <w:b/>
+                <w:i w:val="0"/>
+                <w:color w:val="FFFFFF"/>
+                <w:sz w:val="17"/>
+              </w:rPr>
+              <w:t>Odds Ratio</w:t>
+            </w:r>
+          </w:p>
+        </w:tc>
+        <w:tc>
+          <w:tcPr>
+            <w:tcW w:type="dxa" w:w="1474"/>
+            <w:shd w:val="clear" w:color="auto" w:fill="2E7D32"/>
+            <w:tcMar>
+              <w:top w:w="70" w:type="dxa"/>
+              <w:bottom w:w="70" w:type="dxa"/>
+              <w:left w:w="100" w:type="dxa"/>
+              <w:right w:w="100" w:type="dxa"/>
+            </w:tcMar>
+            <w:tcBorders>
+              <w:top w:val="single" w:sz="4" w:color="D0D0D0" w:space="0"/>
+              <w:left w:val="single" w:sz="4" w:color="D0D0D0" w:space="0"/>
+              <w:bottom w:val="single" w:sz="8" w:color="1B5E20" w:space="0"/>
+              <w:right w:val="single" w:sz="4" w:color="D0D0D0" w:space="0"/>
+            </w:tcBorders>
+          </w:tcPr>
+          <w:p>
+            <w:pPr>
+              <w:jc w:val="center"/>
+            </w:pPr>
+            <w:r>
+              <w:rPr>
+                <w:b/>
+                <w:i w:val="0"/>
+                <w:color w:val="FFFFFF"/>
+                <w:sz w:val="17"/>
+              </w:rPr>
+              <w:t>Kesimpulan</w:t>
+            </w:r>
+          </w:p>
+        </w:tc>
+      </w:tr>
+      <w:tr>
+        <w:tc>
+          <w:tcPr>
+            <w:tcW w:type="dxa" w:w="1814"/>
+            <w:shd w:val="clear" w:color="auto" w:fill="F5FBF5"/>
+            <w:tcMar>
+              <w:top w:w="50" w:type="dxa"/>
+              <w:bottom w:w="50" w:type="dxa"/>
+              <w:left w:w="100" w:type="dxa"/>
+              <w:right w:w="100" w:type="dxa"/>
+            </w:tcMar>
+            <w:tcBorders>
+              <w:top w:val="single" w:sz="4" w:color="D0D0D0" w:space="0"/>
+              <w:left w:val="single" w:sz="4" w:color="D0D0D0" w:space="0"/>
+              <w:bottom w:val="single" w:sz="4" w:color="D0D0D0" w:space="0"/>
+              <w:right w:val="single" w:sz="4" w:color="D0D0D0" w:space="0"/>
+            </w:tcBorders>
+          </w:tcPr>
+          <w:p>
+            <w:pPr>
+              <w:jc w:val="left"/>
+            </w:pPr>
+            <w:r>
+              <w:rPr>
+                <w:b w:val="0"/>
+                <w:i w:val="0"/>
+                <w:color w:val="222222"/>
+                <w:sz w:val="17"/>
+              </w:rPr>
+              <w:t>IKA Wilayah Sentra Tambang</w:t>
+            </w:r>
+          </w:p>
+        </w:tc>
+        <w:tc>
+          <w:tcPr>
+            <w:tcW w:type="dxa" w:w="1701"/>
+            <w:shd w:val="clear" w:color="auto" w:fill="F5FBF5"/>
+            <w:tcMar>
+              <w:top w:w="50" w:type="dxa"/>
+              <w:bottom w:w="50" w:type="dxa"/>
+              <w:left w:w="100" w:type="dxa"/>
+              <w:right w:w="100" w:type="dxa"/>
+            </w:tcMar>
+            <w:tcBorders>
+              <w:top w:val="single" w:sz="4" w:color="D0D0D0" w:space="0"/>
+              <w:left w:val="single" w:sz="4" w:color="D0D0D0" w:space="0"/>
+              <w:bottom w:val="single" w:sz="4" w:color="D0D0D0" w:space="0"/>
+              <w:right w:val="single" w:sz="4" w:color="D0D0D0" w:space="0"/>
+            </w:tcBorders>
+          </w:tcPr>
+          <w:p>
+            <w:pPr>
+              <w:jc w:val="left"/>
+            </w:pPr>
+            <w:r>
+              <w:rPr>
+                <w:b w:val="0"/>
+                <w:i w:val="0"/>
+                <w:color w:val="222222"/>
+                <w:sz w:val="17"/>
+              </w:rPr>
+              <w:t>Total Kasus Diare</w:t>
+            </w:r>
+          </w:p>
+        </w:tc>
+        <w:tc>
+          <w:tcPr>
+            <w:tcW w:type="dxa" w:w="1134"/>
+            <w:shd w:val="clear" w:color="auto" w:fill="F5FBF5"/>
+            <w:tcMar>
+              <w:top w:w="50" w:type="dxa"/>
+              <w:bottom w:w="50" w:type="dxa"/>
+              <w:left w:w="100" w:type="dxa"/>
+              <w:right w:w="100" w:type="dxa"/>
+            </w:tcMar>
+            <w:tcBorders>
+              <w:top w:val="single" w:sz="4" w:color="D0D0D0" w:space="0"/>
+              <w:left w:val="single" w:sz="4" w:color="D0D0D0" w:space="0"/>
+              <w:bottom w:val="single" w:sz="4" w:color="D0D0D0" w:space="0"/>
+              <w:right w:val="single" w:sz="4" w:color="D0D0D0" w:space="0"/>
+            </w:tcBorders>
+          </w:tcPr>
+          <w:p>
+            <w:pPr>
+              <w:jc w:val="center"/>
+            </w:pPr>
+            <w:r>
+              <w:rPr>
+                <w:b w:val="0"/>
+                <w:i w:val="0"/>
+                <w:color w:val="222222"/>
+                <w:sz w:val="17"/>
+              </w:rPr>
+              <w:t>0.250</w:t>
+            </w:r>
+          </w:p>
+        </w:tc>
+        <w:tc>
+          <w:tcPr>
+            <w:tcW w:type="dxa" w:w="1134"/>
+            <w:shd w:val="clear" w:color="auto" w:fill="F5FBF5"/>
+            <w:tcMar>
+              <w:top w:w="50" w:type="dxa"/>
+              <w:bottom w:w="50" w:type="dxa"/>
+              <w:left w:w="100" w:type="dxa"/>
+              <w:right w:w="100" w:type="dxa"/>
+            </w:tcMar>
+            <w:tcBorders>
+              <w:top w:val="single" w:sz="4" w:color="D0D0D0" w:space="0"/>
+              <w:left w:val="single" w:sz="4" w:color="D0D0D0" w:space="0"/>
+              <w:bottom w:val="single" w:sz="4" w:color="D0D0D0" w:space="0"/>
+              <w:right w:val="single" w:sz="4" w:color="D0D0D0" w:space="0"/>
+            </w:tcBorders>
+          </w:tcPr>
+          <w:p>
+            <w:pPr>
+              <w:jc w:val="center"/>
+            </w:pPr>
+            <w:r>
+              <w:rPr>
+                <w:b w:val="0"/>
+                <w:i w:val="0"/>
+                <w:color w:val="222222"/>
+                <w:sz w:val="17"/>
+              </w:rPr>
+              <w:t>p = 0.617</w:t>
+            </w:r>
+          </w:p>
+        </w:tc>
+        <w:tc>
+          <w:tcPr>
+            <w:tcW w:type="dxa" w:w="1134"/>
+            <w:shd w:val="clear" w:color="auto" w:fill="F5FBF5"/>
+            <w:tcMar>
+              <w:top w:w="50" w:type="dxa"/>
+              <w:bottom w:w="50" w:type="dxa"/>
+              <w:left w:w="100" w:type="dxa"/>
+              <w:right w:w="100" w:type="dxa"/>
+            </w:tcMar>
+            <w:tcBorders>
+              <w:top w:val="single" w:sz="4" w:color="D0D0D0" w:space="0"/>
+              <w:left w:val="single" w:sz="4" w:color="D0D0D0" w:space="0"/>
+              <w:bottom w:val="single" w:sz="4" w:color="D0D0D0" w:space="0"/>
+              <w:right w:val="single" w:sz="4" w:color="D0D0D0" w:space="0"/>
+            </w:tcBorders>
+          </w:tcPr>
+          <w:p>
+            <w:pPr>
+              <w:jc w:val="center"/>
+            </w:pPr>
+            <w:r>
+              <w:rPr>
+                <w:b w:val="0"/>
+                <w:i w:val="0"/>
+                <w:color w:val="222222"/>
+                <w:sz w:val="17"/>
+              </w:rPr>
+              <w:t>0.36</w:t>
+            </w:r>
+          </w:p>
+        </w:tc>
+        <w:tc>
+          <w:tcPr>
+            <w:tcW w:type="dxa" w:w="1474"/>
+            <w:shd w:val="clear" w:color="auto" w:fill="F5FBF5"/>
+            <w:tcMar>
+              <w:top w:w="50" w:type="dxa"/>
+              <w:bottom w:w="50" w:type="dxa"/>
+              <w:left w:w="100" w:type="dxa"/>
+              <w:right w:w="100" w:type="dxa"/>
+            </w:tcMar>
+            <w:tcBorders>
+              <w:top w:val="single" w:sz="4" w:color="D0D0D0" w:space="0"/>
+              <w:left w:val="single" w:sz="4" w:color="D0D0D0" w:space="0"/>
+              <w:bottom w:val="single" w:sz="4" w:color="D0D0D0" w:space="0"/>
+              <w:right w:val="single" w:sz="4" w:color="D0D0D0" w:space="0"/>
+            </w:tcBorders>
+          </w:tcPr>
+          <w:p>
+            <w:pPr>
+              <w:jc w:val="center"/>
+            </w:pPr>
+            <w:r>
+              <w:rPr>
+                <w:b w:val="0"/>
+                <w:i w:val="0"/>
+                <w:color w:val="222222"/>
+                <w:sz w:val="17"/>
+              </w:rPr>
+              <w:t>TIDAK SIGNIFIKAN</w:t>
+            </w:r>
+          </w:p>
+        </w:tc>
+      </w:tr>
+      <w:tr>
+        <w:tc>
+          <w:tcPr>
+            <w:tcW w:type="dxa" w:w="1814"/>
+            <w:shd w:val="clear" w:color="auto" w:fill="FFFFFF"/>
+            <w:tcMar>
+              <w:top w:w="50" w:type="dxa"/>
+              <w:bottom w:w="50" w:type="dxa"/>
+              <w:left w:w="100" w:type="dxa"/>
+              <w:right w:w="100" w:type="dxa"/>
+            </w:tcMar>
+            <w:tcBorders>
+              <w:top w:val="single" w:sz="4" w:color="D0D0D0" w:space="0"/>
+              <w:left w:val="single" w:sz="4" w:color="D0D0D0" w:space="0"/>
+              <w:bottom w:val="single" w:sz="4" w:color="D0D0D0" w:space="0"/>
+              <w:right w:val="single" w:sz="4" w:color="D0D0D0" w:space="0"/>
+            </w:tcBorders>
+          </w:tcPr>
+          <w:p>
+            <w:pPr>
+              <w:jc w:val="left"/>
+            </w:pPr>
+            <w:r>
+              <w:rPr>
+                <w:b w:val="0"/>
+                <w:i w:val="0"/>
+                <w:color w:val="222222"/>
+                <w:sz w:val="17"/>
+              </w:rPr>
+              <w:t>IKA Wilayah Non-Sentra</w:t>
+            </w:r>
+          </w:p>
+        </w:tc>
+        <w:tc>
+          <w:tcPr>
+            <w:tcW w:type="dxa" w:w="1701"/>
+            <w:shd w:val="clear" w:color="auto" w:fill="FFFFFF"/>
+            <w:tcMar>
+              <w:top w:w="50" w:type="dxa"/>
+              <w:bottom w:w="50" w:type="dxa"/>
+              <w:left w:w="100" w:type="dxa"/>
+              <w:right w:w="100" w:type="dxa"/>
+            </w:tcMar>
+            <w:tcBorders>
+              <w:top w:val="single" w:sz="4" w:color="D0D0D0" w:space="0"/>
+              <w:left w:val="single" w:sz="4" w:color="D0D0D0" w:space="0"/>
+              <w:bottom w:val="single" w:sz="4" w:color="D0D0D0" w:space="0"/>
+              <w:right w:val="single" w:sz="4" w:color="D0D0D0" w:space="0"/>
+            </w:tcBorders>
+          </w:tcPr>
+          <w:p>
+            <w:pPr>
+              <w:jc w:val="left"/>
+            </w:pPr>
+            <w:r>
+              <w:rPr>
+                <w:b w:val="0"/>
+                <w:i w:val="0"/>
+                <w:color w:val="222222"/>
+                <w:sz w:val="17"/>
+              </w:rPr>
+              <w:t>Total Kasus Diare</w:t>
+            </w:r>
+          </w:p>
+        </w:tc>
+        <w:tc>
+          <w:tcPr>
+            <w:tcW w:type="dxa" w:w="1134"/>
+            <w:shd w:val="clear" w:color="auto" w:fill="FFFFFF"/>
+            <w:tcMar>
+              <w:top w:w="50" w:type="dxa"/>
+              <w:bottom w:w="50" w:type="dxa"/>
+              <w:left w:w="100" w:type="dxa"/>
+              <w:right w:w="100" w:type="dxa"/>
+            </w:tcMar>
+            <w:tcBorders>
+              <w:top w:val="single" w:sz="4" w:color="D0D0D0" w:space="0"/>
+              <w:left w:val="single" w:sz="4" w:color="D0D0D0" w:space="0"/>
+              <w:bottom w:val="single" w:sz="4" w:color="D0D0D0" w:space="0"/>
+              <w:right w:val="single" w:sz="4" w:color="D0D0D0" w:space="0"/>
+            </w:tcBorders>
+          </w:tcPr>
+          <w:p>
+            <w:pPr>
+              <w:jc w:val="center"/>
+            </w:pPr>
+            <w:r>
+              <w:rPr>
+                <w:b w:val="0"/>
+                <w:i w:val="0"/>
+                <w:color w:val="222222"/>
+                <w:sz w:val="17"/>
+              </w:rPr>
+              <w:t>0.000</w:t>
+            </w:r>
+          </w:p>
+        </w:tc>
+        <w:tc>
+          <w:tcPr>
+            <w:tcW w:type="dxa" w:w="1134"/>
+            <w:shd w:val="clear" w:color="auto" w:fill="FFFFFF"/>
+            <w:tcMar>
+              <w:top w:w="50" w:type="dxa"/>
+              <w:bottom w:w="50" w:type="dxa"/>
+              <w:left w:w="100" w:type="dxa"/>
+              <w:right w:w="100" w:type="dxa"/>
+            </w:tcMar>
+            <w:tcBorders>
+              <w:top w:val="single" w:sz="4" w:color="D0D0D0" w:space="0"/>
+              <w:left w:val="single" w:sz="4" w:color="D0D0D0" w:space="0"/>
+              <w:bottom w:val="single" w:sz="4" w:color="D0D0D0" w:space="0"/>
+              <w:right w:val="single" w:sz="4" w:color="D0D0D0" w:space="0"/>
+            </w:tcBorders>
+          </w:tcPr>
+          <w:p>
+            <w:pPr>
+              <w:jc w:val="center"/>
+            </w:pPr>
+            <w:r>
+              <w:rPr>
+                <w:b w:val="0"/>
+                <w:i w:val="0"/>
+                <w:color w:val="222222"/>
+                <w:sz w:val="17"/>
+              </w:rPr>
+              <w:t>p = 1.000</w:t>
+            </w:r>
+          </w:p>
+        </w:tc>
+        <w:tc>
+          <w:tcPr>
+            <w:tcW w:type="dxa" w:w="1134"/>
+            <w:shd w:val="clear" w:color="auto" w:fill="FFFFFF"/>
+            <w:tcMar>
+              <w:top w:w="50" w:type="dxa"/>
+              <w:bottom w:w="50" w:type="dxa"/>
+              <w:left w:w="100" w:type="dxa"/>
+              <w:right w:w="100" w:type="dxa"/>
+            </w:tcMar>
+            <w:tcBorders>
+              <w:top w:val="single" w:sz="4" w:color="D0D0D0" w:space="0"/>
+              <w:left w:val="single" w:sz="4" w:color="D0D0D0" w:space="0"/>
+              <w:bottom w:val="single" w:sz="4" w:color="D0D0D0" w:space="0"/>
+              <w:right w:val="single" w:sz="4" w:color="D0D0D0" w:space="0"/>
+            </w:tcBorders>
+          </w:tcPr>
+          <w:p>
+            <w:pPr>
+              <w:jc w:val="center"/>
+            </w:pPr>
+            <w:r>
+              <w:rPr>
+                <w:b w:val="0"/>
+                <w:i w:val="0"/>
+                <w:color w:val="222222"/>
+                <w:sz w:val="17"/>
+              </w:rPr>
+              <w:t>1.00</w:t>
+            </w:r>
+          </w:p>
+        </w:tc>
+        <w:tc>
+          <w:tcPr>
+            <w:tcW w:type="dxa" w:w="1474"/>
+            <w:shd w:val="clear" w:color="auto" w:fill="FFFFFF"/>
+            <w:tcMar>
+              <w:top w:w="50" w:type="dxa"/>
+              <w:bottom w:w="50" w:type="dxa"/>
+              <w:left w:w="100" w:type="dxa"/>
+              <w:right w:w="100" w:type="dxa"/>
+            </w:tcMar>
+            <w:tcBorders>
+              <w:top w:val="single" w:sz="4" w:color="D0D0D0" w:space="0"/>
+              <w:left w:val="single" w:sz="4" w:color="D0D0D0" w:space="0"/>
+              <w:bottom w:val="single" w:sz="4" w:color="D0D0D0" w:space="0"/>
+              <w:right w:val="single" w:sz="4" w:color="D0D0D0" w:space="0"/>
+            </w:tcBorders>
+          </w:tcPr>
+          <w:p>
+            <w:pPr>
+              <w:jc w:val="center"/>
+            </w:pPr>
+            <w:r>
+              <w:rPr>
+                <w:b w:val="0"/>
+                <w:i w:val="0"/>
+                <w:color w:val="222222"/>
+                <w:sz w:val="17"/>
+              </w:rPr>
+              <w:t>TIDAK SIGNIFIKAN</w:t>
+            </w:r>
+          </w:p>
+        </w:tc>
+      </w:tr>
+    </w:tbl>
+    <w:p>
+      <w:pPr>
+        <w:spacing w:after="80"/>
+      </w:pPr>
+    </w:p>
+    <w:p>
+      <w:pPr>
+        <w:spacing w:before="160" w:after="40"/>
+      </w:pPr>
+      <w:r>
+        <w:rPr>
+          <w:b/>
+          <w:i w:val="0"/>
+          <w:color w:val="2E7D32"/>
+          <w:sz w:val="19"/>
+        </w:rPr>
+        <w:t>E. Analisis Temuan Empiris: Realita Krisis Air Dua Lensa</w:t>
+      </w:r>
+    </w:p>
+    <w:p>
+      <w:pPr>
+        <w:spacing w:after="100"/>
+        <w:jc w:val="both"/>
+      </w:pPr>
+      <w:r>
+        <w:rPr>
+          <w:b/>
+          <w:i w:val="0"/>
+          <w:color w:val="222222"/>
+          <w:sz w:val="19"/>
+        </w:rPr>
+        <w:t xml:space="preserve">1. </w:t>
+      </w:r>
+      <w:r>
+        <w:rPr>
+          <w:b/>
+          <w:i w:val="0"/>
+          <w:color w:val="222222"/>
+          <w:sz w:val="19"/>
+        </w:rPr>
+        <w:t xml:space="preserve">Bukti Mikro Tapak: </w:t>
+      </w:r>
+      <w:r>
+        <w:rPr>
+          <w:b w:val="0"/>
+          <w:i w:val="0"/>
+          <w:color w:val="222222"/>
+          <w:sz w:val="19"/>
+        </w:rPr>
+        <w:t>Berdasarkan hasil uji klinis dari 12 titik sampel di lingkar kawasan tambang, teridentifikasi bahwa 9 titik (75%) melampaui batas aman toksisitas biota laut (0.005 mg/L). Konsentrasi terparah ditemukan di Sungai Kecil dekat Laut (KIBA) dengan kadar Kromium Heksavalen mencapai 1.000 mg/L, atau 200 kali lipat lebih tinggi dari ambang batas aman. Kromium Heksavalen (Cr6+) adalah logam berat karsinogenik beracun yang memicu iritasi kulit kronis, kerusakan pernapasan, pencernaan, dan potensi kanker di komunitas lingkar tambang.</w:t>
+        <w:br/>
+      </w:r>
+      <w:r>
+        <w:rPr>
+          <w:b/>
+          <w:i w:val="0"/>
+          <w:color w:val="222222"/>
+          <w:sz w:val="19"/>
+        </w:rPr>
+        <w:t xml:space="preserve">2. </w:t>
+      </w:r>
+      <w:r>
+        <w:rPr>
+          <w:b/>
+          <w:i w:val="0"/>
+          <w:color w:val="222222"/>
+          <w:sz w:val="19"/>
+        </w:rPr>
+        <w:t xml:space="preserve">Tren Makro Regresi: </w:t>
+      </w:r>
+      <w:r>
+        <w:rPr>
+          <w:b w:val="0"/>
+          <w:i w:val="0"/>
+          <w:color w:val="222222"/>
+          <w:sz w:val="19"/>
+        </w:rPr>
+        <w:t>Regresi linear OLS menunjukkan korelasi positif yang lemah antara IKA dan kasus Diare (R² = 0.043, P = 0.1565) pada 48 observasi panel. Titik yang tersebar mengindikasikan data makro tidak menunjukkan korelasi kausalitas yang kuat pada level agregat provinsi, sehingga kesimpulan pencemaran air lebih valid ditarik dari hasil uji klinis mikroskopis di tapak.</w:t>
+        <w:br/>
+      </w:r>
+      <w:r>
+        <w:rPr>
+          <w:b/>
+          <w:i w:val="0"/>
+          <w:color w:val="222222"/>
+          <w:sz w:val="19"/>
+        </w:rPr>
+        <w:t xml:space="preserve">3. </w:t>
+      </w:r>
+      <w:r>
+        <w:rPr>
+          <w:b/>
+          <w:i w:val="0"/>
+          <w:color w:val="222222"/>
+          <w:sz w:val="19"/>
+        </w:rPr>
+        <w:t xml:space="preserve">Pembedahan Realitas Ekologis (Crosstab): </w:t>
+      </w:r>
+      <w:r>
+        <w:rPr>
+          <w:b w:val="0"/>
+          <w:i w:val="0"/>
+          <w:color w:val="222222"/>
+          <w:sz w:val="19"/>
+        </w:rPr>
+        <w:t>Hasil pengujian menunjukkan bahwa korelasi antara IKA dan Kasus Diare TIDAK SIGNIFIKAN secara statistik (P &gt;= 0.05). Dalam kacamata ekonomi politik ekologi, ketidaksignifikanan ini mengindikasikan bahwa pencemaran air telah terjadi secara meluas dan merata di seluruh provinsi Sulawesi. Tantangan tata kelola air bersifat sistemik di berbagai zona wilayah.</w:t>
+      </w:r>
+    </w:p>
+    <w:p>
+      <w:pPr>
+        <w:spacing w:before="240" w:after="80"/>
+        <w:pBdr>
+          <w:bottom w:val="single" w:sz="6" w:space="2" w:color="2E7D32"/>
+        </w:pBdr>
+      </w:pPr>
+      <w:r>
+        <w:rPr>
+          <w:b/>
+          <w:i w:val="0"/>
+          <w:color w:val="2E7D32"/>
+          <w:sz w:val="22"/>
+        </w:rPr>
+        <w:t>3.7 BEBAN LIMBAH BERACUN (B3): EKSTERNALITAS KESEHATAN YANG DIABAIKAN</w:t>
+      </w:r>
+    </w:p>
+    <w:p>
+      <w:pPr>
+        <w:spacing w:before="120" w:after="120"/>
+        <w:ind w:left="200"/>
+        <w:pBdr>
+          <w:left w:val="single" w:sz="16" w:space="6" w:color="2E7D32"/>
+        </w:pBdr>
+        <w:shd w:val="clear" w:color="auto" w:fill="F1F8E9"/>
+      </w:pPr>
+      <w:r>
+        <w:rPr>
+          <w:b/>
+          <w:i w:val="0"/>
+          <w:color w:val="1B5E20"/>
+          <w:sz w:val="17"/>
+        </w:rPr>
+        <w:t xml:space="preserve">SUMBER DATA RESMI &amp; DESKRIPSI VISUALISASI: </w:t>
+      </w:r>
+      <w:r>
+        <w:rPr>
+          <w:b w:val="0"/>
+          <w:i/>
+          <w:color w:val="333333"/>
+          <w:sz w:val="17"/>
+        </w:rPr>
+        <w:t>Data Audit LSM &amp; KLHK: data/processed/sulawesi_limbah_b3.csv (kompilasi AEER Report 2024, WALHI, JATAM, BPLH, dan kajian akademis independen). Visualisasi dashboard menampilkan Horizontal Bar Chart distribusi B3 per provinsi, Vertical Bar Chart komposisi jenis limbah, serta matriks fasilitas penghasil limbah B3 terbesar.</w:t>
+      </w:r>
+    </w:p>
+    <w:p>
+      <w:pPr>
+        <w:spacing w:before="160" w:after="40"/>
+      </w:pPr>
+      <w:r>
+        <w:rPr>
+          <w:b/>
+          <w:i w:val="0"/>
+          <w:color w:val="2E7D32"/>
+          <w:sz w:val="19"/>
+        </w:rPr>
+        <w:t>A. Pengantar &amp; Kerangka Narasi</w:t>
+      </w:r>
+    </w:p>
+    <w:p>
+      <w:pPr>
+        <w:spacing w:after="100"/>
+        <w:jc w:val="both"/>
+      </w:pPr>
+      <w:r>
+        <w:rPr>
+          <w:b w:val="0"/>
+          <w:i w:val="0"/>
+          <w:color w:val="222222"/>
+          <w:sz w:val="19"/>
+        </w:rPr>
+        <w:t xml:space="preserve">Jika sub-bab sebelumnya telah membedah dampak pencemaran udara (IKU - ISPA) dan air (IKA - Diare), maka sub-bab ini mengungkap sumber polusi yang signifikan namun memerlukan perhatian khusus: timbulan Limbah Bahan Berbahaya dan Beracun (B3) dari operasi smelter dan tambang nikel. </w:t>
+      </w:r>
+      <w:r>
+        <w:rPr>
+          <w:b w:val="0"/>
+          <w:i w:val="0"/>
+          <w:color w:val="222222"/>
+          <w:sz w:val="19"/>
+        </w:rPr>
+        <w:t>Limbah B3 adalah residu hasil proses ekstraktif yang mengandung logam berat, senyawa kimia berbahaya, dan material berpotensi karsinogenik: Slag &amp; Tailing (mengandung Chromium, Nikel, Kadmium), Tailing HPAL (bersifat asam dengan sulfat tinggi), Air Limbah Tambang, serta Residu &amp; DSTP (Deep Sea Tailing Placement).</w:t>
+      </w:r>
+    </w:p>
+    <w:p>
+      <w:pPr>
+        <w:spacing w:after="100"/>
+        <w:jc w:val="both"/>
+      </w:pPr>
+      <w:r>
+        <w:rPr>
+          <w:b w:val="0"/>
+          <w:i w:val="0"/>
+          <w:color w:val="222222"/>
+          <w:sz w:val="19"/>
+        </w:rPr>
+        <w:t>Data kompilasi dari laporan AEER, WALHI, JATAM, dan kajian akademis membuktikan bahwa operasi smelter di Sulawesi menghasilkan lebih dari 32.8 juta ton limbah B3 per tahun. Klaim bahwa slag dapat 'dimanfaatkan untuk batako dan penahan abrasi' memerlukan kajian kritis, mengingat akumulasi material ini memerlukan pengelolaan dan pemantauan risiko kesehatan yang transparan. Angka resmi ini kemungkinan besar underestimate karena banyak fasilitas yang tidak melaporkan timbulan limbah secara transparan.</w:t>
+      </w:r>
+    </w:p>
+    <w:p>
+      <w:pPr>
+        <w:spacing w:before="160" w:after="40"/>
+      </w:pPr>
+      <w:r>
+        <w:rPr>
+          <w:b/>
+          <w:i w:val="0"/>
+          <w:color w:val="2E7D32"/>
+          <w:sz w:val="19"/>
+        </w:rPr>
+        <w:t>B. Alur Logika Metodologis Descriptive Statistics &amp; Comparative Bar Chart</w:t>
+      </w:r>
+    </w:p>
+    <w:p>
+      <w:pPr>
+        <w:spacing w:after="100"/>
+        <w:jc w:val="both"/>
+      </w:pPr>
+      <w:r>
+        <w:rPr>
+          <w:b w:val="0"/>
+          <w:i w:val="0"/>
+          <w:color w:val="222222"/>
+          <w:sz w:val="19"/>
+        </w:rPr>
+        <w:t xml:space="preserve">Kerangka agregasi statistik deskriptif dan komparasi grafik batang untuk merunut skala penumpukan limbah B3 diilustrasikan pada </w:t>
+      </w:r>
+      <w:r>
+        <w:rPr>
+          <w:b/>
+          <w:i w:val="0"/>
+          <w:color w:val="222222"/>
+          <w:sz w:val="19"/>
+        </w:rPr>
+        <w:t>Bagan Alur 3.7</w:t>
+      </w:r>
+      <w:r>
+        <w:rPr>
+          <w:b w:val="0"/>
+          <w:i w:val="0"/>
+          <w:color w:val="222222"/>
+          <w:sz w:val="19"/>
+        </w:rPr>
+        <w:t xml:space="preserve"> berikut. Sub-bab ini tidak menggunakan uji inferensial Chi-Square, melainkan pemeringkatan dan profiling komposisi buangan absolut, dengan konfigurasi variabel dirinci pada Tabel 3.7a di bawah gambar.</w:t>
+      </w:r>
+    </w:p>
+    <w:p>
+      <w:pPr>
+        <w:spacing w:before="120" w:after="40"/>
+      </w:pPr>
+      <w:r>
+        <w:rPr>
+          <w:b/>
+          <w:i/>
+          <w:color w:val="2E7D32"/>
+          <w:sz w:val="17"/>
+        </w:rPr>
+        <w:t>Bagan Alur 3.7: Alur Logika Analisis Deskriptif Beban Limbah B3</w:t>
+      </w:r>
+    </w:p>
+    <w:p>
+      <w:pPr>
+        <w:jc w:val="center"/>
+      </w:pPr>
+      <w:r>
+        <w:drawing>
+          <wp:inline xmlns:a="http://schemas.openxmlformats.org/drawingml/2006/main" xmlns:pic="http://schemas.openxmlformats.org/drawingml/2006/picture">
+            <wp:extent cx="5400000" cy="1363800"/>
+            <wp:docPr id="7" name="Picture 7"/>
+            <wp:cNvGraphicFramePr>
+              <a:graphicFrameLocks noChangeAspect="1"/>
+            </wp:cNvGraphicFramePr>
+            <a:graphic>
+              <a:graphicData uri="http://schemas.openxmlformats.org/drawingml/2006/picture">
+                <pic:pic>
+                  <pic:nvPicPr>
+                    <pic:cNvPr id="0" name="mermaid_flowchart_3_7.png"/>
+                    <pic:cNvPicPr/>
+                  </pic:nvPicPr>
+                  <pic:blipFill>
+                    <a:blip r:embed="rId15"/>
+                    <a:stretch>
+                      <a:fillRect/>
+                    </a:stretch>
+                  </pic:blipFill>
+                  <pic:spPr>
+                    <a:xfrm>
+                      <a:off x="0" y="0"/>
+                      <a:ext cx="5400000" cy="1363800"/>
+                    </a:xfrm>
+                    <a:prstGeom prst="rect"/>
+                  </pic:spPr>
+                </pic:pic>
+              </a:graphicData>
+            </a:graphic>
+          </wp:inline>
+        </w:drawing>
+      </w:r>
+    </w:p>
+    <w:p>
+      <w:pPr>
+        <w:spacing w:before="120" w:after="40"/>
+      </w:pPr>
+      <w:r>
+        <w:rPr>
+          <w:b/>
+          <w:i/>
+          <w:color w:val="2E7D32"/>
+          <w:sz w:val="17"/>
+        </w:rPr>
+        <w:t>Tabel 3.7a: Konfigurasi Variabel Analisis Deskriptif Limbah B3 (Sub-bab 3.7)</w:t>
+      </w:r>
+    </w:p>
+    <w:tbl>
+      <w:tblPr>
+        <w:tblStyle w:val="TableGrid"/>
+        <w:tblW w:type="auto" w:w="0"/>
+        <w:jc w:val="center"/>
+        <w:tblLayout w:type="fixed"/>
+        <w:tblLook w:firstColumn="1" w:firstRow="1" w:lastColumn="0" w:lastRow="0" w:noHBand="0" w:noVBand="1" w:val="04A0"/>
+      </w:tblPr>
+      <w:tblGrid>
+        <w:gridCol w:w="4819"/>
+        <w:gridCol w:w="4819"/>
+      </w:tblGrid>
+      <w:tr>
+        <w:tc>
+          <w:tcPr>
+            <w:tcW w:type="dxa" w:w="2551"/>
+            <w:shd w:val="clear" w:color="auto" w:fill="2E7D32"/>
+            <w:tcMar>
+              <w:top w:w="70" w:type="dxa"/>
+              <w:bottom w:w="70" w:type="dxa"/>
+              <w:left w:w="100" w:type="dxa"/>
+              <w:right w:w="100" w:type="dxa"/>
+            </w:tcMar>
+            <w:tcBorders>
+              <w:top w:val="single" w:sz="4" w:color="D0D0D0" w:space="0"/>
+              <w:left w:val="single" w:sz="4" w:color="D0D0D0" w:space="0"/>
+              <w:bottom w:val="single" w:sz="8" w:color="1B5E20" w:space="0"/>
+              <w:right w:val="single" w:sz="4" w:color="D0D0D0" w:space="0"/>
+            </w:tcBorders>
+          </w:tcPr>
+          <w:p>
+            <w:pPr>
+              <w:jc w:val="left"/>
+            </w:pPr>
+            <w:r>
+              <w:rPr>
+                <w:b/>
+                <w:i w:val="0"/>
+                <w:color w:val="FFFFFF"/>
+                <w:sz w:val="17"/>
+              </w:rPr>
+              <w:t>Komponen Analisis</w:t>
+            </w:r>
+          </w:p>
+        </w:tc>
+        <w:tc>
+          <w:tcPr>
+            <w:tcW w:type="dxa" w:w="6236"/>
+            <w:shd w:val="clear" w:color="auto" w:fill="2E7D32"/>
+            <w:tcMar>
+              <w:top w:w="70" w:type="dxa"/>
+              <w:bottom w:w="70" w:type="dxa"/>
+              <w:left w:w="100" w:type="dxa"/>
+              <w:right w:w="100" w:type="dxa"/>
+            </w:tcMar>
+            <w:tcBorders>
+              <w:top w:val="single" w:sz="4" w:color="D0D0D0" w:space="0"/>
+              <w:left w:val="single" w:sz="4" w:color="D0D0D0" w:space="0"/>
+              <w:bottom w:val="single" w:sz="8" w:color="1B5E20" w:space="0"/>
+              <w:right w:val="single" w:sz="4" w:color="D0D0D0" w:space="0"/>
+            </w:tcBorders>
+          </w:tcPr>
+          <w:p>
+            <w:pPr>
+              <w:jc w:val="left"/>
+            </w:pPr>
+            <w:r>
+              <w:rPr>
+                <w:b/>
+                <w:i w:val="0"/>
+                <w:color w:val="FFFFFF"/>
+                <w:sz w:val="17"/>
+              </w:rPr>
+              <w:t>Definisi Variabel (Sub-bab 3.7)</w:t>
+            </w:r>
+          </w:p>
+        </w:tc>
+      </w:tr>
+      <w:tr>
+        <w:tc>
+          <w:tcPr>
+            <w:tcW w:type="dxa" w:w="2551"/>
+            <w:shd w:val="clear" w:color="auto" w:fill="F5FBF5"/>
+            <w:tcMar>
+              <w:top w:w="50" w:type="dxa"/>
+              <w:bottom w:w="50" w:type="dxa"/>
+              <w:left w:w="100" w:type="dxa"/>
+              <w:right w:w="100" w:type="dxa"/>
+            </w:tcMar>
+            <w:tcBorders>
+              <w:top w:val="single" w:sz="4" w:color="D0D0D0" w:space="0"/>
+              <w:left w:val="single" w:sz="4" w:color="D0D0D0" w:space="0"/>
+              <w:bottom w:val="single" w:sz="4" w:color="D0D0D0" w:space="0"/>
+              <w:right w:val="single" w:sz="4" w:color="D0D0D0" w:space="0"/>
+            </w:tcBorders>
+          </w:tcPr>
+          <w:p>
+            <w:pPr>
+              <w:jc w:val="left"/>
+            </w:pPr>
+            <w:r>
+              <w:rPr>
+                <w:b w:val="0"/>
+                <w:i w:val="0"/>
+                <w:color w:val="222222"/>
+                <w:sz w:val="17"/>
+              </w:rPr>
+              <w:t>Variabel Independen (X)</w:t>
+            </w:r>
+          </w:p>
+        </w:tc>
+        <w:tc>
+          <w:tcPr>
+            <w:tcW w:type="dxa" w:w="6236"/>
+            <w:shd w:val="clear" w:color="auto" w:fill="F5FBF5"/>
+            <w:tcMar>
+              <w:top w:w="50" w:type="dxa"/>
+              <w:bottom w:w="50" w:type="dxa"/>
+              <w:left w:w="100" w:type="dxa"/>
+              <w:right w:w="100" w:type="dxa"/>
+            </w:tcMar>
+            <w:tcBorders>
+              <w:top w:val="single" w:sz="4" w:color="D0D0D0" w:space="0"/>
+              <w:left w:val="single" w:sz="4" w:color="D0D0D0" w:space="0"/>
+              <w:bottom w:val="single" w:sz="4" w:color="D0D0D0" w:space="0"/>
+              <w:right w:val="single" w:sz="4" w:color="D0D0D0" w:space="0"/>
+            </w:tcBorders>
+          </w:tcPr>
+          <w:p>
+            <w:pPr>
+              <w:jc w:val="left"/>
+            </w:pPr>
+            <w:r>
+              <w:rPr>
+                <w:b w:val="0"/>
+                <w:i w:val="0"/>
+                <w:color w:val="222222"/>
+                <w:sz w:val="17"/>
+              </w:rPr>
+              <w:t>Kawasan/Perusahaan dan Jenis Limbah B3 (klasifikasi operasi dan karakter residu: Slag, Tailing HPAL, Air Asam Tambang).</w:t>
+            </w:r>
+          </w:p>
+        </w:tc>
+      </w:tr>
+      <w:tr>
+        <w:tc>
+          <w:tcPr>
+            <w:tcW w:type="dxa" w:w="2551"/>
+            <w:shd w:val="clear" w:color="auto" w:fill="FFFFFF"/>
+            <w:tcMar>
+              <w:top w:w="50" w:type="dxa"/>
+              <w:bottom w:w="50" w:type="dxa"/>
+              <w:left w:w="100" w:type="dxa"/>
+              <w:right w:w="100" w:type="dxa"/>
+            </w:tcMar>
+            <w:tcBorders>
+              <w:top w:val="single" w:sz="4" w:color="D0D0D0" w:space="0"/>
+              <w:left w:val="single" w:sz="4" w:color="D0D0D0" w:space="0"/>
+              <w:bottom w:val="single" w:sz="4" w:color="D0D0D0" w:space="0"/>
+              <w:right w:val="single" w:sz="4" w:color="D0D0D0" w:space="0"/>
+            </w:tcBorders>
+          </w:tcPr>
+          <w:p>
+            <w:pPr>
+              <w:jc w:val="left"/>
+            </w:pPr>
+            <w:r>
+              <w:rPr>
+                <w:b w:val="0"/>
+                <w:i w:val="0"/>
+                <w:color w:val="222222"/>
+                <w:sz w:val="17"/>
+              </w:rPr>
+              <w:t>Variabel Dependen (Y)</w:t>
+            </w:r>
+          </w:p>
+        </w:tc>
+        <w:tc>
+          <w:tcPr>
+            <w:tcW w:type="dxa" w:w="6236"/>
+            <w:shd w:val="clear" w:color="auto" w:fill="FFFFFF"/>
+            <w:tcMar>
+              <w:top w:w="50" w:type="dxa"/>
+              <w:bottom w:w="50" w:type="dxa"/>
+              <w:left w:w="100" w:type="dxa"/>
+              <w:right w:w="100" w:type="dxa"/>
+            </w:tcMar>
+            <w:tcBorders>
+              <w:top w:val="single" w:sz="4" w:color="D0D0D0" w:space="0"/>
+              <w:left w:val="single" w:sz="4" w:color="D0D0D0" w:space="0"/>
+              <w:bottom w:val="single" w:sz="4" w:color="D0D0D0" w:space="0"/>
+              <w:right w:val="single" w:sz="4" w:color="D0D0D0" w:space="0"/>
+            </w:tcBorders>
+          </w:tcPr>
+          <w:p>
+            <w:pPr>
+              <w:jc w:val="left"/>
+            </w:pPr>
+            <w:r>
+              <w:rPr>
+                <w:b w:val="0"/>
+                <w:i w:val="0"/>
+                <w:color w:val="222222"/>
+                <w:sz w:val="17"/>
+              </w:rPr>
+              <w:t>Estimasi Timbulan (Ton/Tahun): volume absolut buangan limbah B3 per fasilitas.</w:t>
+            </w:r>
+          </w:p>
+        </w:tc>
+      </w:tr>
+      <w:tr>
+        <w:tc>
+          <w:tcPr>
+            <w:tcW w:type="dxa" w:w="2551"/>
+            <w:shd w:val="clear" w:color="auto" w:fill="F5FBF5"/>
+            <w:tcMar>
+              <w:top w:w="50" w:type="dxa"/>
+              <w:bottom w:w="50" w:type="dxa"/>
+              <w:left w:w="100" w:type="dxa"/>
+              <w:right w:w="100" w:type="dxa"/>
+            </w:tcMar>
+            <w:tcBorders>
+              <w:top w:val="single" w:sz="4" w:color="D0D0D0" w:space="0"/>
+              <w:left w:val="single" w:sz="4" w:color="D0D0D0" w:space="0"/>
+              <w:bottom w:val="single" w:sz="4" w:color="D0D0D0" w:space="0"/>
+              <w:right w:val="single" w:sz="4" w:color="D0D0D0" w:space="0"/>
+            </w:tcBorders>
+          </w:tcPr>
+          <w:p>
+            <w:pPr>
+              <w:jc w:val="left"/>
+            </w:pPr>
+            <w:r>
+              <w:rPr>
+                <w:b w:val="0"/>
+                <w:i w:val="0"/>
+                <w:color w:val="222222"/>
+                <w:sz w:val="17"/>
+              </w:rPr>
+              <w:t>Metode Analisis</w:t>
+            </w:r>
+          </w:p>
+        </w:tc>
+        <w:tc>
+          <w:tcPr>
+            <w:tcW w:type="dxa" w:w="6236"/>
+            <w:shd w:val="clear" w:color="auto" w:fill="F5FBF5"/>
+            <w:tcMar>
+              <w:top w:w="50" w:type="dxa"/>
+              <w:bottom w:w="50" w:type="dxa"/>
+              <w:left w:w="100" w:type="dxa"/>
+              <w:right w:w="100" w:type="dxa"/>
+            </w:tcMar>
+            <w:tcBorders>
+              <w:top w:val="single" w:sz="4" w:color="D0D0D0" w:space="0"/>
+              <w:left w:val="single" w:sz="4" w:color="D0D0D0" w:space="0"/>
+              <w:bottom w:val="single" w:sz="4" w:color="D0D0D0" w:space="0"/>
+              <w:right w:val="single" w:sz="4" w:color="D0D0D0" w:space="0"/>
+            </w:tcBorders>
+          </w:tcPr>
+          <w:p>
+            <w:pPr>
+              <w:jc w:val="left"/>
+            </w:pPr>
+            <w:r>
+              <w:rPr>
+                <w:b w:val="0"/>
+                <w:i w:val="0"/>
+                <w:color w:val="222222"/>
+                <w:sz w:val="17"/>
+              </w:rPr>
+              <w:t>Statistik deskriptif (pemeringkatan, profiling komposisi, audit defisit pengelolaan) dan komparasi Bar Chart; tanpa uji inferensial Chi-Square.</w:t>
+            </w:r>
+          </w:p>
+        </w:tc>
+      </w:tr>
+      <w:tr>
+        <w:tc>
+          <w:tcPr>
+            <w:tcW w:type="dxa" w:w="2551"/>
+            <w:shd w:val="clear" w:color="auto" w:fill="FFFFFF"/>
+            <w:tcMar>
+              <w:top w:w="50" w:type="dxa"/>
+              <w:bottom w:w="50" w:type="dxa"/>
+              <w:left w:w="100" w:type="dxa"/>
+              <w:right w:w="100" w:type="dxa"/>
+            </w:tcMar>
+            <w:tcBorders>
+              <w:top w:val="single" w:sz="4" w:color="D0D0D0" w:space="0"/>
+              <w:left w:val="single" w:sz="4" w:color="D0D0D0" w:space="0"/>
+              <w:bottom w:val="single" w:sz="4" w:color="D0D0D0" w:space="0"/>
+              <w:right w:val="single" w:sz="4" w:color="D0D0D0" w:space="0"/>
+            </w:tcBorders>
+          </w:tcPr>
+          <w:p>
+            <w:pPr>
+              <w:jc w:val="left"/>
+            </w:pPr>
+            <w:r>
+              <w:rPr>
+                <w:b w:val="0"/>
+                <w:i w:val="0"/>
+                <w:color w:val="222222"/>
+                <w:sz w:val="17"/>
+              </w:rPr>
+              <w:t>Filter Sumber Mayor</w:t>
+            </w:r>
+          </w:p>
+        </w:tc>
+        <w:tc>
+          <w:tcPr>
+            <w:tcW w:type="dxa" w:w="6236"/>
+            <w:shd w:val="clear" w:color="auto" w:fill="FFFFFF"/>
+            <w:tcMar>
+              <w:top w:w="50" w:type="dxa"/>
+              <w:bottom w:w="50" w:type="dxa"/>
+              <w:left w:w="100" w:type="dxa"/>
+              <w:right w:w="100" w:type="dxa"/>
+            </w:tcMar>
+            <w:tcBorders>
+              <w:top w:val="single" w:sz="4" w:color="D0D0D0" w:space="0"/>
+              <w:left w:val="single" w:sz="4" w:color="D0D0D0" w:space="0"/>
+              <w:bottom w:val="single" w:sz="4" w:color="D0D0D0" w:space="0"/>
+              <w:right w:val="single" w:sz="4" w:color="D0D0D0" w:space="0"/>
+            </w:tcBorders>
+          </w:tcPr>
+          <w:p>
+            <w:pPr>
+              <w:jc w:val="left"/>
+            </w:pPr>
+            <w:r>
+              <w:rPr>
+                <w:b w:val="0"/>
+                <w:i w:val="0"/>
+                <w:color w:val="222222"/>
+                <w:sz w:val="17"/>
+              </w:rPr>
+              <w:t>Hanya fasilitas dengan timbulan &gt; 1,000 Ton/Tahun (6 dari 67 entri sumber).</w:t>
+            </w:r>
+          </w:p>
+        </w:tc>
+      </w:tr>
+      <w:tr>
+        <w:tc>
+          <w:tcPr>
+            <w:tcW w:type="dxa" w:w="2551"/>
+            <w:shd w:val="clear" w:color="auto" w:fill="F5FBF5"/>
+            <w:tcMar>
+              <w:top w:w="50" w:type="dxa"/>
+              <w:bottom w:w="50" w:type="dxa"/>
+              <w:left w:w="100" w:type="dxa"/>
+              <w:right w:w="100" w:type="dxa"/>
+            </w:tcMar>
+            <w:tcBorders>
+              <w:top w:val="single" w:sz="4" w:color="D0D0D0" w:space="0"/>
+              <w:left w:val="single" w:sz="4" w:color="D0D0D0" w:space="0"/>
+              <w:bottom w:val="single" w:sz="4" w:color="D0D0D0" w:space="0"/>
+              <w:right w:val="single" w:sz="4" w:color="D0D0D0" w:space="0"/>
+            </w:tcBorders>
+          </w:tcPr>
+          <w:p>
+            <w:pPr>
+              <w:jc w:val="left"/>
+            </w:pPr>
+            <w:r>
+              <w:rPr>
+                <w:b w:val="0"/>
+                <w:i w:val="0"/>
+                <w:color w:val="222222"/>
+                <w:sz w:val="17"/>
+              </w:rPr>
+              <w:t>Periode Observasi</w:t>
+            </w:r>
+          </w:p>
+        </w:tc>
+        <w:tc>
+          <w:tcPr>
+            <w:tcW w:type="dxa" w:w="6236"/>
+            <w:shd w:val="clear" w:color="auto" w:fill="F5FBF5"/>
+            <w:tcMar>
+              <w:top w:w="50" w:type="dxa"/>
+              <w:bottom w:w="50" w:type="dxa"/>
+              <w:left w:w="100" w:type="dxa"/>
+              <w:right w:w="100" w:type="dxa"/>
+            </w:tcMar>
+            <w:tcBorders>
+              <w:top w:val="single" w:sz="4" w:color="D0D0D0" w:space="0"/>
+              <w:left w:val="single" w:sz="4" w:color="D0D0D0" w:space="0"/>
+              <w:bottom w:val="single" w:sz="4" w:color="D0D0D0" w:space="0"/>
+              <w:right w:val="single" w:sz="4" w:color="D0D0D0" w:space="0"/>
+            </w:tcBorders>
+          </w:tcPr>
+          <w:p>
+            <w:pPr>
+              <w:jc w:val="left"/>
+            </w:pPr>
+            <w:r>
+              <w:rPr>
+                <w:b w:val="0"/>
+                <w:i w:val="0"/>
+                <w:color w:val="222222"/>
+                <w:sz w:val="17"/>
+              </w:rPr>
+              <w:t>Kompilasi laporan 2020-2024 (AEER, WALHI, JATAM, BPLH, kajian akademis).</w:t>
+            </w:r>
+          </w:p>
+        </w:tc>
+      </w:tr>
+      <w:tr>
+        <w:tc>
+          <w:tcPr>
+            <w:tcW w:type="dxa" w:w="2551"/>
+            <w:shd w:val="clear" w:color="auto" w:fill="FFFFFF"/>
+            <w:tcMar>
+              <w:top w:w="50" w:type="dxa"/>
+              <w:bottom w:w="50" w:type="dxa"/>
+              <w:left w:w="100" w:type="dxa"/>
+              <w:right w:w="100" w:type="dxa"/>
+            </w:tcMar>
+            <w:tcBorders>
+              <w:top w:val="single" w:sz="4" w:color="D0D0D0" w:space="0"/>
+              <w:left w:val="single" w:sz="4" w:color="D0D0D0" w:space="0"/>
+              <w:bottom w:val="single" w:sz="4" w:color="D0D0D0" w:space="0"/>
+              <w:right w:val="single" w:sz="4" w:color="D0D0D0" w:space="0"/>
+            </w:tcBorders>
+          </w:tcPr>
+          <w:p>
+            <w:pPr>
+              <w:jc w:val="left"/>
+            </w:pPr>
+            <w:r>
+              <w:rPr>
+                <w:b w:val="0"/>
+                <w:i w:val="0"/>
+                <w:color w:val="222222"/>
+                <w:sz w:val="17"/>
+              </w:rPr>
+              <w:t>Dataset &amp; File</w:t>
+            </w:r>
+          </w:p>
+        </w:tc>
+        <w:tc>
+          <w:tcPr>
+            <w:tcW w:type="dxa" w:w="6236"/>
+            <w:shd w:val="clear" w:color="auto" w:fill="FFFFFF"/>
+            <w:tcMar>
+              <w:top w:w="50" w:type="dxa"/>
+              <w:bottom w:w="50" w:type="dxa"/>
+              <w:left w:w="100" w:type="dxa"/>
+              <w:right w:w="100" w:type="dxa"/>
+            </w:tcMar>
+            <w:tcBorders>
+              <w:top w:val="single" w:sz="4" w:color="D0D0D0" w:space="0"/>
+              <w:left w:val="single" w:sz="4" w:color="D0D0D0" w:space="0"/>
+              <w:bottom w:val="single" w:sz="4" w:color="D0D0D0" w:space="0"/>
+              <w:right w:val="single" w:sz="4" w:color="D0D0D0" w:space="0"/>
+            </w:tcBorders>
+          </w:tcPr>
+          <w:p>
+            <w:pPr>
+              <w:jc w:val="left"/>
+            </w:pPr>
+            <w:r>
+              <w:rPr>
+                <w:b w:val="0"/>
+                <w:i w:val="0"/>
+                <w:color w:val="222222"/>
+                <w:sz w:val="17"/>
+              </w:rPr>
+              <w:t>data/processed/sulawesi_limbah_b3.csv</w:t>
+            </w:r>
+          </w:p>
+        </w:tc>
+      </w:tr>
+    </w:tbl>
+    <w:p>
+      <w:pPr>
+        <w:spacing w:after="80"/>
+      </w:pPr>
+    </w:p>
+    <w:p>
+      <w:pPr>
+        <w:spacing w:before="160" w:after="40"/>
+      </w:pPr>
+      <w:r>
+        <w:rPr>
+          <w:b/>
+          <w:i w:val="0"/>
+          <w:color w:val="2E7D32"/>
+          <w:sz w:val="19"/>
+        </w:rPr>
+        <w:t>C. Formulasi Matematis: Agregasi Timbulan dan Proporsi Komposisi</w:t>
+      </w:r>
+    </w:p>
+    <w:p>
+      <w:pPr>
+        <w:spacing w:after="100"/>
+        <w:jc w:val="both"/>
+      </w:pPr>
+      <w:r>
+        <w:rPr>
+          <w:b w:val="0"/>
+          <w:i w:val="0"/>
+          <w:color w:val="222222"/>
+          <w:sz w:val="19"/>
+        </w:rPr>
+        <w:t>Kuantifikasi skala timbulan limbah dari level fasilitas hingga level regional dihitung menggunakan sistem formulasi matematis berikut:</w:t>
+      </w:r>
+    </w:p>
+    <w:p>
+      <w:pPr>
+        <w:spacing w:before="120" w:after="20"/>
+      </w:pPr>
+      <w:r>
+        <w:rPr>
+          <w:b/>
+          <w:i/>
+          <w:color w:val="2E7D32"/>
+          <w:sz w:val="17"/>
+        </w:rPr>
+        <w:t>Persamaan: Persamaan Agregasi Timbulan B3 per Provinsi</w:t>
+      </w:r>
+    </w:p>
+    <w:p>
+      <w:pPr>
+        <w:spacing w:before="0" w:after="40"/>
+        <w:ind w:left="240"/>
+        <w:shd w:val="clear" w:color="auto" w:fill="EDF7EE"/>
+        <w:pBdr>
+          <w:top w:val="single" w:sz="4" w:space="4" w:color="A5D6A7"/>
+          <w:left w:val="single" w:sz="4" w:space="4" w:color="A5D6A7"/>
+          <w:bottom w:val="single" w:sz="4" w:space="4" w:color="A5D6A7"/>
+          <w:right w:val="single" w:sz="4" w:space="4" w:color="A5D6A7"/>
+        </w:pBdr>
+      </w:pPr>
+      <w:r>
+        <w:rPr>
+          <w:rFonts w:ascii="Courier New" w:hAnsi="Courier New"/>
+          <w:b w:val="0"/>
+          <w:i w:val="0"/>
+          <w:color w:val="1B5E20"/>
+          <w:sz w:val="17"/>
+        </w:rPr>
+        <w:t>Total_B3_p = Σ ( Timbulan_i )   ;   untuk seluruh fasilitas mayor i pada provinsi p</w:t>
+      </w:r>
+    </w:p>
+    <w:p>
+      <w:pPr>
+        <w:spacing w:before="40" w:after="120"/>
+        <w:ind w:left="280"/>
+      </w:pPr>
+      <w:r>
+        <w:rPr>
+          <w:b/>
+          <w:i/>
+          <w:color w:val="333333"/>
+          <w:sz w:val="16"/>
+        </w:rPr>
+        <w:t>Keterangan Variabel:</w:t>
+        <w:br/>
+      </w:r>
+      <w:r>
+        <w:rPr>
+          <w:b/>
+          <w:i w:val="0"/>
+          <w:color w:val="1B5E20"/>
+          <w:sz w:val="16"/>
+        </w:rPr>
+        <w:t xml:space="preserve">- Total_B3_p: </w:t>
+      </w:r>
+      <w:r>
+        <w:rPr>
+          <w:b w:val="0"/>
+          <w:i w:val="0"/>
+          <w:color w:val="444444"/>
+          <w:sz w:val="16"/>
+        </w:rPr>
+        <w:t>Total timbulan limbah B3 (Ton/Tahun) seluruh fasilitas mayor di provinsi p.</w:t>
+        <w:br/>
+      </w:r>
+      <w:r>
+        <w:rPr>
+          <w:b/>
+          <w:i w:val="0"/>
+          <w:color w:val="1B5E20"/>
+          <w:sz w:val="16"/>
+        </w:rPr>
+        <w:t xml:space="preserve">- Timbulan_i: </w:t>
+      </w:r>
+      <w:r>
+        <w:rPr>
+          <w:b w:val="0"/>
+          <w:i w:val="0"/>
+          <w:color w:val="444444"/>
+          <w:sz w:val="16"/>
+        </w:rPr>
+        <w:t>Estimasi timbulan (Ton/Tahun) fasilitas i; hanya fasilitas dengan timbulan &gt; 1,000 Ton/Tahun yang diagregasi.</w:t>
+      </w:r>
+    </w:p>
+    <w:p>
+      <w:pPr>
+        <w:spacing w:before="120" w:after="20"/>
+      </w:pPr>
+      <w:r>
+        <w:rPr>
+          <w:b/>
+          <w:i/>
+          <w:color w:val="2E7D32"/>
+          <w:sz w:val="17"/>
+        </w:rPr>
+        <w:t>Persamaan: Persamaan Agregasi Timbulan B3 per Jenis Limbah</w:t>
+      </w:r>
+    </w:p>
+    <w:p>
+      <w:pPr>
+        <w:spacing w:before="0" w:after="40"/>
+        <w:ind w:left="240"/>
+        <w:shd w:val="clear" w:color="auto" w:fill="EDF7EE"/>
+        <w:pBdr>
+          <w:top w:val="single" w:sz="4" w:space="4" w:color="A5D6A7"/>
+          <w:left w:val="single" w:sz="4" w:space="4" w:color="A5D6A7"/>
+          <w:bottom w:val="single" w:sz="4" w:space="4" w:color="A5D6A7"/>
+          <w:right w:val="single" w:sz="4" w:space="4" w:color="A5D6A7"/>
+        </w:pBdr>
+      </w:pPr>
+      <w:r>
+        <w:rPr>
+          <w:rFonts w:ascii="Courier New" w:hAnsi="Courier New"/>
+          <w:b w:val="0"/>
+          <w:i w:val="0"/>
+          <w:color w:val="1B5E20"/>
+          <w:sz w:val="17"/>
+        </w:rPr>
+        <w:t>Total_B3_j = Σ ( Timbulan_i )   ;   untuk seluruh fasilitas mayor i dengan Jenis_Limbah j</w:t>
+      </w:r>
+    </w:p>
+    <w:p>
+      <w:pPr>
+        <w:spacing w:before="40" w:after="120"/>
+        <w:ind w:left="280"/>
+      </w:pPr>
+      <w:r>
+        <w:rPr>
+          <w:b/>
+          <w:i/>
+          <w:color w:val="333333"/>
+          <w:sz w:val="16"/>
+        </w:rPr>
+        <w:t>Keterangan Variabel:</w:t>
+        <w:br/>
+      </w:r>
+      <w:r>
+        <w:rPr>
+          <w:b/>
+          <w:i w:val="0"/>
+          <w:color w:val="1B5E20"/>
+          <w:sz w:val="16"/>
+        </w:rPr>
+        <w:t xml:space="preserve">- Total_B3_j: </w:t>
+      </w:r>
+      <w:r>
+        <w:rPr>
+          <w:b w:val="0"/>
+          <w:i w:val="0"/>
+          <w:color w:val="444444"/>
+          <w:sz w:val="16"/>
+        </w:rPr>
+        <w:t>Total timbulan limbah B3 (Ton/Tahun) untuk jenis limbah j (Slag, Tailing HPAL, Air Asam Tambang, dst.).</w:t>
+      </w:r>
+    </w:p>
+    <w:p>
+      <w:pPr>
+        <w:spacing w:before="120" w:after="20"/>
+      </w:pPr>
+      <w:r>
+        <w:rPr>
+          <w:b/>
+          <w:i/>
+          <w:color w:val="2E7D32"/>
+          <w:sz w:val="17"/>
+        </w:rPr>
+        <w:t>Persamaan: Persamaan Proporsi Komposisi Jenis Limbah</w:t>
+      </w:r>
+    </w:p>
+    <w:p>
+      <w:pPr>
+        <w:spacing w:before="0" w:after="40"/>
+        <w:ind w:left="240"/>
+        <w:shd w:val="clear" w:color="auto" w:fill="EDF7EE"/>
+        <w:pBdr>
+          <w:top w:val="single" w:sz="4" w:space="4" w:color="A5D6A7"/>
+          <w:left w:val="single" w:sz="4" w:space="4" w:color="A5D6A7"/>
+          <w:bottom w:val="single" w:sz="4" w:space="4" w:color="A5D6A7"/>
+          <w:right w:val="single" w:sz="4" w:space="4" w:color="A5D6A7"/>
+        </w:pBdr>
+      </w:pPr>
+      <w:r>
+        <w:rPr>
+          <w:rFonts w:ascii="Courier New" w:hAnsi="Courier New"/>
+          <w:b w:val="0"/>
+          <w:i w:val="0"/>
+          <w:color w:val="1B5E20"/>
+          <w:sz w:val="17"/>
+        </w:rPr>
+        <w:t>Proporsi_Jenis_j (%) = ( Total_B3_j / Total_B3_Keseluruhan ) × 100</w:t>
+      </w:r>
+    </w:p>
+    <w:p>
+      <w:pPr>
+        <w:spacing w:before="40" w:after="120"/>
+        <w:ind w:left="280"/>
+      </w:pPr>
+      <w:r>
+        <w:rPr>
+          <w:b/>
+          <w:i/>
+          <w:color w:val="333333"/>
+          <w:sz w:val="16"/>
+        </w:rPr>
+        <w:t>Keterangan Variabel:</w:t>
+        <w:br/>
+      </w:r>
+      <w:r>
+        <w:rPr>
+          <w:b/>
+          <w:i w:val="0"/>
+          <w:color w:val="1B5E20"/>
+          <w:sz w:val="16"/>
+        </w:rPr>
+        <w:t xml:space="preserve">- Proporsi_Jenis_j (%): </w:t>
+      </w:r>
+      <w:r>
+        <w:rPr>
+          <w:b w:val="0"/>
+          <w:i w:val="0"/>
+          <w:color w:val="444444"/>
+          <w:sz w:val="16"/>
+        </w:rPr>
+        <w:t>Kontribusi jenis limbah j terhadap total timbulan regional; Slag dan Tailing mendominasi 97.6% dari total.</w:t>
+        <w:br/>
+      </w:r>
+      <w:r>
+        <w:rPr>
+          <w:b/>
+          <w:i w:val="0"/>
+          <w:color w:val="1B5E20"/>
+          <w:sz w:val="16"/>
+        </w:rPr>
+        <w:t xml:space="preserve">- Total_B3_Keseluruhan: </w:t>
+      </w:r>
+      <w:r>
+        <w:rPr>
+          <w:b w:val="0"/>
+          <w:i w:val="0"/>
+          <w:color w:val="444444"/>
+          <w:sz w:val="16"/>
+        </w:rPr>
+        <w:t>Total seluruh timbulan B3 fasilitas mayor se-Sulawesi (32,800,000 Ton/Tahun).</w:t>
+      </w:r>
+    </w:p>
+    <w:p>
+      <w:pPr>
+        <w:spacing w:before="160" w:after="40"/>
+      </w:pPr>
+      <w:r>
+        <w:rPr>
+          <w:b/>
+          <w:i w:val="0"/>
+          <w:color w:val="2E7D32"/>
+          <w:sz w:val="19"/>
+        </w:rPr>
+        <w:t>D. Matriks Hasil Uji Empiris: Distribusi Spasial, Komposisi, dan Fasilitas Penghasil</w:t>
+      </w:r>
+    </w:p>
+    <w:p>
+      <w:pPr>
+        <w:spacing w:after="100"/>
+        <w:jc w:val="both"/>
+      </w:pPr>
+      <w:r>
+        <w:rPr>
+          <w:b w:val="0"/>
+          <w:i w:val="0"/>
+          <w:color w:val="222222"/>
+          <w:sz w:val="19"/>
+        </w:rPr>
+        <w:t xml:space="preserve">Distribusi beban limbah B3 antar provinsi disajikan pada </w:t>
+      </w:r>
+      <w:r>
+        <w:rPr>
+          <w:b/>
+          <w:i w:val="0"/>
+          <w:color w:val="222222"/>
+          <w:sz w:val="19"/>
+        </w:rPr>
+        <w:t>Tabel 3.15</w:t>
+      </w:r>
+      <w:r>
+        <w:rPr>
+          <w:b w:val="0"/>
+          <w:i w:val="0"/>
+          <w:color w:val="222222"/>
+          <w:sz w:val="19"/>
+        </w:rPr>
+        <w:t xml:space="preserve"> berikut:</w:t>
+      </w:r>
+    </w:p>
+    <w:p>
+      <w:pPr>
+        <w:spacing w:before="120" w:after="40"/>
+      </w:pPr>
+      <w:r>
+        <w:rPr>
+          <w:b/>
+          <w:i/>
+          <w:color w:val="2E7D32"/>
+          <w:sz w:val="17"/>
+        </w:rPr>
+        <w:t>Tabel 3.15: Distribusi Timbulan Limbah B3 per Provinsi (Total 32.8 Juta Ton/Tahun)</w:t>
+      </w:r>
+    </w:p>
+    <w:tbl>
+      <w:tblPr>
+        <w:tblStyle w:val="TableGrid"/>
+        <w:tblW w:type="auto" w:w="0"/>
+        <w:jc w:val="center"/>
+        <w:tblLayout w:type="fixed"/>
+        <w:tblLook w:firstColumn="1" w:firstRow="1" w:lastColumn="0" w:lastRow="0" w:noHBand="0" w:noVBand="1" w:val="04A0"/>
+      </w:tblPr>
+      <w:tblGrid>
+        <w:gridCol w:w="3213"/>
+        <w:gridCol w:w="3213"/>
+        <w:gridCol w:w="3213"/>
+      </w:tblGrid>
+      <w:tr>
+        <w:tc>
+          <w:tcPr>
+            <w:tcW w:type="dxa" w:w="2551"/>
+            <w:shd w:val="clear" w:color="auto" w:fill="2E7D32"/>
+            <w:tcMar>
+              <w:top w:w="70" w:type="dxa"/>
+              <w:bottom w:w="70" w:type="dxa"/>
+              <w:left w:w="100" w:type="dxa"/>
+              <w:right w:w="100" w:type="dxa"/>
+            </w:tcMar>
+            <w:tcBorders>
+              <w:top w:val="single" w:sz="4" w:color="D0D0D0" w:space="0"/>
+              <w:left w:val="single" w:sz="4" w:color="D0D0D0" w:space="0"/>
+              <w:bottom w:val="single" w:sz="8" w:color="1B5E20" w:space="0"/>
+              <w:right w:val="single" w:sz="4" w:color="D0D0D0" w:space="0"/>
+            </w:tcBorders>
+          </w:tcPr>
+          <w:p>
+            <w:pPr>
+              <w:jc w:val="left"/>
+            </w:pPr>
+            <w:r>
+              <w:rPr>
+                <w:b/>
+                <w:i w:val="0"/>
+                <w:color w:val="FFFFFF"/>
+                <w:sz w:val="17"/>
+              </w:rPr>
+              <w:t>Provinsi</w:t>
+            </w:r>
+          </w:p>
+        </w:tc>
+        <w:tc>
+          <w:tcPr>
+            <w:tcW w:type="dxa" w:w="2551"/>
+            <w:shd w:val="clear" w:color="auto" w:fill="2E7D32"/>
+            <w:tcMar>
+              <w:top w:w="70" w:type="dxa"/>
+              <w:bottom w:w="70" w:type="dxa"/>
+              <w:left w:w="100" w:type="dxa"/>
+              <w:right w:w="100" w:type="dxa"/>
+            </w:tcMar>
+            <w:tcBorders>
+              <w:top w:val="single" w:sz="4" w:color="D0D0D0" w:space="0"/>
+              <w:left w:val="single" w:sz="4" w:color="D0D0D0" w:space="0"/>
+              <w:bottom w:val="single" w:sz="8" w:color="1B5E20" w:space="0"/>
+              <w:right w:val="single" w:sz="4" w:color="D0D0D0" w:space="0"/>
+            </w:tcBorders>
+          </w:tcPr>
+          <w:p>
+            <w:pPr>
+              <w:jc w:val="center"/>
+            </w:pPr>
+            <w:r>
+              <w:rPr>
+                <w:b/>
+                <w:i w:val="0"/>
+                <w:color w:val="FFFFFF"/>
+                <w:sz w:val="17"/>
+              </w:rPr>
+              <w:t>Timbulan B3 (Ton/Tahun)</w:t>
+            </w:r>
+          </w:p>
+        </w:tc>
+        <w:tc>
+          <w:tcPr>
+            <w:tcW w:type="dxa" w:w="1701"/>
+            <w:shd w:val="clear" w:color="auto" w:fill="2E7D32"/>
+            <w:tcMar>
+              <w:top w:w="70" w:type="dxa"/>
+              <w:bottom w:w="70" w:type="dxa"/>
+              <w:left w:w="100" w:type="dxa"/>
+              <w:right w:w="100" w:type="dxa"/>
+            </w:tcMar>
+            <w:tcBorders>
+              <w:top w:val="single" w:sz="4" w:color="D0D0D0" w:space="0"/>
+              <w:left w:val="single" w:sz="4" w:color="D0D0D0" w:space="0"/>
+              <w:bottom w:val="single" w:sz="8" w:color="1B5E20" w:space="0"/>
+              <w:right w:val="single" w:sz="4" w:color="D0D0D0" w:space="0"/>
+            </w:tcBorders>
+          </w:tcPr>
+          <w:p>
+            <w:pPr>
+              <w:jc w:val="center"/>
+            </w:pPr>
+            <w:r>
+              <w:rPr>
+                <w:b/>
+                <w:i w:val="0"/>
+                <w:color w:val="FFFFFF"/>
+                <w:sz w:val="17"/>
+              </w:rPr>
+              <w:t>Proporsi (%)</w:t>
+            </w:r>
+          </w:p>
+        </w:tc>
+      </w:tr>
+      <w:tr>
+        <w:tc>
+          <w:tcPr>
+            <w:tcW w:type="dxa" w:w="2551"/>
+            <w:shd w:val="clear" w:color="auto" w:fill="F5FBF5"/>
+            <w:tcMar>
+              <w:top w:w="50" w:type="dxa"/>
+              <w:bottom w:w="50" w:type="dxa"/>
+              <w:left w:w="100" w:type="dxa"/>
+              <w:right w:w="100" w:type="dxa"/>
+            </w:tcMar>
+            <w:tcBorders>
+              <w:top w:val="single" w:sz="4" w:color="D0D0D0" w:space="0"/>
+              <w:left w:val="single" w:sz="4" w:color="D0D0D0" w:space="0"/>
+              <w:bottom w:val="single" w:sz="4" w:color="D0D0D0" w:space="0"/>
+              <w:right w:val="single" w:sz="4" w:color="D0D0D0" w:space="0"/>
+            </w:tcBorders>
+          </w:tcPr>
+          <w:p>
+            <w:pPr>
+              <w:jc w:val="left"/>
+            </w:pPr>
+            <w:r>
+              <w:rPr>
+                <w:b w:val="0"/>
+                <w:i w:val="0"/>
+                <w:color w:val="222222"/>
+                <w:sz w:val="17"/>
+              </w:rPr>
+              <w:t>Sulawesi Tengah</w:t>
+            </w:r>
+          </w:p>
+        </w:tc>
+        <w:tc>
+          <w:tcPr>
+            <w:tcW w:type="dxa" w:w="2551"/>
+            <w:shd w:val="clear" w:color="auto" w:fill="F5FBF5"/>
+            <w:tcMar>
+              <w:top w:w="50" w:type="dxa"/>
+              <w:bottom w:w="50" w:type="dxa"/>
+              <w:left w:w="100" w:type="dxa"/>
+              <w:right w:w="100" w:type="dxa"/>
+            </w:tcMar>
+            <w:tcBorders>
+              <w:top w:val="single" w:sz="4" w:color="D0D0D0" w:space="0"/>
+              <w:left w:val="single" w:sz="4" w:color="D0D0D0" w:space="0"/>
+              <w:bottom w:val="single" w:sz="4" w:color="D0D0D0" w:space="0"/>
+              <w:right w:val="single" w:sz="4" w:color="D0D0D0" w:space="0"/>
+            </w:tcBorders>
+          </w:tcPr>
+          <w:p>
+            <w:pPr>
+              <w:jc w:val="center"/>
+            </w:pPr>
+            <w:r>
+              <w:rPr>
+                <w:b w:val="0"/>
+                <w:i w:val="0"/>
+                <w:color w:val="222222"/>
+                <w:sz w:val="17"/>
+              </w:rPr>
+              <w:t>25,300,000</w:t>
+            </w:r>
+          </w:p>
+        </w:tc>
+        <w:tc>
+          <w:tcPr>
+            <w:tcW w:type="dxa" w:w="1701"/>
+            <w:shd w:val="clear" w:color="auto" w:fill="F5FBF5"/>
+            <w:tcMar>
+              <w:top w:w="50" w:type="dxa"/>
+              <w:bottom w:w="50" w:type="dxa"/>
+              <w:left w:w="100" w:type="dxa"/>
+              <w:right w:w="100" w:type="dxa"/>
+            </w:tcMar>
+            <w:tcBorders>
+              <w:top w:val="single" w:sz="4" w:color="D0D0D0" w:space="0"/>
+              <w:left w:val="single" w:sz="4" w:color="D0D0D0" w:space="0"/>
+              <w:bottom w:val="single" w:sz="4" w:color="D0D0D0" w:space="0"/>
+              <w:right w:val="single" w:sz="4" w:color="D0D0D0" w:space="0"/>
+            </w:tcBorders>
+          </w:tcPr>
+          <w:p>
+            <w:pPr>
+              <w:jc w:val="center"/>
+            </w:pPr>
+            <w:r>
+              <w:rPr>
+                <w:b w:val="0"/>
+                <w:i w:val="0"/>
+                <w:color w:val="222222"/>
+                <w:sz w:val="17"/>
+              </w:rPr>
+              <w:t>77.1%</w:t>
+            </w:r>
+          </w:p>
+        </w:tc>
+      </w:tr>
+      <w:tr>
+        <w:tc>
+          <w:tcPr>
+            <w:tcW w:type="dxa" w:w="2551"/>
+            <w:shd w:val="clear" w:color="auto" w:fill="FFFFFF"/>
+            <w:tcMar>
+              <w:top w:w="50" w:type="dxa"/>
+              <w:bottom w:w="50" w:type="dxa"/>
+              <w:left w:w="100" w:type="dxa"/>
+              <w:right w:w="100" w:type="dxa"/>
+            </w:tcMar>
+            <w:tcBorders>
+              <w:top w:val="single" w:sz="4" w:color="D0D0D0" w:space="0"/>
+              <w:left w:val="single" w:sz="4" w:color="D0D0D0" w:space="0"/>
+              <w:bottom w:val="single" w:sz="4" w:color="D0D0D0" w:space="0"/>
+              <w:right w:val="single" w:sz="4" w:color="D0D0D0" w:space="0"/>
+            </w:tcBorders>
+          </w:tcPr>
+          <w:p>
+            <w:pPr>
+              <w:jc w:val="left"/>
+            </w:pPr>
+            <w:r>
+              <w:rPr>
+                <w:b w:val="0"/>
+                <w:i w:val="0"/>
+                <w:color w:val="222222"/>
+                <w:sz w:val="17"/>
+              </w:rPr>
+              <w:t>Sulawesi Tenggara</w:t>
+            </w:r>
+          </w:p>
+        </w:tc>
+        <w:tc>
+          <w:tcPr>
+            <w:tcW w:type="dxa" w:w="2551"/>
+            <w:shd w:val="clear" w:color="auto" w:fill="FFFFFF"/>
+            <w:tcMar>
+              <w:top w:w="50" w:type="dxa"/>
+              <w:bottom w:w="50" w:type="dxa"/>
+              <w:left w:w="100" w:type="dxa"/>
+              <w:right w:w="100" w:type="dxa"/>
+            </w:tcMar>
+            <w:tcBorders>
+              <w:top w:val="single" w:sz="4" w:color="D0D0D0" w:space="0"/>
+              <w:left w:val="single" w:sz="4" w:color="D0D0D0" w:space="0"/>
+              <w:bottom w:val="single" w:sz="4" w:color="D0D0D0" w:space="0"/>
+              <w:right w:val="single" w:sz="4" w:color="D0D0D0" w:space="0"/>
+            </w:tcBorders>
+          </w:tcPr>
+          <w:p>
+            <w:pPr>
+              <w:jc w:val="center"/>
+            </w:pPr>
+            <w:r>
+              <w:rPr>
+                <w:b w:val="0"/>
+                <w:i w:val="0"/>
+                <w:color w:val="222222"/>
+                <w:sz w:val="17"/>
+              </w:rPr>
+              <w:t>6,500,000</w:t>
+            </w:r>
+          </w:p>
+        </w:tc>
+        <w:tc>
+          <w:tcPr>
+            <w:tcW w:type="dxa" w:w="1701"/>
+            <w:shd w:val="clear" w:color="auto" w:fill="FFFFFF"/>
+            <w:tcMar>
+              <w:top w:w="50" w:type="dxa"/>
+              <w:bottom w:w="50" w:type="dxa"/>
+              <w:left w:w="100" w:type="dxa"/>
+              <w:right w:w="100" w:type="dxa"/>
+            </w:tcMar>
+            <w:tcBorders>
+              <w:top w:val="single" w:sz="4" w:color="D0D0D0" w:space="0"/>
+              <w:left w:val="single" w:sz="4" w:color="D0D0D0" w:space="0"/>
+              <w:bottom w:val="single" w:sz="4" w:color="D0D0D0" w:space="0"/>
+              <w:right w:val="single" w:sz="4" w:color="D0D0D0" w:space="0"/>
+            </w:tcBorders>
+          </w:tcPr>
+          <w:p>
+            <w:pPr>
+              <w:jc w:val="center"/>
+            </w:pPr>
+            <w:r>
+              <w:rPr>
+                <w:b w:val="0"/>
+                <w:i w:val="0"/>
+                <w:color w:val="222222"/>
+                <w:sz w:val="17"/>
+              </w:rPr>
+              <w:t>19.8%</w:t>
+            </w:r>
+          </w:p>
+        </w:tc>
+      </w:tr>
+      <w:tr>
+        <w:tc>
+          <w:tcPr>
+            <w:tcW w:type="dxa" w:w="2551"/>
+            <w:shd w:val="clear" w:color="auto" w:fill="F5FBF5"/>
+            <w:tcMar>
+              <w:top w:w="50" w:type="dxa"/>
+              <w:bottom w:w="50" w:type="dxa"/>
+              <w:left w:w="100" w:type="dxa"/>
+              <w:right w:w="100" w:type="dxa"/>
+            </w:tcMar>
+            <w:tcBorders>
+              <w:top w:val="single" w:sz="4" w:color="D0D0D0" w:space="0"/>
+              <w:left w:val="single" w:sz="4" w:color="D0D0D0" w:space="0"/>
+              <w:bottom w:val="single" w:sz="4" w:color="D0D0D0" w:space="0"/>
+              <w:right w:val="single" w:sz="4" w:color="D0D0D0" w:space="0"/>
+            </w:tcBorders>
+          </w:tcPr>
+          <w:p>
+            <w:pPr>
+              <w:jc w:val="left"/>
+            </w:pPr>
+            <w:r>
+              <w:rPr>
+                <w:b w:val="0"/>
+                <w:i w:val="0"/>
+                <w:color w:val="222222"/>
+                <w:sz w:val="17"/>
+              </w:rPr>
+              <w:t>Sulawesi Selatan</w:t>
+            </w:r>
+          </w:p>
+        </w:tc>
+        <w:tc>
+          <w:tcPr>
+            <w:tcW w:type="dxa" w:w="2551"/>
+            <w:shd w:val="clear" w:color="auto" w:fill="F5FBF5"/>
+            <w:tcMar>
+              <w:top w:w="50" w:type="dxa"/>
+              <w:bottom w:w="50" w:type="dxa"/>
+              <w:left w:w="100" w:type="dxa"/>
+              <w:right w:w="100" w:type="dxa"/>
+            </w:tcMar>
+            <w:tcBorders>
+              <w:top w:val="single" w:sz="4" w:color="D0D0D0" w:space="0"/>
+              <w:left w:val="single" w:sz="4" w:color="D0D0D0" w:space="0"/>
+              <w:bottom w:val="single" w:sz="4" w:color="D0D0D0" w:space="0"/>
+              <w:right w:val="single" w:sz="4" w:color="D0D0D0" w:space="0"/>
+            </w:tcBorders>
+          </w:tcPr>
+          <w:p>
+            <w:pPr>
+              <w:jc w:val="center"/>
+            </w:pPr>
+            <w:r>
+              <w:rPr>
+                <w:b w:val="0"/>
+                <w:i w:val="0"/>
+                <w:color w:val="222222"/>
+                <w:sz w:val="17"/>
+              </w:rPr>
+              <w:t>1,000,000</w:t>
+            </w:r>
+          </w:p>
+        </w:tc>
+        <w:tc>
+          <w:tcPr>
+            <w:tcW w:type="dxa" w:w="1701"/>
+            <w:shd w:val="clear" w:color="auto" w:fill="F5FBF5"/>
+            <w:tcMar>
+              <w:top w:w="50" w:type="dxa"/>
+              <w:bottom w:w="50" w:type="dxa"/>
+              <w:left w:w="100" w:type="dxa"/>
+              <w:right w:w="100" w:type="dxa"/>
+            </w:tcMar>
+            <w:tcBorders>
+              <w:top w:val="single" w:sz="4" w:color="D0D0D0" w:space="0"/>
+              <w:left w:val="single" w:sz="4" w:color="D0D0D0" w:space="0"/>
+              <w:bottom w:val="single" w:sz="4" w:color="D0D0D0" w:space="0"/>
+              <w:right w:val="single" w:sz="4" w:color="D0D0D0" w:space="0"/>
+            </w:tcBorders>
+          </w:tcPr>
+          <w:p>
+            <w:pPr>
+              <w:jc w:val="center"/>
+            </w:pPr>
+            <w:r>
+              <w:rPr>
+                <w:b w:val="0"/>
+                <w:i w:val="0"/>
+                <w:color w:val="222222"/>
+                <w:sz w:val="17"/>
+              </w:rPr>
+              <w:t>3.0%</w:t>
+            </w:r>
+          </w:p>
+        </w:tc>
+      </w:tr>
+      <w:tr>
+        <w:tc>
+          <w:tcPr>
+            <w:tcW w:type="dxa" w:w="2551"/>
+            <w:shd w:val="clear" w:color="auto" w:fill="FFFFFF"/>
+            <w:tcMar>
+              <w:top w:w="50" w:type="dxa"/>
+              <w:bottom w:w="50" w:type="dxa"/>
+              <w:left w:w="100" w:type="dxa"/>
+              <w:right w:w="100" w:type="dxa"/>
+            </w:tcMar>
+            <w:tcBorders>
+              <w:top w:val="single" w:sz="4" w:color="D0D0D0" w:space="0"/>
+              <w:left w:val="single" w:sz="4" w:color="D0D0D0" w:space="0"/>
+              <w:bottom w:val="single" w:sz="4" w:color="D0D0D0" w:space="0"/>
+              <w:right w:val="single" w:sz="4" w:color="D0D0D0" w:space="0"/>
+            </w:tcBorders>
+          </w:tcPr>
+          <w:p>
+            <w:pPr>
+              <w:jc w:val="left"/>
+            </w:pPr>
+            <w:r>
+              <w:rPr>
+                <w:b w:val="0"/>
+                <w:i w:val="0"/>
+                <w:color w:val="222222"/>
+                <w:sz w:val="17"/>
+              </w:rPr>
+              <w:t>Sulawesi Utara</w:t>
+            </w:r>
+          </w:p>
+        </w:tc>
+        <w:tc>
+          <w:tcPr>
+            <w:tcW w:type="dxa" w:w="2551"/>
+            <w:shd w:val="clear" w:color="auto" w:fill="FFFFFF"/>
+            <w:tcMar>
+              <w:top w:w="50" w:type="dxa"/>
+              <w:bottom w:w="50" w:type="dxa"/>
+              <w:left w:w="100" w:type="dxa"/>
+              <w:right w:w="100" w:type="dxa"/>
+            </w:tcMar>
+            <w:tcBorders>
+              <w:top w:val="single" w:sz="4" w:color="D0D0D0" w:space="0"/>
+              <w:left w:val="single" w:sz="4" w:color="D0D0D0" w:space="0"/>
+              <w:bottom w:val="single" w:sz="4" w:color="D0D0D0" w:space="0"/>
+              <w:right w:val="single" w:sz="4" w:color="D0D0D0" w:space="0"/>
+            </w:tcBorders>
+          </w:tcPr>
+          <w:p>
+            <w:pPr>
+              <w:jc w:val="center"/>
+            </w:pPr>
+            <w:r>
+              <w:rPr>
+                <w:b w:val="0"/>
+                <w:i w:val="0"/>
+                <w:color w:val="222222"/>
+                <w:sz w:val="17"/>
+              </w:rPr>
+              <w:t>0</w:t>
+            </w:r>
+          </w:p>
+        </w:tc>
+        <w:tc>
+          <w:tcPr>
+            <w:tcW w:type="dxa" w:w="1701"/>
+            <w:shd w:val="clear" w:color="auto" w:fill="FFFFFF"/>
+            <w:tcMar>
+              <w:top w:w="50" w:type="dxa"/>
+              <w:bottom w:w="50" w:type="dxa"/>
+              <w:left w:w="100" w:type="dxa"/>
+              <w:right w:w="100" w:type="dxa"/>
+            </w:tcMar>
+            <w:tcBorders>
+              <w:top w:val="single" w:sz="4" w:color="D0D0D0" w:space="0"/>
+              <w:left w:val="single" w:sz="4" w:color="D0D0D0" w:space="0"/>
+              <w:bottom w:val="single" w:sz="4" w:color="D0D0D0" w:space="0"/>
+              <w:right w:val="single" w:sz="4" w:color="D0D0D0" w:space="0"/>
+            </w:tcBorders>
+          </w:tcPr>
+          <w:p>
+            <w:pPr>
+              <w:jc w:val="center"/>
+            </w:pPr>
+            <w:r>
+              <w:rPr>
+                <w:b w:val="0"/>
+                <w:i w:val="0"/>
+                <w:color w:val="222222"/>
+                <w:sz w:val="17"/>
+              </w:rPr>
+              <w:t>0.0%</w:t>
+            </w:r>
+          </w:p>
+        </w:tc>
+      </w:tr>
+      <w:tr>
+        <w:tc>
+          <w:tcPr>
+            <w:tcW w:type="dxa" w:w="2551"/>
+            <w:shd w:val="clear" w:color="auto" w:fill="F5FBF5"/>
+            <w:tcMar>
+              <w:top w:w="50" w:type="dxa"/>
+              <w:bottom w:w="50" w:type="dxa"/>
+              <w:left w:w="100" w:type="dxa"/>
+              <w:right w:w="100" w:type="dxa"/>
+            </w:tcMar>
+            <w:tcBorders>
+              <w:top w:val="single" w:sz="4" w:color="D0D0D0" w:space="0"/>
+              <w:left w:val="single" w:sz="4" w:color="D0D0D0" w:space="0"/>
+              <w:bottom w:val="single" w:sz="4" w:color="D0D0D0" w:space="0"/>
+              <w:right w:val="single" w:sz="4" w:color="D0D0D0" w:space="0"/>
+            </w:tcBorders>
+          </w:tcPr>
+          <w:p>
+            <w:pPr>
+              <w:jc w:val="left"/>
+            </w:pPr>
+            <w:r>
+              <w:rPr>
+                <w:b w:val="0"/>
+                <w:i w:val="0"/>
+                <w:color w:val="222222"/>
+                <w:sz w:val="17"/>
+              </w:rPr>
+              <w:t>Gorontalo</w:t>
+            </w:r>
+          </w:p>
+        </w:tc>
+        <w:tc>
+          <w:tcPr>
+            <w:tcW w:type="dxa" w:w="2551"/>
+            <w:shd w:val="clear" w:color="auto" w:fill="F5FBF5"/>
+            <w:tcMar>
+              <w:top w:w="50" w:type="dxa"/>
+              <w:bottom w:w="50" w:type="dxa"/>
+              <w:left w:w="100" w:type="dxa"/>
+              <w:right w:w="100" w:type="dxa"/>
+            </w:tcMar>
+            <w:tcBorders>
+              <w:top w:val="single" w:sz="4" w:color="D0D0D0" w:space="0"/>
+              <w:left w:val="single" w:sz="4" w:color="D0D0D0" w:space="0"/>
+              <w:bottom w:val="single" w:sz="4" w:color="D0D0D0" w:space="0"/>
+              <w:right w:val="single" w:sz="4" w:color="D0D0D0" w:space="0"/>
+            </w:tcBorders>
+          </w:tcPr>
+          <w:p>
+            <w:pPr>
+              <w:jc w:val="center"/>
+            </w:pPr>
+            <w:r>
+              <w:rPr>
+                <w:b w:val="0"/>
+                <w:i w:val="0"/>
+                <w:color w:val="222222"/>
+                <w:sz w:val="17"/>
+              </w:rPr>
+              <w:t>0</w:t>
+            </w:r>
+          </w:p>
+        </w:tc>
+        <w:tc>
+          <w:tcPr>
+            <w:tcW w:type="dxa" w:w="1701"/>
+            <w:shd w:val="clear" w:color="auto" w:fill="F5FBF5"/>
+            <w:tcMar>
+              <w:top w:w="50" w:type="dxa"/>
+              <w:bottom w:w="50" w:type="dxa"/>
+              <w:left w:w="100" w:type="dxa"/>
+              <w:right w:w="100" w:type="dxa"/>
+            </w:tcMar>
+            <w:tcBorders>
+              <w:top w:val="single" w:sz="4" w:color="D0D0D0" w:space="0"/>
+              <w:left w:val="single" w:sz="4" w:color="D0D0D0" w:space="0"/>
+              <w:bottom w:val="single" w:sz="4" w:color="D0D0D0" w:space="0"/>
+              <w:right w:val="single" w:sz="4" w:color="D0D0D0" w:space="0"/>
+            </w:tcBorders>
+          </w:tcPr>
+          <w:p>
+            <w:pPr>
+              <w:jc w:val="center"/>
+            </w:pPr>
+            <w:r>
+              <w:rPr>
+                <w:b w:val="0"/>
+                <w:i w:val="0"/>
+                <w:color w:val="222222"/>
+                <w:sz w:val="17"/>
+              </w:rPr>
+              <w:t>0.0%</w:t>
+            </w:r>
+          </w:p>
+        </w:tc>
+      </w:tr>
+      <w:tr>
+        <w:tc>
+          <w:tcPr>
+            <w:tcW w:type="dxa" w:w="2551"/>
+            <w:shd w:val="clear" w:color="auto" w:fill="FFFFFF"/>
+            <w:tcMar>
+              <w:top w:w="50" w:type="dxa"/>
+              <w:bottom w:w="50" w:type="dxa"/>
+              <w:left w:w="100" w:type="dxa"/>
+              <w:right w:w="100" w:type="dxa"/>
+            </w:tcMar>
+            <w:tcBorders>
+              <w:top w:val="single" w:sz="4" w:color="D0D0D0" w:space="0"/>
+              <w:left w:val="single" w:sz="4" w:color="D0D0D0" w:space="0"/>
+              <w:bottom w:val="single" w:sz="4" w:color="D0D0D0" w:space="0"/>
+              <w:right w:val="single" w:sz="4" w:color="D0D0D0" w:space="0"/>
+            </w:tcBorders>
+          </w:tcPr>
+          <w:p>
+            <w:pPr>
+              <w:jc w:val="left"/>
+            </w:pPr>
+            <w:r>
+              <w:rPr>
+                <w:b w:val="0"/>
+                <w:i w:val="0"/>
+                <w:color w:val="222222"/>
+                <w:sz w:val="17"/>
+              </w:rPr>
+              <w:t>Sulawesi Barat</w:t>
+            </w:r>
+          </w:p>
+        </w:tc>
+        <w:tc>
+          <w:tcPr>
+            <w:tcW w:type="dxa" w:w="2551"/>
+            <w:shd w:val="clear" w:color="auto" w:fill="FFFFFF"/>
+            <w:tcMar>
+              <w:top w:w="50" w:type="dxa"/>
+              <w:bottom w:w="50" w:type="dxa"/>
+              <w:left w:w="100" w:type="dxa"/>
+              <w:right w:w="100" w:type="dxa"/>
+            </w:tcMar>
+            <w:tcBorders>
+              <w:top w:val="single" w:sz="4" w:color="D0D0D0" w:space="0"/>
+              <w:left w:val="single" w:sz="4" w:color="D0D0D0" w:space="0"/>
+              <w:bottom w:val="single" w:sz="4" w:color="D0D0D0" w:space="0"/>
+              <w:right w:val="single" w:sz="4" w:color="D0D0D0" w:space="0"/>
+            </w:tcBorders>
+          </w:tcPr>
+          <w:p>
+            <w:pPr>
+              <w:jc w:val="center"/>
+            </w:pPr>
+            <w:r>
+              <w:rPr>
+                <w:b w:val="0"/>
+                <w:i w:val="0"/>
+                <w:color w:val="222222"/>
+                <w:sz w:val="17"/>
+              </w:rPr>
+              <w:t>0</w:t>
+            </w:r>
+          </w:p>
+        </w:tc>
+        <w:tc>
+          <w:tcPr>
+            <w:tcW w:type="dxa" w:w="1701"/>
+            <w:shd w:val="clear" w:color="auto" w:fill="FFFFFF"/>
+            <w:tcMar>
+              <w:top w:w="50" w:type="dxa"/>
+              <w:bottom w:w="50" w:type="dxa"/>
+              <w:left w:w="100" w:type="dxa"/>
+              <w:right w:w="100" w:type="dxa"/>
+            </w:tcMar>
+            <w:tcBorders>
+              <w:top w:val="single" w:sz="4" w:color="D0D0D0" w:space="0"/>
+              <w:left w:val="single" w:sz="4" w:color="D0D0D0" w:space="0"/>
+              <w:bottom w:val="single" w:sz="4" w:color="D0D0D0" w:space="0"/>
+              <w:right w:val="single" w:sz="4" w:color="D0D0D0" w:space="0"/>
+            </w:tcBorders>
+          </w:tcPr>
+          <w:p>
+            <w:pPr>
+              <w:jc w:val="center"/>
+            </w:pPr>
+            <w:r>
+              <w:rPr>
+                <w:b w:val="0"/>
+                <w:i w:val="0"/>
+                <w:color w:val="222222"/>
+                <w:sz w:val="17"/>
+              </w:rPr>
+              <w:t>0.0%</w:t>
+            </w:r>
+          </w:p>
+        </w:tc>
+      </w:tr>
+    </w:tbl>
+    <w:p>
+      <w:pPr>
+        <w:spacing w:after="80"/>
+      </w:pPr>
+    </w:p>
+    <w:p>
+      <w:pPr>
+        <w:spacing w:after="100"/>
+        <w:jc w:val="both"/>
+      </w:pPr>
+      <w:r>
+        <w:rPr>
+          <w:b w:val="0"/>
+          <w:i w:val="0"/>
+          <w:color w:val="222222"/>
+          <w:sz w:val="19"/>
+        </w:rPr>
+        <w:t xml:space="preserve">Komposisi timbulan berdasarkan jenis limbah B3 disajikan pada </w:t>
+      </w:r>
+      <w:r>
+        <w:rPr>
+          <w:b/>
+          <w:i w:val="0"/>
+          <w:color w:val="222222"/>
+          <w:sz w:val="19"/>
+        </w:rPr>
+        <w:t>Tabel 3.16</w:t>
+      </w:r>
+      <w:r>
+        <w:rPr>
+          <w:b w:val="0"/>
+          <w:i w:val="0"/>
+          <w:color w:val="222222"/>
+          <w:sz w:val="19"/>
+        </w:rPr>
+        <w:t xml:space="preserve"> berikut:</w:t>
+      </w:r>
+    </w:p>
+    <w:p>
+      <w:pPr>
+        <w:spacing w:before="120" w:after="40"/>
+      </w:pPr>
+      <w:r>
+        <w:rPr>
+          <w:b/>
+          <w:i/>
+          <w:color w:val="2E7D32"/>
+          <w:sz w:val="17"/>
+        </w:rPr>
+        <w:t>Tabel 3.16: Komposisi Timbulan B3 Berdasarkan Jenis Limbah</w:t>
+      </w:r>
+    </w:p>
+    <w:tbl>
+      <w:tblPr>
+        <w:tblStyle w:val="TableGrid"/>
+        <w:tblW w:type="auto" w:w="0"/>
+        <w:jc w:val="center"/>
+        <w:tblLayout w:type="fixed"/>
+        <w:tblLook w:firstColumn="1" w:firstRow="1" w:lastColumn="0" w:lastRow="0" w:noHBand="0" w:noVBand="1" w:val="04A0"/>
+      </w:tblPr>
+      <w:tblGrid>
+        <w:gridCol w:w="3213"/>
+        <w:gridCol w:w="3213"/>
+        <w:gridCol w:w="3213"/>
+      </w:tblGrid>
+      <w:tr>
+        <w:tc>
+          <w:tcPr>
+            <w:tcW w:type="dxa" w:w="3118"/>
+            <w:shd w:val="clear" w:color="auto" w:fill="2E7D32"/>
+            <w:tcMar>
+              <w:top w:w="70" w:type="dxa"/>
+              <w:bottom w:w="70" w:type="dxa"/>
+              <w:left w:w="100" w:type="dxa"/>
+              <w:right w:w="100" w:type="dxa"/>
+            </w:tcMar>
+            <w:tcBorders>
+              <w:top w:val="single" w:sz="4" w:color="D0D0D0" w:space="0"/>
+              <w:left w:val="single" w:sz="4" w:color="D0D0D0" w:space="0"/>
+              <w:bottom w:val="single" w:sz="8" w:color="1B5E20" w:space="0"/>
+              <w:right w:val="single" w:sz="4" w:color="D0D0D0" w:space="0"/>
+            </w:tcBorders>
+          </w:tcPr>
+          <w:p>
+            <w:pPr>
+              <w:jc w:val="left"/>
+            </w:pPr>
+            <w:r>
+              <w:rPr>
+                <w:b/>
+                <w:i w:val="0"/>
+                <w:color w:val="FFFFFF"/>
+                <w:sz w:val="17"/>
+              </w:rPr>
+              <w:t>Jenis Limbah B3</w:t>
+            </w:r>
+          </w:p>
+        </w:tc>
+        <w:tc>
+          <w:tcPr>
+            <w:tcW w:type="dxa" w:w="2268"/>
+            <w:shd w:val="clear" w:color="auto" w:fill="2E7D32"/>
+            <w:tcMar>
+              <w:top w:w="70" w:type="dxa"/>
+              <w:bottom w:w="70" w:type="dxa"/>
+              <w:left w:w="100" w:type="dxa"/>
+              <w:right w:w="100" w:type="dxa"/>
+            </w:tcMar>
+            <w:tcBorders>
+              <w:top w:val="single" w:sz="4" w:color="D0D0D0" w:space="0"/>
+              <w:left w:val="single" w:sz="4" w:color="D0D0D0" w:space="0"/>
+              <w:bottom w:val="single" w:sz="8" w:color="1B5E20" w:space="0"/>
+              <w:right w:val="single" w:sz="4" w:color="D0D0D0" w:space="0"/>
+            </w:tcBorders>
+          </w:tcPr>
+          <w:p>
+            <w:pPr>
+              <w:jc w:val="center"/>
+            </w:pPr>
+            <w:r>
+              <w:rPr>
+                <w:b/>
+                <w:i w:val="0"/>
+                <w:color w:val="FFFFFF"/>
+                <w:sz w:val="17"/>
+              </w:rPr>
+              <w:t>Timbulan (Ton/Tahun)</w:t>
+            </w:r>
+          </w:p>
+        </w:tc>
+        <w:tc>
+          <w:tcPr>
+            <w:tcW w:type="dxa" w:w="1701"/>
+            <w:shd w:val="clear" w:color="auto" w:fill="2E7D32"/>
+            <w:tcMar>
+              <w:top w:w="70" w:type="dxa"/>
+              <w:bottom w:w="70" w:type="dxa"/>
+              <w:left w:w="100" w:type="dxa"/>
+              <w:right w:w="100" w:type="dxa"/>
+            </w:tcMar>
+            <w:tcBorders>
+              <w:top w:val="single" w:sz="4" w:color="D0D0D0" w:space="0"/>
+              <w:left w:val="single" w:sz="4" w:color="D0D0D0" w:space="0"/>
+              <w:bottom w:val="single" w:sz="8" w:color="1B5E20" w:space="0"/>
+              <w:right w:val="single" w:sz="4" w:color="D0D0D0" w:space="0"/>
+            </w:tcBorders>
+          </w:tcPr>
+          <w:p>
+            <w:pPr>
+              <w:jc w:val="center"/>
+            </w:pPr>
+            <w:r>
+              <w:rPr>
+                <w:b/>
+                <w:i w:val="0"/>
+                <w:color w:val="FFFFFF"/>
+                <w:sz w:val="17"/>
+              </w:rPr>
+              <w:t>Proporsi (%)</w:t>
+            </w:r>
+          </w:p>
+        </w:tc>
+      </w:tr>
+      <w:tr>
+        <w:tc>
+          <w:tcPr>
+            <w:tcW w:type="dxa" w:w="3118"/>
+            <w:shd w:val="clear" w:color="auto" w:fill="F5FBF5"/>
+            <w:tcMar>
+              <w:top w:w="50" w:type="dxa"/>
+              <w:bottom w:w="50" w:type="dxa"/>
+              <w:left w:w="100" w:type="dxa"/>
+              <w:right w:w="100" w:type="dxa"/>
+            </w:tcMar>
+            <w:tcBorders>
+              <w:top w:val="single" w:sz="4" w:color="D0D0D0" w:space="0"/>
+              <w:left w:val="single" w:sz="4" w:color="D0D0D0" w:space="0"/>
+              <w:bottom w:val="single" w:sz="4" w:color="D0D0D0" w:space="0"/>
+              <w:right w:val="single" w:sz="4" w:color="D0D0D0" w:space="0"/>
+            </w:tcBorders>
+          </w:tcPr>
+          <w:p>
+            <w:pPr>
+              <w:jc w:val="left"/>
+            </w:pPr>
+            <w:r>
+              <w:rPr>
+                <w:b w:val="0"/>
+                <w:i w:val="0"/>
+                <w:color w:val="222222"/>
+                <w:sz w:val="17"/>
+              </w:rPr>
+              <w:t>Tailing HPAL</w:t>
+            </w:r>
+          </w:p>
+        </w:tc>
+        <w:tc>
+          <w:tcPr>
+            <w:tcW w:type="dxa" w:w="2268"/>
+            <w:shd w:val="clear" w:color="auto" w:fill="F5FBF5"/>
+            <w:tcMar>
+              <w:top w:w="50" w:type="dxa"/>
+              <w:bottom w:w="50" w:type="dxa"/>
+              <w:left w:w="100" w:type="dxa"/>
+              <w:right w:w="100" w:type="dxa"/>
+            </w:tcMar>
+            <w:tcBorders>
+              <w:top w:val="single" w:sz="4" w:color="D0D0D0" w:space="0"/>
+              <w:left w:val="single" w:sz="4" w:color="D0D0D0" w:space="0"/>
+              <w:bottom w:val="single" w:sz="4" w:color="D0D0D0" w:space="0"/>
+              <w:right w:val="single" w:sz="4" w:color="D0D0D0" w:space="0"/>
+            </w:tcBorders>
+          </w:tcPr>
+          <w:p>
+            <w:pPr>
+              <w:jc w:val="center"/>
+            </w:pPr>
+            <w:r>
+              <w:rPr>
+                <w:b w:val="0"/>
+                <w:i w:val="0"/>
+                <w:color w:val="222222"/>
+                <w:sz w:val="17"/>
+              </w:rPr>
+              <w:t>12,500,000</w:t>
+            </w:r>
+          </w:p>
+        </w:tc>
+        <w:tc>
+          <w:tcPr>
+            <w:tcW w:type="dxa" w:w="1701"/>
+            <w:shd w:val="clear" w:color="auto" w:fill="F5FBF5"/>
+            <w:tcMar>
+              <w:top w:w="50" w:type="dxa"/>
+              <w:bottom w:w="50" w:type="dxa"/>
+              <w:left w:w="100" w:type="dxa"/>
+              <w:right w:w="100" w:type="dxa"/>
+            </w:tcMar>
+            <w:tcBorders>
+              <w:top w:val="single" w:sz="4" w:color="D0D0D0" w:space="0"/>
+              <w:left w:val="single" w:sz="4" w:color="D0D0D0" w:space="0"/>
+              <w:bottom w:val="single" w:sz="4" w:color="D0D0D0" w:space="0"/>
+              <w:right w:val="single" w:sz="4" w:color="D0D0D0" w:space="0"/>
+            </w:tcBorders>
+          </w:tcPr>
+          <w:p>
+            <w:pPr>
+              <w:jc w:val="center"/>
+            </w:pPr>
+            <w:r>
+              <w:rPr>
+                <w:b w:val="0"/>
+                <w:i w:val="0"/>
+                <w:color w:val="222222"/>
+                <w:sz w:val="17"/>
+              </w:rPr>
+              <w:t>38.1%</w:t>
+            </w:r>
+          </w:p>
+        </w:tc>
+      </w:tr>
+      <w:tr>
+        <w:tc>
+          <w:tcPr>
+            <w:tcW w:type="dxa" w:w="3118"/>
+            <w:shd w:val="clear" w:color="auto" w:fill="FFFFFF"/>
+            <w:tcMar>
+              <w:top w:w="50" w:type="dxa"/>
+              <w:bottom w:w="50" w:type="dxa"/>
+              <w:left w:w="100" w:type="dxa"/>
+              <w:right w:w="100" w:type="dxa"/>
+            </w:tcMar>
+            <w:tcBorders>
+              <w:top w:val="single" w:sz="4" w:color="D0D0D0" w:space="0"/>
+              <w:left w:val="single" w:sz="4" w:color="D0D0D0" w:space="0"/>
+              <w:bottom w:val="single" w:sz="4" w:color="D0D0D0" w:space="0"/>
+              <w:right w:val="single" w:sz="4" w:color="D0D0D0" w:space="0"/>
+            </w:tcBorders>
+          </w:tcPr>
+          <w:p>
+            <w:pPr>
+              <w:jc w:val="left"/>
+            </w:pPr>
+            <w:r>
+              <w:rPr>
+                <w:b w:val="0"/>
+                <w:i w:val="0"/>
+                <w:color w:val="222222"/>
+                <w:sz w:val="17"/>
+              </w:rPr>
+              <w:t>Slag &amp; Tailing HPAL</w:t>
+            </w:r>
+          </w:p>
+        </w:tc>
+        <w:tc>
+          <w:tcPr>
+            <w:tcW w:type="dxa" w:w="2268"/>
+            <w:shd w:val="clear" w:color="auto" w:fill="FFFFFF"/>
+            <w:tcMar>
+              <w:top w:w="50" w:type="dxa"/>
+              <w:bottom w:w="50" w:type="dxa"/>
+              <w:left w:w="100" w:type="dxa"/>
+              <w:right w:w="100" w:type="dxa"/>
+            </w:tcMar>
+            <w:tcBorders>
+              <w:top w:val="single" w:sz="4" w:color="D0D0D0" w:space="0"/>
+              <w:left w:val="single" w:sz="4" w:color="D0D0D0" w:space="0"/>
+              <w:bottom w:val="single" w:sz="4" w:color="D0D0D0" w:space="0"/>
+              <w:right w:val="single" w:sz="4" w:color="D0D0D0" w:space="0"/>
+            </w:tcBorders>
+          </w:tcPr>
+          <w:p>
+            <w:pPr>
+              <w:jc w:val="center"/>
+            </w:pPr>
+            <w:r>
+              <w:rPr>
+                <w:b w:val="0"/>
+                <w:i w:val="0"/>
+                <w:color w:val="222222"/>
+                <w:sz w:val="17"/>
+              </w:rPr>
+              <w:t>12,000,000</w:t>
+            </w:r>
+          </w:p>
+        </w:tc>
+        <w:tc>
+          <w:tcPr>
+            <w:tcW w:type="dxa" w:w="1701"/>
+            <w:shd w:val="clear" w:color="auto" w:fill="FFFFFF"/>
+            <w:tcMar>
+              <w:top w:w="50" w:type="dxa"/>
+              <w:bottom w:w="50" w:type="dxa"/>
+              <w:left w:w="100" w:type="dxa"/>
+              <w:right w:w="100" w:type="dxa"/>
+            </w:tcMar>
+            <w:tcBorders>
+              <w:top w:val="single" w:sz="4" w:color="D0D0D0" w:space="0"/>
+              <w:left w:val="single" w:sz="4" w:color="D0D0D0" w:space="0"/>
+              <w:bottom w:val="single" w:sz="4" w:color="D0D0D0" w:space="0"/>
+              <w:right w:val="single" w:sz="4" w:color="D0D0D0" w:space="0"/>
+            </w:tcBorders>
+          </w:tcPr>
+          <w:p>
+            <w:pPr>
+              <w:jc w:val="center"/>
+            </w:pPr>
+            <w:r>
+              <w:rPr>
+                <w:b w:val="0"/>
+                <w:i w:val="0"/>
+                <w:color w:val="222222"/>
+                <w:sz w:val="17"/>
+              </w:rPr>
+              <w:t>36.6%</w:t>
+            </w:r>
+          </w:p>
+        </w:tc>
+      </w:tr>
+      <w:tr>
+        <w:tc>
+          <w:tcPr>
+            <w:tcW w:type="dxa" w:w="3118"/>
+            <w:shd w:val="clear" w:color="auto" w:fill="F5FBF5"/>
+            <w:tcMar>
+              <w:top w:w="50" w:type="dxa"/>
+              <w:bottom w:w="50" w:type="dxa"/>
+              <w:left w:w="100" w:type="dxa"/>
+              <w:right w:w="100" w:type="dxa"/>
+            </w:tcMar>
+            <w:tcBorders>
+              <w:top w:val="single" w:sz="4" w:color="D0D0D0" w:space="0"/>
+              <w:left w:val="single" w:sz="4" w:color="D0D0D0" w:space="0"/>
+              <w:bottom w:val="single" w:sz="4" w:color="D0D0D0" w:space="0"/>
+              <w:right w:val="single" w:sz="4" w:color="D0D0D0" w:space="0"/>
+            </w:tcBorders>
+          </w:tcPr>
+          <w:p>
+            <w:pPr>
+              <w:jc w:val="left"/>
+            </w:pPr>
+            <w:r>
+              <w:rPr>
+                <w:b w:val="0"/>
+                <w:i w:val="0"/>
+                <w:color w:val="222222"/>
+                <w:sz w:val="17"/>
+              </w:rPr>
+              <w:t>Slag Feronikel</w:t>
+            </w:r>
+          </w:p>
+        </w:tc>
+        <w:tc>
+          <w:tcPr>
+            <w:tcW w:type="dxa" w:w="2268"/>
+            <w:shd w:val="clear" w:color="auto" w:fill="F5FBF5"/>
+            <w:tcMar>
+              <w:top w:w="50" w:type="dxa"/>
+              <w:bottom w:w="50" w:type="dxa"/>
+              <w:left w:w="100" w:type="dxa"/>
+              <w:right w:w="100" w:type="dxa"/>
+            </w:tcMar>
+            <w:tcBorders>
+              <w:top w:val="single" w:sz="4" w:color="D0D0D0" w:space="0"/>
+              <w:left w:val="single" w:sz="4" w:color="D0D0D0" w:space="0"/>
+              <w:bottom w:val="single" w:sz="4" w:color="D0D0D0" w:space="0"/>
+              <w:right w:val="single" w:sz="4" w:color="D0D0D0" w:space="0"/>
+            </w:tcBorders>
+          </w:tcPr>
+          <w:p>
+            <w:pPr>
+              <w:jc w:val="center"/>
+            </w:pPr>
+            <w:r>
+              <w:rPr>
+                <w:b w:val="0"/>
+                <w:i w:val="0"/>
+                <w:color w:val="222222"/>
+                <w:sz w:val="17"/>
+              </w:rPr>
+              <w:t>6,500,000</w:t>
+            </w:r>
+          </w:p>
+        </w:tc>
+        <w:tc>
+          <w:tcPr>
+            <w:tcW w:type="dxa" w:w="1701"/>
+            <w:shd w:val="clear" w:color="auto" w:fill="F5FBF5"/>
+            <w:tcMar>
+              <w:top w:w="50" w:type="dxa"/>
+              <w:bottom w:w="50" w:type="dxa"/>
+              <w:left w:w="100" w:type="dxa"/>
+              <w:right w:w="100" w:type="dxa"/>
+            </w:tcMar>
+            <w:tcBorders>
+              <w:top w:val="single" w:sz="4" w:color="D0D0D0" w:space="0"/>
+              <w:left w:val="single" w:sz="4" w:color="D0D0D0" w:space="0"/>
+              <w:bottom w:val="single" w:sz="4" w:color="D0D0D0" w:space="0"/>
+              <w:right w:val="single" w:sz="4" w:color="D0D0D0" w:space="0"/>
+            </w:tcBorders>
+          </w:tcPr>
+          <w:p>
+            <w:pPr>
+              <w:jc w:val="center"/>
+            </w:pPr>
+            <w:r>
+              <w:rPr>
+                <w:b w:val="0"/>
+                <w:i w:val="0"/>
+                <w:color w:val="222222"/>
+                <w:sz w:val="17"/>
+              </w:rPr>
+              <w:t>19.8%</w:t>
+            </w:r>
+          </w:p>
+        </w:tc>
+      </w:tr>
+      <w:tr>
+        <w:tc>
+          <w:tcPr>
+            <w:tcW w:type="dxa" w:w="3118"/>
+            <w:shd w:val="clear" w:color="auto" w:fill="FFFFFF"/>
+            <w:tcMar>
+              <w:top w:w="50" w:type="dxa"/>
+              <w:bottom w:w="50" w:type="dxa"/>
+              <w:left w:w="100" w:type="dxa"/>
+              <w:right w:w="100" w:type="dxa"/>
+            </w:tcMar>
+            <w:tcBorders>
+              <w:top w:val="single" w:sz="4" w:color="D0D0D0" w:space="0"/>
+              <w:left w:val="single" w:sz="4" w:color="D0D0D0" w:space="0"/>
+              <w:bottom w:val="single" w:sz="4" w:color="D0D0D0" w:space="0"/>
+              <w:right w:val="single" w:sz="4" w:color="D0D0D0" w:space="0"/>
+            </w:tcBorders>
+          </w:tcPr>
+          <w:p>
+            <w:pPr>
+              <w:jc w:val="left"/>
+            </w:pPr>
+            <w:r>
+              <w:rPr>
+                <w:b w:val="0"/>
+                <w:i w:val="0"/>
+                <w:color w:val="222222"/>
+                <w:sz w:val="17"/>
+              </w:rPr>
+              <w:t>Slag EAF</w:t>
+            </w:r>
+          </w:p>
+        </w:tc>
+        <w:tc>
+          <w:tcPr>
+            <w:tcW w:type="dxa" w:w="2268"/>
+            <w:shd w:val="clear" w:color="auto" w:fill="FFFFFF"/>
+            <w:tcMar>
+              <w:top w:w="50" w:type="dxa"/>
+              <w:bottom w:w="50" w:type="dxa"/>
+              <w:left w:w="100" w:type="dxa"/>
+              <w:right w:w="100" w:type="dxa"/>
+            </w:tcMar>
+            <w:tcBorders>
+              <w:top w:val="single" w:sz="4" w:color="D0D0D0" w:space="0"/>
+              <w:left w:val="single" w:sz="4" w:color="D0D0D0" w:space="0"/>
+              <w:bottom w:val="single" w:sz="4" w:color="D0D0D0" w:space="0"/>
+              <w:right w:val="single" w:sz="4" w:color="D0D0D0" w:space="0"/>
+            </w:tcBorders>
+          </w:tcPr>
+          <w:p>
+            <w:pPr>
+              <w:jc w:val="center"/>
+            </w:pPr>
+            <w:r>
+              <w:rPr>
+                <w:b w:val="0"/>
+                <w:i w:val="0"/>
+                <w:color w:val="222222"/>
+                <w:sz w:val="17"/>
+              </w:rPr>
+              <w:t>1,000,000</w:t>
+            </w:r>
+          </w:p>
+        </w:tc>
+        <w:tc>
+          <w:tcPr>
+            <w:tcW w:type="dxa" w:w="1701"/>
+            <w:shd w:val="clear" w:color="auto" w:fill="FFFFFF"/>
+            <w:tcMar>
+              <w:top w:w="50" w:type="dxa"/>
+              <w:bottom w:w="50" w:type="dxa"/>
+              <w:left w:w="100" w:type="dxa"/>
+              <w:right w:w="100" w:type="dxa"/>
+            </w:tcMar>
+            <w:tcBorders>
+              <w:top w:val="single" w:sz="4" w:color="D0D0D0" w:space="0"/>
+              <w:left w:val="single" w:sz="4" w:color="D0D0D0" w:space="0"/>
+              <w:bottom w:val="single" w:sz="4" w:color="D0D0D0" w:space="0"/>
+              <w:right w:val="single" w:sz="4" w:color="D0D0D0" w:space="0"/>
+            </w:tcBorders>
+          </w:tcPr>
+          <w:p>
+            <w:pPr>
+              <w:jc w:val="center"/>
+            </w:pPr>
+            <w:r>
+              <w:rPr>
+                <w:b w:val="0"/>
+                <w:i w:val="0"/>
+                <w:color w:val="222222"/>
+                <w:sz w:val="17"/>
+              </w:rPr>
+              <w:t>3.0%</w:t>
+            </w:r>
+          </w:p>
+        </w:tc>
+      </w:tr>
+      <w:tr>
+        <w:tc>
+          <w:tcPr>
+            <w:tcW w:type="dxa" w:w="3118"/>
+            <w:shd w:val="clear" w:color="auto" w:fill="F5FBF5"/>
+            <w:tcMar>
+              <w:top w:w="50" w:type="dxa"/>
+              <w:bottom w:w="50" w:type="dxa"/>
+              <w:left w:w="100" w:type="dxa"/>
+              <w:right w:w="100" w:type="dxa"/>
+            </w:tcMar>
+            <w:tcBorders>
+              <w:top w:val="single" w:sz="4" w:color="D0D0D0" w:space="0"/>
+              <w:left w:val="single" w:sz="4" w:color="D0D0D0" w:space="0"/>
+              <w:bottom w:val="single" w:sz="4" w:color="D0D0D0" w:space="0"/>
+              <w:right w:val="single" w:sz="4" w:color="D0D0D0" w:space="0"/>
+            </w:tcBorders>
+          </w:tcPr>
+          <w:p>
+            <w:pPr>
+              <w:jc w:val="left"/>
+            </w:pPr>
+            <w:r>
+              <w:rPr>
+                <w:b w:val="0"/>
+                <w:i w:val="0"/>
+                <w:color w:val="222222"/>
+                <w:sz w:val="17"/>
+              </w:rPr>
+              <w:t>Air Limbah Tambang</w:t>
+            </w:r>
+          </w:p>
+        </w:tc>
+        <w:tc>
+          <w:tcPr>
+            <w:tcW w:type="dxa" w:w="2268"/>
+            <w:shd w:val="clear" w:color="auto" w:fill="F5FBF5"/>
+            <w:tcMar>
+              <w:top w:w="50" w:type="dxa"/>
+              <w:bottom w:w="50" w:type="dxa"/>
+              <w:left w:w="100" w:type="dxa"/>
+              <w:right w:w="100" w:type="dxa"/>
+            </w:tcMar>
+            <w:tcBorders>
+              <w:top w:val="single" w:sz="4" w:color="D0D0D0" w:space="0"/>
+              <w:left w:val="single" w:sz="4" w:color="D0D0D0" w:space="0"/>
+              <w:bottom w:val="single" w:sz="4" w:color="D0D0D0" w:space="0"/>
+              <w:right w:val="single" w:sz="4" w:color="D0D0D0" w:space="0"/>
+            </w:tcBorders>
+          </w:tcPr>
+          <w:p>
+            <w:pPr>
+              <w:jc w:val="center"/>
+            </w:pPr>
+            <w:r>
+              <w:rPr>
+                <w:b w:val="0"/>
+                <w:i w:val="0"/>
+                <w:color w:val="222222"/>
+                <w:sz w:val="17"/>
+              </w:rPr>
+              <w:t>800,000</w:t>
+            </w:r>
+          </w:p>
+        </w:tc>
+        <w:tc>
+          <w:tcPr>
+            <w:tcW w:type="dxa" w:w="1701"/>
+            <w:shd w:val="clear" w:color="auto" w:fill="F5FBF5"/>
+            <w:tcMar>
+              <w:top w:w="50" w:type="dxa"/>
+              <w:bottom w:w="50" w:type="dxa"/>
+              <w:left w:w="100" w:type="dxa"/>
+              <w:right w:w="100" w:type="dxa"/>
+            </w:tcMar>
+            <w:tcBorders>
+              <w:top w:val="single" w:sz="4" w:color="D0D0D0" w:space="0"/>
+              <w:left w:val="single" w:sz="4" w:color="D0D0D0" w:space="0"/>
+              <w:bottom w:val="single" w:sz="4" w:color="D0D0D0" w:space="0"/>
+              <w:right w:val="single" w:sz="4" w:color="D0D0D0" w:space="0"/>
+            </w:tcBorders>
+          </w:tcPr>
+          <w:p>
+            <w:pPr>
+              <w:jc w:val="center"/>
+            </w:pPr>
+            <w:r>
+              <w:rPr>
+                <w:b w:val="0"/>
+                <w:i w:val="0"/>
+                <w:color w:val="222222"/>
+                <w:sz w:val="17"/>
+              </w:rPr>
+              <w:t>2.4%</w:t>
+            </w:r>
+          </w:p>
+        </w:tc>
+      </w:tr>
+    </w:tbl>
+    <w:p>
+      <w:pPr>
+        <w:spacing w:after="80"/>
+      </w:pPr>
+    </w:p>
+    <w:p>
+      <w:pPr>
+        <w:spacing w:after="100"/>
+        <w:jc w:val="both"/>
+      </w:pPr>
+      <w:r>
+        <w:rPr>
+          <w:b w:val="0"/>
+          <w:i w:val="0"/>
+          <w:color w:val="222222"/>
+          <w:sz w:val="19"/>
+        </w:rPr>
+        <w:t xml:space="preserve">Profil 6 fasilitas penghasil limbah B3 terbesar beserta sumber referensinya disajikan pada </w:t>
+      </w:r>
+      <w:r>
+        <w:rPr>
+          <w:b/>
+          <w:i w:val="0"/>
+          <w:color w:val="222222"/>
+          <w:sz w:val="19"/>
+        </w:rPr>
+        <w:t>Tabel 3.17</w:t>
+      </w:r>
+      <w:r>
+        <w:rPr>
+          <w:b w:val="0"/>
+          <w:i w:val="0"/>
+          <w:color w:val="222222"/>
+          <w:sz w:val="19"/>
+        </w:rPr>
+        <w:t xml:space="preserve"> berikut:</w:t>
+      </w:r>
+    </w:p>
+    <w:p>
+      <w:pPr>
+        <w:spacing w:before="120" w:after="40"/>
+      </w:pPr>
+      <w:r>
+        <w:rPr>
+          <w:b/>
+          <w:i/>
+          <w:color w:val="2E7D32"/>
+          <w:sz w:val="17"/>
+        </w:rPr>
+        <w:t>Tabel 3.17: Fasilitas Penghasil Limbah B3 Terbesar di Sulawesi</w:t>
+      </w:r>
+    </w:p>
+    <w:tbl>
+      <w:tblPr>
+        <w:tblStyle w:val="TableGrid"/>
+        <w:tblW w:type="auto" w:w="0"/>
+        <w:jc w:val="center"/>
+        <w:tblLayout w:type="fixed"/>
+        <w:tblLook w:firstColumn="1" w:firstRow="1" w:lastColumn="0" w:lastRow="0" w:noHBand="0" w:noVBand="1" w:val="04A0"/>
+      </w:tblPr>
+      <w:tblGrid>
+        <w:gridCol w:w="1928"/>
+        <w:gridCol w:w="1928"/>
+        <w:gridCol w:w="1928"/>
+        <w:gridCol w:w="1928"/>
+        <w:gridCol w:w="1928"/>
+      </w:tblGrid>
+      <w:tr>
+        <w:tc>
+          <w:tcPr>
+            <w:tcW w:type="dxa" w:w="1474"/>
+            <w:shd w:val="clear" w:color="auto" w:fill="2E7D32"/>
+            <w:tcMar>
+              <w:top w:w="70" w:type="dxa"/>
+              <w:bottom w:w="70" w:type="dxa"/>
+              <w:left w:w="100" w:type="dxa"/>
+              <w:right w:w="100" w:type="dxa"/>
+            </w:tcMar>
+            <w:tcBorders>
+              <w:top w:val="single" w:sz="4" w:color="D0D0D0" w:space="0"/>
+              <w:left w:val="single" w:sz="4" w:color="D0D0D0" w:space="0"/>
+              <w:bottom w:val="single" w:sz="8" w:color="1B5E20" w:space="0"/>
+              <w:right w:val="single" w:sz="4" w:color="D0D0D0" w:space="0"/>
+            </w:tcBorders>
+          </w:tcPr>
+          <w:p>
+            <w:pPr>
+              <w:jc w:val="left"/>
+            </w:pPr>
+            <w:r>
+              <w:rPr>
+                <w:b/>
+                <w:i w:val="0"/>
+                <w:color w:val="FFFFFF"/>
+                <w:sz w:val="17"/>
+              </w:rPr>
+              <w:t>Provinsi</w:t>
+            </w:r>
+          </w:p>
+        </w:tc>
+        <w:tc>
+          <w:tcPr>
+            <w:tcW w:type="dxa" w:w="2041"/>
+            <w:shd w:val="clear" w:color="auto" w:fill="2E7D32"/>
+            <w:tcMar>
+              <w:top w:w="70" w:type="dxa"/>
+              <w:bottom w:w="70" w:type="dxa"/>
+              <w:left w:w="100" w:type="dxa"/>
+              <w:right w:w="100" w:type="dxa"/>
+            </w:tcMar>
+            <w:tcBorders>
+              <w:top w:val="single" w:sz="4" w:color="D0D0D0" w:space="0"/>
+              <w:left w:val="single" w:sz="4" w:color="D0D0D0" w:space="0"/>
+              <w:bottom w:val="single" w:sz="8" w:color="1B5E20" w:space="0"/>
+              <w:right w:val="single" w:sz="4" w:color="D0D0D0" w:space="0"/>
+            </w:tcBorders>
+          </w:tcPr>
+          <w:p>
+            <w:pPr>
+              <w:jc w:val="left"/>
+            </w:pPr>
+            <w:r>
+              <w:rPr>
+                <w:b/>
+                <w:i w:val="0"/>
+                <w:color w:val="FFFFFF"/>
+                <w:sz w:val="17"/>
+              </w:rPr>
+              <w:t>Kawasan/Perusahaan</w:t>
+            </w:r>
+          </w:p>
+        </w:tc>
+        <w:tc>
+          <w:tcPr>
+            <w:tcW w:type="dxa" w:w="1701"/>
+            <w:shd w:val="clear" w:color="auto" w:fill="2E7D32"/>
+            <w:tcMar>
+              <w:top w:w="70" w:type="dxa"/>
+              <w:bottom w:w="70" w:type="dxa"/>
+              <w:left w:w="100" w:type="dxa"/>
+              <w:right w:w="100" w:type="dxa"/>
+            </w:tcMar>
+            <w:tcBorders>
+              <w:top w:val="single" w:sz="4" w:color="D0D0D0" w:space="0"/>
+              <w:left w:val="single" w:sz="4" w:color="D0D0D0" w:space="0"/>
+              <w:bottom w:val="single" w:sz="8" w:color="1B5E20" w:space="0"/>
+              <w:right w:val="single" w:sz="4" w:color="D0D0D0" w:space="0"/>
+            </w:tcBorders>
+          </w:tcPr>
+          <w:p>
+            <w:pPr>
+              <w:jc w:val="left"/>
+            </w:pPr>
+            <w:r>
+              <w:rPr>
+                <w:b/>
+                <w:i w:val="0"/>
+                <w:color w:val="FFFFFF"/>
+                <w:sz w:val="17"/>
+              </w:rPr>
+              <w:t>Jenis Limbah</w:t>
+            </w:r>
+          </w:p>
+        </w:tc>
+        <w:tc>
+          <w:tcPr>
+            <w:tcW w:type="dxa" w:w="1587"/>
+            <w:shd w:val="clear" w:color="auto" w:fill="2E7D32"/>
+            <w:tcMar>
+              <w:top w:w="70" w:type="dxa"/>
+              <w:bottom w:w="70" w:type="dxa"/>
+              <w:left w:w="100" w:type="dxa"/>
+              <w:right w:w="100" w:type="dxa"/>
+            </w:tcMar>
+            <w:tcBorders>
+              <w:top w:val="single" w:sz="4" w:color="D0D0D0" w:space="0"/>
+              <w:left w:val="single" w:sz="4" w:color="D0D0D0" w:space="0"/>
+              <w:bottom w:val="single" w:sz="8" w:color="1B5E20" w:space="0"/>
+              <w:right w:val="single" w:sz="4" w:color="D0D0D0" w:space="0"/>
+            </w:tcBorders>
+          </w:tcPr>
+          <w:p>
+            <w:pPr>
+              <w:jc w:val="center"/>
+            </w:pPr>
+            <w:r>
+              <w:rPr>
+                <w:b/>
+                <w:i w:val="0"/>
+                <w:color w:val="FFFFFF"/>
+                <w:sz w:val="17"/>
+              </w:rPr>
+              <w:t>Timbulan (Ton/Tahun)</w:t>
+            </w:r>
+          </w:p>
+        </w:tc>
+        <w:tc>
+          <w:tcPr>
+            <w:tcW w:type="dxa" w:w="1928"/>
+            <w:shd w:val="clear" w:color="auto" w:fill="2E7D32"/>
+            <w:tcMar>
+              <w:top w:w="70" w:type="dxa"/>
+              <w:bottom w:w="70" w:type="dxa"/>
+              <w:left w:w="100" w:type="dxa"/>
+              <w:right w:w="100" w:type="dxa"/>
+            </w:tcMar>
+            <w:tcBorders>
+              <w:top w:val="single" w:sz="4" w:color="D0D0D0" w:space="0"/>
+              <w:left w:val="single" w:sz="4" w:color="D0D0D0" w:space="0"/>
+              <w:bottom w:val="single" w:sz="8" w:color="1B5E20" w:space="0"/>
+              <w:right w:val="single" w:sz="4" w:color="D0D0D0" w:space="0"/>
+            </w:tcBorders>
+          </w:tcPr>
+          <w:p>
+            <w:pPr>
+              <w:jc w:val="left"/>
+            </w:pPr>
+            <w:r>
+              <w:rPr>
+                <w:b/>
+                <w:i w:val="0"/>
+                <w:color w:val="FFFFFF"/>
+                <w:sz w:val="17"/>
+              </w:rPr>
+              <w:t>Sumber</w:t>
+            </w:r>
+          </w:p>
+        </w:tc>
+      </w:tr>
+      <w:tr>
+        <w:tc>
+          <w:tcPr>
+            <w:tcW w:type="dxa" w:w="1474"/>
+            <w:shd w:val="clear" w:color="auto" w:fill="F5FBF5"/>
+            <w:tcMar>
+              <w:top w:w="50" w:type="dxa"/>
+              <w:bottom w:w="50" w:type="dxa"/>
+              <w:left w:w="100" w:type="dxa"/>
+              <w:right w:w="100" w:type="dxa"/>
+            </w:tcMar>
+            <w:tcBorders>
+              <w:top w:val="single" w:sz="4" w:color="D0D0D0" w:space="0"/>
+              <w:left w:val="single" w:sz="4" w:color="D0D0D0" w:space="0"/>
+              <w:bottom w:val="single" w:sz="4" w:color="D0D0D0" w:space="0"/>
+              <w:right w:val="single" w:sz="4" w:color="D0D0D0" w:space="0"/>
+            </w:tcBorders>
+          </w:tcPr>
+          <w:p>
+            <w:pPr>
+              <w:jc w:val="left"/>
+            </w:pPr>
+            <w:r>
+              <w:rPr>
+                <w:b w:val="0"/>
+                <w:i w:val="0"/>
+                <w:color w:val="222222"/>
+                <w:sz w:val="17"/>
+              </w:rPr>
+              <w:t>Sulawesi Tengah</w:t>
+            </w:r>
+          </w:p>
+        </w:tc>
+        <w:tc>
+          <w:tcPr>
+            <w:tcW w:type="dxa" w:w="2041"/>
+            <w:shd w:val="clear" w:color="auto" w:fill="F5FBF5"/>
+            <w:tcMar>
+              <w:top w:w="50" w:type="dxa"/>
+              <w:bottom w:w="50" w:type="dxa"/>
+              <w:left w:w="100" w:type="dxa"/>
+              <w:right w:w="100" w:type="dxa"/>
+            </w:tcMar>
+            <w:tcBorders>
+              <w:top w:val="single" w:sz="4" w:color="D0D0D0" w:space="0"/>
+              <w:left w:val="single" w:sz="4" w:color="D0D0D0" w:space="0"/>
+              <w:bottom w:val="single" w:sz="4" w:color="D0D0D0" w:space="0"/>
+              <w:right w:val="single" w:sz="4" w:color="D0D0D0" w:space="0"/>
+            </w:tcBorders>
+          </w:tcPr>
+          <w:p>
+            <w:pPr>
+              <w:jc w:val="left"/>
+            </w:pPr>
+            <w:r>
+              <w:rPr>
+                <w:b w:val="0"/>
+                <w:i w:val="0"/>
+                <w:color w:val="222222"/>
+                <w:sz w:val="17"/>
+              </w:rPr>
+              <w:t>IMIP (Morowali)</w:t>
+            </w:r>
+          </w:p>
+        </w:tc>
+        <w:tc>
+          <w:tcPr>
+            <w:tcW w:type="dxa" w:w="1701"/>
+            <w:shd w:val="clear" w:color="auto" w:fill="F5FBF5"/>
+            <w:tcMar>
+              <w:top w:w="50" w:type="dxa"/>
+              <w:bottom w:w="50" w:type="dxa"/>
+              <w:left w:w="100" w:type="dxa"/>
+              <w:right w:w="100" w:type="dxa"/>
+            </w:tcMar>
+            <w:tcBorders>
+              <w:top w:val="single" w:sz="4" w:color="D0D0D0" w:space="0"/>
+              <w:left w:val="single" w:sz="4" w:color="D0D0D0" w:space="0"/>
+              <w:bottom w:val="single" w:sz="4" w:color="D0D0D0" w:space="0"/>
+              <w:right w:val="single" w:sz="4" w:color="D0D0D0" w:space="0"/>
+            </w:tcBorders>
+          </w:tcPr>
+          <w:p>
+            <w:pPr>
+              <w:jc w:val="left"/>
+            </w:pPr>
+            <w:r>
+              <w:rPr>
+                <w:b w:val="0"/>
+                <w:i w:val="0"/>
+                <w:color w:val="222222"/>
+                <w:sz w:val="17"/>
+              </w:rPr>
+              <w:t>Slag &amp; Tailing HPAL</w:t>
+            </w:r>
+          </w:p>
+        </w:tc>
+        <w:tc>
+          <w:tcPr>
+            <w:tcW w:type="dxa" w:w="1587"/>
+            <w:shd w:val="clear" w:color="auto" w:fill="F5FBF5"/>
+            <w:tcMar>
+              <w:top w:w="50" w:type="dxa"/>
+              <w:bottom w:w="50" w:type="dxa"/>
+              <w:left w:w="100" w:type="dxa"/>
+              <w:right w:w="100" w:type="dxa"/>
+            </w:tcMar>
+            <w:tcBorders>
+              <w:top w:val="single" w:sz="4" w:color="D0D0D0" w:space="0"/>
+              <w:left w:val="single" w:sz="4" w:color="D0D0D0" w:space="0"/>
+              <w:bottom w:val="single" w:sz="4" w:color="D0D0D0" w:space="0"/>
+              <w:right w:val="single" w:sz="4" w:color="D0D0D0" w:space="0"/>
+            </w:tcBorders>
+          </w:tcPr>
+          <w:p>
+            <w:pPr>
+              <w:jc w:val="center"/>
+            </w:pPr>
+            <w:r>
+              <w:rPr>
+                <w:b w:val="0"/>
+                <w:i w:val="0"/>
+                <w:color w:val="222222"/>
+                <w:sz w:val="17"/>
+              </w:rPr>
+              <w:t>12,000,000</w:t>
+            </w:r>
+          </w:p>
+        </w:tc>
+        <w:tc>
+          <w:tcPr>
+            <w:tcW w:type="dxa" w:w="1928"/>
+            <w:shd w:val="clear" w:color="auto" w:fill="F5FBF5"/>
+            <w:tcMar>
+              <w:top w:w="50" w:type="dxa"/>
+              <w:bottom w:w="50" w:type="dxa"/>
+              <w:left w:w="100" w:type="dxa"/>
+              <w:right w:w="100" w:type="dxa"/>
+            </w:tcMar>
+            <w:tcBorders>
+              <w:top w:val="single" w:sz="4" w:color="D0D0D0" w:space="0"/>
+              <w:left w:val="single" w:sz="4" w:color="D0D0D0" w:space="0"/>
+              <w:bottom w:val="single" w:sz="4" w:color="D0D0D0" w:space="0"/>
+              <w:right w:val="single" w:sz="4" w:color="D0D0D0" w:space="0"/>
+            </w:tcBorders>
+          </w:tcPr>
+          <w:p>
+            <w:pPr>
+              <w:jc w:val="left"/>
+            </w:pPr>
+            <w:r>
+              <w:rPr>
+                <w:b w:val="0"/>
+                <w:i w:val="0"/>
+                <w:color w:val="222222"/>
+                <w:sz w:val="17"/>
+              </w:rPr>
+              <w:t>Temuan KLH/BPLH &amp; Laporan AEER (2024-2025)</w:t>
+            </w:r>
+          </w:p>
+        </w:tc>
+      </w:tr>
+      <w:tr>
+        <w:tc>
+          <w:tcPr>
+            <w:tcW w:type="dxa" w:w="1474"/>
+            <w:shd w:val="clear" w:color="auto" w:fill="FFFFFF"/>
+            <w:tcMar>
+              <w:top w:w="50" w:type="dxa"/>
+              <w:bottom w:w="50" w:type="dxa"/>
+              <w:left w:w="100" w:type="dxa"/>
+              <w:right w:w="100" w:type="dxa"/>
+            </w:tcMar>
+            <w:tcBorders>
+              <w:top w:val="single" w:sz="4" w:color="D0D0D0" w:space="0"/>
+              <w:left w:val="single" w:sz="4" w:color="D0D0D0" w:space="0"/>
+              <w:bottom w:val="single" w:sz="4" w:color="D0D0D0" w:space="0"/>
+              <w:right w:val="single" w:sz="4" w:color="D0D0D0" w:space="0"/>
+            </w:tcBorders>
+          </w:tcPr>
+          <w:p>
+            <w:pPr>
+              <w:jc w:val="left"/>
+            </w:pPr>
+            <w:r>
+              <w:rPr>
+                <w:b w:val="0"/>
+                <w:i w:val="0"/>
+                <w:color w:val="222222"/>
+                <w:sz w:val="17"/>
+              </w:rPr>
+              <w:t>Sulawesi Tengah</w:t>
+            </w:r>
+          </w:p>
+        </w:tc>
+        <w:tc>
+          <w:tcPr>
+            <w:tcW w:type="dxa" w:w="2041"/>
+            <w:shd w:val="clear" w:color="auto" w:fill="FFFFFF"/>
+            <w:tcMar>
+              <w:top w:w="50" w:type="dxa"/>
+              <w:bottom w:w="50" w:type="dxa"/>
+              <w:left w:w="100" w:type="dxa"/>
+              <w:right w:w="100" w:type="dxa"/>
+            </w:tcMar>
+            <w:tcBorders>
+              <w:top w:val="single" w:sz="4" w:color="D0D0D0" w:space="0"/>
+              <w:left w:val="single" w:sz="4" w:color="D0D0D0" w:space="0"/>
+              <w:bottom w:val="single" w:sz="4" w:color="D0D0D0" w:space="0"/>
+              <w:right w:val="single" w:sz="4" w:color="D0D0D0" w:space="0"/>
+            </w:tcBorders>
+          </w:tcPr>
+          <w:p>
+            <w:pPr>
+              <w:jc w:val="left"/>
+            </w:pPr>
+            <w:r>
+              <w:rPr>
+                <w:b w:val="0"/>
+                <w:i w:val="0"/>
+                <w:color w:val="222222"/>
+                <w:sz w:val="17"/>
+              </w:rPr>
+              <w:t>PT Huayue Nickel Cobalt (HNC) - Morowali</w:t>
+            </w:r>
+          </w:p>
+        </w:tc>
+        <w:tc>
+          <w:tcPr>
+            <w:tcW w:type="dxa" w:w="1701"/>
+            <w:shd w:val="clear" w:color="auto" w:fill="FFFFFF"/>
+            <w:tcMar>
+              <w:top w:w="50" w:type="dxa"/>
+              <w:bottom w:w="50" w:type="dxa"/>
+              <w:left w:w="100" w:type="dxa"/>
+              <w:right w:w="100" w:type="dxa"/>
+            </w:tcMar>
+            <w:tcBorders>
+              <w:top w:val="single" w:sz="4" w:color="D0D0D0" w:space="0"/>
+              <w:left w:val="single" w:sz="4" w:color="D0D0D0" w:space="0"/>
+              <w:bottom w:val="single" w:sz="4" w:color="D0D0D0" w:space="0"/>
+              <w:right w:val="single" w:sz="4" w:color="D0D0D0" w:space="0"/>
+            </w:tcBorders>
+          </w:tcPr>
+          <w:p>
+            <w:pPr>
+              <w:jc w:val="left"/>
+            </w:pPr>
+            <w:r>
+              <w:rPr>
+                <w:b w:val="0"/>
+                <w:i w:val="0"/>
+                <w:color w:val="222222"/>
+                <w:sz w:val="17"/>
+              </w:rPr>
+              <w:t>Tailing HPAL</w:t>
+            </w:r>
+          </w:p>
+        </w:tc>
+        <w:tc>
+          <w:tcPr>
+            <w:tcW w:type="dxa" w:w="1587"/>
+            <w:shd w:val="clear" w:color="auto" w:fill="FFFFFF"/>
+            <w:tcMar>
+              <w:top w:w="50" w:type="dxa"/>
+              <w:bottom w:w="50" w:type="dxa"/>
+              <w:left w:w="100" w:type="dxa"/>
+              <w:right w:w="100" w:type="dxa"/>
+            </w:tcMar>
+            <w:tcBorders>
+              <w:top w:val="single" w:sz="4" w:color="D0D0D0" w:space="0"/>
+              <w:left w:val="single" w:sz="4" w:color="D0D0D0" w:space="0"/>
+              <w:bottom w:val="single" w:sz="4" w:color="D0D0D0" w:space="0"/>
+              <w:right w:val="single" w:sz="4" w:color="D0D0D0" w:space="0"/>
+            </w:tcBorders>
+          </w:tcPr>
+          <w:p>
+            <w:pPr>
+              <w:jc w:val="center"/>
+            </w:pPr>
+            <w:r>
+              <w:rPr>
+                <w:b w:val="0"/>
+                <w:i w:val="0"/>
+                <w:color w:val="222222"/>
+                <w:sz w:val="17"/>
+              </w:rPr>
+              <w:t>7,000,000</w:t>
+            </w:r>
+          </w:p>
+        </w:tc>
+        <w:tc>
+          <w:tcPr>
+            <w:tcW w:type="dxa" w:w="1928"/>
+            <w:shd w:val="clear" w:color="auto" w:fill="FFFFFF"/>
+            <w:tcMar>
+              <w:top w:w="50" w:type="dxa"/>
+              <w:bottom w:w="50" w:type="dxa"/>
+              <w:left w:w="100" w:type="dxa"/>
+              <w:right w:w="100" w:type="dxa"/>
+            </w:tcMar>
+            <w:tcBorders>
+              <w:top w:val="single" w:sz="4" w:color="D0D0D0" w:space="0"/>
+              <w:left w:val="single" w:sz="4" w:color="D0D0D0" w:space="0"/>
+              <w:bottom w:val="single" w:sz="4" w:color="D0D0D0" w:space="0"/>
+              <w:right w:val="single" w:sz="4" w:color="D0D0D0" w:space="0"/>
+            </w:tcBorders>
+          </w:tcPr>
+          <w:p>
+            <w:pPr>
+              <w:jc w:val="left"/>
+            </w:pPr>
+            <w:r>
+              <w:rPr>
+                <w:b w:val="0"/>
+                <w:i w:val="0"/>
+                <w:color w:val="222222"/>
+                <w:sz w:val="17"/>
+              </w:rPr>
+              <w:t>AEER HPAL Report (2024)</w:t>
+            </w:r>
+          </w:p>
+        </w:tc>
+      </w:tr>
+      <w:tr>
+        <w:tc>
+          <w:tcPr>
+            <w:tcW w:type="dxa" w:w="1474"/>
+            <w:shd w:val="clear" w:color="auto" w:fill="F5FBF5"/>
+            <w:tcMar>
+              <w:top w:w="50" w:type="dxa"/>
+              <w:bottom w:w="50" w:type="dxa"/>
+              <w:left w:w="100" w:type="dxa"/>
+              <w:right w:w="100" w:type="dxa"/>
+            </w:tcMar>
+            <w:tcBorders>
+              <w:top w:val="single" w:sz="4" w:color="D0D0D0" w:space="0"/>
+              <w:left w:val="single" w:sz="4" w:color="D0D0D0" w:space="0"/>
+              <w:bottom w:val="single" w:sz="4" w:color="D0D0D0" w:space="0"/>
+              <w:right w:val="single" w:sz="4" w:color="D0D0D0" w:space="0"/>
+            </w:tcBorders>
+          </w:tcPr>
+          <w:p>
+            <w:pPr>
+              <w:jc w:val="left"/>
+            </w:pPr>
+            <w:r>
+              <w:rPr>
+                <w:b w:val="0"/>
+                <w:i w:val="0"/>
+                <w:color w:val="222222"/>
+                <w:sz w:val="17"/>
+              </w:rPr>
+              <w:t>Sulawesi Tenggara</w:t>
+            </w:r>
+          </w:p>
+        </w:tc>
+        <w:tc>
+          <w:tcPr>
+            <w:tcW w:type="dxa" w:w="2041"/>
+            <w:shd w:val="clear" w:color="auto" w:fill="F5FBF5"/>
+            <w:tcMar>
+              <w:top w:w="50" w:type="dxa"/>
+              <w:bottom w:w="50" w:type="dxa"/>
+              <w:left w:w="100" w:type="dxa"/>
+              <w:right w:w="100" w:type="dxa"/>
+            </w:tcMar>
+            <w:tcBorders>
+              <w:top w:val="single" w:sz="4" w:color="D0D0D0" w:space="0"/>
+              <w:left w:val="single" w:sz="4" w:color="D0D0D0" w:space="0"/>
+              <w:bottom w:val="single" w:sz="4" w:color="D0D0D0" w:space="0"/>
+              <w:right w:val="single" w:sz="4" w:color="D0D0D0" w:space="0"/>
+            </w:tcBorders>
+          </w:tcPr>
+          <w:p>
+            <w:pPr>
+              <w:jc w:val="left"/>
+            </w:pPr>
+            <w:r>
+              <w:rPr>
+                <w:b w:val="0"/>
+                <w:i w:val="0"/>
+                <w:color w:val="222222"/>
+                <w:sz w:val="17"/>
+              </w:rPr>
+              <w:t>VDNI (Konawe) &amp; Sekitarnya</w:t>
+            </w:r>
+          </w:p>
+        </w:tc>
+        <w:tc>
+          <w:tcPr>
+            <w:tcW w:type="dxa" w:w="1701"/>
+            <w:shd w:val="clear" w:color="auto" w:fill="F5FBF5"/>
+            <w:tcMar>
+              <w:top w:w="50" w:type="dxa"/>
+              <w:bottom w:w="50" w:type="dxa"/>
+              <w:left w:w="100" w:type="dxa"/>
+              <w:right w:w="100" w:type="dxa"/>
+            </w:tcMar>
+            <w:tcBorders>
+              <w:top w:val="single" w:sz="4" w:color="D0D0D0" w:space="0"/>
+              <w:left w:val="single" w:sz="4" w:color="D0D0D0" w:space="0"/>
+              <w:bottom w:val="single" w:sz="4" w:color="D0D0D0" w:space="0"/>
+              <w:right w:val="single" w:sz="4" w:color="D0D0D0" w:space="0"/>
+            </w:tcBorders>
+          </w:tcPr>
+          <w:p>
+            <w:pPr>
+              <w:jc w:val="left"/>
+            </w:pPr>
+            <w:r>
+              <w:rPr>
+                <w:b w:val="0"/>
+                <w:i w:val="0"/>
+                <w:color w:val="222222"/>
+                <w:sz w:val="17"/>
+              </w:rPr>
+              <w:t>Slag Feronikel</w:t>
+            </w:r>
+          </w:p>
+        </w:tc>
+        <w:tc>
+          <w:tcPr>
+            <w:tcW w:type="dxa" w:w="1587"/>
+            <w:shd w:val="clear" w:color="auto" w:fill="F5FBF5"/>
+            <w:tcMar>
+              <w:top w:w="50" w:type="dxa"/>
+              <w:bottom w:w="50" w:type="dxa"/>
+              <w:left w:w="100" w:type="dxa"/>
+              <w:right w:w="100" w:type="dxa"/>
+            </w:tcMar>
+            <w:tcBorders>
+              <w:top w:val="single" w:sz="4" w:color="D0D0D0" w:space="0"/>
+              <w:left w:val="single" w:sz="4" w:color="D0D0D0" w:space="0"/>
+              <w:bottom w:val="single" w:sz="4" w:color="D0D0D0" w:space="0"/>
+              <w:right w:val="single" w:sz="4" w:color="D0D0D0" w:space="0"/>
+            </w:tcBorders>
+          </w:tcPr>
+          <w:p>
+            <w:pPr>
+              <w:jc w:val="center"/>
+            </w:pPr>
+            <w:r>
+              <w:rPr>
+                <w:b w:val="0"/>
+                <w:i w:val="0"/>
+                <w:color w:val="222222"/>
+                <w:sz w:val="17"/>
+              </w:rPr>
+              <w:t>6,500,000</w:t>
+            </w:r>
+          </w:p>
+        </w:tc>
+        <w:tc>
+          <w:tcPr>
+            <w:tcW w:type="dxa" w:w="1928"/>
+            <w:shd w:val="clear" w:color="auto" w:fill="F5FBF5"/>
+            <w:tcMar>
+              <w:top w:w="50" w:type="dxa"/>
+              <w:bottom w:w="50" w:type="dxa"/>
+              <w:left w:w="100" w:type="dxa"/>
+              <w:right w:w="100" w:type="dxa"/>
+            </w:tcMar>
+            <w:tcBorders>
+              <w:top w:val="single" w:sz="4" w:color="D0D0D0" w:space="0"/>
+              <w:left w:val="single" w:sz="4" w:color="D0D0D0" w:space="0"/>
+              <w:bottom w:val="single" w:sz="4" w:color="D0D0D0" w:space="0"/>
+              <w:right w:val="single" w:sz="4" w:color="D0D0D0" w:space="0"/>
+            </w:tcBorders>
+          </w:tcPr>
+          <w:p>
+            <w:pPr>
+              <w:jc w:val="left"/>
+            </w:pPr>
+            <w:r>
+              <w:rPr>
+                <w:b w:val="0"/>
+                <w:i w:val="0"/>
+                <w:color w:val="222222"/>
+                <w:sz w:val="17"/>
+              </w:rPr>
+              <w:t>Data Produksi VDNI &amp; Kajian WALHI</w:t>
+            </w:r>
+          </w:p>
+        </w:tc>
+      </w:tr>
+      <w:tr>
+        <w:tc>
+          <w:tcPr>
+            <w:tcW w:type="dxa" w:w="1474"/>
+            <w:shd w:val="clear" w:color="auto" w:fill="FFFFFF"/>
+            <w:tcMar>
+              <w:top w:w="50" w:type="dxa"/>
+              <w:bottom w:w="50" w:type="dxa"/>
+              <w:left w:w="100" w:type="dxa"/>
+              <w:right w:w="100" w:type="dxa"/>
+            </w:tcMar>
+            <w:tcBorders>
+              <w:top w:val="single" w:sz="4" w:color="D0D0D0" w:space="0"/>
+              <w:left w:val="single" w:sz="4" w:color="D0D0D0" w:space="0"/>
+              <w:bottom w:val="single" w:sz="4" w:color="D0D0D0" w:space="0"/>
+              <w:right w:val="single" w:sz="4" w:color="D0D0D0" w:space="0"/>
+            </w:tcBorders>
+          </w:tcPr>
+          <w:p>
+            <w:pPr>
+              <w:jc w:val="left"/>
+            </w:pPr>
+            <w:r>
+              <w:rPr>
+                <w:b w:val="0"/>
+                <w:i w:val="0"/>
+                <w:color w:val="222222"/>
+                <w:sz w:val="17"/>
+              </w:rPr>
+              <w:t>Sulawesi Tengah</w:t>
+            </w:r>
+          </w:p>
+        </w:tc>
+        <w:tc>
+          <w:tcPr>
+            <w:tcW w:type="dxa" w:w="2041"/>
+            <w:shd w:val="clear" w:color="auto" w:fill="FFFFFF"/>
+            <w:tcMar>
+              <w:top w:w="50" w:type="dxa"/>
+              <w:bottom w:w="50" w:type="dxa"/>
+              <w:left w:w="100" w:type="dxa"/>
+              <w:right w:w="100" w:type="dxa"/>
+            </w:tcMar>
+            <w:tcBorders>
+              <w:top w:val="single" w:sz="4" w:color="D0D0D0" w:space="0"/>
+              <w:left w:val="single" w:sz="4" w:color="D0D0D0" w:space="0"/>
+              <w:bottom w:val="single" w:sz="4" w:color="D0D0D0" w:space="0"/>
+              <w:right w:val="single" w:sz="4" w:color="D0D0D0" w:space="0"/>
+            </w:tcBorders>
+          </w:tcPr>
+          <w:p>
+            <w:pPr>
+              <w:jc w:val="left"/>
+            </w:pPr>
+            <w:r>
+              <w:rPr>
+                <w:b w:val="0"/>
+                <w:i w:val="0"/>
+                <w:color w:val="222222"/>
+                <w:sz w:val="17"/>
+              </w:rPr>
+              <w:t>PT QMB New Energy Materials - Morowali</w:t>
+            </w:r>
+          </w:p>
+        </w:tc>
+        <w:tc>
+          <w:tcPr>
+            <w:tcW w:type="dxa" w:w="1701"/>
+            <w:shd w:val="clear" w:color="auto" w:fill="FFFFFF"/>
+            <w:tcMar>
+              <w:top w:w="50" w:type="dxa"/>
+              <w:bottom w:w="50" w:type="dxa"/>
+              <w:left w:w="100" w:type="dxa"/>
+              <w:right w:w="100" w:type="dxa"/>
+            </w:tcMar>
+            <w:tcBorders>
+              <w:top w:val="single" w:sz="4" w:color="D0D0D0" w:space="0"/>
+              <w:left w:val="single" w:sz="4" w:color="D0D0D0" w:space="0"/>
+              <w:bottom w:val="single" w:sz="4" w:color="D0D0D0" w:space="0"/>
+              <w:right w:val="single" w:sz="4" w:color="D0D0D0" w:space="0"/>
+            </w:tcBorders>
+          </w:tcPr>
+          <w:p>
+            <w:pPr>
+              <w:jc w:val="left"/>
+            </w:pPr>
+            <w:r>
+              <w:rPr>
+                <w:b w:val="0"/>
+                <w:i w:val="0"/>
+                <w:color w:val="222222"/>
+                <w:sz w:val="17"/>
+              </w:rPr>
+              <w:t>Tailing HPAL</w:t>
+            </w:r>
+          </w:p>
+        </w:tc>
+        <w:tc>
+          <w:tcPr>
+            <w:tcW w:type="dxa" w:w="1587"/>
+            <w:shd w:val="clear" w:color="auto" w:fill="FFFFFF"/>
+            <w:tcMar>
+              <w:top w:w="50" w:type="dxa"/>
+              <w:bottom w:w="50" w:type="dxa"/>
+              <w:left w:w="100" w:type="dxa"/>
+              <w:right w:w="100" w:type="dxa"/>
+            </w:tcMar>
+            <w:tcBorders>
+              <w:top w:val="single" w:sz="4" w:color="D0D0D0" w:space="0"/>
+              <w:left w:val="single" w:sz="4" w:color="D0D0D0" w:space="0"/>
+              <w:bottom w:val="single" w:sz="4" w:color="D0D0D0" w:space="0"/>
+              <w:right w:val="single" w:sz="4" w:color="D0D0D0" w:space="0"/>
+            </w:tcBorders>
+          </w:tcPr>
+          <w:p>
+            <w:pPr>
+              <w:jc w:val="center"/>
+            </w:pPr>
+            <w:r>
+              <w:rPr>
+                <w:b w:val="0"/>
+                <w:i w:val="0"/>
+                <w:color w:val="222222"/>
+                <w:sz w:val="17"/>
+              </w:rPr>
+              <w:t>5,500,000</w:t>
+            </w:r>
+          </w:p>
+        </w:tc>
+        <w:tc>
+          <w:tcPr>
+            <w:tcW w:type="dxa" w:w="1928"/>
+            <w:shd w:val="clear" w:color="auto" w:fill="FFFFFF"/>
+            <w:tcMar>
+              <w:top w:w="50" w:type="dxa"/>
+              <w:bottom w:w="50" w:type="dxa"/>
+              <w:left w:w="100" w:type="dxa"/>
+              <w:right w:w="100" w:type="dxa"/>
+            </w:tcMar>
+            <w:tcBorders>
+              <w:top w:val="single" w:sz="4" w:color="D0D0D0" w:space="0"/>
+              <w:left w:val="single" w:sz="4" w:color="D0D0D0" w:space="0"/>
+              <w:bottom w:val="single" w:sz="4" w:color="D0D0D0" w:space="0"/>
+              <w:right w:val="single" w:sz="4" w:color="D0D0D0" w:space="0"/>
+            </w:tcBorders>
+          </w:tcPr>
+          <w:p>
+            <w:pPr>
+              <w:jc w:val="left"/>
+            </w:pPr>
+            <w:r>
+              <w:rPr>
+                <w:b w:val="0"/>
+                <w:i w:val="0"/>
+                <w:color w:val="222222"/>
+                <w:sz w:val="17"/>
+              </w:rPr>
+              <w:t>AEER HPAL Report (2024)</w:t>
+            </w:r>
+          </w:p>
+        </w:tc>
+      </w:tr>
+      <w:tr>
+        <w:tc>
+          <w:tcPr>
+            <w:tcW w:type="dxa" w:w="1474"/>
+            <w:shd w:val="clear" w:color="auto" w:fill="F5FBF5"/>
+            <w:tcMar>
+              <w:top w:w="50" w:type="dxa"/>
+              <w:bottom w:w="50" w:type="dxa"/>
+              <w:left w:w="100" w:type="dxa"/>
+              <w:right w:w="100" w:type="dxa"/>
+            </w:tcMar>
+            <w:tcBorders>
+              <w:top w:val="single" w:sz="4" w:color="D0D0D0" w:space="0"/>
+              <w:left w:val="single" w:sz="4" w:color="D0D0D0" w:space="0"/>
+              <w:bottom w:val="single" w:sz="4" w:color="D0D0D0" w:space="0"/>
+              <w:right w:val="single" w:sz="4" w:color="D0D0D0" w:space="0"/>
+            </w:tcBorders>
+          </w:tcPr>
+          <w:p>
+            <w:pPr>
+              <w:jc w:val="left"/>
+            </w:pPr>
+            <w:r>
+              <w:rPr>
+                <w:b w:val="0"/>
+                <w:i w:val="0"/>
+                <w:color w:val="222222"/>
+                <w:sz w:val="17"/>
+              </w:rPr>
+              <w:t>Sulawesi Selatan</w:t>
+            </w:r>
+          </w:p>
+        </w:tc>
+        <w:tc>
+          <w:tcPr>
+            <w:tcW w:type="dxa" w:w="2041"/>
+            <w:shd w:val="clear" w:color="auto" w:fill="F5FBF5"/>
+            <w:tcMar>
+              <w:top w:w="50" w:type="dxa"/>
+              <w:bottom w:w="50" w:type="dxa"/>
+              <w:left w:w="100" w:type="dxa"/>
+              <w:right w:w="100" w:type="dxa"/>
+            </w:tcMar>
+            <w:tcBorders>
+              <w:top w:val="single" w:sz="4" w:color="D0D0D0" w:space="0"/>
+              <w:left w:val="single" w:sz="4" w:color="D0D0D0" w:space="0"/>
+              <w:bottom w:val="single" w:sz="4" w:color="D0D0D0" w:space="0"/>
+              <w:right w:val="single" w:sz="4" w:color="D0D0D0" w:space="0"/>
+            </w:tcBorders>
+          </w:tcPr>
+          <w:p>
+            <w:pPr>
+              <w:jc w:val="left"/>
+            </w:pPr>
+            <w:r>
+              <w:rPr>
+                <w:b w:val="0"/>
+                <w:i w:val="0"/>
+                <w:color w:val="222222"/>
+                <w:sz w:val="17"/>
+              </w:rPr>
+              <w:t>Huadi Nickel Alloy (Bantaeng)</w:t>
+            </w:r>
+          </w:p>
+        </w:tc>
+        <w:tc>
+          <w:tcPr>
+            <w:tcW w:type="dxa" w:w="1701"/>
+            <w:shd w:val="clear" w:color="auto" w:fill="F5FBF5"/>
+            <w:tcMar>
+              <w:top w:w="50" w:type="dxa"/>
+              <w:bottom w:w="50" w:type="dxa"/>
+              <w:left w:w="100" w:type="dxa"/>
+              <w:right w:w="100" w:type="dxa"/>
+            </w:tcMar>
+            <w:tcBorders>
+              <w:top w:val="single" w:sz="4" w:color="D0D0D0" w:space="0"/>
+              <w:left w:val="single" w:sz="4" w:color="D0D0D0" w:space="0"/>
+              <w:bottom w:val="single" w:sz="4" w:color="D0D0D0" w:space="0"/>
+              <w:right w:val="single" w:sz="4" w:color="D0D0D0" w:space="0"/>
+            </w:tcBorders>
+          </w:tcPr>
+          <w:p>
+            <w:pPr>
+              <w:jc w:val="left"/>
+            </w:pPr>
+            <w:r>
+              <w:rPr>
+                <w:b w:val="0"/>
+                <w:i w:val="0"/>
+                <w:color w:val="222222"/>
+                <w:sz w:val="17"/>
+              </w:rPr>
+              <w:t>Slag EAF</w:t>
+            </w:r>
+          </w:p>
+        </w:tc>
+        <w:tc>
+          <w:tcPr>
+            <w:tcW w:type="dxa" w:w="1587"/>
+            <w:shd w:val="clear" w:color="auto" w:fill="F5FBF5"/>
+            <w:tcMar>
+              <w:top w:w="50" w:type="dxa"/>
+              <w:bottom w:w="50" w:type="dxa"/>
+              <w:left w:w="100" w:type="dxa"/>
+              <w:right w:w="100" w:type="dxa"/>
+            </w:tcMar>
+            <w:tcBorders>
+              <w:top w:val="single" w:sz="4" w:color="D0D0D0" w:space="0"/>
+              <w:left w:val="single" w:sz="4" w:color="D0D0D0" w:space="0"/>
+              <w:bottom w:val="single" w:sz="4" w:color="D0D0D0" w:space="0"/>
+              <w:right w:val="single" w:sz="4" w:color="D0D0D0" w:space="0"/>
+            </w:tcBorders>
+          </w:tcPr>
+          <w:p>
+            <w:pPr>
+              <w:jc w:val="center"/>
+            </w:pPr>
+            <w:r>
+              <w:rPr>
+                <w:b w:val="0"/>
+                <w:i w:val="0"/>
+                <w:color w:val="222222"/>
+                <w:sz w:val="17"/>
+              </w:rPr>
+              <w:t>1,000,000</w:t>
+            </w:r>
+          </w:p>
+        </w:tc>
+        <w:tc>
+          <w:tcPr>
+            <w:tcW w:type="dxa" w:w="1928"/>
+            <w:shd w:val="clear" w:color="auto" w:fill="F5FBF5"/>
+            <w:tcMar>
+              <w:top w:w="50" w:type="dxa"/>
+              <w:bottom w:w="50" w:type="dxa"/>
+              <w:left w:w="100" w:type="dxa"/>
+              <w:right w:w="100" w:type="dxa"/>
+            </w:tcMar>
+            <w:tcBorders>
+              <w:top w:val="single" w:sz="4" w:color="D0D0D0" w:space="0"/>
+              <w:left w:val="single" w:sz="4" w:color="D0D0D0" w:space="0"/>
+              <w:bottom w:val="single" w:sz="4" w:color="D0D0D0" w:space="0"/>
+              <w:right w:val="single" w:sz="4" w:color="D0D0D0" w:space="0"/>
+            </w:tcBorders>
+          </w:tcPr>
+          <w:p>
+            <w:pPr>
+              <w:jc w:val="left"/>
+            </w:pPr>
+            <w:r>
+              <w:rPr>
+                <w:b w:val="0"/>
+                <w:i w:val="0"/>
+                <w:color w:val="222222"/>
+                <w:sz w:val="17"/>
+              </w:rPr>
+              <w:t>Kajian JATAM &amp; Akademis (Unhas/BRIN)</w:t>
+            </w:r>
+          </w:p>
+        </w:tc>
+      </w:tr>
+      <w:tr>
+        <w:tc>
+          <w:tcPr>
+            <w:tcW w:type="dxa" w:w="1474"/>
+            <w:shd w:val="clear" w:color="auto" w:fill="FFFFFF"/>
+            <w:tcMar>
+              <w:top w:w="50" w:type="dxa"/>
+              <w:bottom w:w="50" w:type="dxa"/>
+              <w:left w:w="100" w:type="dxa"/>
+              <w:right w:w="100" w:type="dxa"/>
+            </w:tcMar>
+            <w:tcBorders>
+              <w:top w:val="single" w:sz="4" w:color="D0D0D0" w:space="0"/>
+              <w:left w:val="single" w:sz="4" w:color="D0D0D0" w:space="0"/>
+              <w:bottom w:val="single" w:sz="4" w:color="D0D0D0" w:space="0"/>
+              <w:right w:val="single" w:sz="4" w:color="D0D0D0" w:space="0"/>
+            </w:tcBorders>
+          </w:tcPr>
+          <w:p>
+            <w:pPr>
+              <w:jc w:val="left"/>
+            </w:pPr>
+            <w:r>
+              <w:rPr>
+                <w:b w:val="0"/>
+                <w:i w:val="0"/>
+                <w:color w:val="222222"/>
+                <w:sz w:val="17"/>
+              </w:rPr>
+              <w:t>Sulawesi Tengah</w:t>
+            </w:r>
+          </w:p>
+        </w:tc>
+        <w:tc>
+          <w:tcPr>
+            <w:tcW w:type="dxa" w:w="2041"/>
+            <w:shd w:val="clear" w:color="auto" w:fill="FFFFFF"/>
+            <w:tcMar>
+              <w:top w:w="50" w:type="dxa"/>
+              <w:bottom w:w="50" w:type="dxa"/>
+              <w:left w:w="100" w:type="dxa"/>
+              <w:right w:w="100" w:type="dxa"/>
+            </w:tcMar>
+            <w:tcBorders>
+              <w:top w:val="single" w:sz="4" w:color="D0D0D0" w:space="0"/>
+              <w:left w:val="single" w:sz="4" w:color="D0D0D0" w:space="0"/>
+              <w:bottom w:val="single" w:sz="4" w:color="D0D0D0" w:space="0"/>
+              <w:right w:val="single" w:sz="4" w:color="D0D0D0" w:space="0"/>
+            </w:tcBorders>
+          </w:tcPr>
+          <w:p>
+            <w:pPr>
+              <w:jc w:val="left"/>
+            </w:pPr>
+            <w:r>
+              <w:rPr>
+                <w:b w:val="0"/>
+                <w:i w:val="0"/>
+                <w:color w:val="222222"/>
+                <w:sz w:val="17"/>
+              </w:rPr>
+              <w:t>PT SCM (Sulawesi Cahaya Mineral)</w:t>
+            </w:r>
+          </w:p>
+        </w:tc>
+        <w:tc>
+          <w:tcPr>
+            <w:tcW w:type="dxa" w:w="1701"/>
+            <w:shd w:val="clear" w:color="auto" w:fill="FFFFFF"/>
+            <w:tcMar>
+              <w:top w:w="50" w:type="dxa"/>
+              <w:bottom w:w="50" w:type="dxa"/>
+              <w:left w:w="100" w:type="dxa"/>
+              <w:right w:w="100" w:type="dxa"/>
+            </w:tcMar>
+            <w:tcBorders>
+              <w:top w:val="single" w:sz="4" w:color="D0D0D0" w:space="0"/>
+              <w:left w:val="single" w:sz="4" w:color="D0D0D0" w:space="0"/>
+              <w:bottom w:val="single" w:sz="4" w:color="D0D0D0" w:space="0"/>
+              <w:right w:val="single" w:sz="4" w:color="D0D0D0" w:space="0"/>
+            </w:tcBorders>
+          </w:tcPr>
+          <w:p>
+            <w:pPr>
+              <w:jc w:val="left"/>
+            </w:pPr>
+            <w:r>
+              <w:rPr>
+                <w:b w:val="0"/>
+                <w:i w:val="0"/>
+                <w:color w:val="222222"/>
+                <w:sz w:val="17"/>
+              </w:rPr>
+              <w:t>Air Limbah Tambang</w:t>
+            </w:r>
+          </w:p>
+        </w:tc>
+        <w:tc>
+          <w:tcPr>
+            <w:tcW w:type="dxa" w:w="1587"/>
+            <w:shd w:val="clear" w:color="auto" w:fill="FFFFFF"/>
+            <w:tcMar>
+              <w:top w:w="50" w:type="dxa"/>
+              <w:bottom w:w="50" w:type="dxa"/>
+              <w:left w:w="100" w:type="dxa"/>
+              <w:right w:w="100" w:type="dxa"/>
+            </w:tcMar>
+            <w:tcBorders>
+              <w:top w:val="single" w:sz="4" w:color="D0D0D0" w:space="0"/>
+              <w:left w:val="single" w:sz="4" w:color="D0D0D0" w:space="0"/>
+              <w:bottom w:val="single" w:sz="4" w:color="D0D0D0" w:space="0"/>
+              <w:right w:val="single" w:sz="4" w:color="D0D0D0" w:space="0"/>
+            </w:tcBorders>
+          </w:tcPr>
+          <w:p>
+            <w:pPr>
+              <w:jc w:val="center"/>
+            </w:pPr>
+            <w:r>
+              <w:rPr>
+                <w:b w:val="0"/>
+                <w:i w:val="0"/>
+                <w:color w:val="222222"/>
+                <w:sz w:val="17"/>
+              </w:rPr>
+              <w:t>800,000</w:t>
+            </w:r>
+          </w:p>
+        </w:tc>
+        <w:tc>
+          <w:tcPr>
+            <w:tcW w:type="dxa" w:w="1928"/>
+            <w:shd w:val="clear" w:color="auto" w:fill="FFFFFF"/>
+            <w:tcMar>
+              <w:top w:w="50" w:type="dxa"/>
+              <w:bottom w:w="50" w:type="dxa"/>
+              <w:left w:w="100" w:type="dxa"/>
+              <w:right w:w="100" w:type="dxa"/>
+            </w:tcMar>
+            <w:tcBorders>
+              <w:top w:val="single" w:sz="4" w:color="D0D0D0" w:space="0"/>
+              <w:left w:val="single" w:sz="4" w:color="D0D0D0" w:space="0"/>
+              <w:bottom w:val="single" w:sz="4" w:color="D0D0D0" w:space="0"/>
+              <w:right w:val="single" w:sz="4" w:color="D0D0D0" w:space="0"/>
+            </w:tcBorders>
+          </w:tcPr>
+          <w:p>
+            <w:pPr>
+              <w:jc w:val="left"/>
+            </w:pPr>
+            <w:r>
+              <w:rPr>
+                <w:b w:val="0"/>
+                <w:i w:val="0"/>
+                <w:color w:val="222222"/>
+                <w:sz w:val="17"/>
+              </w:rPr>
+              <w:t>AEER HPAL Report (2024)</w:t>
+            </w:r>
+          </w:p>
+        </w:tc>
+      </w:tr>
+    </w:tbl>
+    <w:p>
+      <w:pPr>
+        <w:spacing w:after="80"/>
+      </w:pPr>
+    </w:p>
+    <w:p>
+      <w:pPr>
+        <w:spacing w:before="160" w:after="40"/>
+      </w:pPr>
+      <w:r>
+        <w:rPr>
+          <w:b/>
+          <w:i w:val="0"/>
+          <w:color w:val="2E7D32"/>
+          <w:sz w:val="19"/>
+        </w:rPr>
+        <w:t>E. Analisis Temuan Empiris: Beban Ganda Masyarakat Terdampak</w:t>
+      </w:r>
+    </w:p>
+    <w:p>
+      <w:pPr>
+        <w:spacing w:after="100"/>
+        <w:jc w:val="both"/>
+      </w:pPr>
+      <w:r>
+        <w:rPr>
+          <w:b/>
+          <w:i w:val="0"/>
+          <w:color w:val="222222"/>
+          <w:sz w:val="19"/>
+        </w:rPr>
+        <w:t xml:space="preserve">1. </w:t>
+      </w:r>
+      <w:r>
+        <w:rPr>
+          <w:b/>
+          <w:i w:val="0"/>
+          <w:color w:val="222222"/>
+          <w:sz w:val="19"/>
+        </w:rPr>
+        <w:t xml:space="preserve">Skala Ancaman Regional: </w:t>
+      </w:r>
+      <w:r>
+        <w:rPr>
+          <w:b w:val="0"/>
+          <w:i w:val="0"/>
+          <w:color w:val="222222"/>
+          <w:sz w:val="19"/>
+        </w:rPr>
+        <w:t>Industri nikel di Sulawesi menghasilkan lebih dari 32.8 juta ton limbah B3 per tahun dari 6 fasilitas mayor. Provinsi Sulawesi Tengah menanggung beban terbesar dengan 25.3 juta ton per tahun, disusul Sulawesi Tenggara (6.5 juta ton).</w:t>
+        <w:br/>
+      </w:r>
+      <w:r>
+        <w:rPr>
+          <w:b/>
+          <w:i w:val="0"/>
+          <w:color w:val="222222"/>
+          <w:sz w:val="19"/>
+        </w:rPr>
+        <w:t xml:space="preserve">2. </w:t>
+      </w:r>
+      <w:r>
+        <w:rPr>
+          <w:b/>
+          <w:i w:val="0"/>
+          <w:color w:val="222222"/>
+          <w:sz w:val="19"/>
+        </w:rPr>
+        <w:t xml:space="preserve">Dominasi Slag &amp; Tailing: </w:t>
+      </w:r>
+      <w:r>
+        <w:rPr>
+          <w:b w:val="0"/>
+          <w:i w:val="0"/>
+          <w:color w:val="222222"/>
+          <w:sz w:val="19"/>
+        </w:rPr>
+        <w:t>Slag dan Tailing mendominasi timbulan dengan total 32.0 juta ton/tahun (97.6% dari total). Material ini mengandung logam berat Chromium, Nikel, Kadmium, dan Arsenik yang bersifat karsinogenik dan neurotoksik.</w:t>
+        <w:br/>
+      </w:r>
+      <w:r>
+        <w:rPr>
+          <w:b/>
+          <w:i w:val="0"/>
+          <w:color w:val="222222"/>
+          <w:sz w:val="19"/>
+        </w:rPr>
+        <w:t xml:space="preserve">3. </w:t>
+      </w:r>
+      <w:r>
+        <w:rPr>
+          <w:b/>
+          <w:i w:val="0"/>
+          <w:color w:val="222222"/>
+          <w:sz w:val="19"/>
+        </w:rPr>
+        <w:t xml:space="preserve">Konsentrasi di Kompleks IMIP: </w:t>
+      </w:r>
+      <w:r>
+        <w:rPr>
+          <w:b w:val="0"/>
+          <w:i w:val="0"/>
+          <w:color w:val="222222"/>
+          <w:sz w:val="19"/>
+        </w:rPr>
+        <w:t>Kompleks IMIP di Morowali sendiri menghasilkan 12.0 juta ton limbah B3/tahun, menegaskan pentingnya evaluasi independen atas dampak lingkungan dan kesehatan dari ekspansi industri nikel.</w:t>
+        <w:br/>
+      </w:r>
+      <w:r>
+        <w:rPr>
+          <w:b/>
+          <w:i w:val="0"/>
+          <w:color w:val="222222"/>
+          <w:sz w:val="19"/>
+        </w:rPr>
+        <w:t xml:space="preserve">4. </w:t>
+      </w:r>
+      <w:r>
+        <w:rPr>
+          <w:b/>
+          <w:i w:val="0"/>
+          <w:color w:val="222222"/>
+          <w:sz w:val="19"/>
+        </w:rPr>
+        <w:t xml:space="preserve">Beban Ganda (Double Burden): </w:t>
+      </w:r>
+      <w:r>
+        <w:rPr>
+          <w:b w:val="0"/>
+          <w:i w:val="0"/>
+          <w:color w:val="222222"/>
+          <w:sz w:val="19"/>
+        </w:rPr>
+        <w:t>Masyarakat di zona penyangga smelter menanggung beban polusi aktif (paparan harian emisi SO2, debu PM2.5, dan pencemaran air) sekaligus beban polusi pasif: hidup berdampingan dengan timbunan 32.8 juta ton limbah beracun yang terakumulasi setiap tahun tanpa jaminan keamanan jangka panjang. Pengendaliannya memerlukan kajian risiko kesehatan independen, sistem monitoring limbah B3 yang transparan, dan skema kompensasi yang adil bagi masyarakat terdampak.</w:t>
       </w:r>
     </w:p>
     <w:sectPr>

--- a/tools/report_metodologi/bab_3/Metodologi_Bab3_Beban_Kesehatan.docx
+++ b/tools/report_metodologi/bab_3/Metodologi_Bab3_Beban_Kesehatan.docx
@@ -21167,7 +21167,7 @@
           <w:color w:val="222222"/>
           <w:sz w:val="19"/>
         </w:rPr>
-        <w:t xml:space="preserve"> berikut. Sub-bab ini tidak menggunakan uji inferensial Chi-Square, melainkan pemeringkatan dan profiling komposisi buangan absolut, dengan konfigurasi variabel dirinci pada Tabel 3.7a di bawah gambar.</w:t>
+        <w:t xml:space="preserve"> berikut. Sub-bab ini tidak menggunakan uji inferensial Chi-Square, melainkan pemeringkatan dan profiling komposisi buangan absolut; hanya fasilitas mayor dengan timbulan &gt; 1,000 Ton/Tahun (6 dari 67 entri sumber) yang diagregasi.</w:t>
       </w:r>
     </w:p>
     <w:p>
@@ -21222,500 +21222,6 @@
           </wp:inline>
         </w:drawing>
       </w:r>
-    </w:p>
-    <w:p>
-      <w:pPr>
-        <w:spacing w:before="120" w:after="40"/>
-      </w:pPr>
-      <w:r>
-        <w:rPr>
-          <w:b/>
-          <w:i/>
-          <w:color w:val="2E7D32"/>
-          <w:sz w:val="17"/>
-        </w:rPr>
-        <w:t>Tabel 3.7a: Konfigurasi Variabel Analisis Deskriptif Limbah B3 (Sub-bab 3.7)</w:t>
-      </w:r>
-    </w:p>
-    <w:tbl>
-      <w:tblPr>
-        <w:tblStyle w:val="TableGrid"/>
-        <w:tblW w:type="auto" w:w="0"/>
-        <w:jc w:val="center"/>
-        <w:tblLayout w:type="fixed"/>
-        <w:tblLook w:firstColumn="1" w:firstRow="1" w:lastColumn="0" w:lastRow="0" w:noHBand="0" w:noVBand="1" w:val="04A0"/>
-      </w:tblPr>
-      <w:tblGrid>
-        <w:gridCol w:w="4819"/>
-        <w:gridCol w:w="4819"/>
-      </w:tblGrid>
-      <w:tr>
-        <w:tc>
-          <w:tcPr>
-            <w:tcW w:type="dxa" w:w="2551"/>
-            <w:shd w:val="clear" w:color="auto" w:fill="2E7D32"/>
-            <w:tcMar>
-              <w:top w:w="70" w:type="dxa"/>
-              <w:bottom w:w="70" w:type="dxa"/>
-              <w:left w:w="100" w:type="dxa"/>
-              <w:right w:w="100" w:type="dxa"/>
-            </w:tcMar>
-            <w:tcBorders>
-              <w:top w:val="single" w:sz="4" w:color="D0D0D0" w:space="0"/>
-              <w:left w:val="single" w:sz="4" w:color="D0D0D0" w:space="0"/>
-              <w:bottom w:val="single" w:sz="8" w:color="1B5E20" w:space="0"/>
-              <w:right w:val="single" w:sz="4" w:color="D0D0D0" w:space="0"/>
-            </w:tcBorders>
-          </w:tcPr>
-          <w:p>
-            <w:pPr>
-              <w:jc w:val="left"/>
-            </w:pPr>
-            <w:r>
-              <w:rPr>
-                <w:b/>
-                <w:i w:val="0"/>
-                <w:color w:val="FFFFFF"/>
-                <w:sz w:val="17"/>
-              </w:rPr>
-              <w:t>Komponen Analisis</w:t>
-            </w:r>
-          </w:p>
-        </w:tc>
-        <w:tc>
-          <w:tcPr>
-            <w:tcW w:type="dxa" w:w="6236"/>
-            <w:shd w:val="clear" w:color="auto" w:fill="2E7D32"/>
-            <w:tcMar>
-              <w:top w:w="70" w:type="dxa"/>
-              <w:bottom w:w="70" w:type="dxa"/>
-              <w:left w:w="100" w:type="dxa"/>
-              <w:right w:w="100" w:type="dxa"/>
-            </w:tcMar>
-            <w:tcBorders>
-              <w:top w:val="single" w:sz="4" w:color="D0D0D0" w:space="0"/>
-              <w:left w:val="single" w:sz="4" w:color="D0D0D0" w:space="0"/>
-              <w:bottom w:val="single" w:sz="8" w:color="1B5E20" w:space="0"/>
-              <w:right w:val="single" w:sz="4" w:color="D0D0D0" w:space="0"/>
-            </w:tcBorders>
-          </w:tcPr>
-          <w:p>
-            <w:pPr>
-              <w:jc w:val="left"/>
-            </w:pPr>
-            <w:r>
-              <w:rPr>
-                <w:b/>
-                <w:i w:val="0"/>
-                <w:color w:val="FFFFFF"/>
-                <w:sz w:val="17"/>
-              </w:rPr>
-              <w:t>Definisi Variabel (Sub-bab 3.7)</w:t>
-            </w:r>
-          </w:p>
-        </w:tc>
-      </w:tr>
-      <w:tr>
-        <w:tc>
-          <w:tcPr>
-            <w:tcW w:type="dxa" w:w="2551"/>
-            <w:shd w:val="clear" w:color="auto" w:fill="F5FBF5"/>
-            <w:tcMar>
-              <w:top w:w="50" w:type="dxa"/>
-              <w:bottom w:w="50" w:type="dxa"/>
-              <w:left w:w="100" w:type="dxa"/>
-              <w:right w:w="100" w:type="dxa"/>
-            </w:tcMar>
-            <w:tcBorders>
-              <w:top w:val="single" w:sz="4" w:color="D0D0D0" w:space="0"/>
-              <w:left w:val="single" w:sz="4" w:color="D0D0D0" w:space="0"/>
-              <w:bottom w:val="single" w:sz="4" w:color="D0D0D0" w:space="0"/>
-              <w:right w:val="single" w:sz="4" w:color="D0D0D0" w:space="0"/>
-            </w:tcBorders>
-          </w:tcPr>
-          <w:p>
-            <w:pPr>
-              <w:jc w:val="left"/>
-            </w:pPr>
-            <w:r>
-              <w:rPr>
-                <w:b w:val="0"/>
-                <w:i w:val="0"/>
-                <w:color w:val="222222"/>
-                <w:sz w:val="17"/>
-              </w:rPr>
-              <w:t>Variabel Independen (X)</w:t>
-            </w:r>
-          </w:p>
-        </w:tc>
-        <w:tc>
-          <w:tcPr>
-            <w:tcW w:type="dxa" w:w="6236"/>
-            <w:shd w:val="clear" w:color="auto" w:fill="F5FBF5"/>
-            <w:tcMar>
-              <w:top w:w="50" w:type="dxa"/>
-              <w:bottom w:w="50" w:type="dxa"/>
-              <w:left w:w="100" w:type="dxa"/>
-              <w:right w:w="100" w:type="dxa"/>
-            </w:tcMar>
-            <w:tcBorders>
-              <w:top w:val="single" w:sz="4" w:color="D0D0D0" w:space="0"/>
-              <w:left w:val="single" w:sz="4" w:color="D0D0D0" w:space="0"/>
-              <w:bottom w:val="single" w:sz="4" w:color="D0D0D0" w:space="0"/>
-              <w:right w:val="single" w:sz="4" w:color="D0D0D0" w:space="0"/>
-            </w:tcBorders>
-          </w:tcPr>
-          <w:p>
-            <w:pPr>
-              <w:jc w:val="left"/>
-            </w:pPr>
-            <w:r>
-              <w:rPr>
-                <w:b w:val="0"/>
-                <w:i w:val="0"/>
-                <w:color w:val="222222"/>
-                <w:sz w:val="17"/>
-              </w:rPr>
-              <w:t>Kawasan/Perusahaan dan Jenis Limbah B3 (klasifikasi operasi dan karakter residu: Slag, Tailing HPAL, Air Asam Tambang).</w:t>
-            </w:r>
-          </w:p>
-        </w:tc>
-      </w:tr>
-      <w:tr>
-        <w:tc>
-          <w:tcPr>
-            <w:tcW w:type="dxa" w:w="2551"/>
-            <w:shd w:val="clear" w:color="auto" w:fill="FFFFFF"/>
-            <w:tcMar>
-              <w:top w:w="50" w:type="dxa"/>
-              <w:bottom w:w="50" w:type="dxa"/>
-              <w:left w:w="100" w:type="dxa"/>
-              <w:right w:w="100" w:type="dxa"/>
-            </w:tcMar>
-            <w:tcBorders>
-              <w:top w:val="single" w:sz="4" w:color="D0D0D0" w:space="0"/>
-              <w:left w:val="single" w:sz="4" w:color="D0D0D0" w:space="0"/>
-              <w:bottom w:val="single" w:sz="4" w:color="D0D0D0" w:space="0"/>
-              <w:right w:val="single" w:sz="4" w:color="D0D0D0" w:space="0"/>
-            </w:tcBorders>
-          </w:tcPr>
-          <w:p>
-            <w:pPr>
-              <w:jc w:val="left"/>
-            </w:pPr>
-            <w:r>
-              <w:rPr>
-                <w:b w:val="0"/>
-                <w:i w:val="0"/>
-                <w:color w:val="222222"/>
-                <w:sz w:val="17"/>
-              </w:rPr>
-              <w:t>Variabel Dependen (Y)</w:t>
-            </w:r>
-          </w:p>
-        </w:tc>
-        <w:tc>
-          <w:tcPr>
-            <w:tcW w:type="dxa" w:w="6236"/>
-            <w:shd w:val="clear" w:color="auto" w:fill="FFFFFF"/>
-            <w:tcMar>
-              <w:top w:w="50" w:type="dxa"/>
-              <w:bottom w:w="50" w:type="dxa"/>
-              <w:left w:w="100" w:type="dxa"/>
-              <w:right w:w="100" w:type="dxa"/>
-            </w:tcMar>
-            <w:tcBorders>
-              <w:top w:val="single" w:sz="4" w:color="D0D0D0" w:space="0"/>
-              <w:left w:val="single" w:sz="4" w:color="D0D0D0" w:space="0"/>
-              <w:bottom w:val="single" w:sz="4" w:color="D0D0D0" w:space="0"/>
-              <w:right w:val="single" w:sz="4" w:color="D0D0D0" w:space="0"/>
-            </w:tcBorders>
-          </w:tcPr>
-          <w:p>
-            <w:pPr>
-              <w:jc w:val="left"/>
-            </w:pPr>
-            <w:r>
-              <w:rPr>
-                <w:b w:val="0"/>
-                <w:i w:val="0"/>
-                <w:color w:val="222222"/>
-                <w:sz w:val="17"/>
-              </w:rPr>
-              <w:t>Estimasi Timbulan (Ton/Tahun): volume absolut buangan limbah B3 per fasilitas.</w:t>
-            </w:r>
-          </w:p>
-        </w:tc>
-      </w:tr>
-      <w:tr>
-        <w:tc>
-          <w:tcPr>
-            <w:tcW w:type="dxa" w:w="2551"/>
-            <w:shd w:val="clear" w:color="auto" w:fill="F5FBF5"/>
-            <w:tcMar>
-              <w:top w:w="50" w:type="dxa"/>
-              <w:bottom w:w="50" w:type="dxa"/>
-              <w:left w:w="100" w:type="dxa"/>
-              <w:right w:w="100" w:type="dxa"/>
-            </w:tcMar>
-            <w:tcBorders>
-              <w:top w:val="single" w:sz="4" w:color="D0D0D0" w:space="0"/>
-              <w:left w:val="single" w:sz="4" w:color="D0D0D0" w:space="0"/>
-              <w:bottom w:val="single" w:sz="4" w:color="D0D0D0" w:space="0"/>
-              <w:right w:val="single" w:sz="4" w:color="D0D0D0" w:space="0"/>
-            </w:tcBorders>
-          </w:tcPr>
-          <w:p>
-            <w:pPr>
-              <w:jc w:val="left"/>
-            </w:pPr>
-            <w:r>
-              <w:rPr>
-                <w:b w:val="0"/>
-                <w:i w:val="0"/>
-                <w:color w:val="222222"/>
-                <w:sz w:val="17"/>
-              </w:rPr>
-              <w:t>Metode Analisis</w:t>
-            </w:r>
-          </w:p>
-        </w:tc>
-        <w:tc>
-          <w:tcPr>
-            <w:tcW w:type="dxa" w:w="6236"/>
-            <w:shd w:val="clear" w:color="auto" w:fill="F5FBF5"/>
-            <w:tcMar>
-              <w:top w:w="50" w:type="dxa"/>
-              <w:bottom w:w="50" w:type="dxa"/>
-              <w:left w:w="100" w:type="dxa"/>
-              <w:right w:w="100" w:type="dxa"/>
-            </w:tcMar>
-            <w:tcBorders>
-              <w:top w:val="single" w:sz="4" w:color="D0D0D0" w:space="0"/>
-              <w:left w:val="single" w:sz="4" w:color="D0D0D0" w:space="0"/>
-              <w:bottom w:val="single" w:sz="4" w:color="D0D0D0" w:space="0"/>
-              <w:right w:val="single" w:sz="4" w:color="D0D0D0" w:space="0"/>
-            </w:tcBorders>
-          </w:tcPr>
-          <w:p>
-            <w:pPr>
-              <w:jc w:val="left"/>
-            </w:pPr>
-            <w:r>
-              <w:rPr>
-                <w:b w:val="0"/>
-                <w:i w:val="0"/>
-                <w:color w:val="222222"/>
-                <w:sz w:val="17"/>
-              </w:rPr>
-              <w:t>Statistik deskriptif (pemeringkatan, profiling komposisi, audit defisit pengelolaan) dan komparasi Bar Chart; tanpa uji inferensial Chi-Square.</w:t>
-            </w:r>
-          </w:p>
-        </w:tc>
-      </w:tr>
-      <w:tr>
-        <w:tc>
-          <w:tcPr>
-            <w:tcW w:type="dxa" w:w="2551"/>
-            <w:shd w:val="clear" w:color="auto" w:fill="FFFFFF"/>
-            <w:tcMar>
-              <w:top w:w="50" w:type="dxa"/>
-              <w:bottom w:w="50" w:type="dxa"/>
-              <w:left w:w="100" w:type="dxa"/>
-              <w:right w:w="100" w:type="dxa"/>
-            </w:tcMar>
-            <w:tcBorders>
-              <w:top w:val="single" w:sz="4" w:color="D0D0D0" w:space="0"/>
-              <w:left w:val="single" w:sz="4" w:color="D0D0D0" w:space="0"/>
-              <w:bottom w:val="single" w:sz="4" w:color="D0D0D0" w:space="0"/>
-              <w:right w:val="single" w:sz="4" w:color="D0D0D0" w:space="0"/>
-            </w:tcBorders>
-          </w:tcPr>
-          <w:p>
-            <w:pPr>
-              <w:jc w:val="left"/>
-            </w:pPr>
-            <w:r>
-              <w:rPr>
-                <w:b w:val="0"/>
-                <w:i w:val="0"/>
-                <w:color w:val="222222"/>
-                <w:sz w:val="17"/>
-              </w:rPr>
-              <w:t>Filter Sumber Mayor</w:t>
-            </w:r>
-          </w:p>
-        </w:tc>
-        <w:tc>
-          <w:tcPr>
-            <w:tcW w:type="dxa" w:w="6236"/>
-            <w:shd w:val="clear" w:color="auto" w:fill="FFFFFF"/>
-            <w:tcMar>
-              <w:top w:w="50" w:type="dxa"/>
-              <w:bottom w:w="50" w:type="dxa"/>
-              <w:left w:w="100" w:type="dxa"/>
-              <w:right w:w="100" w:type="dxa"/>
-            </w:tcMar>
-            <w:tcBorders>
-              <w:top w:val="single" w:sz="4" w:color="D0D0D0" w:space="0"/>
-              <w:left w:val="single" w:sz="4" w:color="D0D0D0" w:space="0"/>
-              <w:bottom w:val="single" w:sz="4" w:color="D0D0D0" w:space="0"/>
-              <w:right w:val="single" w:sz="4" w:color="D0D0D0" w:space="0"/>
-            </w:tcBorders>
-          </w:tcPr>
-          <w:p>
-            <w:pPr>
-              <w:jc w:val="left"/>
-            </w:pPr>
-            <w:r>
-              <w:rPr>
-                <w:b w:val="0"/>
-                <w:i w:val="0"/>
-                <w:color w:val="222222"/>
-                <w:sz w:val="17"/>
-              </w:rPr>
-              <w:t>Hanya fasilitas dengan timbulan &gt; 1,000 Ton/Tahun (6 dari 67 entri sumber).</w:t>
-            </w:r>
-          </w:p>
-        </w:tc>
-      </w:tr>
-      <w:tr>
-        <w:tc>
-          <w:tcPr>
-            <w:tcW w:type="dxa" w:w="2551"/>
-            <w:shd w:val="clear" w:color="auto" w:fill="F5FBF5"/>
-            <w:tcMar>
-              <w:top w:w="50" w:type="dxa"/>
-              <w:bottom w:w="50" w:type="dxa"/>
-              <w:left w:w="100" w:type="dxa"/>
-              <w:right w:w="100" w:type="dxa"/>
-            </w:tcMar>
-            <w:tcBorders>
-              <w:top w:val="single" w:sz="4" w:color="D0D0D0" w:space="0"/>
-              <w:left w:val="single" w:sz="4" w:color="D0D0D0" w:space="0"/>
-              <w:bottom w:val="single" w:sz="4" w:color="D0D0D0" w:space="0"/>
-              <w:right w:val="single" w:sz="4" w:color="D0D0D0" w:space="0"/>
-            </w:tcBorders>
-          </w:tcPr>
-          <w:p>
-            <w:pPr>
-              <w:jc w:val="left"/>
-            </w:pPr>
-            <w:r>
-              <w:rPr>
-                <w:b w:val="0"/>
-                <w:i w:val="0"/>
-                <w:color w:val="222222"/>
-                <w:sz w:val="17"/>
-              </w:rPr>
-              <w:t>Periode Observasi</w:t>
-            </w:r>
-          </w:p>
-        </w:tc>
-        <w:tc>
-          <w:tcPr>
-            <w:tcW w:type="dxa" w:w="6236"/>
-            <w:shd w:val="clear" w:color="auto" w:fill="F5FBF5"/>
-            <w:tcMar>
-              <w:top w:w="50" w:type="dxa"/>
-              <w:bottom w:w="50" w:type="dxa"/>
-              <w:left w:w="100" w:type="dxa"/>
-              <w:right w:w="100" w:type="dxa"/>
-            </w:tcMar>
-            <w:tcBorders>
-              <w:top w:val="single" w:sz="4" w:color="D0D0D0" w:space="0"/>
-              <w:left w:val="single" w:sz="4" w:color="D0D0D0" w:space="0"/>
-              <w:bottom w:val="single" w:sz="4" w:color="D0D0D0" w:space="0"/>
-              <w:right w:val="single" w:sz="4" w:color="D0D0D0" w:space="0"/>
-            </w:tcBorders>
-          </w:tcPr>
-          <w:p>
-            <w:pPr>
-              <w:jc w:val="left"/>
-            </w:pPr>
-            <w:r>
-              <w:rPr>
-                <w:b w:val="0"/>
-                <w:i w:val="0"/>
-                <w:color w:val="222222"/>
-                <w:sz w:val="17"/>
-              </w:rPr>
-              <w:t>Kompilasi laporan 2020-2024 (AEER, WALHI, JATAM, BPLH, kajian akademis).</w:t>
-            </w:r>
-          </w:p>
-        </w:tc>
-      </w:tr>
-      <w:tr>
-        <w:tc>
-          <w:tcPr>
-            <w:tcW w:type="dxa" w:w="2551"/>
-            <w:shd w:val="clear" w:color="auto" w:fill="FFFFFF"/>
-            <w:tcMar>
-              <w:top w:w="50" w:type="dxa"/>
-              <w:bottom w:w="50" w:type="dxa"/>
-              <w:left w:w="100" w:type="dxa"/>
-              <w:right w:w="100" w:type="dxa"/>
-            </w:tcMar>
-            <w:tcBorders>
-              <w:top w:val="single" w:sz="4" w:color="D0D0D0" w:space="0"/>
-              <w:left w:val="single" w:sz="4" w:color="D0D0D0" w:space="0"/>
-              <w:bottom w:val="single" w:sz="4" w:color="D0D0D0" w:space="0"/>
-              <w:right w:val="single" w:sz="4" w:color="D0D0D0" w:space="0"/>
-            </w:tcBorders>
-          </w:tcPr>
-          <w:p>
-            <w:pPr>
-              <w:jc w:val="left"/>
-            </w:pPr>
-            <w:r>
-              <w:rPr>
-                <w:b w:val="0"/>
-                <w:i w:val="0"/>
-                <w:color w:val="222222"/>
-                <w:sz w:val="17"/>
-              </w:rPr>
-              <w:t>Dataset &amp; File</w:t>
-            </w:r>
-          </w:p>
-        </w:tc>
-        <w:tc>
-          <w:tcPr>
-            <w:tcW w:type="dxa" w:w="6236"/>
-            <w:shd w:val="clear" w:color="auto" w:fill="FFFFFF"/>
-            <w:tcMar>
-              <w:top w:w="50" w:type="dxa"/>
-              <w:bottom w:w="50" w:type="dxa"/>
-              <w:left w:w="100" w:type="dxa"/>
-              <w:right w:w="100" w:type="dxa"/>
-            </w:tcMar>
-            <w:tcBorders>
-              <w:top w:val="single" w:sz="4" w:color="D0D0D0" w:space="0"/>
-              <w:left w:val="single" w:sz="4" w:color="D0D0D0" w:space="0"/>
-              <w:bottom w:val="single" w:sz="4" w:color="D0D0D0" w:space="0"/>
-              <w:right w:val="single" w:sz="4" w:color="D0D0D0" w:space="0"/>
-            </w:tcBorders>
-          </w:tcPr>
-          <w:p>
-            <w:pPr>
-              <w:jc w:val="left"/>
-            </w:pPr>
-            <w:r>
-              <w:rPr>
-                <w:b w:val="0"/>
-                <w:i w:val="0"/>
-                <w:color w:val="222222"/>
-                <w:sz w:val="17"/>
-              </w:rPr>
-              <w:t>data/processed/sulawesi_limbah_b3.csv</w:t>
-            </w:r>
-          </w:p>
-        </w:tc>
-      </w:tr>
-    </w:tbl>
-    <w:p>
-      <w:pPr>
-        <w:spacing w:after="80"/>
-      </w:pPr>
     </w:p>
     <w:p>
       <w:pPr>
